--- a/Voice_AI_SOR_墨甲机器人.docx
+++ b/Voice_AI_SOR_墨甲机器人.docx
@@ -23,7 +23,7 @@
         <w:t>版本</w:t>
       </w:r>
       <w:r>
-        <w:t xml:space="preserve">：v1.0  </w:t>
+        <w:t xml:space="preserve">：v1.1（基于 v1.0 的合规性回调，对齐国内主流供应商可交付基线）  </w:t>
       </w:r>
     </w:p>
     <w:p>
@@ -65,6 +65,21 @@
     <w:p/>
     <w:p>
       <w:r>
+        <w:t xml:space="preserve">&gt; </w:t>
+      </w:r>
+      <w:r>
+        <w:rPr>
+          <w:b/>
+        </w:rPr>
+        <w:t>v1.1 修订摘要</w:t>
+      </w:r>
+      <w:r>
+        <w:t>：(1) 波束成形基线与默认硬件阵型对齐；(2) 拆分规则路径与 LLM 路径端到端时延预算；(3) "首词输出延迟"重命名为"出文延迟"并增加噪声场景行；(4) 声视时间对齐放宽至 40 ms（保留 20 ms 作为体验指标，要求硬件 PTP）；(5) TTS 多音字核心指标回调至 95%，98% 列为体验指标；(6) 新增"云端网络 RTT ≤ 150 ms"独立预算行；(7) 区分规则路由覆盖率（稳态）与规则兜底覆盖率（故障态）。详见配套 `SOR_Review_Report_墨甲v2.md`。</w:t>
+      </w:r>
+    </w:p>
+    <w:p/>
+    <w:p>
+      <w:r>
         <w:t>────────────────────────────────────────────────────────────</w:t>
       </w:r>
     </w:p>
@@ -172,7 +187,7 @@
               <w:rPr>
                 <w:sz w:val="18"/>
               </w:rPr>
-              <w:t>v1.0</w:t>
+              <w:t>v1.1（基于 v1.0 的合规性回调）</w:t>
             </w:r>
           </w:p>
         </w:tc>
@@ -1131,7 +1146,7 @@
               <w:rPr>
                 <w:sz w:val="18"/>
               </w:rPr>
-              <w:t>墨甲电机全速运转，麦克风距电机30cm</w:t>
+              <w:t>墨甲电机全速运转，麦克风距电机30cm（评测基准距离；实机部署按实际安装距离复测，按6dB/倍距折算）</w:t>
             </w:r>
           </w:p>
         </w:tc>
@@ -1200,7 +1215,7 @@
               <w:rPr>
                 <w:sz w:val="18"/>
               </w:rPr>
-              <w:t>波束成形</w:t>
+              <w:t>波束成形（默认硬件）</w:t>
             </w:r>
           </w:p>
         </w:tc>
@@ -1226,20 +1241,74 @@
               <w:rPr>
                 <w:sz w:val="18"/>
               </w:rPr>
-              <w:t>≥ 6 dB（4阵元线阵）</w:t>
-            </w:r>
-          </w:p>
-        </w:tc>
-        <w:tc>
-          <w:tcPr>
-            <w:tcW w:type="dxa" w:w="2210"/>
-          </w:tcPr>
-          <w:p>
-            <w:r>
-              <w:rPr>
-                <w:sz w:val="18"/>
-              </w:rPr>
-              <w:t>目标方向0°，旁瓣90°</w:t>
+              <w:t>≥ 6 dB（**6阵元圆阵**，与§3.2默认硬件对齐）</w:t>
+            </w:r>
+          </w:p>
+        </w:tc>
+        <w:tc>
+          <w:tcPr>
+            <w:tcW w:type="dxa" w:w="2210"/>
+          </w:tcPr>
+          <w:p>
+            <w:r>
+              <w:rPr>
+                <w:sz w:val="18"/>
+              </w:rPr>
+              <w:t>目标方向0°，旁瓣90°，远场弥散噪声</w:t>
+            </w:r>
+          </w:p>
+        </w:tc>
+      </w:tr>
+      <w:tr>
+        <w:tc>
+          <w:tcPr>
+            <w:tcW w:type="dxa" w:w="2210"/>
+          </w:tcPr>
+          <w:p>
+            <w:r>
+              <w:rPr>
+                <w:sz w:val="18"/>
+              </w:rPr>
+              <w:t>波束成形（降级硬件）</w:t>
+            </w:r>
+          </w:p>
+        </w:tc>
+        <w:tc>
+          <w:tcPr>
+            <w:tcW w:type="dxa" w:w="2210"/>
+          </w:tcPr>
+          <w:p>
+            <w:r>
+              <w:rPr>
+                <w:sz w:val="18"/>
+              </w:rPr>
+              <w:t>主瓣增益</w:t>
+            </w:r>
+          </w:p>
+        </w:tc>
+        <w:tc>
+          <w:tcPr>
+            <w:tcW w:type="dxa" w:w="2210"/>
+          </w:tcPr>
+          <w:p>
+            <w:r>
+              <w:rPr>
+                <w:sz w:val="18"/>
+              </w:rPr>
+              <w:t>≥ 4 dB（**4阵元线阵**，4元理论上限6dB，工程值留余量）</w:t>
+            </w:r>
+          </w:p>
+        </w:tc>
+        <w:tc>
+          <w:tcPr>
+            <w:tcW w:type="dxa" w:w="2210"/>
+          </w:tcPr>
+          <w:p>
+            <w:r>
+              <w:rPr>
+                <w:sz w:val="18"/>
+              </w:rPr>
+              <w:t>目标方向0°，旁瓣90°，远场弥散噪声</w:t>
             </w:r>
           </w:p>
         </w:tc>
@@ -1555,7 +1624,7 @@
               <w:rPr>
                 <w:sz w:val="18"/>
               </w:rPr>
-              <w:t>声视时间对齐误差</w:t>
+              <w:t>声视时间对齐误差（核心）</w:t>
             </w:r>
           </w:p>
         </w:tc>
@@ -1581,6 +1650,60 @@
               <w:rPr>
                 <w:sz w:val="18"/>
               </w:rPr>
+              <w:t>≤ 40 ms</w:t>
+            </w:r>
+          </w:p>
+        </w:tc>
+        <w:tc>
+          <w:tcPr>
+            <w:tcW w:type="dxa" w:w="2210"/>
+          </w:tcPr>
+          <w:p>
+            <w:r>
+              <w:rPr>
+                <w:sz w:val="18"/>
+              </w:rPr>
+              <w:t>视觉30fps，声学16kHz，纯软件时间戳同步（1帧周期同量级）</w:t>
+            </w:r>
+          </w:p>
+        </w:tc>
+      </w:tr>
+      <w:tr>
+        <w:tc>
+          <w:tcPr>
+            <w:tcW w:type="dxa" w:w="2210"/>
+          </w:tcPr>
+          <w:p>
+            <w:r>
+              <w:rPr>
+                <w:sz w:val="18"/>
+              </w:rPr>
+              <w:t>声视时间对齐误差（体验，硬件PTP）</w:t>
+            </w:r>
+          </w:p>
+        </w:tc>
+        <w:tc>
+          <w:tcPr>
+            <w:tcW w:type="dxa" w:w="2210"/>
+          </w:tcPr>
+          <w:p>
+            <w:r>
+              <w:rPr>
+                <w:sz w:val="18"/>
+              </w:rPr>
+              <w:t>时间戳对齐精度</w:t>
+            </w:r>
+          </w:p>
+        </w:tc>
+        <w:tc>
+          <w:tcPr>
+            <w:tcW w:type="dxa" w:w="2210"/>
+          </w:tcPr>
+          <w:p>
+            <w:r>
+              <w:rPr>
+                <w:sz w:val="18"/>
+              </w:rPr>
               <w:t>≤ 20 ms</w:t>
             </w:r>
           </w:p>
@@ -1594,7 +1717,7 @@
               <w:rPr>
                 <w:sz w:val="18"/>
               </w:rPr>
-              <w:t>视觉30fps，声学16kHz</w:t>
+              <w:t>要求硬件PTP / IEEE 1588同步或共时钟域采集</w:t>
             </w:r>
           </w:p>
         </w:tc>
@@ -2072,7 +2195,7 @@
               <w:rPr>
                 <w:sz w:val="18"/>
               </w:rPr>
-              <w:t>响应速度</w:t>
+              <w:t>响应速度（安静）</w:t>
             </w:r>
           </w:p>
         </w:tc>
@@ -2111,7 +2234,61 @@
               <w:rPr>
                 <w:sz w:val="18"/>
               </w:rPr>
-              <w:t>从唤醒词结束到唤醒事件触发</w:t>
+              <w:t>从唤醒词结束到唤醒事件触发，SNR≥25dB</w:t>
+            </w:r>
+          </w:p>
+        </w:tc>
+      </w:tr>
+      <w:tr>
+        <w:tc>
+          <w:tcPr>
+            <w:tcW w:type="dxa" w:w="2210"/>
+          </w:tcPr>
+          <w:p>
+            <w:r>
+              <w:rPr>
+                <w:sz w:val="18"/>
+              </w:rPr>
+              <w:t>响应速度（噪声）</w:t>
+            </w:r>
+          </w:p>
+        </w:tc>
+        <w:tc>
+          <w:tcPr>
+            <w:tcW w:type="dxa" w:w="2210"/>
+          </w:tcPr>
+          <w:p>
+            <w:r>
+              <w:rPr>
+                <w:sz w:val="18"/>
+              </w:rPr>
+              <w:t>唤醒词检测延迟</w:t>
+            </w:r>
+          </w:p>
+        </w:tc>
+        <w:tc>
+          <w:tcPr>
+            <w:tcW w:type="dxa" w:w="2210"/>
+          </w:tcPr>
+          <w:p>
+            <w:r>
+              <w:rPr>
+                <w:sz w:val="18"/>
+              </w:rPr>
+              <w:t>≤ 80 ms</w:t>
+            </w:r>
+          </w:p>
+        </w:tc>
+        <w:tc>
+          <w:tcPr>
+            <w:tcW w:type="dxa" w:w="2210"/>
+          </w:tcPr>
+          <w:p>
+            <w:r>
+              <w:rPr>
+                <w:sz w:val="18"/>
+              </w:rPr>
+              <w:t>从唤醒词结束到唤醒事件触发，SNR≥5dB（与§6预算表对齐）</w:t>
             </w:r>
           </w:p>
         </w:tc>
@@ -2373,20 +2550,20 @@
               <w:rPr>
                 <w:sz w:val="18"/>
               </w:rPr>
-              <w:t>流式识别</w:t>
-            </w:r>
-          </w:p>
-        </w:tc>
-        <w:tc>
-          <w:tcPr>
-            <w:tcW w:type="dxa" w:w="2210"/>
-          </w:tcPr>
-          <w:p>
-            <w:r>
-              <w:rPr>
-                <w:sz w:val="18"/>
-              </w:rPr>
-              <w:t>首词输出延迟</w:t>
+              <w:t>流式识别（安静）</w:t>
+            </w:r>
+          </w:p>
+        </w:tc>
+        <w:tc>
+          <w:tcPr>
+            <w:tcW w:type="dxa" w:w="2210"/>
+          </w:tcPr>
+          <w:p>
+            <w:r>
+              <w:rPr>
+                <w:sz w:val="18"/>
+              </w:rPr>
+              <w:t>出文延迟（VAD句末触发→最终结果输出）</w:t>
             </w:r>
           </w:p>
         </w:tc>
@@ -2412,7 +2589,115 @@
               <w:rPr>
                 <w:sz w:val="18"/>
               </w:rPr>
-              <w:t>句长5~20字，句末VAD触发后计时</w:t>
+              <w:t>句长5~20字，SNR≥25dB；"出文延迟"与流式首字延迟为不同指标，避免名实不符</w:t>
+            </w:r>
+          </w:p>
+        </w:tc>
+      </w:tr>
+      <w:tr>
+        <w:tc>
+          <w:tcPr>
+            <w:tcW w:type="dxa" w:w="2210"/>
+          </w:tcPr>
+          <w:p>
+            <w:r>
+              <w:rPr>
+                <w:sz w:val="18"/>
+              </w:rPr>
+              <w:t>流式识别（噪声）</w:t>
+            </w:r>
+          </w:p>
+        </w:tc>
+        <w:tc>
+          <w:tcPr>
+            <w:tcW w:type="dxa" w:w="2210"/>
+          </w:tcPr>
+          <w:p>
+            <w:r>
+              <w:rPr>
+                <w:sz w:val="18"/>
+              </w:rPr>
+              <w:t>出文延迟（VAD句末触发→最终结果输出）</w:t>
+            </w:r>
+          </w:p>
+        </w:tc>
+        <w:tc>
+          <w:tcPr>
+            <w:tcW w:type="dxa" w:w="2210"/>
+          </w:tcPr>
+          <w:p>
+            <w:r>
+              <w:rPr>
+                <w:sz w:val="18"/>
+              </w:rPr>
+              <w:t>≤ 450 ms</w:t>
+            </w:r>
+          </w:p>
+        </w:tc>
+        <w:tc>
+          <w:tcPr>
+            <w:tcW w:type="dxa" w:w="2210"/>
+          </w:tcPr>
+          <w:p>
+            <w:r>
+              <w:rPr>
+                <w:sz w:val="18"/>
+              </w:rPr>
+              <w:t>句长5~20字，SNR≥5dB（与§6预算表对齐）</w:t>
+            </w:r>
+          </w:p>
+        </w:tc>
+      </w:tr>
+      <w:tr>
+        <w:tc>
+          <w:tcPr>
+            <w:tcW w:type="dxa" w:w="2210"/>
+          </w:tcPr>
+          <w:p>
+            <w:r>
+              <w:rPr>
+                <w:sz w:val="18"/>
+              </w:rPr>
+              <w:t>流式首字（体验指标）</w:t>
+            </w:r>
+          </w:p>
+        </w:tc>
+        <w:tc>
+          <w:tcPr>
+            <w:tcW w:type="dxa" w:w="2210"/>
+          </w:tcPr>
+          <w:p>
+            <w:r>
+              <w:rPr>
+                <w:sz w:val="18"/>
+              </w:rPr>
+              <w:t>首字上屏延迟（说话开始→首字输出）</w:t>
+            </w:r>
+          </w:p>
+        </w:tc>
+        <w:tc>
+          <w:tcPr>
+            <w:tcW w:type="dxa" w:w="2210"/>
+          </w:tcPr>
+          <w:p>
+            <w:r>
+              <w:rPr>
+                <w:sz w:val="18"/>
+              </w:rPr>
+              <w:t>≤ 500 ms</w:t>
+            </w:r>
+          </w:p>
+        </w:tc>
+        <w:tc>
+          <w:tcPr>
+            <w:tcW w:type="dxa" w:w="2210"/>
+          </w:tcPr>
+          <w:p>
+            <w:r>
+              <w:rPr>
+                <w:sz w:val="18"/>
+              </w:rPr>
+              <w:t>句长5~20字，SNR≥25dB</w:t>
             </w:r>
           </w:p>
         </w:tc>
@@ -2890,20 +3175,20 @@
               <w:rPr>
                 <w:sz w:val="18"/>
               </w:rPr>
-              <w:t>降级策略</w:t>
-            </w:r>
-          </w:p>
-        </w:tc>
-        <w:tc>
-          <w:tcPr>
-            <w:tcW w:type="dxa" w:w="2210"/>
-          </w:tcPr>
-          <w:p>
-            <w:r>
-              <w:rPr>
-                <w:sz w:val="18"/>
-              </w:rPr>
-              <w:t>LLM不可用时规则兜底覆盖率</w:t>
+              <w:t>路由分流（稳态）</w:t>
+            </w:r>
+          </w:p>
+        </w:tc>
+        <w:tc>
+          <w:tcPr>
+            <w:tcW w:type="dxa" w:w="2210"/>
+          </w:tcPr>
+          <w:p>
+            <w:r>
+              <w:rPr>
+                <w:sz w:val="18"/>
+              </w:rPr>
+              <w:t>简单指令规则路由覆盖率</w:t>
             </w:r>
           </w:p>
         </w:tc>
@@ -2929,7 +3214,7 @@
               <w:rPr>
                 <w:sz w:val="18"/>
               </w:rPr>
-              <w:t>Top 100高频指令集，断网状态测试</w:t>
+              <w:t>200条明确简单指令稳态分流统计；剩余≤20%进入LLM路径</w:t>
             </w:r>
           </w:p>
         </w:tc>
@@ -2944,46 +3229,46 @@
               <w:rPr>
                 <w:sz w:val="18"/>
               </w:rPr>
-              <w:t>处理延迟</w:t>
-            </w:r>
-          </w:p>
-        </w:tc>
-        <w:tc>
-          <w:tcPr>
-            <w:tcW w:type="dxa" w:w="2210"/>
-          </w:tcPr>
-          <w:p>
-            <w:r>
-              <w:rPr>
-                <w:sz w:val="18"/>
-              </w:rPr>
-              <w:t>意图解析+路由下发延迟</w:t>
-            </w:r>
-          </w:p>
-        </w:tc>
-        <w:tc>
-          <w:tcPr>
-            <w:tcW w:type="dxa" w:w="2210"/>
-          </w:tcPr>
-          <w:p>
-            <w:r>
-              <w:rPr>
-                <w:sz w:val="18"/>
-              </w:rPr>
-              <w:t>≤ 100 ms</w:t>
-            </w:r>
-          </w:p>
-        </w:tc>
-        <w:tc>
-          <w:tcPr>
-            <w:tcW w:type="dxa" w:w="2210"/>
-          </w:tcPr>
-          <w:p>
-            <w:r>
-              <w:rPr>
-                <w:sz w:val="18"/>
-              </w:rPr>
-              <w:t>文本输入，规则引擎路径</w:t>
+              <w:t>降级策略（故障态）</w:t>
+            </w:r>
+          </w:p>
+        </w:tc>
+        <w:tc>
+          <w:tcPr>
+            <w:tcW w:type="dxa" w:w="2210"/>
+          </w:tcPr>
+          <w:p>
+            <w:r>
+              <w:rPr>
+                <w:sz w:val="18"/>
+              </w:rPr>
+              <w:t>LLM不可用时规则兜底覆盖率</w:t>
+            </w:r>
+          </w:p>
+        </w:tc>
+        <w:tc>
+          <w:tcPr>
+            <w:tcW w:type="dxa" w:w="2210"/>
+          </w:tcPr>
+          <w:p>
+            <w:r>
+              <w:rPr>
+                <w:sz w:val="18"/>
+              </w:rPr>
+              <w:t>≥ 80%</w:t>
+            </w:r>
+          </w:p>
+        </w:tc>
+        <w:tc>
+          <w:tcPr>
+            <w:tcW w:type="dxa" w:w="2210"/>
+          </w:tcPr>
+          <w:p>
+            <w:r>
+              <w:rPr>
+                <w:sz w:val="18"/>
+              </w:rPr>
+              <w:t>Top 100高频指令集，断网状态测试；与上一行为不同业务态</w:t>
             </w:r>
           </w:p>
         </w:tc>
@@ -3011,6 +3296,60 @@
               <w:rPr>
                 <w:sz w:val="18"/>
               </w:rPr>
+              <w:t>意图解析+路由下发延迟</w:t>
+            </w:r>
+          </w:p>
+        </w:tc>
+        <w:tc>
+          <w:tcPr>
+            <w:tcW w:type="dxa" w:w="2210"/>
+          </w:tcPr>
+          <w:p>
+            <w:r>
+              <w:rPr>
+                <w:sz w:val="18"/>
+              </w:rPr>
+              <w:t>≤ 100 ms</w:t>
+            </w:r>
+          </w:p>
+        </w:tc>
+        <w:tc>
+          <w:tcPr>
+            <w:tcW w:type="dxa" w:w="2210"/>
+          </w:tcPr>
+          <w:p>
+            <w:r>
+              <w:rPr>
+                <w:sz w:val="18"/>
+              </w:rPr>
+              <w:t>文本输入，规则引擎路径</w:t>
+            </w:r>
+          </w:p>
+        </w:tc>
+      </w:tr>
+      <w:tr>
+        <w:tc>
+          <w:tcPr>
+            <w:tcW w:type="dxa" w:w="2210"/>
+          </w:tcPr>
+          <w:p>
+            <w:r>
+              <w:rPr>
+                <w:sz w:val="18"/>
+              </w:rPr>
+              <w:t>处理延迟</w:t>
+            </w:r>
+          </w:p>
+        </w:tc>
+        <w:tc>
+          <w:tcPr>
+            <w:tcW w:type="dxa" w:w="2210"/>
+          </w:tcPr>
+          <w:p>
+            <w:r>
+              <w:rPr>
+                <w:sz w:val="18"/>
+              </w:rPr>
               <w:t>LLM路径总延迟（云端）</w:t>
             </w:r>
           </w:p>
@@ -3037,7 +3376,7 @@
               <w:rPr>
                 <w:sz w:val="18"/>
               </w:rPr>
-              <w:t>包含网络RTT，指令长度≤50字</w:t>
+              <w:t>含网络RTT≤150ms+云端LLM推理；指令长度≤50字</w:t>
             </w:r>
           </w:p>
         </w:tc>
@@ -3284,7 +3623,7 @@
               <w:rPr>
                 <w:sz w:val="18"/>
               </w:rPr>
-              <w:t>句长≤20字，云端合成，不含网络RTT</w:t>
+              <w:t>句长≤20字，云端合成，**不含网络RTT**（网络RTT单独预算见§6）</w:t>
             </w:r>
           </w:p>
         </w:tc>
@@ -3338,7 +3677,7 @@
               <w:rPr>
                 <w:sz w:val="18"/>
               </w:rPr>
-              <w:t>同上</w:t>
+              <w:t>同上，不含网络RTT</w:t>
             </w:r>
           </w:p>
         </w:tc>
@@ -3353,7 +3692,7 @@
               <w:rPr>
                 <w:sz w:val="18"/>
               </w:rPr>
-              <w:t>发音准确率</w:t>
+              <w:t>发音准确率（核心）</w:t>
             </w:r>
           </w:p>
         </w:tc>
@@ -3379,6 +3718,60 @@
               <w:rPr>
                 <w:sz w:val="18"/>
               </w:rPr>
+              <w:t>≥ 95%</w:t>
+            </w:r>
+          </w:p>
+        </w:tc>
+        <w:tc>
+          <w:tcPr>
+            <w:tcW w:type="dxa" w:w="2210"/>
+          </w:tcPr>
+          <w:p>
+            <w:r>
+              <w:rPr>
+                <w:sz w:val="18"/>
+              </w:rPr>
+              <w:t>200句含多音字和墨甲专有名词测试集（含定制词典）</w:t>
+            </w:r>
+          </w:p>
+        </w:tc>
+      </w:tr>
+      <w:tr>
+        <w:tc>
+          <w:tcPr>
+            <w:tcW w:type="dxa" w:w="2210"/>
+          </w:tcPr>
+          <w:p>
+            <w:r>
+              <w:rPr>
+                <w:sz w:val="18"/>
+              </w:rPr>
+              <w:t>发音准确率（体验）</w:t>
+            </w:r>
+          </w:p>
+        </w:tc>
+        <w:tc>
+          <w:tcPr>
+            <w:tcW w:type="dxa" w:w="2210"/>
+          </w:tcPr>
+          <w:p>
+            <w:r>
+              <w:rPr>
+                <w:sz w:val="18"/>
+              </w:rPr>
+              <w:t>多音字/专有名词正确率</w:t>
+            </w:r>
+          </w:p>
+        </w:tc>
+        <w:tc>
+          <w:tcPr>
+            <w:tcW w:type="dxa" w:w="2210"/>
+          </w:tcPr>
+          <w:p>
+            <w:r>
+              <w:rPr>
+                <w:sz w:val="18"/>
+              </w:rPr>
               <w:t>≥ 98%</w:t>
             </w:r>
           </w:p>
@@ -3392,7 +3785,7 @@
               <w:rPr>
                 <w:sz w:val="18"/>
               </w:rPr>
-              <w:t>200句含多音字和墨甲专有名词测试集</w:t>
+              <w:t>同测试集；列为体验指标，作为长期优化目标</w:t>
             </w:r>
           </w:p>
         </w:tc>
@@ -6861,20 +7254,20 @@
               <w:rPr>
                 <w:sz w:val="18"/>
               </w:rPr>
-              <w:t>各模块时延之和须满足端到端总预算：安静环境≤800ms，噪声环境≤1200ms</w:t>
-            </w:r>
-          </w:p>
-        </w:tc>
-        <w:tc>
-          <w:tcPr>
-            <w:tcW w:type="dxa" w:w="2210"/>
-          </w:tcPr>
-          <w:p>
-            <w:r>
-              <w:rPr>
-                <w:sz w:val="18"/>
-              </w:rPr>
-              <w:t>生成每个模块时标注该模块时延预算占比</w:t>
+              <w:t>端到端总预算分两条独立通道：**规则路径**安静≤800ms / 噪声≤1200ms；**LLM路径**安静≤3500ms / 噪声≤4000ms（P95，含首字反馈"让我想一下"在内的整体响应）</w:t>
+            </w:r>
+          </w:p>
+        </w:tc>
+        <w:tc>
+          <w:tcPr>
+            <w:tcW w:type="dxa" w:w="2210"/>
+          </w:tcPr>
+          <w:p>
+            <w:r>
+              <w:rPr>
+                <w:sz w:val="18"/>
+              </w:rPr>
+              <w:t>生成每个模块时标注该模块在规则/LLM路径中的时延预算占比</w:t>
             </w:r>
           </w:p>
         </w:tc>
@@ -6889,6 +7282,17 @@
           <w:b/>
         </w:rPr>
         <w:t>端到端时延预算分配表（强制约束）</w:t>
+      </w:r>
+      <w:r/>
+    </w:p>
+    <w:p/>
+    <w:p>
+      <w:r/>
+      <w:r>
+        <w:rPr>
+          <w:b/>
+        </w:rPr>
+        <w:t>A. 规则路径（简单确定性指令，覆盖率 ≥ 80%）</w:t>
       </w:r>
       <w:r/>
     </w:p>
@@ -7081,7 +7485,7 @@
               <w:rPr>
                 <w:sz w:val="18"/>
               </w:rPr>
-              <w:t>识别（ASR）</w:t>
+              <w:t>识别（ASR）出文延迟</w:t>
             </w:r>
           </w:p>
         </w:tc>
@@ -7163,7 +7567,7 @@
               <w:rPr>
                 <w:sz w:val="18"/>
               </w:rPr>
-              <w:t>TTS首帧</w:t>
+              <w:t>TTS首帧（不含云端RTT）</w:t>
             </w:r>
           </w:p>
         </w:tc>
@@ -7204,6 +7608,47 @@
               <w:rPr>
                 <w:sz w:val="18"/>
               </w:rPr>
+              <w:t>云端网络RTT（TTS云端时）</w:t>
+            </w:r>
+          </w:p>
+        </w:tc>
+        <w:tc>
+          <w:tcPr>
+            <w:tcW w:type="dxa" w:w="2947"/>
+          </w:tcPr>
+          <w:p>
+            <w:r>
+              <w:rPr>
+                <w:sz w:val="18"/>
+              </w:rPr>
+              <w:t>≤ 150 ms</w:t>
+            </w:r>
+          </w:p>
+        </w:tc>
+        <w:tc>
+          <w:tcPr>
+            <w:tcW w:type="dxa" w:w="2947"/>
+          </w:tcPr>
+          <w:p>
+            <w:r>
+              <w:rPr>
+                <w:sz w:val="18"/>
+              </w:rPr>
+              <w:t>≤ 150 ms</w:t>
+            </w:r>
+          </w:p>
+        </w:tc>
+      </w:tr>
+      <w:tr>
+        <w:tc>
+          <w:tcPr>
+            <w:tcW w:type="dxa" w:w="2947"/>
+          </w:tcPr>
+          <w:p>
+            <w:r>
+              <w:rPr>
+                <w:sz w:val="18"/>
+              </w:rPr>
               <w:t>**合计**</w:t>
             </w:r>
           </w:p>
@@ -7217,7 +7662,7 @@
               <w:rPr>
                 <w:sz w:val="18"/>
               </w:rPr>
-              <w:t>**≤ 730 ms**</w:t>
+              <w:t>**≤ 880 ms（目标≤800ms，含余量预警）**</w:t>
             </w:r>
           </w:p>
         </w:tc>
@@ -7230,13 +7675,466 @@
               <w:rPr>
                 <w:sz w:val="18"/>
               </w:rPr>
-              <w:t>**≤ 910 ms**</w:t>
+              <w:t>**≤ 1060 ms（目标≤1200ms）**</w:t>
             </w:r>
           </w:p>
         </w:tc>
       </w:tr>
     </w:tbl>
     <w:p/>
+    <w:p/>
+    <w:p>
+      <w:r/>
+      <w:r>
+        <w:rPr>
+          <w:b/>
+        </w:rPr>
+        <w:t>B. LLM路径（复杂/模糊指令，覆盖率 ≤ 20%）</w:t>
+      </w:r>
+      <w:r/>
+    </w:p>
+    <w:p/>
+    <w:tbl>
+      <w:tblPr>
+        <w:tblStyle w:val="TableGrid"/>
+        <w:tblW w:type="auto" w:w="0"/>
+        <w:tblLook w:firstColumn="1" w:firstRow="1" w:lastColumn="0" w:lastRow="0" w:noHBand="0" w:noVBand="1" w:val="04A0"/>
+      </w:tblPr>
+      <w:tblGrid>
+        <w:gridCol w:w="2947"/>
+        <w:gridCol w:w="2947"/>
+        <w:gridCol w:w="2947"/>
+      </w:tblGrid>
+      <w:tr>
+        <w:tc>
+          <w:tcPr>
+            <w:tcW w:type="dxa" w:w="2947"/>
+          </w:tcPr>
+          <w:p>
+            <w:r>
+              <w:rPr>
+                <w:b/>
+                <w:sz w:val="18"/>
+              </w:rPr>
+              <w:t>模块</w:t>
+            </w:r>
+          </w:p>
+        </w:tc>
+        <w:tc>
+          <w:tcPr>
+            <w:tcW w:type="dxa" w:w="2947"/>
+          </w:tcPr>
+          <w:p>
+            <w:r>
+              <w:rPr>
+                <w:b/>
+                <w:sz w:val="18"/>
+              </w:rPr>
+              <w:t>时延预算（安静）</w:t>
+            </w:r>
+          </w:p>
+        </w:tc>
+        <w:tc>
+          <w:tcPr>
+            <w:tcW w:type="dxa" w:w="2947"/>
+          </w:tcPr>
+          <w:p>
+            <w:r>
+              <w:rPr>
+                <w:b/>
+                <w:sz w:val="18"/>
+              </w:rPr>
+              <w:t>时延预算（噪声）</w:t>
+            </w:r>
+          </w:p>
+        </w:tc>
+      </w:tr>
+      <w:tr>
+        <w:tc>
+          <w:tcPr>
+            <w:tcW w:type="dxa" w:w="2947"/>
+          </w:tcPr>
+          <w:p>
+            <w:r>
+              <w:rPr>
+                <w:sz w:val="18"/>
+              </w:rPr>
+              <w:t>声学前端</w:t>
+            </w:r>
+          </w:p>
+        </w:tc>
+        <w:tc>
+          <w:tcPr>
+            <w:tcW w:type="dxa" w:w="2947"/>
+          </w:tcPr>
+          <w:p>
+            <w:r>
+              <w:rPr>
+                <w:sz w:val="18"/>
+              </w:rPr>
+              <w:t>≤ 30 ms</w:t>
+            </w:r>
+          </w:p>
+        </w:tc>
+        <w:tc>
+          <w:tcPr>
+            <w:tcW w:type="dxa" w:w="2947"/>
+          </w:tcPr>
+          <w:p>
+            <w:r>
+              <w:rPr>
+                <w:sz w:val="18"/>
+              </w:rPr>
+              <w:t>≤ 30 ms</w:t>
+            </w:r>
+          </w:p>
+        </w:tc>
+      </w:tr>
+      <w:tr>
+        <w:tc>
+          <w:tcPr>
+            <w:tcW w:type="dxa" w:w="2947"/>
+          </w:tcPr>
+          <w:p>
+            <w:r>
+              <w:rPr>
+                <w:sz w:val="18"/>
+              </w:rPr>
+              <w:t>多模态前端</w:t>
+            </w:r>
+          </w:p>
+        </w:tc>
+        <w:tc>
+          <w:tcPr>
+            <w:tcW w:type="dxa" w:w="2947"/>
+          </w:tcPr>
+          <w:p>
+            <w:r>
+              <w:rPr>
+                <w:sz w:val="18"/>
+              </w:rPr>
+              <w:t>≤ 50 ms</w:t>
+            </w:r>
+          </w:p>
+        </w:tc>
+        <w:tc>
+          <w:tcPr>
+            <w:tcW w:type="dxa" w:w="2947"/>
+          </w:tcPr>
+          <w:p>
+            <w:r>
+              <w:rPr>
+                <w:sz w:val="18"/>
+              </w:rPr>
+              <w:t>≤ 50 ms</w:t>
+            </w:r>
+          </w:p>
+        </w:tc>
+      </w:tr>
+      <w:tr>
+        <w:tc>
+          <w:tcPr>
+            <w:tcW w:type="dxa" w:w="2947"/>
+          </w:tcPr>
+          <w:p>
+            <w:r>
+              <w:rPr>
+                <w:sz w:val="18"/>
+              </w:rPr>
+              <w:t>唤醒</w:t>
+            </w:r>
+          </w:p>
+        </w:tc>
+        <w:tc>
+          <w:tcPr>
+            <w:tcW w:type="dxa" w:w="2947"/>
+          </w:tcPr>
+          <w:p>
+            <w:r>
+              <w:rPr>
+                <w:sz w:val="18"/>
+              </w:rPr>
+              <w:t>≤ 50 ms</w:t>
+            </w:r>
+          </w:p>
+        </w:tc>
+        <w:tc>
+          <w:tcPr>
+            <w:tcW w:type="dxa" w:w="2947"/>
+          </w:tcPr>
+          <w:p>
+            <w:r>
+              <w:rPr>
+                <w:sz w:val="18"/>
+              </w:rPr>
+              <w:t>≤ 80 ms</w:t>
+            </w:r>
+          </w:p>
+        </w:tc>
+      </w:tr>
+      <w:tr>
+        <w:tc>
+          <w:tcPr>
+            <w:tcW w:type="dxa" w:w="2947"/>
+          </w:tcPr>
+          <w:p>
+            <w:r>
+              <w:rPr>
+                <w:sz w:val="18"/>
+              </w:rPr>
+              <w:t>识别（ASR）出文延迟</w:t>
+            </w:r>
+          </w:p>
+        </w:tc>
+        <w:tc>
+          <w:tcPr>
+            <w:tcW w:type="dxa" w:w="2947"/>
+          </w:tcPr>
+          <w:p>
+            <w:r>
+              <w:rPr>
+                <w:sz w:val="18"/>
+              </w:rPr>
+              <w:t>≤ 300 ms</w:t>
+            </w:r>
+          </w:p>
+        </w:tc>
+        <w:tc>
+          <w:tcPr>
+            <w:tcW w:type="dxa" w:w="2947"/>
+          </w:tcPr>
+          <w:p>
+            <w:r>
+              <w:rPr>
+                <w:sz w:val="18"/>
+              </w:rPr>
+              <w:t>≤ 450 ms</w:t>
+            </w:r>
+          </w:p>
+        </w:tc>
+      </w:tr>
+      <w:tr>
+        <w:tc>
+          <w:tcPr>
+            <w:tcW w:type="dxa" w:w="2947"/>
+          </w:tcPr>
+          <w:p>
+            <w:r>
+              <w:rPr>
+                <w:sz w:val="18"/>
+              </w:rPr>
+              <w:t>中枢系统（LLM路径路由+回填）</w:t>
+            </w:r>
+          </w:p>
+        </w:tc>
+        <w:tc>
+          <w:tcPr>
+            <w:tcW w:type="dxa" w:w="2947"/>
+          </w:tcPr>
+          <w:p>
+            <w:r>
+              <w:rPr>
+                <w:sz w:val="18"/>
+              </w:rPr>
+              <w:t>≤ 100 ms</w:t>
+            </w:r>
+          </w:p>
+        </w:tc>
+        <w:tc>
+          <w:tcPr>
+            <w:tcW w:type="dxa" w:w="2947"/>
+          </w:tcPr>
+          <w:p>
+            <w:r>
+              <w:rPr>
+                <w:sz w:val="18"/>
+              </w:rPr>
+              <w:t>≤ 100 ms</w:t>
+            </w:r>
+          </w:p>
+        </w:tc>
+      </w:tr>
+      <w:tr>
+        <w:tc>
+          <w:tcPr>
+            <w:tcW w:type="dxa" w:w="2947"/>
+          </w:tcPr>
+          <w:p>
+            <w:r>
+              <w:rPr>
+                <w:sz w:val="18"/>
+              </w:rPr>
+              <w:t>云端LLM推理（含网络RTT，P95）</w:t>
+            </w:r>
+          </w:p>
+        </w:tc>
+        <w:tc>
+          <w:tcPr>
+            <w:tcW w:type="dxa" w:w="2947"/>
+          </w:tcPr>
+          <w:p>
+            <w:r>
+              <w:rPr>
+                <w:sz w:val="18"/>
+              </w:rPr>
+              <w:t>≤ 2000 ms</w:t>
+            </w:r>
+          </w:p>
+        </w:tc>
+        <w:tc>
+          <w:tcPr>
+            <w:tcW w:type="dxa" w:w="2947"/>
+          </w:tcPr>
+          <w:p>
+            <w:r>
+              <w:rPr>
+                <w:sz w:val="18"/>
+              </w:rPr>
+              <w:t>≤ 2500 ms</w:t>
+            </w:r>
+          </w:p>
+        </w:tc>
+      </w:tr>
+      <w:tr>
+        <w:tc>
+          <w:tcPr>
+            <w:tcW w:type="dxa" w:w="2947"/>
+          </w:tcPr>
+          <w:p>
+            <w:r>
+              <w:rPr>
+                <w:sz w:val="18"/>
+              </w:rPr>
+              <w:t>TTS首帧（不含云端RTT）</w:t>
+            </w:r>
+          </w:p>
+        </w:tc>
+        <w:tc>
+          <w:tcPr>
+            <w:tcW w:type="dxa" w:w="2947"/>
+          </w:tcPr>
+          <w:p>
+            <w:r>
+              <w:rPr>
+                <w:sz w:val="18"/>
+              </w:rPr>
+              <w:t>≤ 200 ms</w:t>
+            </w:r>
+          </w:p>
+        </w:tc>
+        <w:tc>
+          <w:tcPr>
+            <w:tcW w:type="dxa" w:w="2947"/>
+          </w:tcPr>
+          <w:p>
+            <w:r>
+              <w:rPr>
+                <w:sz w:val="18"/>
+              </w:rPr>
+              <w:t>≤ 200 ms</w:t>
+            </w:r>
+          </w:p>
+        </w:tc>
+      </w:tr>
+      <w:tr>
+        <w:tc>
+          <w:tcPr>
+            <w:tcW w:type="dxa" w:w="2947"/>
+          </w:tcPr>
+          <w:p>
+            <w:r>
+              <w:rPr>
+                <w:sz w:val="18"/>
+              </w:rPr>
+              <w:t>云端网络RTT（TTS云端时）</w:t>
+            </w:r>
+          </w:p>
+        </w:tc>
+        <w:tc>
+          <w:tcPr>
+            <w:tcW w:type="dxa" w:w="2947"/>
+          </w:tcPr>
+          <w:p>
+            <w:r>
+              <w:rPr>
+                <w:sz w:val="18"/>
+              </w:rPr>
+              <w:t>≤ 150 ms</w:t>
+            </w:r>
+          </w:p>
+        </w:tc>
+        <w:tc>
+          <w:tcPr>
+            <w:tcW w:type="dxa" w:w="2947"/>
+          </w:tcPr>
+          <w:p>
+            <w:r>
+              <w:rPr>
+                <w:sz w:val="18"/>
+              </w:rPr>
+              <w:t>≤ 150 ms</w:t>
+            </w:r>
+          </w:p>
+        </w:tc>
+      </w:tr>
+      <w:tr>
+        <w:tc>
+          <w:tcPr>
+            <w:tcW w:type="dxa" w:w="2947"/>
+          </w:tcPr>
+          <w:p>
+            <w:r>
+              <w:rPr>
+                <w:sz w:val="18"/>
+              </w:rPr>
+              <w:t>**合计（P95）**</w:t>
+            </w:r>
+          </w:p>
+        </w:tc>
+        <w:tc>
+          <w:tcPr>
+            <w:tcW w:type="dxa" w:w="2947"/>
+          </w:tcPr>
+          <w:p>
+            <w:r>
+              <w:rPr>
+                <w:sz w:val="18"/>
+              </w:rPr>
+              <w:t>**≤ 2880 ms（目标≤3500ms）**</w:t>
+            </w:r>
+          </w:p>
+        </w:tc>
+        <w:tc>
+          <w:tcPr>
+            <w:tcW w:type="dxa" w:w="2947"/>
+          </w:tcPr>
+          <w:p>
+            <w:r>
+              <w:rPr>
+                <w:sz w:val="18"/>
+              </w:rPr>
+              <w:t>**≤ 3560 ms（目标≤4000ms）**</w:t>
+            </w:r>
+          </w:p>
+        </w:tc>
+      </w:tr>
+    </w:tbl>
+    <w:p/>
+    <w:p/>
+    <w:p>
+      <w:r>
+        <w:t xml:space="preserve">&gt; </w:t>
+      </w:r>
+      <w:r>
+        <w:rPr>
+          <w:b/>
+        </w:rPr>
+        <w:t>首字反馈策略</w:t>
+      </w:r>
+      <w:r>
+        <w:t>：LLM路径下，规则引擎应在 ≤ 800ms（安静）/ ≤ 1200ms（噪声）内先返回首字反馈（如"让我想一下"），LLM真实结果到达后再继续语音输出，避免用户感知到 3 秒级的"卡顿"。</w:t>
+      </w:r>
+    </w:p>
     <w:p/>
     <w:p>
       <w:r>

--- a/Voice_AI_SOR_墨甲机器人.docx
+++ b/Voice_AI_SOR_墨甲机器人.docx
@@ -23,7 +23,7 @@
         <w:t>版本</w:t>
       </w:r>
       <w:r>
-        <w:t xml:space="preserve">：v1.1（基于 v1.0 的合规性回调，对齐国内主流供应商可交付基线）  </w:t>
+        <w:t xml:space="preserve">：v1.2（在 v1.1 基础上，按讯飞/思必驰真实产品线能力做模块级可达性校准）  </w:t>
       </w:r>
     </w:p>
     <w:p>
@@ -59,7 +59,25 @@
         <w:t>适用系统</w:t>
       </w:r>
       <w:r>
-        <w:t>：墨甲机器人语音交互全链路（纯声学前端 / 多模态前端 / 唤醒 / 识别 / 中枢系统 / TTS / 大模型功能）</w:t>
+        <w:t>：墨甲机器人语音交互</w:t>
+      </w:r>
+      <w:r>
+        <w:rPr>
+          <w:b/>
+        </w:rPr>
+        <w:t>纯语音链路</w:t>
+      </w:r>
+      <w:r>
+        <w:t>（M1 纯声学前端 / M2 多模态前端 / M3 唤醒 / M4 识别 / M5 中枢系统 / M6 TTS / M7 大模型功能）。</w:t>
+      </w:r>
+      <w:r>
+        <w:rPr>
+          <w:b/>
+        </w:rPr>
+        <w:t>本期不含视觉语言理解（VLM）</w:t>
+      </w:r>
+      <w:r>
+        <w:t>。</w:t>
       </w:r>
     </w:p>
     <w:p/>
@@ -71,10 +89,106 @@
         <w:rPr>
           <w:b/>
         </w:rPr>
-        <w:t>v1.1 修订摘要</w:t>
+        <w:t>v1.2 修订摘要</w:t>
       </w:r>
       <w:r>
-        <w:t>：(1) 波束成形基线与默认硬件阵型对齐；(2) 拆分规则路径与 LLM 路径端到端时延预算；(3) "首词输出延迟"重命名为"出文延迟"并增加噪声场景行；(4) 声视时间对齐放宽至 40 ms（保留 20 ms 作为体验指标，要求硬件 PTP）；(5) TTS 多音字核心指标回调至 95%，98% 列为体验指标；(6) 新增"云端网络 RTT ≤ 150 ms"独立预算行；(7) 区分规则路由覆盖率（稳态）与规则兜底覆盖率（故障态）。详见配套 `SOR_Review_Report_墨甲v2.md`。</w:t>
+        <w:t>（在 v1.1 基础上）：</w:t>
+      </w:r>
+    </w:p>
+    <w:p>
+      <w:r>
+        <w:t xml:space="preserve">&gt; 1. 显式声明 </w:t>
+      </w:r>
+      <w:r>
+        <w:rPr>
+          <w:b/>
+        </w:rPr>
+        <w:t>VLM / 视觉语言理解（图像描述 / VQA / OCR / 视觉空间推理 / POPE 等）不在本期范围</w:t>
+      </w:r>
+      <w:r>
+        <w:t>；多模态前端的"视觉"仅指声视联合说话人定向，不做视觉内容理解；供应商不得将 VLM 能力纳入投标与报价</w:t>
+      </w:r>
+    </w:p>
+    <w:p>
+      <w:r>
+        <w:t xml:space="preserve">&gt; 2. </w:t>
+      </w:r>
+      <w:r>
+        <w:rPr>
+          <w:b/>
+        </w:rPr>
+        <w:t>§2.6 TTS MOS</w:t>
+      </w:r>
+      <w:r>
+        <w:t xml:space="preserve"> 拆为双层指标：核心（shall）≥ 4.1，体验（should）≥ 4.3</w:t>
+      </w:r>
+    </w:p>
+    <w:p>
+      <w:r>
+        <w:t xml:space="preserve">&gt; 3. </w:t>
+      </w:r>
+      <w:r>
+        <w:rPr>
+          <w:b/>
+        </w:rPr>
+        <w:t>§2.7 大模型功能</w:t>
+      </w:r>
+      <w:r>
+        <w:t xml:space="preserve"> 新增"LLM 通用能力基准（行业基线）"独立子表，全部按双层 shall/should 写明，对齐讯飞 Spark 4.0 Turbo / 思必驰对话 LLM 真实产品线能力：</w:t>
+      </w:r>
+    </w:p>
+    <w:p>
+      <w:r>
+        <w:t>&gt;    - MMMLU shall ≥ 78% / should ≥ 82%</w:t>
+      </w:r>
+    </w:p>
+    <w:p>
+      <w:r>
+        <w:t xml:space="preserve">&gt;    - </w:t>
+      </w:r>
+      <w:r>
+        <w:rPr>
+          <w:b/>
+        </w:rPr>
+        <w:t>CMMLU</w:t>
+      </w:r>
+      <w:r>
+        <w:t>（替代 LogiQA，避开 GPT-4 都不到 60% 的硬伤）shall ≥ 70% / should ≥ 75%</w:t>
+      </w:r>
+    </w:p>
+    <w:p>
+      <w:r>
+        <w:t>&gt;    - GSM8K shall ≥ 70% / should ≥ 80%（讯飞实测 89-94%，68% 反而显得 SOR 不专业）</w:t>
+      </w:r>
+    </w:p>
+    <w:p>
+      <w:r>
+        <w:t>&gt;    - BBH shall ≥ 73% / should ≥ 80%</w:t>
+      </w:r>
+    </w:p>
+    <w:p>
+      <w:r>
+        <w:t>&gt;    - TruthfulQA shall ≥ 0.52 / should ≥ 0.58</w:t>
+      </w:r>
+    </w:p>
+    <w:p>
+      <w:r>
+        <w:t>&gt;    - CoT 完成率 shall ≥ 78% / should ≥ 85%</w:t>
+      </w:r>
+    </w:p>
+    <w:p>
+      <w:r>
+        <w:t>&gt;    - Function Call shall ≥ 85% / should ≥ 92%（shall 与 v1.1 一致）</w:t>
+      </w:r>
+    </w:p>
+    <w:p>
+      <w:r>
+        <w:t>&gt;</w:t>
+      </w:r>
+    </w:p>
+    <w:p>
+      <w:r>
+        <w:t>&gt; v1.1 修订摘要（保留）：(a) 波束成形与默认硬件阵型对齐；(b) 端到端时延预算拆规则/LLM 双通道，新增云端 RTT 独立行；(c) ASR "首词" 重命名为"出文延迟"+ 噪声场景行；(d) 声视对齐放宽至 ≤ 40 ms，硬件 PTP 时 ≤ 20 ms；(e) TTS 多音字 shall ≥ 95% / should ≥ 98%；(f) 区分规则路由覆盖率（稳态）与规则兜底覆盖率（故障态）。详见配套 `SOR_Review_Report_墨甲v2.md`。</w:t>
       </w:r>
     </w:p>
     <w:p/>
@@ -187,7 +301,7 @@
               <w:rPr>
                 <w:sz w:val="18"/>
               </w:rPr>
-              <w:t>v1.1（基于 v1.0 的合规性回调）</w:t>
+              <w:t>v1.2（基于 v1.1 的供应商可达性校准）</w:t>
             </w:r>
           </w:p>
         </w:tc>
@@ -576,6 +690,34 @@
                 <w:sz w:val="18"/>
               </w:rPr>
               <w:t>本技能定位为从零生成，不做增量修改</w:t>
+            </w:r>
+          </w:p>
+        </w:tc>
+      </w:tr>
+      <w:tr>
+        <w:tc>
+          <w:tcPr>
+            <w:tcW w:type="dxa" w:w="4421"/>
+          </w:tcPr>
+          <w:p>
+            <w:r>
+              <w:rPr>
+                <w:sz w:val="18"/>
+              </w:rPr>
+              <w:t>**视觉语言理解（VLM）相关需求**（图像描述 / 视觉问答 VQA / OCR / 视觉空间推理 / POPE 视觉幻觉评估 / 多图与视频理解）</w:t>
+            </w:r>
+          </w:p>
+        </w:tc>
+        <w:tc>
+          <w:tcPr>
+            <w:tcW w:type="dxa" w:w="4421"/>
+          </w:tcPr>
+          <w:p>
+            <w:r>
+              <w:rPr>
+                <w:sz w:val="18"/>
+              </w:rPr>
+              <w:t>**本期项目仅覆盖纯语音链路，VLM 不在范围**；多模态前端中的"视觉"仅指消费上游视觉模块已提供的人脸/骨骼坐标用于声视联合定向，不做视觉内容理解；供应商不得将 VLM 能力纳入投标范围与报价</w:t>
             </w:r>
           </w:p>
         </w:tc>
@@ -3530,7 +3672,7 @@
               <w:rPr>
                 <w:sz w:val="18"/>
               </w:rPr>
-              <w:t>自然度</w:t>
+              <w:t>自然度（核心，shall）</w:t>
             </w:r>
           </w:p>
         </w:tc>
@@ -3556,20 +3698,74 @@
               <w:rPr>
                 <w:sz w:val="18"/>
               </w:rPr>
-              <w:t>≥ 4.0</w:t>
-            </w:r>
-          </w:p>
-        </w:tc>
-        <w:tc>
-          <w:tcPr>
-            <w:tcW w:type="dxa" w:w="2210"/>
-          </w:tcPr>
-          <w:p>
-            <w:r>
-              <w:rPr>
-                <w:sz w:val="18"/>
-              </w:rPr>
-              <w:t>盲测，5分制，≥20名听测人，100句测试语料</w:t>
+              <w:t>≥ 4.1</w:t>
+            </w:r>
+          </w:p>
+        </w:tc>
+        <w:tc>
+          <w:tcPr>
+            <w:tcW w:type="dxa" w:w="2210"/>
+          </w:tcPr>
+          <w:p>
+            <w:r>
+              <w:rPr>
+                <w:sz w:val="18"/>
+              </w:rPr>
+              <w:t>盲测，5分制，≥20名听测人，100句测试语料；对齐讯飞/思必驰主流 TTS 实测 4.1-4.3 区间</w:t>
+            </w:r>
+          </w:p>
+        </w:tc>
+      </w:tr>
+      <w:tr>
+        <w:tc>
+          <w:tcPr>
+            <w:tcW w:type="dxa" w:w="2210"/>
+          </w:tcPr>
+          <w:p>
+            <w:r>
+              <w:rPr>
+                <w:sz w:val="18"/>
+              </w:rPr>
+              <w:t>自然度（体验，should）</w:t>
+            </w:r>
+          </w:p>
+        </w:tc>
+        <w:tc>
+          <w:tcPr>
+            <w:tcW w:type="dxa" w:w="2210"/>
+          </w:tcPr>
+          <w:p>
+            <w:r>
+              <w:rPr>
+                <w:sz w:val="18"/>
+              </w:rPr>
+              <w:t>主观音质评分（MOS）</w:t>
+            </w:r>
+          </w:p>
+        </w:tc>
+        <w:tc>
+          <w:tcPr>
+            <w:tcW w:type="dxa" w:w="2210"/>
+          </w:tcPr>
+          <w:p>
+            <w:r>
+              <w:rPr>
+                <w:sz w:val="18"/>
+              </w:rPr>
+              <w:t>≥ 4.3</w:t>
+            </w:r>
+          </w:p>
+        </w:tc>
+        <w:tc>
+          <w:tcPr>
+            <w:tcW w:type="dxa" w:w="2210"/>
+          </w:tcPr>
+          <w:p>
+            <w:r>
+              <w:rPr>
+                <w:sz w:val="18"/>
+              </w:rPr>
+              <w:t>同测试集；列为加分项，对齐讯飞 SuperVoice / 字节火山高保真版水准</w:t>
             </w:r>
           </w:p>
         </w:tc>
@@ -3967,6 +4163,42 @@
       </w:r>
     </w:p>
     <w:p/>
+    <w:p>
+      <w:r>
+        <w:t xml:space="preserve">&gt; </w:t>
+      </w:r>
+      <w:r>
+        <w:rPr>
+          <w:b/>
+        </w:rPr>
+        <w:t>范围声明</w:t>
+      </w:r>
+      <w:r>
+        <w:t>：本模块仅含纯文本 LLM 推理、RAG、Function Call、上下文管理；</w:t>
+      </w:r>
+      <w:r>
+        <w:rPr>
+          <w:b/>
+        </w:rPr>
+        <w:t>不含任何视觉语言（VLM）能力</w:t>
+      </w:r>
+      <w:r>
+        <w:t>。供应商投标本模块时不得绑定 VLM 报价。</w:t>
+      </w:r>
+    </w:p>
+    <w:p/>
+    <w:p>
+      <w:pPr>
+        <w:pStyle w:val="Heading4"/>
+      </w:pPr>
+      <w:r>
+        <w:rPr>
+          <w:color w:val="1F497D"/>
+        </w:rPr>
+        <w:t>2.7.1 业务能力指标（产品集成层）</w:t>
+      </w:r>
+    </w:p>
+    <w:p/>
     <w:tbl>
       <w:tblPr>
         <w:tblStyle w:val="TableGrid"/>
@@ -3974,15 +4206,16 @@
         <w:tblLook w:firstColumn="1" w:firstRow="1" w:lastColumn="0" w:lastRow="0" w:noHBand="0" w:noVBand="1" w:val="04A0"/>
       </w:tblPr>
       <w:tblGrid>
-        <w:gridCol w:w="2210"/>
-        <w:gridCol w:w="2210"/>
-        <w:gridCol w:w="2210"/>
-        <w:gridCol w:w="2210"/>
+        <w:gridCol w:w="1768"/>
+        <w:gridCol w:w="1768"/>
+        <w:gridCol w:w="1768"/>
+        <w:gridCol w:w="1768"/>
+        <w:gridCol w:w="1768"/>
       </w:tblGrid>
       <w:tr>
         <w:tc>
           <w:tcPr>
-            <w:tcW w:type="dxa" w:w="2210"/>
+            <w:tcW w:type="dxa" w:w="1768"/>
           </w:tcPr>
           <w:p>
             <w:r>
@@ -3996,7 +4229,7 @@
         </w:tc>
         <w:tc>
           <w:tcPr>
-            <w:tcW w:type="dxa" w:w="2210"/>
+            <w:tcW w:type="dxa" w:w="1768"/>
           </w:tcPr>
           <w:p>
             <w:r>
@@ -4010,7 +4243,7 @@
         </w:tc>
         <w:tc>
           <w:tcPr>
-            <w:tcW w:type="dxa" w:w="2210"/>
+            <w:tcW w:type="dxa" w:w="1768"/>
           </w:tcPr>
           <w:p>
             <w:r>
@@ -4018,13 +4251,27 @@
                 <w:b/>
                 <w:sz w:val="18"/>
               </w:rPr>
-              <w:t>目标值</w:t>
-            </w:r>
-          </w:p>
-        </w:tc>
-        <w:tc>
-          <w:tcPr>
-            <w:tcW w:type="dxa" w:w="2210"/>
+              <w:t>shall（核心）</w:t>
+            </w:r>
+          </w:p>
+        </w:tc>
+        <w:tc>
+          <w:tcPr>
+            <w:tcW w:type="dxa" w:w="1768"/>
+          </w:tcPr>
+          <w:p>
+            <w:r>
+              <w:rPr>
+                <w:b/>
+                <w:sz w:val="18"/>
+              </w:rPr>
+              <w:t>should（体验）</w:t>
+            </w:r>
+          </w:p>
+        </w:tc>
+        <w:tc>
+          <w:tcPr>
+            <w:tcW w:type="dxa" w:w="1768"/>
           </w:tcPr>
           <w:p>
             <w:r>
@@ -4040,7 +4287,7 @@
       <w:tr>
         <w:tc>
           <w:tcPr>
-            <w:tcW w:type="dxa" w:w="2210"/>
+            <w:tcW w:type="dxa" w:w="1768"/>
           </w:tcPr>
           <w:p>
             <w:r>
@@ -4053,7 +4300,7 @@
         </w:tc>
         <w:tc>
           <w:tcPr>
-            <w:tcW w:type="dxa" w:w="2210"/>
+            <w:tcW w:type="dxa" w:w="1768"/>
           </w:tcPr>
           <w:p>
             <w:r>
@@ -4066,7 +4313,7 @@
         </w:tc>
         <w:tc>
           <w:tcPr>
-            <w:tcW w:type="dxa" w:w="2210"/>
+            <w:tcW w:type="dxa" w:w="1768"/>
           </w:tcPr>
           <w:p>
             <w:r>
@@ -4079,14 +4326,27 @@
         </w:tc>
         <w:tc>
           <w:tcPr>
-            <w:tcW w:type="dxa" w:w="2210"/>
-          </w:tcPr>
-          <w:p>
-            <w:r>
-              <w:rPr>
-                <w:sz w:val="18"/>
-              </w:rPr>
-              <w:t>30条复杂多轮指令测试集，含moveArm/navigate/graspObject</w:t>
+            <w:tcW w:type="dxa" w:w="1768"/>
+          </w:tcPr>
+          <w:p>
+            <w:r>
+              <w:rPr>
+                <w:sz w:val="18"/>
+              </w:rPr>
+              <w:t>≥ 92%</w:t>
+            </w:r>
+          </w:p>
+        </w:tc>
+        <w:tc>
+          <w:tcPr>
+            <w:tcW w:type="dxa" w:w="1768"/>
+          </w:tcPr>
+          <w:p>
+            <w:r>
+              <w:rPr>
+                <w:sz w:val="18"/>
+              </w:rPr>
+              <w:t>30条复杂多轮指令测试集，含 moveArm/navigate/graspObject</w:t>
             </w:r>
           </w:p>
         </w:tc>
@@ -4094,7 +4354,7 @@
       <w:tr>
         <w:tc>
           <w:tcPr>
-            <w:tcW w:type="dxa" w:w="2210"/>
+            <w:tcW w:type="dxa" w:w="1768"/>
           </w:tcPr>
           <w:p>
             <w:r>
@@ -4107,7 +4367,7 @@
         </w:tc>
         <w:tc>
           <w:tcPr>
-            <w:tcW w:type="dxa" w:w="2210"/>
+            <w:tcW w:type="dxa" w:w="1768"/>
           </w:tcPr>
           <w:p>
             <w:r>
@@ -4120,7 +4380,7 @@
         </w:tc>
         <w:tc>
           <w:tcPr>
-            <w:tcW w:type="dxa" w:w="2210"/>
+            <w:tcW w:type="dxa" w:w="1768"/>
           </w:tcPr>
           <w:p>
             <w:r>
@@ -4133,14 +4393,27 @@
         </w:tc>
         <w:tc>
           <w:tcPr>
-            <w:tcW w:type="dxa" w:w="2210"/>
-          </w:tcPr>
-          <w:p>
-            <w:r>
-              <w:rPr>
-                <w:sz w:val="18"/>
-              </w:rPr>
-              <w:t>50条预设危险指令，安全层过滤前测试</w:t>
+            <w:tcW w:type="dxa" w:w="1768"/>
+          </w:tcPr>
+          <w:p>
+            <w:r>
+              <w:rPr>
+                <w:sz w:val="18"/>
+              </w:rPr>
+              <w:t>100%</w:t>
+            </w:r>
+          </w:p>
+        </w:tc>
+        <w:tc>
+          <w:tcPr>
+            <w:tcW w:type="dxa" w:w="1768"/>
+          </w:tcPr>
+          <w:p>
+            <w:r>
+              <w:rPr>
+                <w:sz w:val="18"/>
+              </w:rPr>
+              <w:t>50条预设危险指令，安全层过滤前测试；shall 与 should 一致，安全不分层</w:t>
             </w:r>
           </w:p>
         </w:tc>
@@ -4148,7 +4421,7 @@
       <w:tr>
         <w:tc>
           <w:tcPr>
-            <w:tcW w:type="dxa" w:w="2210"/>
+            <w:tcW w:type="dxa" w:w="1768"/>
           </w:tcPr>
           <w:p>
             <w:r>
@@ -4161,7 +4434,7 @@
         </w:tc>
         <w:tc>
           <w:tcPr>
-            <w:tcW w:type="dxa" w:w="2210"/>
+            <w:tcW w:type="dxa" w:w="1768"/>
           </w:tcPr>
           <w:p>
             <w:r>
@@ -4174,7 +4447,7 @@
         </w:tc>
         <w:tc>
           <w:tcPr>
-            <w:tcW w:type="dxa" w:w="2210"/>
+            <w:tcW w:type="dxa" w:w="1768"/>
           </w:tcPr>
           <w:p>
             <w:r>
@@ -4187,7 +4460,20 @@
         </w:tc>
         <w:tc>
           <w:tcPr>
-            <w:tcW w:type="dxa" w:w="2210"/>
+            <w:tcW w:type="dxa" w:w="1768"/>
+          </w:tcPr>
+          <w:p>
+            <w:r>
+              <w:rPr>
+                <w:sz w:val="18"/>
+              </w:rPr>
+              <w:t>≥ 88%</w:t>
+            </w:r>
+          </w:p>
+        </w:tc>
+        <w:tc>
+          <w:tcPr>
+            <w:tcW w:type="dxa" w:w="1768"/>
           </w:tcPr>
           <w:p>
             <w:r>
@@ -4202,7 +4488,7 @@
       <w:tr>
         <w:tc>
           <w:tcPr>
-            <w:tcW w:type="dxa" w:w="2210"/>
+            <w:tcW w:type="dxa" w:w="1768"/>
           </w:tcPr>
           <w:p>
             <w:r>
@@ -4215,7 +4501,7 @@
         </w:tc>
         <w:tc>
           <w:tcPr>
-            <w:tcW w:type="dxa" w:w="2210"/>
+            <w:tcW w:type="dxa" w:w="1768"/>
           </w:tcPr>
           <w:p>
             <w:r>
@@ -4228,7 +4514,7 @@
         </w:tc>
         <w:tc>
           <w:tcPr>
-            <w:tcW w:type="dxa" w:w="2210"/>
+            <w:tcW w:type="dxa" w:w="1768"/>
           </w:tcPr>
           <w:p>
             <w:r>
@@ -4241,14 +4527,27 @@
         </w:tc>
         <w:tc>
           <w:tcPr>
-            <w:tcW w:type="dxa" w:w="2210"/>
-          </w:tcPr>
-          <w:p>
-            <w:r>
-              <w:rPr>
-                <w:sz w:val="18"/>
-              </w:rPr>
-              <w:t>指令长度≤50字，Claude Sonnet 4.6</w:t>
+            <w:tcW w:type="dxa" w:w="1768"/>
+          </w:tcPr>
+          <w:p>
+            <w:r>
+              <w:rPr>
+                <w:sz w:val="18"/>
+              </w:rPr>
+              <w:t>≤ 1500 ms</w:t>
+            </w:r>
+          </w:p>
+        </w:tc>
+        <w:tc>
+          <w:tcPr>
+            <w:tcW w:type="dxa" w:w="1768"/>
+          </w:tcPr>
+          <w:p>
+            <w:r>
+              <w:rPr>
+                <w:sz w:val="18"/>
+              </w:rPr>
+              <w:t>指令长度≤50字，含网络RTT≤150ms</w:t>
             </w:r>
           </w:p>
         </w:tc>
@@ -4256,7 +4555,7 @@
       <w:tr>
         <w:tc>
           <w:tcPr>
-            <w:tcW w:type="dxa" w:w="2210"/>
+            <w:tcW w:type="dxa" w:w="1768"/>
           </w:tcPr>
           <w:p>
             <w:r>
@@ -4269,7 +4568,7 @@
         </w:tc>
         <w:tc>
           <w:tcPr>
-            <w:tcW w:type="dxa" w:w="2210"/>
+            <w:tcW w:type="dxa" w:w="1768"/>
           </w:tcPr>
           <w:p>
             <w:r>
@@ -4282,7 +4581,7 @@
         </w:tc>
         <w:tc>
           <w:tcPr>
-            <w:tcW w:type="dxa" w:w="2210"/>
+            <w:tcW w:type="dxa" w:w="1768"/>
           </w:tcPr>
           <w:p>
             <w:r>
@@ -4295,7 +4594,20 @@
         </w:tc>
         <w:tc>
           <w:tcPr>
-            <w:tcW w:type="dxa" w:w="2210"/>
+            <w:tcW w:type="dxa" w:w="1768"/>
+          </w:tcPr>
+          <w:p>
+            <w:r>
+              <w:rPr>
+                <w:sz w:val="18"/>
+              </w:rPr>
+              <w:t>≤ 2200 ms</w:t>
+            </w:r>
+          </w:p>
+        </w:tc>
+        <w:tc>
+          <w:tcPr>
+            <w:tcW w:type="dxa" w:w="1768"/>
           </w:tcPr>
           <w:p>
             <w:r>
@@ -4310,7 +4622,7 @@
       <w:tr>
         <w:tc>
           <w:tcPr>
-            <w:tcW w:type="dxa" w:w="2210"/>
+            <w:tcW w:type="dxa" w:w="1768"/>
           </w:tcPr>
           <w:p>
             <w:r>
@@ -4323,7 +4635,7 @@
         </w:tc>
         <w:tc>
           <w:tcPr>
-            <w:tcW w:type="dxa" w:w="2210"/>
+            <w:tcW w:type="dxa" w:w="1768"/>
           </w:tcPr>
           <w:p>
             <w:r>
@@ -4336,7 +4648,7 @@
         </w:tc>
         <w:tc>
           <w:tcPr>
-            <w:tcW w:type="dxa" w:w="2210"/>
+            <w:tcW w:type="dxa" w:w="1768"/>
           </w:tcPr>
           <w:p>
             <w:r>
@@ -4349,7 +4661,20 @@
         </w:tc>
         <w:tc>
           <w:tcPr>
-            <w:tcW w:type="dxa" w:w="2210"/>
+            <w:tcW w:type="dxa" w:w="1768"/>
+          </w:tcPr>
+          <w:p>
+            <w:r>
+              <w:rPr>
+                <w:sz w:val="18"/>
+              </w:rPr>
+              <w:t>≥ 90%</w:t>
+            </w:r>
+          </w:p>
+        </w:tc>
+        <w:tc>
+          <w:tcPr>
+            <w:tcW w:type="dxa" w:w="1768"/>
           </w:tcPr>
           <w:p>
             <w:r>
@@ -4364,7 +4689,7 @@
       <w:tr>
         <w:tc>
           <w:tcPr>
-            <w:tcW w:type="dxa" w:w="2210"/>
+            <w:tcW w:type="dxa" w:w="1768"/>
           </w:tcPr>
           <w:p>
             <w:r>
@@ -4377,7 +4702,7 @@
         </w:tc>
         <w:tc>
           <w:tcPr>
-            <w:tcW w:type="dxa" w:w="2210"/>
+            <w:tcW w:type="dxa" w:w="1768"/>
           </w:tcPr>
           <w:p>
             <w:r>
@@ -4390,7 +4715,7 @@
         </w:tc>
         <w:tc>
           <w:tcPr>
-            <w:tcW w:type="dxa" w:w="2210"/>
+            <w:tcW w:type="dxa" w:w="1768"/>
           </w:tcPr>
           <w:p>
             <w:r>
@@ -4403,7 +4728,20 @@
         </w:tc>
         <w:tc>
           <w:tcPr>
-            <w:tcW w:type="dxa" w:w="2210"/>
+            <w:tcW w:type="dxa" w:w="1768"/>
+          </w:tcPr>
+          <w:p>
+            <w:r>
+              <w:rPr>
+                <w:sz w:val="18"/>
+              </w:rPr>
+              <w:t>≥ 92%</w:t>
+            </w:r>
+          </w:p>
+        </w:tc>
+        <w:tc>
+          <w:tcPr>
+            <w:tcW w:type="dxa" w:w="1768"/>
           </w:tcPr>
           <w:p>
             <w:r>
@@ -4418,7 +4756,7 @@
       <w:tr>
         <w:tc>
           <w:tcPr>
-            <w:tcW w:type="dxa" w:w="2210"/>
+            <w:tcW w:type="dxa" w:w="1768"/>
           </w:tcPr>
           <w:p>
             <w:r>
@@ -4431,46 +4769,642 @@
         </w:tc>
         <w:tc>
           <w:tcPr>
-            <w:tcW w:type="dxa" w:w="2210"/>
-          </w:tcPr>
-          <w:p>
-            <w:r>
-              <w:rPr>
-                <w:sz w:val="18"/>
-              </w:rPr>
-              <w:t>简单指令LLM调用率</w:t>
-            </w:r>
-          </w:p>
-        </w:tc>
-        <w:tc>
-          <w:tcPr>
-            <w:tcW w:type="dxa" w:w="2210"/>
-          </w:tcPr>
-          <w:p>
-            <w:r>
-              <w:rPr>
-                <w:sz w:val="18"/>
-              </w:rPr>
-              <w:t>≤ 20%</w:t>
-            </w:r>
-          </w:p>
-        </w:tc>
-        <w:tc>
-          <w:tcPr>
-            <w:tcW w:type="dxa" w:w="2210"/>
-          </w:tcPr>
-          <w:p>
-            <w:r>
-              <w:rPr>
-                <w:sz w:val="18"/>
-              </w:rPr>
-              <w:t>200条明确简单指令，规则引擎应覆盖其余80%</w:t>
+            <w:tcW w:type="dxa" w:w="1768"/>
+          </w:tcPr>
+          <w:p>
+            <w:r>
+              <w:rPr>
+                <w:sz w:val="18"/>
+              </w:rPr>
+              <w:t>简单指令规则路由覆盖率</w:t>
+            </w:r>
+          </w:p>
+        </w:tc>
+        <w:tc>
+          <w:tcPr>
+            <w:tcW w:type="dxa" w:w="1768"/>
+          </w:tcPr>
+          <w:p>
+            <w:r>
+              <w:rPr>
+                <w:sz w:val="18"/>
+              </w:rPr>
+              <w:t>≥ 80%</w:t>
+            </w:r>
+          </w:p>
+        </w:tc>
+        <w:tc>
+          <w:tcPr>
+            <w:tcW w:type="dxa" w:w="1768"/>
+          </w:tcPr>
+          <w:p>
+            <w:r>
+              <w:rPr>
+                <w:sz w:val="18"/>
+              </w:rPr>
+              <w:t>≥ 90%</w:t>
+            </w:r>
+          </w:p>
+        </w:tc>
+        <w:tc>
+          <w:tcPr>
+            <w:tcW w:type="dxa" w:w="1768"/>
+          </w:tcPr>
+          <w:p>
+            <w:r>
+              <w:rPr>
+                <w:sz w:val="18"/>
+              </w:rPr>
+              <w:t>200条明确简单指令，与§2.5"稳态分流"指标一致</w:t>
             </w:r>
           </w:p>
         </w:tc>
       </w:tr>
     </w:tbl>
     <w:p/>
+    <w:p/>
+    <w:p>
+      <w:pPr>
+        <w:pStyle w:val="Heading4"/>
+      </w:pPr>
+      <w:r>
+        <w:rPr>
+          <w:color w:val="1F497D"/>
+        </w:rPr>
+        <w:t>2.7.2 LLM 通用能力基准（行业基线，对齐讯飞 Spark 4.0 Turbo / 思必驰对话 LLM 真实产品线）</w:t>
+      </w:r>
+    </w:p>
+    <w:p/>
+    <w:p>
+      <w:r>
+        <w:t xml:space="preserve">&gt; </w:t>
+      </w:r>
+      <w:r>
+        <w:rPr>
+          <w:b/>
+        </w:rPr>
+        <w:t>测试约定</w:t>
+      </w:r>
+      <w:r>
+        <w:t>：所有基准均使用官方测试集中文版（如有）或原版英文集；评测方式为标准 zero-shot 或基准规定的 few-shot；</w:t>
+      </w:r>
+      <w:r>
+        <w:rPr>
+          <w:b/>
+        </w:rPr>
+        <w:t>shall 为底线（思必驰当前对话 LLM 可达水平）</w:t>
+      </w:r>
+      <w:r>
+        <w:t>，</w:t>
+      </w:r>
+      <w:r>
+        <w:rPr>
+          <w:b/>
+        </w:rPr>
+        <w:t>should 为加分位（讯飞 Spark 4.0 Turbo 实测水平）</w:t>
+      </w:r>
+      <w:r>
+        <w:t>。</w:t>
+      </w:r>
+    </w:p>
+    <w:p/>
+    <w:tbl>
+      <w:tblPr>
+        <w:tblStyle w:val="TableGrid"/>
+        <w:tblW w:type="auto" w:w="0"/>
+        <w:tblLook w:firstColumn="1" w:firstRow="1" w:lastColumn="0" w:lastRow="0" w:noHBand="0" w:noVBand="1" w:val="04A0"/>
+      </w:tblPr>
+      <w:tblGrid>
+        <w:gridCol w:w="1768"/>
+        <w:gridCol w:w="1768"/>
+        <w:gridCol w:w="1768"/>
+        <w:gridCol w:w="1768"/>
+        <w:gridCol w:w="1768"/>
+      </w:tblGrid>
+      <w:tr>
+        <w:tc>
+          <w:tcPr>
+            <w:tcW w:type="dxa" w:w="1768"/>
+          </w:tcPr>
+          <w:p>
+            <w:r>
+              <w:rPr>
+                <w:b/>
+                <w:sz w:val="18"/>
+              </w:rPr>
+              <w:t>基准</w:t>
+            </w:r>
+          </w:p>
+        </w:tc>
+        <w:tc>
+          <w:tcPr>
+            <w:tcW w:type="dxa" w:w="1768"/>
+          </w:tcPr>
+          <w:p>
+            <w:r>
+              <w:rPr>
+                <w:b/>
+                <w:sz w:val="18"/>
+              </w:rPr>
+              <w:t>能力维度</w:t>
+            </w:r>
+          </w:p>
+        </w:tc>
+        <w:tc>
+          <w:tcPr>
+            <w:tcW w:type="dxa" w:w="1768"/>
+          </w:tcPr>
+          <w:p>
+            <w:r>
+              <w:rPr>
+                <w:b/>
+                <w:sz w:val="18"/>
+              </w:rPr>
+              <w:t>shall（核心）</w:t>
+            </w:r>
+          </w:p>
+        </w:tc>
+        <w:tc>
+          <w:tcPr>
+            <w:tcW w:type="dxa" w:w="1768"/>
+          </w:tcPr>
+          <w:p>
+            <w:r>
+              <w:rPr>
+                <w:b/>
+                <w:sz w:val="18"/>
+              </w:rPr>
+              <w:t>should（体验）</w:t>
+            </w:r>
+          </w:p>
+        </w:tc>
+        <w:tc>
+          <w:tcPr>
+            <w:tcW w:type="dxa" w:w="1768"/>
+          </w:tcPr>
+          <w:p>
+            <w:r>
+              <w:rPr>
+                <w:b/>
+                <w:sz w:val="18"/>
+              </w:rPr>
+              <w:t>备注</w:t>
+            </w:r>
+          </w:p>
+        </w:tc>
+      </w:tr>
+      <w:tr>
+        <w:tc>
+          <w:tcPr>
+            <w:tcW w:type="dxa" w:w="1768"/>
+          </w:tcPr>
+          <w:p>
+            <w:r>
+              <w:rPr>
+                <w:sz w:val="18"/>
+              </w:rPr>
+              <w:t>**MMMLU**（多语种知识问答）</w:t>
+            </w:r>
+          </w:p>
+        </w:tc>
+        <w:tc>
+          <w:tcPr>
+            <w:tcW w:type="dxa" w:w="1768"/>
+          </w:tcPr>
+          <w:p>
+            <w:r>
+              <w:rPr>
+                <w:sz w:val="18"/>
+              </w:rPr>
+              <w:t>多语种通用知识</w:t>
+            </w:r>
+          </w:p>
+        </w:tc>
+        <w:tc>
+          <w:tcPr>
+            <w:tcW w:type="dxa" w:w="1768"/>
+          </w:tcPr>
+          <w:p>
+            <w:r>
+              <w:rPr>
+                <w:sz w:val="18"/>
+              </w:rPr>
+              <w:t>≥ 78%</w:t>
+            </w:r>
+          </w:p>
+        </w:tc>
+        <w:tc>
+          <w:tcPr>
+            <w:tcW w:type="dxa" w:w="1768"/>
+          </w:tcPr>
+          <w:p>
+            <w:r>
+              <w:rPr>
+                <w:sz w:val="18"/>
+              </w:rPr>
+              <w:t>≥ 82%</w:t>
+            </w:r>
+          </w:p>
+        </w:tc>
+        <w:tc>
+          <w:tcPr>
+            <w:tcW w:type="dxa" w:w="1768"/>
+          </w:tcPr>
+          <w:p>
+            <w:r>
+              <w:rPr>
+                <w:sz w:val="18"/>
+              </w:rPr>
+              <w:t>讯飞 Spark 4.0 Turbo 实测 80-83%；思必驰对话 LLM 实测 73-78%</w:t>
+            </w:r>
+          </w:p>
+        </w:tc>
+      </w:tr>
+      <w:tr>
+        <w:tc>
+          <w:tcPr>
+            <w:tcW w:type="dxa" w:w="1768"/>
+          </w:tcPr>
+          <w:p>
+            <w:r>
+              <w:rPr>
+                <w:sz w:val="18"/>
+              </w:rPr>
+              <w:t>**CMMLU**（中文多任务）</w:t>
+            </w:r>
+          </w:p>
+        </w:tc>
+        <w:tc>
+          <w:tcPr>
+            <w:tcW w:type="dxa" w:w="1768"/>
+          </w:tcPr>
+          <w:p>
+            <w:r>
+              <w:rPr>
+                <w:sz w:val="18"/>
+              </w:rPr>
+              <w:t>中文通识与推理</w:t>
+            </w:r>
+          </w:p>
+        </w:tc>
+        <w:tc>
+          <w:tcPr>
+            <w:tcW w:type="dxa" w:w="1768"/>
+          </w:tcPr>
+          <w:p>
+            <w:r>
+              <w:rPr>
+                <w:sz w:val="18"/>
+              </w:rPr>
+              <w:t>≥ 70%</w:t>
+            </w:r>
+          </w:p>
+        </w:tc>
+        <w:tc>
+          <w:tcPr>
+            <w:tcW w:type="dxa" w:w="1768"/>
+          </w:tcPr>
+          <w:p>
+            <w:r>
+              <w:rPr>
+                <w:sz w:val="18"/>
+              </w:rPr>
+              <w:t>≥ 75%</w:t>
+            </w:r>
+          </w:p>
+        </w:tc>
+        <w:tc>
+          <w:tcPr>
+            <w:tcW w:type="dxa" w:w="1768"/>
+          </w:tcPr>
+          <w:p>
+            <w:r>
+              <w:rPr>
+                <w:sz w:val="18"/>
+              </w:rPr>
+              <w:t>**替代 LogiQA**（LogiQA 在 GPT-4 上也仅 ~57%，国内主流 30-50%，原指标 78% 不真实）；讯飞 ~75-78%、思必驰 ~65-70%</w:t>
+            </w:r>
+          </w:p>
+        </w:tc>
+      </w:tr>
+      <w:tr>
+        <w:tc>
+          <w:tcPr>
+            <w:tcW w:type="dxa" w:w="1768"/>
+          </w:tcPr>
+          <w:p>
+            <w:r>
+              <w:rPr>
+                <w:sz w:val="18"/>
+              </w:rPr>
+              <w:t>**GSM8K**（小学数学应用题）</w:t>
+            </w:r>
+          </w:p>
+        </w:tc>
+        <w:tc>
+          <w:tcPr>
+            <w:tcW w:type="dxa" w:w="1768"/>
+          </w:tcPr>
+          <w:p>
+            <w:r>
+              <w:rPr>
+                <w:sz w:val="18"/>
+              </w:rPr>
+              <w:t>数学推理</w:t>
+            </w:r>
+          </w:p>
+        </w:tc>
+        <w:tc>
+          <w:tcPr>
+            <w:tcW w:type="dxa" w:w="1768"/>
+          </w:tcPr>
+          <w:p>
+            <w:r>
+              <w:rPr>
+                <w:sz w:val="18"/>
+              </w:rPr>
+              <w:t>≥ 70%</w:t>
+            </w:r>
+          </w:p>
+        </w:tc>
+        <w:tc>
+          <w:tcPr>
+            <w:tcW w:type="dxa" w:w="1768"/>
+          </w:tcPr>
+          <w:p>
+            <w:r>
+              <w:rPr>
+                <w:sz w:val="18"/>
+              </w:rPr>
+              <w:t>≥ 80%</w:t>
+            </w:r>
+          </w:p>
+        </w:tc>
+        <w:tc>
+          <w:tcPr>
+            <w:tcW w:type="dxa" w:w="1768"/>
+          </w:tcPr>
+          <w:p>
+            <w:r>
+              <w:rPr>
+                <w:sz w:val="18"/>
+              </w:rPr>
+              <w:t>讯飞 Spark 4 Turbo 公开 89-94%；shall 设 70% 给思必驰 LLM 留余量</w:t>
+            </w:r>
+          </w:p>
+        </w:tc>
+      </w:tr>
+      <w:tr>
+        <w:tc>
+          <w:tcPr>
+            <w:tcW w:type="dxa" w:w="1768"/>
+          </w:tcPr>
+          <w:p>
+            <w:r>
+              <w:rPr>
+                <w:sz w:val="18"/>
+              </w:rPr>
+              <w:t>**BBH**（Big-Bench Hard）</w:t>
+            </w:r>
+          </w:p>
+        </w:tc>
+        <w:tc>
+          <w:tcPr>
+            <w:tcW w:type="dxa" w:w="1768"/>
+          </w:tcPr>
+          <w:p>
+            <w:r>
+              <w:rPr>
+                <w:sz w:val="18"/>
+              </w:rPr>
+              <w:t>复杂推理</w:t>
+            </w:r>
+          </w:p>
+        </w:tc>
+        <w:tc>
+          <w:tcPr>
+            <w:tcW w:type="dxa" w:w="1768"/>
+          </w:tcPr>
+          <w:p>
+            <w:r>
+              <w:rPr>
+                <w:sz w:val="18"/>
+              </w:rPr>
+              <w:t>≥ 73%</w:t>
+            </w:r>
+          </w:p>
+        </w:tc>
+        <w:tc>
+          <w:tcPr>
+            <w:tcW w:type="dxa" w:w="1768"/>
+          </w:tcPr>
+          <w:p>
+            <w:r>
+              <w:rPr>
+                <w:sz w:val="18"/>
+              </w:rPr>
+              <w:t>≥ 80%</w:t>
+            </w:r>
+          </w:p>
+        </w:tc>
+        <w:tc>
+          <w:tcPr>
+            <w:tcW w:type="dxa" w:w="1768"/>
+          </w:tcPr>
+          <w:p>
+            <w:r>
+              <w:rPr>
+                <w:sz w:val="18"/>
+              </w:rPr>
+              <w:t>讯飞 Spark 4 公开约 80%，国内主流 70-78%</w:t>
+            </w:r>
+          </w:p>
+        </w:tc>
+      </w:tr>
+      <w:tr>
+        <w:tc>
+          <w:tcPr>
+            <w:tcW w:type="dxa" w:w="1768"/>
+          </w:tcPr>
+          <w:p>
+            <w:r>
+              <w:rPr>
+                <w:sz w:val="18"/>
+              </w:rPr>
+              <w:t>**TruthfulQA**（事实性/抗幻觉）</w:t>
+            </w:r>
+          </w:p>
+        </w:tc>
+        <w:tc>
+          <w:tcPr>
+            <w:tcW w:type="dxa" w:w="1768"/>
+          </w:tcPr>
+          <w:p>
+            <w:r>
+              <w:rPr>
+                <w:sz w:val="18"/>
+              </w:rPr>
+              <w:t>事实正确性</w:t>
+            </w:r>
+          </w:p>
+        </w:tc>
+        <w:tc>
+          <w:tcPr>
+            <w:tcW w:type="dxa" w:w="1768"/>
+          </w:tcPr>
+          <w:p>
+            <w:r>
+              <w:rPr>
+                <w:sz w:val="18"/>
+              </w:rPr>
+              <w:t>≥ 0.52</w:t>
+            </w:r>
+          </w:p>
+        </w:tc>
+        <w:tc>
+          <w:tcPr>
+            <w:tcW w:type="dxa" w:w="1768"/>
+          </w:tcPr>
+          <w:p>
+            <w:r>
+              <w:rPr>
+                <w:sz w:val="18"/>
+              </w:rPr>
+              <w:t>≥ 0.58</w:t>
+            </w:r>
+          </w:p>
+        </w:tc>
+        <w:tc>
+          <w:tcPr>
+            <w:tcW w:type="dxa" w:w="1768"/>
+          </w:tcPr>
+          <w:p>
+            <w:r>
+              <w:rPr>
+                <w:sz w:val="18"/>
+              </w:rPr>
+              <w:t>GPT-4 实测 ~0.59；国内主流 0.45-0.55；MC1 指标</w:t>
+            </w:r>
+          </w:p>
+        </w:tc>
+      </w:tr>
+      <w:tr>
+        <w:tc>
+          <w:tcPr>
+            <w:tcW w:type="dxa" w:w="1768"/>
+          </w:tcPr>
+          <w:p>
+            <w:r>
+              <w:rPr>
+                <w:sz w:val="18"/>
+              </w:rPr>
+              <w:t>**CoT 完成率**（链式思维推理可完成性）</w:t>
+            </w:r>
+          </w:p>
+        </w:tc>
+        <w:tc>
+          <w:tcPr>
+            <w:tcW w:type="dxa" w:w="1768"/>
+          </w:tcPr>
+          <w:p>
+            <w:r>
+              <w:rPr>
+                <w:sz w:val="18"/>
+              </w:rPr>
+              <w:t>步骤推理稳健性</w:t>
+            </w:r>
+          </w:p>
+        </w:tc>
+        <w:tc>
+          <w:tcPr>
+            <w:tcW w:type="dxa" w:w="1768"/>
+          </w:tcPr>
+          <w:p>
+            <w:r>
+              <w:rPr>
+                <w:sz w:val="18"/>
+              </w:rPr>
+              <w:t>≥ 78%</w:t>
+            </w:r>
+          </w:p>
+        </w:tc>
+        <w:tc>
+          <w:tcPr>
+            <w:tcW w:type="dxa" w:w="1768"/>
+          </w:tcPr>
+          <w:p>
+            <w:r>
+              <w:rPr>
+                <w:sz w:val="18"/>
+              </w:rPr>
+              <w:t>≥ 85%</w:t>
+            </w:r>
+          </w:p>
+        </w:tc>
+        <w:tc>
+          <w:tcPr>
+            <w:tcW w:type="dxa" w:w="1768"/>
+          </w:tcPr>
+          <w:p>
+            <w:r>
+              <w:rPr>
+                <w:sz w:val="18"/>
+              </w:rPr>
+              <w:t>100 题多步推理测试集，每题 ≤5 步；按"最终答案+所有中间步骤均合理"判定</w:t>
+            </w:r>
+          </w:p>
+        </w:tc>
+      </w:tr>
+    </w:tbl>
+    <w:p/>
+    <w:p/>
+    <w:p>
+      <w:r>
+        <w:t xml:space="preserve">&gt; </w:t>
+      </w:r>
+      <w:r>
+        <w:rPr>
+          <w:b/>
+        </w:rPr>
+        <w:t>指标定位</w:t>
+      </w:r>
+      <w:r>
+        <w:t>：上述基准用于</w:t>
+      </w:r>
+      <w:r>
+        <w:rPr>
+          <w:b/>
+        </w:rPr>
+        <w:t>供应商资格筛查</w:t>
+      </w:r>
+      <w:r>
+        <w:t>与</w:t>
+      </w:r>
+      <w:r>
+        <w:rPr>
+          <w:b/>
+        </w:rPr>
+        <w:t>模型版本变更时回归验证</w:t>
+      </w:r>
+      <w:r>
+        <w:t>，不作为日常生产监控指标。验收时由甲方测试团队在出厂前用同一份内部测试集进行复核。</w:t>
+      </w:r>
+    </w:p>
+    <w:p/>
+    <w:p>
+      <w:r>
+        <w:t xml:space="preserve">&gt; </w:t>
+      </w:r>
+      <w:r>
+        <w:rPr>
+          <w:b/>
+        </w:rPr>
+        <w:t>关于 MOS（已迁移至 §2.6）</w:t>
+      </w:r>
+      <w:r>
+        <w:t>：TTS 主观音质评分 shall ≥ 4.1 / should ≥ 4.3，详见 §2.6。</w:t>
+      </w:r>
+    </w:p>
     <w:p/>
     <w:p>
       <w:r>

--- a/Voice_AI_SOR_墨甲机器人.docx
+++ b/Voice_AI_SOR_墨甲机器人.docx
@@ -23,7 +23,7 @@
         <w:t>版本</w:t>
       </w:r>
       <w:r>
-        <w:t xml:space="preserve">：v1.0  </w:t>
+        <w:t xml:space="preserve">：v1.2（在 v1.1 基础上，按讯飞/思必驰真实产品线能力做模块级可达性校准）  </w:t>
       </w:r>
     </w:p>
     <w:p>
@@ -59,7 +59,136 @@
         <w:t>适用系统</w:t>
       </w:r>
       <w:r>
-        <w:t>：墨甲机器人语音交互全链路（纯声学前端 / 多模态前端 / 唤醒 / 识别 / 中枢系统 / TTS / 大模型功能）</w:t>
+        <w:t>：墨甲机器人语音交互</w:t>
+      </w:r>
+      <w:r>
+        <w:rPr>
+          <w:b/>
+        </w:rPr>
+        <w:t>纯语音链路</w:t>
+      </w:r>
+      <w:r>
+        <w:t>（M1 纯声学前端 / M2 多模态前端 / M3 唤醒 / M4 识别 / M5 中枢系统 / M6 TTS / M7 大模型功能）。</w:t>
+      </w:r>
+      <w:r>
+        <w:rPr>
+          <w:b/>
+        </w:rPr>
+        <w:t>本期不含视觉语言理解（VLM）</w:t>
+      </w:r>
+      <w:r>
+        <w:t>。</w:t>
+      </w:r>
+    </w:p>
+    <w:p/>
+    <w:p>
+      <w:r>
+        <w:t xml:space="preserve">&gt; </w:t>
+      </w:r>
+      <w:r>
+        <w:rPr>
+          <w:b/>
+        </w:rPr>
+        <w:t>v1.2 修订摘要</w:t>
+      </w:r>
+      <w:r>
+        <w:t>（在 v1.1 基础上）：</w:t>
+      </w:r>
+    </w:p>
+    <w:p>
+      <w:r>
+        <w:t xml:space="preserve">&gt; 1. 显式声明 </w:t>
+      </w:r>
+      <w:r>
+        <w:rPr>
+          <w:b/>
+        </w:rPr>
+        <w:t>VLM / 视觉语言理解（图像描述 / VQA / OCR / 视觉空间推理 / POPE 等）不在本期范围</w:t>
+      </w:r>
+      <w:r>
+        <w:t>；多模态前端的"视觉"仅指声视联合说话人定向，不做视觉内容理解；供应商不得将 VLM 能力纳入投标与报价</w:t>
+      </w:r>
+    </w:p>
+    <w:p>
+      <w:r>
+        <w:t xml:space="preserve">&gt; 2. </w:t>
+      </w:r>
+      <w:r>
+        <w:rPr>
+          <w:b/>
+        </w:rPr>
+        <w:t>§2.6 TTS MOS</w:t>
+      </w:r>
+      <w:r>
+        <w:t xml:space="preserve"> 拆为双层指标：核心（shall）≥ 4.1，体验（should）≥ 4.3</w:t>
+      </w:r>
+    </w:p>
+    <w:p>
+      <w:r>
+        <w:t xml:space="preserve">&gt; 3. </w:t>
+      </w:r>
+      <w:r>
+        <w:rPr>
+          <w:b/>
+        </w:rPr>
+        <w:t>§2.7 大模型功能</w:t>
+      </w:r>
+      <w:r>
+        <w:t xml:space="preserve"> 新增"LLM 通用能力基准（行业基线）"独立子表，全部按双层 shall/should 写明，对齐讯飞 Spark 4.0 Turbo / 思必驰对话 LLM 真实产品线能力：</w:t>
+      </w:r>
+    </w:p>
+    <w:p>
+      <w:r>
+        <w:t>&gt;    - MMMLU shall ≥ 78% / should ≥ 82%</w:t>
+      </w:r>
+    </w:p>
+    <w:p>
+      <w:r>
+        <w:t xml:space="preserve">&gt;    - </w:t>
+      </w:r>
+      <w:r>
+        <w:rPr>
+          <w:b/>
+        </w:rPr>
+        <w:t>CMMLU</w:t>
+      </w:r>
+      <w:r>
+        <w:t>（替代 LogiQA，避开 GPT-4 都不到 60% 的硬伤）shall ≥ 70% / should ≥ 75%</w:t>
+      </w:r>
+    </w:p>
+    <w:p>
+      <w:r>
+        <w:t>&gt;    - GSM8K shall ≥ 70% / should ≥ 80%（讯飞实测 89-94%，68% 反而显得 SOR 不专业）</w:t>
+      </w:r>
+    </w:p>
+    <w:p>
+      <w:r>
+        <w:t>&gt;    - BBH shall ≥ 73% / should ≥ 80%</w:t>
+      </w:r>
+    </w:p>
+    <w:p>
+      <w:r>
+        <w:t>&gt;    - TruthfulQA shall ≥ 0.52 / should ≥ 0.58</w:t>
+      </w:r>
+    </w:p>
+    <w:p>
+      <w:r>
+        <w:t>&gt;    - CoT 完成率 shall ≥ 78% / should ≥ 85%</w:t>
+      </w:r>
+    </w:p>
+    <w:p>
+      <w:r>
+        <w:t>&gt;    - Function Call shall ≥ 85% / should ≥ 92%（shall 与 v1.1 一致）</w:t>
+      </w:r>
+    </w:p>
+    <w:p>
+      <w:r>
+        <w:t>&gt;</w:t>
+      </w:r>
+    </w:p>
+    <w:p>
+      <w:r>
+        <w:t>&gt; v1.1 修订摘要（保留）：(a) 波束成形与默认硬件阵型对齐；(b) 端到端时延预算拆规则/LLM 双通道，新增云端 RTT 独立行；(c) ASR "首词" 重命名为"出文延迟"+ 噪声场景行；(d) 声视对齐放宽至 ≤ 40 ms，硬件 PTP 时 ≤ 20 ms；(e) TTS 多音字 shall ≥ 95% / should ≥ 98%；(f) 区分规则路由覆盖率（稳态）与规则兜底覆盖率（故障态）。详见配套 `SOR_Review_Report_墨甲v2.md`。</w:t>
       </w:r>
     </w:p>
     <w:p/>
@@ -172,7 +301,7 @@
               <w:rPr>
                 <w:sz w:val="18"/>
               </w:rPr>
-              <w:t>v1.0</w:t>
+              <w:t>v1.2（基于 v1.1 的供应商可达性校准）</w:t>
             </w:r>
           </w:p>
         </w:tc>
@@ -561,6 +690,34 @@
                 <w:sz w:val="18"/>
               </w:rPr>
               <w:t>本技能定位为从零生成，不做增量修改</w:t>
+            </w:r>
+          </w:p>
+        </w:tc>
+      </w:tr>
+      <w:tr>
+        <w:tc>
+          <w:tcPr>
+            <w:tcW w:type="dxa" w:w="4421"/>
+          </w:tcPr>
+          <w:p>
+            <w:r>
+              <w:rPr>
+                <w:sz w:val="18"/>
+              </w:rPr>
+              <w:t>**视觉语言理解（VLM）相关需求**（图像描述 / 视觉问答 VQA / OCR / 视觉空间推理 / POPE 视觉幻觉评估 / 多图与视频理解）</w:t>
+            </w:r>
+          </w:p>
+        </w:tc>
+        <w:tc>
+          <w:tcPr>
+            <w:tcW w:type="dxa" w:w="4421"/>
+          </w:tcPr>
+          <w:p>
+            <w:r>
+              <w:rPr>
+                <w:sz w:val="18"/>
+              </w:rPr>
+              <w:t>**本期项目仅覆盖纯语音链路，VLM 不在范围**；多模态前端中的"视觉"仅指消费上游视觉模块已提供的人脸/骨骼坐标用于声视联合定向，不做视觉内容理解；供应商不得将 VLM 能力纳入投标范围与报价</w:t>
             </w:r>
           </w:p>
         </w:tc>
@@ -1131,7 +1288,7 @@
               <w:rPr>
                 <w:sz w:val="18"/>
               </w:rPr>
-              <w:t>墨甲电机全速运转，麦克风距电机30cm</w:t>
+              <w:t>墨甲电机全速运转，麦克风距电机30cm（评测基准距离；实机部署按实际安装距离复测，按6dB/倍距折算）</w:t>
             </w:r>
           </w:p>
         </w:tc>
@@ -1200,7 +1357,7 @@
               <w:rPr>
                 <w:sz w:val="18"/>
               </w:rPr>
-              <w:t>波束成形</w:t>
+              <w:t>波束成形（默认硬件）</w:t>
             </w:r>
           </w:p>
         </w:tc>
@@ -1226,20 +1383,74 @@
               <w:rPr>
                 <w:sz w:val="18"/>
               </w:rPr>
-              <w:t>≥ 6 dB（4阵元线阵）</w:t>
-            </w:r>
-          </w:p>
-        </w:tc>
-        <w:tc>
-          <w:tcPr>
-            <w:tcW w:type="dxa" w:w="2210"/>
-          </w:tcPr>
-          <w:p>
-            <w:r>
-              <w:rPr>
-                <w:sz w:val="18"/>
-              </w:rPr>
-              <w:t>目标方向0°，旁瓣90°</w:t>
+              <w:t>≥ 6 dB（**6阵元圆阵**，与§3.2默认硬件对齐）</w:t>
+            </w:r>
+          </w:p>
+        </w:tc>
+        <w:tc>
+          <w:tcPr>
+            <w:tcW w:type="dxa" w:w="2210"/>
+          </w:tcPr>
+          <w:p>
+            <w:r>
+              <w:rPr>
+                <w:sz w:val="18"/>
+              </w:rPr>
+              <w:t>目标方向0°，旁瓣90°，远场弥散噪声</w:t>
+            </w:r>
+          </w:p>
+        </w:tc>
+      </w:tr>
+      <w:tr>
+        <w:tc>
+          <w:tcPr>
+            <w:tcW w:type="dxa" w:w="2210"/>
+          </w:tcPr>
+          <w:p>
+            <w:r>
+              <w:rPr>
+                <w:sz w:val="18"/>
+              </w:rPr>
+              <w:t>波束成形（降级硬件）</w:t>
+            </w:r>
+          </w:p>
+        </w:tc>
+        <w:tc>
+          <w:tcPr>
+            <w:tcW w:type="dxa" w:w="2210"/>
+          </w:tcPr>
+          <w:p>
+            <w:r>
+              <w:rPr>
+                <w:sz w:val="18"/>
+              </w:rPr>
+              <w:t>主瓣增益</w:t>
+            </w:r>
+          </w:p>
+        </w:tc>
+        <w:tc>
+          <w:tcPr>
+            <w:tcW w:type="dxa" w:w="2210"/>
+          </w:tcPr>
+          <w:p>
+            <w:r>
+              <w:rPr>
+                <w:sz w:val="18"/>
+              </w:rPr>
+              <w:t>≥ 4 dB（**4阵元线阵**，4元理论上限6dB，工程值留余量）</w:t>
+            </w:r>
+          </w:p>
+        </w:tc>
+        <w:tc>
+          <w:tcPr>
+            <w:tcW w:type="dxa" w:w="2210"/>
+          </w:tcPr>
+          <w:p>
+            <w:r>
+              <w:rPr>
+                <w:sz w:val="18"/>
+              </w:rPr>
+              <w:t>目标方向0°，旁瓣90°，远场弥散噪声</w:t>
             </w:r>
           </w:p>
         </w:tc>
@@ -1555,7 +1766,7 @@
               <w:rPr>
                 <w:sz w:val="18"/>
               </w:rPr>
-              <w:t>声视时间对齐误差</w:t>
+              <w:t>声视时间对齐误差（核心）</w:t>
             </w:r>
           </w:p>
         </w:tc>
@@ -1581,6 +1792,60 @@
               <w:rPr>
                 <w:sz w:val="18"/>
               </w:rPr>
+              <w:t>≤ 40 ms</w:t>
+            </w:r>
+          </w:p>
+        </w:tc>
+        <w:tc>
+          <w:tcPr>
+            <w:tcW w:type="dxa" w:w="2210"/>
+          </w:tcPr>
+          <w:p>
+            <w:r>
+              <w:rPr>
+                <w:sz w:val="18"/>
+              </w:rPr>
+              <w:t>视觉30fps，声学16kHz，纯软件时间戳同步（1帧周期同量级）</w:t>
+            </w:r>
+          </w:p>
+        </w:tc>
+      </w:tr>
+      <w:tr>
+        <w:tc>
+          <w:tcPr>
+            <w:tcW w:type="dxa" w:w="2210"/>
+          </w:tcPr>
+          <w:p>
+            <w:r>
+              <w:rPr>
+                <w:sz w:val="18"/>
+              </w:rPr>
+              <w:t>声视时间对齐误差（体验，硬件PTP）</w:t>
+            </w:r>
+          </w:p>
+        </w:tc>
+        <w:tc>
+          <w:tcPr>
+            <w:tcW w:type="dxa" w:w="2210"/>
+          </w:tcPr>
+          <w:p>
+            <w:r>
+              <w:rPr>
+                <w:sz w:val="18"/>
+              </w:rPr>
+              <w:t>时间戳对齐精度</w:t>
+            </w:r>
+          </w:p>
+        </w:tc>
+        <w:tc>
+          <w:tcPr>
+            <w:tcW w:type="dxa" w:w="2210"/>
+          </w:tcPr>
+          <w:p>
+            <w:r>
+              <w:rPr>
+                <w:sz w:val="18"/>
+              </w:rPr>
               <w:t>≤ 20 ms</w:t>
             </w:r>
           </w:p>
@@ -1594,7 +1859,7 @@
               <w:rPr>
                 <w:sz w:val="18"/>
               </w:rPr>
-              <w:t>视觉30fps，声学16kHz</w:t>
+              <w:t>要求硬件PTP / IEEE 1588同步或共时钟域采集</w:t>
             </w:r>
           </w:p>
         </w:tc>
@@ -2072,7 +2337,7 @@
               <w:rPr>
                 <w:sz w:val="18"/>
               </w:rPr>
-              <w:t>响应速度</w:t>
+              <w:t>响应速度（安静）</w:t>
             </w:r>
           </w:p>
         </w:tc>
@@ -2111,7 +2376,61 @@
               <w:rPr>
                 <w:sz w:val="18"/>
               </w:rPr>
-              <w:t>从唤醒词结束到唤醒事件触发</w:t>
+              <w:t>从唤醒词结束到唤醒事件触发，SNR≥25dB</w:t>
+            </w:r>
+          </w:p>
+        </w:tc>
+      </w:tr>
+      <w:tr>
+        <w:tc>
+          <w:tcPr>
+            <w:tcW w:type="dxa" w:w="2210"/>
+          </w:tcPr>
+          <w:p>
+            <w:r>
+              <w:rPr>
+                <w:sz w:val="18"/>
+              </w:rPr>
+              <w:t>响应速度（噪声）</w:t>
+            </w:r>
+          </w:p>
+        </w:tc>
+        <w:tc>
+          <w:tcPr>
+            <w:tcW w:type="dxa" w:w="2210"/>
+          </w:tcPr>
+          <w:p>
+            <w:r>
+              <w:rPr>
+                <w:sz w:val="18"/>
+              </w:rPr>
+              <w:t>唤醒词检测延迟</w:t>
+            </w:r>
+          </w:p>
+        </w:tc>
+        <w:tc>
+          <w:tcPr>
+            <w:tcW w:type="dxa" w:w="2210"/>
+          </w:tcPr>
+          <w:p>
+            <w:r>
+              <w:rPr>
+                <w:sz w:val="18"/>
+              </w:rPr>
+              <w:t>≤ 80 ms</w:t>
+            </w:r>
+          </w:p>
+        </w:tc>
+        <w:tc>
+          <w:tcPr>
+            <w:tcW w:type="dxa" w:w="2210"/>
+          </w:tcPr>
+          <w:p>
+            <w:r>
+              <w:rPr>
+                <w:sz w:val="18"/>
+              </w:rPr>
+              <w:t>从唤醒词结束到唤醒事件触发，SNR≥5dB（与§6预算表对齐）</w:t>
             </w:r>
           </w:p>
         </w:tc>
@@ -2373,20 +2692,20 @@
               <w:rPr>
                 <w:sz w:val="18"/>
               </w:rPr>
-              <w:t>流式识别</w:t>
-            </w:r>
-          </w:p>
-        </w:tc>
-        <w:tc>
-          <w:tcPr>
-            <w:tcW w:type="dxa" w:w="2210"/>
-          </w:tcPr>
-          <w:p>
-            <w:r>
-              <w:rPr>
-                <w:sz w:val="18"/>
-              </w:rPr>
-              <w:t>首词输出延迟</w:t>
+              <w:t>流式识别（安静）</w:t>
+            </w:r>
+          </w:p>
+        </w:tc>
+        <w:tc>
+          <w:tcPr>
+            <w:tcW w:type="dxa" w:w="2210"/>
+          </w:tcPr>
+          <w:p>
+            <w:r>
+              <w:rPr>
+                <w:sz w:val="18"/>
+              </w:rPr>
+              <w:t>出文延迟（VAD句末触发→最终结果输出）</w:t>
             </w:r>
           </w:p>
         </w:tc>
@@ -2412,7 +2731,115 @@
               <w:rPr>
                 <w:sz w:val="18"/>
               </w:rPr>
-              <w:t>句长5~20字，句末VAD触发后计时</w:t>
+              <w:t>句长5~20字，SNR≥25dB；"出文延迟"与流式首字延迟为不同指标，避免名实不符</w:t>
+            </w:r>
+          </w:p>
+        </w:tc>
+      </w:tr>
+      <w:tr>
+        <w:tc>
+          <w:tcPr>
+            <w:tcW w:type="dxa" w:w="2210"/>
+          </w:tcPr>
+          <w:p>
+            <w:r>
+              <w:rPr>
+                <w:sz w:val="18"/>
+              </w:rPr>
+              <w:t>流式识别（噪声）</w:t>
+            </w:r>
+          </w:p>
+        </w:tc>
+        <w:tc>
+          <w:tcPr>
+            <w:tcW w:type="dxa" w:w="2210"/>
+          </w:tcPr>
+          <w:p>
+            <w:r>
+              <w:rPr>
+                <w:sz w:val="18"/>
+              </w:rPr>
+              <w:t>出文延迟（VAD句末触发→最终结果输出）</w:t>
+            </w:r>
+          </w:p>
+        </w:tc>
+        <w:tc>
+          <w:tcPr>
+            <w:tcW w:type="dxa" w:w="2210"/>
+          </w:tcPr>
+          <w:p>
+            <w:r>
+              <w:rPr>
+                <w:sz w:val="18"/>
+              </w:rPr>
+              <w:t>≤ 450 ms</w:t>
+            </w:r>
+          </w:p>
+        </w:tc>
+        <w:tc>
+          <w:tcPr>
+            <w:tcW w:type="dxa" w:w="2210"/>
+          </w:tcPr>
+          <w:p>
+            <w:r>
+              <w:rPr>
+                <w:sz w:val="18"/>
+              </w:rPr>
+              <w:t>句长5~20字，SNR≥5dB（与§6预算表对齐）</w:t>
+            </w:r>
+          </w:p>
+        </w:tc>
+      </w:tr>
+      <w:tr>
+        <w:tc>
+          <w:tcPr>
+            <w:tcW w:type="dxa" w:w="2210"/>
+          </w:tcPr>
+          <w:p>
+            <w:r>
+              <w:rPr>
+                <w:sz w:val="18"/>
+              </w:rPr>
+              <w:t>流式首字（体验指标）</w:t>
+            </w:r>
+          </w:p>
+        </w:tc>
+        <w:tc>
+          <w:tcPr>
+            <w:tcW w:type="dxa" w:w="2210"/>
+          </w:tcPr>
+          <w:p>
+            <w:r>
+              <w:rPr>
+                <w:sz w:val="18"/>
+              </w:rPr>
+              <w:t>首字上屏延迟（说话开始→首字输出）</w:t>
+            </w:r>
+          </w:p>
+        </w:tc>
+        <w:tc>
+          <w:tcPr>
+            <w:tcW w:type="dxa" w:w="2210"/>
+          </w:tcPr>
+          <w:p>
+            <w:r>
+              <w:rPr>
+                <w:sz w:val="18"/>
+              </w:rPr>
+              <w:t>≤ 500 ms</w:t>
+            </w:r>
+          </w:p>
+        </w:tc>
+        <w:tc>
+          <w:tcPr>
+            <w:tcW w:type="dxa" w:w="2210"/>
+          </w:tcPr>
+          <w:p>
+            <w:r>
+              <w:rPr>
+                <w:sz w:val="18"/>
+              </w:rPr>
+              <w:t>句长5~20字，SNR≥25dB</w:t>
             </w:r>
           </w:p>
         </w:tc>
@@ -2890,20 +3317,20 @@
               <w:rPr>
                 <w:sz w:val="18"/>
               </w:rPr>
-              <w:t>降级策略</w:t>
-            </w:r>
-          </w:p>
-        </w:tc>
-        <w:tc>
-          <w:tcPr>
-            <w:tcW w:type="dxa" w:w="2210"/>
-          </w:tcPr>
-          <w:p>
-            <w:r>
-              <w:rPr>
-                <w:sz w:val="18"/>
-              </w:rPr>
-              <w:t>LLM不可用时规则兜底覆盖率</w:t>
+              <w:t>路由分流（稳态）</w:t>
+            </w:r>
+          </w:p>
+        </w:tc>
+        <w:tc>
+          <w:tcPr>
+            <w:tcW w:type="dxa" w:w="2210"/>
+          </w:tcPr>
+          <w:p>
+            <w:r>
+              <w:rPr>
+                <w:sz w:val="18"/>
+              </w:rPr>
+              <w:t>简单指令规则路由覆盖率</w:t>
             </w:r>
           </w:p>
         </w:tc>
@@ -2929,7 +3356,7 @@
               <w:rPr>
                 <w:sz w:val="18"/>
               </w:rPr>
-              <w:t>Top 100高频指令集，断网状态测试</w:t>
+              <w:t>200条明确简单指令稳态分流统计；剩余≤20%进入LLM路径</w:t>
             </w:r>
           </w:p>
         </w:tc>
@@ -2944,46 +3371,46 @@
               <w:rPr>
                 <w:sz w:val="18"/>
               </w:rPr>
-              <w:t>处理延迟</w:t>
-            </w:r>
-          </w:p>
-        </w:tc>
-        <w:tc>
-          <w:tcPr>
-            <w:tcW w:type="dxa" w:w="2210"/>
-          </w:tcPr>
-          <w:p>
-            <w:r>
-              <w:rPr>
-                <w:sz w:val="18"/>
-              </w:rPr>
-              <w:t>意图解析+路由下发延迟</w:t>
-            </w:r>
-          </w:p>
-        </w:tc>
-        <w:tc>
-          <w:tcPr>
-            <w:tcW w:type="dxa" w:w="2210"/>
-          </w:tcPr>
-          <w:p>
-            <w:r>
-              <w:rPr>
-                <w:sz w:val="18"/>
-              </w:rPr>
-              <w:t>≤ 100 ms</w:t>
-            </w:r>
-          </w:p>
-        </w:tc>
-        <w:tc>
-          <w:tcPr>
-            <w:tcW w:type="dxa" w:w="2210"/>
-          </w:tcPr>
-          <w:p>
-            <w:r>
-              <w:rPr>
-                <w:sz w:val="18"/>
-              </w:rPr>
-              <w:t>文本输入，规则引擎路径</w:t>
+              <w:t>降级策略（故障态）</w:t>
+            </w:r>
+          </w:p>
+        </w:tc>
+        <w:tc>
+          <w:tcPr>
+            <w:tcW w:type="dxa" w:w="2210"/>
+          </w:tcPr>
+          <w:p>
+            <w:r>
+              <w:rPr>
+                <w:sz w:val="18"/>
+              </w:rPr>
+              <w:t>LLM不可用时规则兜底覆盖率</w:t>
+            </w:r>
+          </w:p>
+        </w:tc>
+        <w:tc>
+          <w:tcPr>
+            <w:tcW w:type="dxa" w:w="2210"/>
+          </w:tcPr>
+          <w:p>
+            <w:r>
+              <w:rPr>
+                <w:sz w:val="18"/>
+              </w:rPr>
+              <w:t>≥ 80%</w:t>
+            </w:r>
+          </w:p>
+        </w:tc>
+        <w:tc>
+          <w:tcPr>
+            <w:tcW w:type="dxa" w:w="2210"/>
+          </w:tcPr>
+          <w:p>
+            <w:r>
+              <w:rPr>
+                <w:sz w:val="18"/>
+              </w:rPr>
+              <w:t>Top 100高频指令集，断网状态测试；与上一行为不同业务态</w:t>
             </w:r>
           </w:p>
         </w:tc>
@@ -3011,6 +3438,60 @@
               <w:rPr>
                 <w:sz w:val="18"/>
               </w:rPr>
+              <w:t>意图解析+路由下发延迟</w:t>
+            </w:r>
+          </w:p>
+        </w:tc>
+        <w:tc>
+          <w:tcPr>
+            <w:tcW w:type="dxa" w:w="2210"/>
+          </w:tcPr>
+          <w:p>
+            <w:r>
+              <w:rPr>
+                <w:sz w:val="18"/>
+              </w:rPr>
+              <w:t>≤ 100 ms</w:t>
+            </w:r>
+          </w:p>
+        </w:tc>
+        <w:tc>
+          <w:tcPr>
+            <w:tcW w:type="dxa" w:w="2210"/>
+          </w:tcPr>
+          <w:p>
+            <w:r>
+              <w:rPr>
+                <w:sz w:val="18"/>
+              </w:rPr>
+              <w:t>文本输入，规则引擎路径</w:t>
+            </w:r>
+          </w:p>
+        </w:tc>
+      </w:tr>
+      <w:tr>
+        <w:tc>
+          <w:tcPr>
+            <w:tcW w:type="dxa" w:w="2210"/>
+          </w:tcPr>
+          <w:p>
+            <w:r>
+              <w:rPr>
+                <w:sz w:val="18"/>
+              </w:rPr>
+              <w:t>处理延迟</w:t>
+            </w:r>
+          </w:p>
+        </w:tc>
+        <w:tc>
+          <w:tcPr>
+            <w:tcW w:type="dxa" w:w="2210"/>
+          </w:tcPr>
+          <w:p>
+            <w:r>
+              <w:rPr>
+                <w:sz w:val="18"/>
+              </w:rPr>
               <w:t>LLM路径总延迟（云端）</w:t>
             </w:r>
           </w:p>
@@ -3037,7 +3518,7 @@
               <w:rPr>
                 <w:sz w:val="18"/>
               </w:rPr>
-              <w:t>包含网络RTT，指令长度≤50字</w:t>
+              <w:t>含网络RTT≤150ms+云端LLM推理；指令长度≤50字</w:t>
             </w:r>
           </w:p>
         </w:tc>
@@ -3191,7 +3672,7 @@
               <w:rPr>
                 <w:sz w:val="18"/>
               </w:rPr>
-              <w:t>自然度</w:t>
+              <w:t>自然度（核心，shall）</w:t>
             </w:r>
           </w:p>
         </w:tc>
@@ -3217,20 +3698,20 @@
               <w:rPr>
                 <w:sz w:val="18"/>
               </w:rPr>
-              <w:t>≥ 4.0</w:t>
-            </w:r>
-          </w:p>
-        </w:tc>
-        <w:tc>
-          <w:tcPr>
-            <w:tcW w:type="dxa" w:w="2210"/>
-          </w:tcPr>
-          <w:p>
-            <w:r>
-              <w:rPr>
-                <w:sz w:val="18"/>
-              </w:rPr>
-              <w:t>盲测，5分制，≥20名听测人，100句测试语料</w:t>
+              <w:t>≥ 4.1</w:t>
+            </w:r>
+          </w:p>
+        </w:tc>
+        <w:tc>
+          <w:tcPr>
+            <w:tcW w:type="dxa" w:w="2210"/>
+          </w:tcPr>
+          <w:p>
+            <w:r>
+              <w:rPr>
+                <w:sz w:val="18"/>
+              </w:rPr>
+              <w:t>盲测，5分制，≥20名听测人，100句测试语料；对齐讯飞/思必驰主流 TTS 实测 4.1-4.3 区间</w:t>
             </w:r>
           </w:p>
         </w:tc>
@@ -3245,46 +3726,46 @@
               <w:rPr>
                 <w:sz w:val="18"/>
               </w:rPr>
-              <w:t>流式首帧</w:t>
-            </w:r>
-          </w:p>
-        </w:tc>
-        <w:tc>
-          <w:tcPr>
-            <w:tcW w:type="dxa" w:w="2210"/>
-          </w:tcPr>
-          <w:p>
-            <w:r>
-              <w:rPr>
-                <w:sz w:val="18"/>
-              </w:rPr>
-              <w:t>首音频帧输出延迟（TTFT）</w:t>
-            </w:r>
-          </w:p>
-        </w:tc>
-        <w:tc>
-          <w:tcPr>
-            <w:tcW w:type="dxa" w:w="2210"/>
-          </w:tcPr>
-          <w:p>
-            <w:r>
-              <w:rPr>
-                <w:sz w:val="18"/>
-              </w:rPr>
-              <w:t>≤ 200 ms</w:t>
-            </w:r>
-          </w:p>
-        </w:tc>
-        <w:tc>
-          <w:tcPr>
-            <w:tcW w:type="dxa" w:w="2210"/>
-          </w:tcPr>
-          <w:p>
-            <w:r>
-              <w:rPr>
-                <w:sz w:val="18"/>
-              </w:rPr>
-              <w:t>句长≤20字，云端合成，不含网络RTT</w:t>
+              <w:t>自然度（体验，should）</w:t>
+            </w:r>
+          </w:p>
+        </w:tc>
+        <w:tc>
+          <w:tcPr>
+            <w:tcW w:type="dxa" w:w="2210"/>
+          </w:tcPr>
+          <w:p>
+            <w:r>
+              <w:rPr>
+                <w:sz w:val="18"/>
+              </w:rPr>
+              <w:t>主观音质评分（MOS）</w:t>
+            </w:r>
+          </w:p>
+        </w:tc>
+        <w:tc>
+          <w:tcPr>
+            <w:tcW w:type="dxa" w:w="2210"/>
+          </w:tcPr>
+          <w:p>
+            <w:r>
+              <w:rPr>
+                <w:sz w:val="18"/>
+              </w:rPr>
+              <w:t>≥ 4.3</w:t>
+            </w:r>
+          </w:p>
+        </w:tc>
+        <w:tc>
+          <w:tcPr>
+            <w:tcW w:type="dxa" w:w="2210"/>
+          </w:tcPr>
+          <w:p>
+            <w:r>
+              <w:rPr>
+                <w:sz w:val="18"/>
+              </w:rPr>
+              <w:t>同测试集；列为加分项，对齐讯飞 SuperVoice / 字节火山高保真版水准</w:t>
             </w:r>
           </w:p>
         </w:tc>
@@ -3299,46 +3780,46 @@
               <w:rPr>
                 <w:sz w:val="18"/>
               </w:rPr>
-              <w:t>完整句延迟</w:t>
-            </w:r>
-          </w:p>
-        </w:tc>
-        <w:tc>
-          <w:tcPr>
-            <w:tcW w:type="dxa" w:w="2210"/>
-          </w:tcPr>
-          <w:p>
-            <w:r>
-              <w:rPr>
-                <w:sz w:val="18"/>
-              </w:rPr>
-              <w:t>20字句完整输出时长</w:t>
-            </w:r>
-          </w:p>
-        </w:tc>
-        <w:tc>
-          <w:tcPr>
-            <w:tcW w:type="dxa" w:w="2210"/>
-          </w:tcPr>
-          <w:p>
-            <w:r>
-              <w:rPr>
-                <w:sz w:val="18"/>
-              </w:rPr>
-              <w:t>≤ 500 ms</w:t>
-            </w:r>
-          </w:p>
-        </w:tc>
-        <w:tc>
-          <w:tcPr>
-            <w:tcW w:type="dxa" w:w="2210"/>
-          </w:tcPr>
-          <w:p>
-            <w:r>
-              <w:rPr>
-                <w:sz w:val="18"/>
-              </w:rPr>
-              <w:t>同上</w:t>
+              <w:t>流式首帧</w:t>
+            </w:r>
+          </w:p>
+        </w:tc>
+        <w:tc>
+          <w:tcPr>
+            <w:tcW w:type="dxa" w:w="2210"/>
+          </w:tcPr>
+          <w:p>
+            <w:r>
+              <w:rPr>
+                <w:sz w:val="18"/>
+              </w:rPr>
+              <w:t>首音频帧输出延迟（TTFT）</w:t>
+            </w:r>
+          </w:p>
+        </w:tc>
+        <w:tc>
+          <w:tcPr>
+            <w:tcW w:type="dxa" w:w="2210"/>
+          </w:tcPr>
+          <w:p>
+            <w:r>
+              <w:rPr>
+                <w:sz w:val="18"/>
+              </w:rPr>
+              <w:t>≤ 200 ms</w:t>
+            </w:r>
+          </w:p>
+        </w:tc>
+        <w:tc>
+          <w:tcPr>
+            <w:tcW w:type="dxa" w:w="2210"/>
+          </w:tcPr>
+          <w:p>
+            <w:r>
+              <w:rPr>
+                <w:sz w:val="18"/>
+              </w:rPr>
+              <w:t>句长≤20字，云端合成，**不含网络RTT**（网络RTT单独预算见§6）</w:t>
             </w:r>
           </w:p>
         </w:tc>
@@ -3353,7 +3834,61 @@
               <w:rPr>
                 <w:sz w:val="18"/>
               </w:rPr>
-              <w:t>发音准确率</w:t>
+              <w:t>完整句延迟</w:t>
+            </w:r>
+          </w:p>
+        </w:tc>
+        <w:tc>
+          <w:tcPr>
+            <w:tcW w:type="dxa" w:w="2210"/>
+          </w:tcPr>
+          <w:p>
+            <w:r>
+              <w:rPr>
+                <w:sz w:val="18"/>
+              </w:rPr>
+              <w:t>20字句完整输出时长</w:t>
+            </w:r>
+          </w:p>
+        </w:tc>
+        <w:tc>
+          <w:tcPr>
+            <w:tcW w:type="dxa" w:w="2210"/>
+          </w:tcPr>
+          <w:p>
+            <w:r>
+              <w:rPr>
+                <w:sz w:val="18"/>
+              </w:rPr>
+              <w:t>≤ 500 ms</w:t>
+            </w:r>
+          </w:p>
+        </w:tc>
+        <w:tc>
+          <w:tcPr>
+            <w:tcW w:type="dxa" w:w="2210"/>
+          </w:tcPr>
+          <w:p>
+            <w:r>
+              <w:rPr>
+                <w:sz w:val="18"/>
+              </w:rPr>
+              <w:t>同上，不含网络RTT</w:t>
+            </w:r>
+          </w:p>
+        </w:tc>
+      </w:tr>
+      <w:tr>
+        <w:tc>
+          <w:tcPr>
+            <w:tcW w:type="dxa" w:w="2210"/>
+          </w:tcPr>
+          <w:p>
+            <w:r>
+              <w:rPr>
+                <w:sz w:val="18"/>
+              </w:rPr>
+              <w:t>发音准确率（核心）</w:t>
             </w:r>
           </w:p>
         </w:tc>
@@ -3379,6 +3914,60 @@
               <w:rPr>
                 <w:sz w:val="18"/>
               </w:rPr>
+              <w:t>≥ 95%</w:t>
+            </w:r>
+          </w:p>
+        </w:tc>
+        <w:tc>
+          <w:tcPr>
+            <w:tcW w:type="dxa" w:w="2210"/>
+          </w:tcPr>
+          <w:p>
+            <w:r>
+              <w:rPr>
+                <w:sz w:val="18"/>
+              </w:rPr>
+              <w:t>200句含多音字和墨甲专有名词测试集（含定制词典）</w:t>
+            </w:r>
+          </w:p>
+        </w:tc>
+      </w:tr>
+      <w:tr>
+        <w:tc>
+          <w:tcPr>
+            <w:tcW w:type="dxa" w:w="2210"/>
+          </w:tcPr>
+          <w:p>
+            <w:r>
+              <w:rPr>
+                <w:sz w:val="18"/>
+              </w:rPr>
+              <w:t>发音准确率（体验）</w:t>
+            </w:r>
+          </w:p>
+        </w:tc>
+        <w:tc>
+          <w:tcPr>
+            <w:tcW w:type="dxa" w:w="2210"/>
+          </w:tcPr>
+          <w:p>
+            <w:r>
+              <w:rPr>
+                <w:sz w:val="18"/>
+              </w:rPr>
+              <w:t>多音字/专有名词正确率</w:t>
+            </w:r>
+          </w:p>
+        </w:tc>
+        <w:tc>
+          <w:tcPr>
+            <w:tcW w:type="dxa" w:w="2210"/>
+          </w:tcPr>
+          <w:p>
+            <w:r>
+              <w:rPr>
+                <w:sz w:val="18"/>
+              </w:rPr>
               <w:t>≥ 98%</w:t>
             </w:r>
           </w:p>
@@ -3392,7 +3981,7 @@
               <w:rPr>
                 <w:sz w:val="18"/>
               </w:rPr>
-              <w:t>200句含多音字和墨甲专有名词测试集</w:t>
+              <w:t>同测试集；列为体验指标，作为长期优化目标</w:t>
             </w:r>
           </w:p>
         </w:tc>
@@ -3574,6 +4163,42 @@
       </w:r>
     </w:p>
     <w:p/>
+    <w:p>
+      <w:r>
+        <w:t xml:space="preserve">&gt; </w:t>
+      </w:r>
+      <w:r>
+        <w:rPr>
+          <w:b/>
+        </w:rPr>
+        <w:t>范围声明</w:t>
+      </w:r>
+      <w:r>
+        <w:t>：本模块仅含纯文本 LLM 推理、RAG、Function Call、上下文管理；</w:t>
+      </w:r>
+      <w:r>
+        <w:rPr>
+          <w:b/>
+        </w:rPr>
+        <w:t>不含任何视觉语言（VLM）能力</w:t>
+      </w:r>
+      <w:r>
+        <w:t>。供应商投标本模块时不得绑定 VLM 报价。</w:t>
+      </w:r>
+    </w:p>
+    <w:p/>
+    <w:p>
+      <w:pPr>
+        <w:pStyle w:val="Heading4"/>
+      </w:pPr>
+      <w:r>
+        <w:rPr>
+          <w:color w:val="1F497D"/>
+        </w:rPr>
+        <w:t>2.7.1 业务能力指标（产品集成层）</w:t>
+      </w:r>
+    </w:p>
+    <w:p/>
     <w:tbl>
       <w:tblPr>
         <w:tblStyle w:val="TableGrid"/>
@@ -3581,15 +4206,16 @@
         <w:tblLook w:firstColumn="1" w:firstRow="1" w:lastColumn="0" w:lastRow="0" w:noHBand="0" w:noVBand="1" w:val="04A0"/>
       </w:tblPr>
       <w:tblGrid>
-        <w:gridCol w:w="2210"/>
-        <w:gridCol w:w="2210"/>
-        <w:gridCol w:w="2210"/>
-        <w:gridCol w:w="2210"/>
+        <w:gridCol w:w="1768"/>
+        <w:gridCol w:w="1768"/>
+        <w:gridCol w:w="1768"/>
+        <w:gridCol w:w="1768"/>
+        <w:gridCol w:w="1768"/>
       </w:tblGrid>
       <w:tr>
         <w:tc>
           <w:tcPr>
-            <w:tcW w:type="dxa" w:w="2210"/>
+            <w:tcW w:type="dxa" w:w="1768"/>
           </w:tcPr>
           <w:p>
             <w:r>
@@ -3603,7 +4229,7 @@
         </w:tc>
         <w:tc>
           <w:tcPr>
-            <w:tcW w:type="dxa" w:w="2210"/>
+            <w:tcW w:type="dxa" w:w="1768"/>
           </w:tcPr>
           <w:p>
             <w:r>
@@ -3617,7 +4243,7 @@
         </w:tc>
         <w:tc>
           <w:tcPr>
-            <w:tcW w:type="dxa" w:w="2210"/>
+            <w:tcW w:type="dxa" w:w="1768"/>
           </w:tcPr>
           <w:p>
             <w:r>
@@ -3625,13 +4251,27 @@
                 <w:b/>
                 <w:sz w:val="18"/>
               </w:rPr>
-              <w:t>目标值</w:t>
-            </w:r>
-          </w:p>
-        </w:tc>
-        <w:tc>
-          <w:tcPr>
-            <w:tcW w:type="dxa" w:w="2210"/>
+              <w:t>shall（核心）</w:t>
+            </w:r>
+          </w:p>
+        </w:tc>
+        <w:tc>
+          <w:tcPr>
+            <w:tcW w:type="dxa" w:w="1768"/>
+          </w:tcPr>
+          <w:p>
+            <w:r>
+              <w:rPr>
+                <w:b/>
+                <w:sz w:val="18"/>
+              </w:rPr>
+              <w:t>should（体验）</w:t>
+            </w:r>
+          </w:p>
+        </w:tc>
+        <w:tc>
+          <w:tcPr>
+            <w:tcW w:type="dxa" w:w="1768"/>
           </w:tcPr>
           <w:p>
             <w:r>
@@ -3647,7 +4287,7 @@
       <w:tr>
         <w:tc>
           <w:tcPr>
-            <w:tcW w:type="dxa" w:w="2210"/>
+            <w:tcW w:type="dxa" w:w="1768"/>
           </w:tcPr>
           <w:p>
             <w:r>
@@ -3660,7 +4300,7 @@
         </w:tc>
         <w:tc>
           <w:tcPr>
-            <w:tcW w:type="dxa" w:w="2210"/>
+            <w:tcW w:type="dxa" w:w="1768"/>
           </w:tcPr>
           <w:p>
             <w:r>
@@ -3673,7 +4313,7 @@
         </w:tc>
         <w:tc>
           <w:tcPr>
-            <w:tcW w:type="dxa" w:w="2210"/>
+            <w:tcW w:type="dxa" w:w="1768"/>
           </w:tcPr>
           <w:p>
             <w:r>
@@ -3686,14 +4326,27 @@
         </w:tc>
         <w:tc>
           <w:tcPr>
-            <w:tcW w:type="dxa" w:w="2210"/>
-          </w:tcPr>
-          <w:p>
-            <w:r>
-              <w:rPr>
-                <w:sz w:val="18"/>
-              </w:rPr>
-              <w:t>30条复杂多轮指令测试集，含moveArm/navigate/graspObject</w:t>
+            <w:tcW w:type="dxa" w:w="1768"/>
+          </w:tcPr>
+          <w:p>
+            <w:r>
+              <w:rPr>
+                <w:sz w:val="18"/>
+              </w:rPr>
+              <w:t>≥ 92%</w:t>
+            </w:r>
+          </w:p>
+        </w:tc>
+        <w:tc>
+          <w:tcPr>
+            <w:tcW w:type="dxa" w:w="1768"/>
+          </w:tcPr>
+          <w:p>
+            <w:r>
+              <w:rPr>
+                <w:sz w:val="18"/>
+              </w:rPr>
+              <w:t>30条复杂多轮指令测试集，含 moveArm/navigate/graspObject</w:t>
             </w:r>
           </w:p>
         </w:tc>
@@ -3701,7 +4354,7 @@
       <w:tr>
         <w:tc>
           <w:tcPr>
-            <w:tcW w:type="dxa" w:w="2210"/>
+            <w:tcW w:type="dxa" w:w="1768"/>
           </w:tcPr>
           <w:p>
             <w:r>
@@ -3714,7 +4367,7 @@
         </w:tc>
         <w:tc>
           <w:tcPr>
-            <w:tcW w:type="dxa" w:w="2210"/>
+            <w:tcW w:type="dxa" w:w="1768"/>
           </w:tcPr>
           <w:p>
             <w:r>
@@ -3727,7 +4380,7 @@
         </w:tc>
         <w:tc>
           <w:tcPr>
-            <w:tcW w:type="dxa" w:w="2210"/>
+            <w:tcW w:type="dxa" w:w="1768"/>
           </w:tcPr>
           <w:p>
             <w:r>
@@ -3740,14 +4393,27 @@
         </w:tc>
         <w:tc>
           <w:tcPr>
-            <w:tcW w:type="dxa" w:w="2210"/>
-          </w:tcPr>
-          <w:p>
-            <w:r>
-              <w:rPr>
-                <w:sz w:val="18"/>
-              </w:rPr>
-              <w:t>50条预设危险指令，安全层过滤前测试</w:t>
+            <w:tcW w:type="dxa" w:w="1768"/>
+          </w:tcPr>
+          <w:p>
+            <w:r>
+              <w:rPr>
+                <w:sz w:val="18"/>
+              </w:rPr>
+              <w:t>100%</w:t>
+            </w:r>
+          </w:p>
+        </w:tc>
+        <w:tc>
+          <w:tcPr>
+            <w:tcW w:type="dxa" w:w="1768"/>
+          </w:tcPr>
+          <w:p>
+            <w:r>
+              <w:rPr>
+                <w:sz w:val="18"/>
+              </w:rPr>
+              <w:t>50条预设危险指令，安全层过滤前测试；shall 与 should 一致，安全不分层</w:t>
             </w:r>
           </w:p>
         </w:tc>
@@ -3755,7 +4421,7 @@
       <w:tr>
         <w:tc>
           <w:tcPr>
-            <w:tcW w:type="dxa" w:w="2210"/>
+            <w:tcW w:type="dxa" w:w="1768"/>
           </w:tcPr>
           <w:p>
             <w:r>
@@ -3768,7 +4434,7 @@
         </w:tc>
         <w:tc>
           <w:tcPr>
-            <w:tcW w:type="dxa" w:w="2210"/>
+            <w:tcW w:type="dxa" w:w="1768"/>
           </w:tcPr>
           <w:p>
             <w:r>
@@ -3781,7 +4447,7 @@
         </w:tc>
         <w:tc>
           <w:tcPr>
-            <w:tcW w:type="dxa" w:w="2210"/>
+            <w:tcW w:type="dxa" w:w="1768"/>
           </w:tcPr>
           <w:p>
             <w:r>
@@ -3794,7 +4460,20 @@
         </w:tc>
         <w:tc>
           <w:tcPr>
-            <w:tcW w:type="dxa" w:w="2210"/>
+            <w:tcW w:type="dxa" w:w="1768"/>
+          </w:tcPr>
+          <w:p>
+            <w:r>
+              <w:rPr>
+                <w:sz w:val="18"/>
+              </w:rPr>
+              <w:t>≥ 88%</w:t>
+            </w:r>
+          </w:p>
+        </w:tc>
+        <w:tc>
+          <w:tcPr>
+            <w:tcW w:type="dxa" w:w="1768"/>
           </w:tcPr>
           <w:p>
             <w:r>
@@ -3809,7 +4488,7 @@
       <w:tr>
         <w:tc>
           <w:tcPr>
-            <w:tcW w:type="dxa" w:w="2210"/>
+            <w:tcW w:type="dxa" w:w="1768"/>
           </w:tcPr>
           <w:p>
             <w:r>
@@ -3822,7 +4501,7 @@
         </w:tc>
         <w:tc>
           <w:tcPr>
-            <w:tcW w:type="dxa" w:w="2210"/>
+            <w:tcW w:type="dxa" w:w="1768"/>
           </w:tcPr>
           <w:p>
             <w:r>
@@ -3835,7 +4514,7 @@
         </w:tc>
         <w:tc>
           <w:tcPr>
-            <w:tcW w:type="dxa" w:w="2210"/>
+            <w:tcW w:type="dxa" w:w="1768"/>
           </w:tcPr>
           <w:p>
             <w:r>
@@ -3848,14 +4527,27 @@
         </w:tc>
         <w:tc>
           <w:tcPr>
-            <w:tcW w:type="dxa" w:w="2210"/>
-          </w:tcPr>
-          <w:p>
-            <w:r>
-              <w:rPr>
-                <w:sz w:val="18"/>
-              </w:rPr>
-              <w:t>指令长度≤50字，Claude Sonnet 4.6</w:t>
+            <w:tcW w:type="dxa" w:w="1768"/>
+          </w:tcPr>
+          <w:p>
+            <w:r>
+              <w:rPr>
+                <w:sz w:val="18"/>
+              </w:rPr>
+              <w:t>≤ 1500 ms</w:t>
+            </w:r>
+          </w:p>
+        </w:tc>
+        <w:tc>
+          <w:tcPr>
+            <w:tcW w:type="dxa" w:w="1768"/>
+          </w:tcPr>
+          <w:p>
+            <w:r>
+              <w:rPr>
+                <w:sz w:val="18"/>
+              </w:rPr>
+              <w:t>指令长度≤50字，含网络RTT≤150ms</w:t>
             </w:r>
           </w:p>
         </w:tc>
@@ -3863,7 +4555,7 @@
       <w:tr>
         <w:tc>
           <w:tcPr>
-            <w:tcW w:type="dxa" w:w="2210"/>
+            <w:tcW w:type="dxa" w:w="1768"/>
           </w:tcPr>
           <w:p>
             <w:r>
@@ -3876,7 +4568,7 @@
         </w:tc>
         <w:tc>
           <w:tcPr>
-            <w:tcW w:type="dxa" w:w="2210"/>
+            <w:tcW w:type="dxa" w:w="1768"/>
           </w:tcPr>
           <w:p>
             <w:r>
@@ -3889,7 +4581,7 @@
         </w:tc>
         <w:tc>
           <w:tcPr>
-            <w:tcW w:type="dxa" w:w="2210"/>
+            <w:tcW w:type="dxa" w:w="1768"/>
           </w:tcPr>
           <w:p>
             <w:r>
@@ -3902,7 +4594,20 @@
         </w:tc>
         <w:tc>
           <w:tcPr>
-            <w:tcW w:type="dxa" w:w="2210"/>
+            <w:tcW w:type="dxa" w:w="1768"/>
+          </w:tcPr>
+          <w:p>
+            <w:r>
+              <w:rPr>
+                <w:sz w:val="18"/>
+              </w:rPr>
+              <w:t>≤ 2200 ms</w:t>
+            </w:r>
+          </w:p>
+        </w:tc>
+        <w:tc>
+          <w:tcPr>
+            <w:tcW w:type="dxa" w:w="1768"/>
           </w:tcPr>
           <w:p>
             <w:r>
@@ -3917,7 +4622,7 @@
       <w:tr>
         <w:tc>
           <w:tcPr>
-            <w:tcW w:type="dxa" w:w="2210"/>
+            <w:tcW w:type="dxa" w:w="1768"/>
           </w:tcPr>
           <w:p>
             <w:r>
@@ -3930,7 +4635,7 @@
         </w:tc>
         <w:tc>
           <w:tcPr>
-            <w:tcW w:type="dxa" w:w="2210"/>
+            <w:tcW w:type="dxa" w:w="1768"/>
           </w:tcPr>
           <w:p>
             <w:r>
@@ -3943,7 +4648,7 @@
         </w:tc>
         <w:tc>
           <w:tcPr>
-            <w:tcW w:type="dxa" w:w="2210"/>
+            <w:tcW w:type="dxa" w:w="1768"/>
           </w:tcPr>
           <w:p>
             <w:r>
@@ -3956,7 +4661,20 @@
         </w:tc>
         <w:tc>
           <w:tcPr>
-            <w:tcW w:type="dxa" w:w="2210"/>
+            <w:tcW w:type="dxa" w:w="1768"/>
+          </w:tcPr>
+          <w:p>
+            <w:r>
+              <w:rPr>
+                <w:sz w:val="18"/>
+              </w:rPr>
+              <w:t>≥ 90%</w:t>
+            </w:r>
+          </w:p>
+        </w:tc>
+        <w:tc>
+          <w:tcPr>
+            <w:tcW w:type="dxa" w:w="1768"/>
           </w:tcPr>
           <w:p>
             <w:r>
@@ -3971,7 +4689,7 @@
       <w:tr>
         <w:tc>
           <w:tcPr>
-            <w:tcW w:type="dxa" w:w="2210"/>
+            <w:tcW w:type="dxa" w:w="1768"/>
           </w:tcPr>
           <w:p>
             <w:r>
@@ -3984,7 +4702,7 @@
         </w:tc>
         <w:tc>
           <w:tcPr>
-            <w:tcW w:type="dxa" w:w="2210"/>
+            <w:tcW w:type="dxa" w:w="1768"/>
           </w:tcPr>
           <w:p>
             <w:r>
@@ -3997,7 +4715,7 @@
         </w:tc>
         <w:tc>
           <w:tcPr>
-            <w:tcW w:type="dxa" w:w="2210"/>
+            <w:tcW w:type="dxa" w:w="1768"/>
           </w:tcPr>
           <w:p>
             <w:r>
@@ -4010,7 +4728,20 @@
         </w:tc>
         <w:tc>
           <w:tcPr>
-            <w:tcW w:type="dxa" w:w="2210"/>
+            <w:tcW w:type="dxa" w:w="1768"/>
+          </w:tcPr>
+          <w:p>
+            <w:r>
+              <w:rPr>
+                <w:sz w:val="18"/>
+              </w:rPr>
+              <w:t>≥ 92%</w:t>
+            </w:r>
+          </w:p>
+        </w:tc>
+        <w:tc>
+          <w:tcPr>
+            <w:tcW w:type="dxa" w:w="1768"/>
           </w:tcPr>
           <w:p>
             <w:r>
@@ -4025,7 +4756,7 @@
       <w:tr>
         <w:tc>
           <w:tcPr>
-            <w:tcW w:type="dxa" w:w="2210"/>
+            <w:tcW w:type="dxa" w:w="1768"/>
           </w:tcPr>
           <w:p>
             <w:r>
@@ -4038,46 +4769,642 @@
         </w:tc>
         <w:tc>
           <w:tcPr>
-            <w:tcW w:type="dxa" w:w="2210"/>
-          </w:tcPr>
-          <w:p>
-            <w:r>
-              <w:rPr>
-                <w:sz w:val="18"/>
-              </w:rPr>
-              <w:t>简单指令LLM调用率</w:t>
-            </w:r>
-          </w:p>
-        </w:tc>
-        <w:tc>
-          <w:tcPr>
-            <w:tcW w:type="dxa" w:w="2210"/>
-          </w:tcPr>
-          <w:p>
-            <w:r>
-              <w:rPr>
-                <w:sz w:val="18"/>
-              </w:rPr>
-              <w:t>≤ 20%</w:t>
-            </w:r>
-          </w:p>
-        </w:tc>
-        <w:tc>
-          <w:tcPr>
-            <w:tcW w:type="dxa" w:w="2210"/>
-          </w:tcPr>
-          <w:p>
-            <w:r>
-              <w:rPr>
-                <w:sz w:val="18"/>
-              </w:rPr>
-              <w:t>200条明确简单指令，规则引擎应覆盖其余80%</w:t>
+            <w:tcW w:type="dxa" w:w="1768"/>
+          </w:tcPr>
+          <w:p>
+            <w:r>
+              <w:rPr>
+                <w:sz w:val="18"/>
+              </w:rPr>
+              <w:t>简单指令规则路由覆盖率</w:t>
+            </w:r>
+          </w:p>
+        </w:tc>
+        <w:tc>
+          <w:tcPr>
+            <w:tcW w:type="dxa" w:w="1768"/>
+          </w:tcPr>
+          <w:p>
+            <w:r>
+              <w:rPr>
+                <w:sz w:val="18"/>
+              </w:rPr>
+              <w:t>≥ 80%</w:t>
+            </w:r>
+          </w:p>
+        </w:tc>
+        <w:tc>
+          <w:tcPr>
+            <w:tcW w:type="dxa" w:w="1768"/>
+          </w:tcPr>
+          <w:p>
+            <w:r>
+              <w:rPr>
+                <w:sz w:val="18"/>
+              </w:rPr>
+              <w:t>≥ 90%</w:t>
+            </w:r>
+          </w:p>
+        </w:tc>
+        <w:tc>
+          <w:tcPr>
+            <w:tcW w:type="dxa" w:w="1768"/>
+          </w:tcPr>
+          <w:p>
+            <w:r>
+              <w:rPr>
+                <w:sz w:val="18"/>
+              </w:rPr>
+              <w:t>200条明确简单指令，与§2.5"稳态分流"指标一致</w:t>
             </w:r>
           </w:p>
         </w:tc>
       </w:tr>
     </w:tbl>
     <w:p/>
+    <w:p/>
+    <w:p>
+      <w:pPr>
+        <w:pStyle w:val="Heading4"/>
+      </w:pPr>
+      <w:r>
+        <w:rPr>
+          <w:color w:val="1F497D"/>
+        </w:rPr>
+        <w:t>2.7.2 LLM 通用能力基准（行业基线，对齐讯飞 Spark 4.0 Turbo / 思必驰对话 LLM 真实产品线）</w:t>
+      </w:r>
+    </w:p>
+    <w:p/>
+    <w:p>
+      <w:r>
+        <w:t xml:space="preserve">&gt; </w:t>
+      </w:r>
+      <w:r>
+        <w:rPr>
+          <w:b/>
+        </w:rPr>
+        <w:t>测试约定</w:t>
+      </w:r>
+      <w:r>
+        <w:t>：所有基准均使用官方测试集中文版（如有）或原版英文集；评测方式为标准 zero-shot 或基准规定的 few-shot；</w:t>
+      </w:r>
+      <w:r>
+        <w:rPr>
+          <w:b/>
+        </w:rPr>
+        <w:t>shall 为底线（思必驰当前对话 LLM 可达水平）</w:t>
+      </w:r>
+      <w:r>
+        <w:t>，</w:t>
+      </w:r>
+      <w:r>
+        <w:rPr>
+          <w:b/>
+        </w:rPr>
+        <w:t>should 为加分位（讯飞 Spark 4.0 Turbo 实测水平）</w:t>
+      </w:r>
+      <w:r>
+        <w:t>。</w:t>
+      </w:r>
+    </w:p>
+    <w:p/>
+    <w:tbl>
+      <w:tblPr>
+        <w:tblStyle w:val="TableGrid"/>
+        <w:tblW w:type="auto" w:w="0"/>
+        <w:tblLook w:firstColumn="1" w:firstRow="1" w:lastColumn="0" w:lastRow="0" w:noHBand="0" w:noVBand="1" w:val="04A0"/>
+      </w:tblPr>
+      <w:tblGrid>
+        <w:gridCol w:w="1768"/>
+        <w:gridCol w:w="1768"/>
+        <w:gridCol w:w="1768"/>
+        <w:gridCol w:w="1768"/>
+        <w:gridCol w:w="1768"/>
+      </w:tblGrid>
+      <w:tr>
+        <w:tc>
+          <w:tcPr>
+            <w:tcW w:type="dxa" w:w="1768"/>
+          </w:tcPr>
+          <w:p>
+            <w:r>
+              <w:rPr>
+                <w:b/>
+                <w:sz w:val="18"/>
+              </w:rPr>
+              <w:t>基准</w:t>
+            </w:r>
+          </w:p>
+        </w:tc>
+        <w:tc>
+          <w:tcPr>
+            <w:tcW w:type="dxa" w:w="1768"/>
+          </w:tcPr>
+          <w:p>
+            <w:r>
+              <w:rPr>
+                <w:b/>
+                <w:sz w:val="18"/>
+              </w:rPr>
+              <w:t>能力维度</w:t>
+            </w:r>
+          </w:p>
+        </w:tc>
+        <w:tc>
+          <w:tcPr>
+            <w:tcW w:type="dxa" w:w="1768"/>
+          </w:tcPr>
+          <w:p>
+            <w:r>
+              <w:rPr>
+                <w:b/>
+                <w:sz w:val="18"/>
+              </w:rPr>
+              <w:t>shall（核心）</w:t>
+            </w:r>
+          </w:p>
+        </w:tc>
+        <w:tc>
+          <w:tcPr>
+            <w:tcW w:type="dxa" w:w="1768"/>
+          </w:tcPr>
+          <w:p>
+            <w:r>
+              <w:rPr>
+                <w:b/>
+                <w:sz w:val="18"/>
+              </w:rPr>
+              <w:t>should（体验）</w:t>
+            </w:r>
+          </w:p>
+        </w:tc>
+        <w:tc>
+          <w:tcPr>
+            <w:tcW w:type="dxa" w:w="1768"/>
+          </w:tcPr>
+          <w:p>
+            <w:r>
+              <w:rPr>
+                <w:b/>
+                <w:sz w:val="18"/>
+              </w:rPr>
+              <w:t>备注</w:t>
+            </w:r>
+          </w:p>
+        </w:tc>
+      </w:tr>
+      <w:tr>
+        <w:tc>
+          <w:tcPr>
+            <w:tcW w:type="dxa" w:w="1768"/>
+          </w:tcPr>
+          <w:p>
+            <w:r>
+              <w:rPr>
+                <w:sz w:val="18"/>
+              </w:rPr>
+              <w:t>**MMMLU**（多语种知识问答）</w:t>
+            </w:r>
+          </w:p>
+        </w:tc>
+        <w:tc>
+          <w:tcPr>
+            <w:tcW w:type="dxa" w:w="1768"/>
+          </w:tcPr>
+          <w:p>
+            <w:r>
+              <w:rPr>
+                <w:sz w:val="18"/>
+              </w:rPr>
+              <w:t>多语种通用知识</w:t>
+            </w:r>
+          </w:p>
+        </w:tc>
+        <w:tc>
+          <w:tcPr>
+            <w:tcW w:type="dxa" w:w="1768"/>
+          </w:tcPr>
+          <w:p>
+            <w:r>
+              <w:rPr>
+                <w:sz w:val="18"/>
+              </w:rPr>
+              <w:t>≥ 78%</w:t>
+            </w:r>
+          </w:p>
+        </w:tc>
+        <w:tc>
+          <w:tcPr>
+            <w:tcW w:type="dxa" w:w="1768"/>
+          </w:tcPr>
+          <w:p>
+            <w:r>
+              <w:rPr>
+                <w:sz w:val="18"/>
+              </w:rPr>
+              <w:t>≥ 82%</w:t>
+            </w:r>
+          </w:p>
+        </w:tc>
+        <w:tc>
+          <w:tcPr>
+            <w:tcW w:type="dxa" w:w="1768"/>
+          </w:tcPr>
+          <w:p>
+            <w:r>
+              <w:rPr>
+                <w:sz w:val="18"/>
+              </w:rPr>
+              <w:t>讯飞 Spark 4.0 Turbo 实测 80-83%；思必驰对话 LLM 实测 73-78%</w:t>
+            </w:r>
+          </w:p>
+        </w:tc>
+      </w:tr>
+      <w:tr>
+        <w:tc>
+          <w:tcPr>
+            <w:tcW w:type="dxa" w:w="1768"/>
+          </w:tcPr>
+          <w:p>
+            <w:r>
+              <w:rPr>
+                <w:sz w:val="18"/>
+              </w:rPr>
+              <w:t>**CMMLU**（中文多任务）</w:t>
+            </w:r>
+          </w:p>
+        </w:tc>
+        <w:tc>
+          <w:tcPr>
+            <w:tcW w:type="dxa" w:w="1768"/>
+          </w:tcPr>
+          <w:p>
+            <w:r>
+              <w:rPr>
+                <w:sz w:val="18"/>
+              </w:rPr>
+              <w:t>中文通识与推理</w:t>
+            </w:r>
+          </w:p>
+        </w:tc>
+        <w:tc>
+          <w:tcPr>
+            <w:tcW w:type="dxa" w:w="1768"/>
+          </w:tcPr>
+          <w:p>
+            <w:r>
+              <w:rPr>
+                <w:sz w:val="18"/>
+              </w:rPr>
+              <w:t>≥ 70%</w:t>
+            </w:r>
+          </w:p>
+        </w:tc>
+        <w:tc>
+          <w:tcPr>
+            <w:tcW w:type="dxa" w:w="1768"/>
+          </w:tcPr>
+          <w:p>
+            <w:r>
+              <w:rPr>
+                <w:sz w:val="18"/>
+              </w:rPr>
+              <w:t>≥ 75%</w:t>
+            </w:r>
+          </w:p>
+        </w:tc>
+        <w:tc>
+          <w:tcPr>
+            <w:tcW w:type="dxa" w:w="1768"/>
+          </w:tcPr>
+          <w:p>
+            <w:r>
+              <w:rPr>
+                <w:sz w:val="18"/>
+              </w:rPr>
+              <w:t>**替代 LogiQA**（LogiQA 在 GPT-4 上也仅 ~57%，国内主流 30-50%，原指标 78% 不真实）；讯飞 ~75-78%、思必驰 ~65-70%</w:t>
+            </w:r>
+          </w:p>
+        </w:tc>
+      </w:tr>
+      <w:tr>
+        <w:tc>
+          <w:tcPr>
+            <w:tcW w:type="dxa" w:w="1768"/>
+          </w:tcPr>
+          <w:p>
+            <w:r>
+              <w:rPr>
+                <w:sz w:val="18"/>
+              </w:rPr>
+              <w:t>**GSM8K**（小学数学应用题）</w:t>
+            </w:r>
+          </w:p>
+        </w:tc>
+        <w:tc>
+          <w:tcPr>
+            <w:tcW w:type="dxa" w:w="1768"/>
+          </w:tcPr>
+          <w:p>
+            <w:r>
+              <w:rPr>
+                <w:sz w:val="18"/>
+              </w:rPr>
+              <w:t>数学推理</w:t>
+            </w:r>
+          </w:p>
+        </w:tc>
+        <w:tc>
+          <w:tcPr>
+            <w:tcW w:type="dxa" w:w="1768"/>
+          </w:tcPr>
+          <w:p>
+            <w:r>
+              <w:rPr>
+                <w:sz w:val="18"/>
+              </w:rPr>
+              <w:t>≥ 70%</w:t>
+            </w:r>
+          </w:p>
+        </w:tc>
+        <w:tc>
+          <w:tcPr>
+            <w:tcW w:type="dxa" w:w="1768"/>
+          </w:tcPr>
+          <w:p>
+            <w:r>
+              <w:rPr>
+                <w:sz w:val="18"/>
+              </w:rPr>
+              <w:t>≥ 80%</w:t>
+            </w:r>
+          </w:p>
+        </w:tc>
+        <w:tc>
+          <w:tcPr>
+            <w:tcW w:type="dxa" w:w="1768"/>
+          </w:tcPr>
+          <w:p>
+            <w:r>
+              <w:rPr>
+                <w:sz w:val="18"/>
+              </w:rPr>
+              <w:t>讯飞 Spark 4 Turbo 公开 89-94%；shall 设 70% 给思必驰 LLM 留余量</w:t>
+            </w:r>
+          </w:p>
+        </w:tc>
+      </w:tr>
+      <w:tr>
+        <w:tc>
+          <w:tcPr>
+            <w:tcW w:type="dxa" w:w="1768"/>
+          </w:tcPr>
+          <w:p>
+            <w:r>
+              <w:rPr>
+                <w:sz w:val="18"/>
+              </w:rPr>
+              <w:t>**BBH**（Big-Bench Hard）</w:t>
+            </w:r>
+          </w:p>
+        </w:tc>
+        <w:tc>
+          <w:tcPr>
+            <w:tcW w:type="dxa" w:w="1768"/>
+          </w:tcPr>
+          <w:p>
+            <w:r>
+              <w:rPr>
+                <w:sz w:val="18"/>
+              </w:rPr>
+              <w:t>复杂推理</w:t>
+            </w:r>
+          </w:p>
+        </w:tc>
+        <w:tc>
+          <w:tcPr>
+            <w:tcW w:type="dxa" w:w="1768"/>
+          </w:tcPr>
+          <w:p>
+            <w:r>
+              <w:rPr>
+                <w:sz w:val="18"/>
+              </w:rPr>
+              <w:t>≥ 73%</w:t>
+            </w:r>
+          </w:p>
+        </w:tc>
+        <w:tc>
+          <w:tcPr>
+            <w:tcW w:type="dxa" w:w="1768"/>
+          </w:tcPr>
+          <w:p>
+            <w:r>
+              <w:rPr>
+                <w:sz w:val="18"/>
+              </w:rPr>
+              <w:t>≥ 80%</w:t>
+            </w:r>
+          </w:p>
+        </w:tc>
+        <w:tc>
+          <w:tcPr>
+            <w:tcW w:type="dxa" w:w="1768"/>
+          </w:tcPr>
+          <w:p>
+            <w:r>
+              <w:rPr>
+                <w:sz w:val="18"/>
+              </w:rPr>
+              <w:t>讯飞 Spark 4 公开约 80%，国内主流 70-78%</w:t>
+            </w:r>
+          </w:p>
+        </w:tc>
+      </w:tr>
+      <w:tr>
+        <w:tc>
+          <w:tcPr>
+            <w:tcW w:type="dxa" w:w="1768"/>
+          </w:tcPr>
+          <w:p>
+            <w:r>
+              <w:rPr>
+                <w:sz w:val="18"/>
+              </w:rPr>
+              <w:t>**TruthfulQA**（事实性/抗幻觉）</w:t>
+            </w:r>
+          </w:p>
+        </w:tc>
+        <w:tc>
+          <w:tcPr>
+            <w:tcW w:type="dxa" w:w="1768"/>
+          </w:tcPr>
+          <w:p>
+            <w:r>
+              <w:rPr>
+                <w:sz w:val="18"/>
+              </w:rPr>
+              <w:t>事实正确性</w:t>
+            </w:r>
+          </w:p>
+        </w:tc>
+        <w:tc>
+          <w:tcPr>
+            <w:tcW w:type="dxa" w:w="1768"/>
+          </w:tcPr>
+          <w:p>
+            <w:r>
+              <w:rPr>
+                <w:sz w:val="18"/>
+              </w:rPr>
+              <w:t>≥ 0.52</w:t>
+            </w:r>
+          </w:p>
+        </w:tc>
+        <w:tc>
+          <w:tcPr>
+            <w:tcW w:type="dxa" w:w="1768"/>
+          </w:tcPr>
+          <w:p>
+            <w:r>
+              <w:rPr>
+                <w:sz w:val="18"/>
+              </w:rPr>
+              <w:t>≥ 0.58</w:t>
+            </w:r>
+          </w:p>
+        </w:tc>
+        <w:tc>
+          <w:tcPr>
+            <w:tcW w:type="dxa" w:w="1768"/>
+          </w:tcPr>
+          <w:p>
+            <w:r>
+              <w:rPr>
+                <w:sz w:val="18"/>
+              </w:rPr>
+              <w:t>GPT-4 实测 ~0.59；国内主流 0.45-0.55；MC1 指标</w:t>
+            </w:r>
+          </w:p>
+        </w:tc>
+      </w:tr>
+      <w:tr>
+        <w:tc>
+          <w:tcPr>
+            <w:tcW w:type="dxa" w:w="1768"/>
+          </w:tcPr>
+          <w:p>
+            <w:r>
+              <w:rPr>
+                <w:sz w:val="18"/>
+              </w:rPr>
+              <w:t>**CoT 完成率**（链式思维推理可完成性）</w:t>
+            </w:r>
+          </w:p>
+        </w:tc>
+        <w:tc>
+          <w:tcPr>
+            <w:tcW w:type="dxa" w:w="1768"/>
+          </w:tcPr>
+          <w:p>
+            <w:r>
+              <w:rPr>
+                <w:sz w:val="18"/>
+              </w:rPr>
+              <w:t>步骤推理稳健性</w:t>
+            </w:r>
+          </w:p>
+        </w:tc>
+        <w:tc>
+          <w:tcPr>
+            <w:tcW w:type="dxa" w:w="1768"/>
+          </w:tcPr>
+          <w:p>
+            <w:r>
+              <w:rPr>
+                <w:sz w:val="18"/>
+              </w:rPr>
+              <w:t>≥ 78%</w:t>
+            </w:r>
+          </w:p>
+        </w:tc>
+        <w:tc>
+          <w:tcPr>
+            <w:tcW w:type="dxa" w:w="1768"/>
+          </w:tcPr>
+          <w:p>
+            <w:r>
+              <w:rPr>
+                <w:sz w:val="18"/>
+              </w:rPr>
+              <w:t>≥ 85%</w:t>
+            </w:r>
+          </w:p>
+        </w:tc>
+        <w:tc>
+          <w:tcPr>
+            <w:tcW w:type="dxa" w:w="1768"/>
+          </w:tcPr>
+          <w:p>
+            <w:r>
+              <w:rPr>
+                <w:sz w:val="18"/>
+              </w:rPr>
+              <w:t>100 题多步推理测试集，每题 ≤5 步；按"最终答案+所有中间步骤均合理"判定</w:t>
+            </w:r>
+          </w:p>
+        </w:tc>
+      </w:tr>
+    </w:tbl>
+    <w:p/>
+    <w:p/>
+    <w:p>
+      <w:r>
+        <w:t xml:space="preserve">&gt; </w:t>
+      </w:r>
+      <w:r>
+        <w:rPr>
+          <w:b/>
+        </w:rPr>
+        <w:t>指标定位</w:t>
+      </w:r>
+      <w:r>
+        <w:t>：上述基准用于</w:t>
+      </w:r>
+      <w:r>
+        <w:rPr>
+          <w:b/>
+        </w:rPr>
+        <w:t>供应商资格筛查</w:t>
+      </w:r>
+      <w:r>
+        <w:t>与</w:t>
+      </w:r>
+      <w:r>
+        <w:rPr>
+          <w:b/>
+        </w:rPr>
+        <w:t>模型版本变更时回归验证</w:t>
+      </w:r>
+      <w:r>
+        <w:t>，不作为日常生产监控指标。验收时由甲方测试团队在出厂前用同一份内部测试集进行复核。</w:t>
+      </w:r>
+    </w:p>
+    <w:p/>
+    <w:p>
+      <w:r>
+        <w:t xml:space="preserve">&gt; </w:t>
+      </w:r>
+      <w:r>
+        <w:rPr>
+          <w:b/>
+        </w:rPr>
+        <w:t>关于 MOS（已迁移至 §2.6）</w:t>
+      </w:r>
+      <w:r>
+        <w:t>：TTS 主观音质评分 shall ≥ 4.1 / should ≥ 4.3，详见 §2.6。</w:t>
+      </w:r>
+    </w:p>
     <w:p/>
     <w:p>
       <w:r>
@@ -6861,20 +8188,20 @@
               <w:rPr>
                 <w:sz w:val="18"/>
               </w:rPr>
-              <w:t>各模块时延之和须满足端到端总预算：安静环境≤800ms，噪声环境≤1200ms</w:t>
-            </w:r>
-          </w:p>
-        </w:tc>
-        <w:tc>
-          <w:tcPr>
-            <w:tcW w:type="dxa" w:w="2210"/>
-          </w:tcPr>
-          <w:p>
-            <w:r>
-              <w:rPr>
-                <w:sz w:val="18"/>
-              </w:rPr>
-              <w:t>生成每个模块时标注该模块时延预算占比</w:t>
+              <w:t>端到端总预算分两条独立通道：**规则路径**安静≤800ms / 噪声≤1200ms；**LLM路径**安静≤3500ms / 噪声≤4000ms（P95，含首字反馈"让我想一下"在内的整体响应）</w:t>
+            </w:r>
+          </w:p>
+        </w:tc>
+        <w:tc>
+          <w:tcPr>
+            <w:tcW w:type="dxa" w:w="2210"/>
+          </w:tcPr>
+          <w:p>
+            <w:r>
+              <w:rPr>
+                <w:sz w:val="18"/>
+              </w:rPr>
+              <w:t>生成每个模块时标注该模块在规则/LLM路径中的时延预算占比</w:t>
             </w:r>
           </w:p>
         </w:tc>
@@ -6889,6 +8216,17 @@
           <w:b/>
         </w:rPr>
         <w:t>端到端时延预算分配表（强制约束）</w:t>
+      </w:r>
+      <w:r/>
+    </w:p>
+    <w:p/>
+    <w:p>
+      <w:r/>
+      <w:r>
+        <w:rPr>
+          <w:b/>
+        </w:rPr>
+        <w:t>A. 规则路径（简单确定性指令，覆盖率 ≥ 80%）</w:t>
       </w:r>
       <w:r/>
     </w:p>
@@ -7081,7 +8419,7 @@
               <w:rPr>
                 <w:sz w:val="18"/>
               </w:rPr>
-              <w:t>识别（ASR）</w:t>
+              <w:t>识别（ASR）出文延迟</w:t>
             </w:r>
           </w:p>
         </w:tc>
@@ -7163,7 +8501,7 @@
               <w:rPr>
                 <w:sz w:val="18"/>
               </w:rPr>
-              <w:t>TTS首帧</w:t>
+              <w:t>TTS首帧（不含云端RTT）</w:t>
             </w:r>
           </w:p>
         </w:tc>
@@ -7204,6 +8542,47 @@
               <w:rPr>
                 <w:sz w:val="18"/>
               </w:rPr>
+              <w:t>云端网络RTT（TTS云端时）</w:t>
+            </w:r>
+          </w:p>
+        </w:tc>
+        <w:tc>
+          <w:tcPr>
+            <w:tcW w:type="dxa" w:w="2947"/>
+          </w:tcPr>
+          <w:p>
+            <w:r>
+              <w:rPr>
+                <w:sz w:val="18"/>
+              </w:rPr>
+              <w:t>≤ 150 ms</w:t>
+            </w:r>
+          </w:p>
+        </w:tc>
+        <w:tc>
+          <w:tcPr>
+            <w:tcW w:type="dxa" w:w="2947"/>
+          </w:tcPr>
+          <w:p>
+            <w:r>
+              <w:rPr>
+                <w:sz w:val="18"/>
+              </w:rPr>
+              <w:t>≤ 150 ms</w:t>
+            </w:r>
+          </w:p>
+        </w:tc>
+      </w:tr>
+      <w:tr>
+        <w:tc>
+          <w:tcPr>
+            <w:tcW w:type="dxa" w:w="2947"/>
+          </w:tcPr>
+          <w:p>
+            <w:r>
+              <w:rPr>
+                <w:sz w:val="18"/>
+              </w:rPr>
               <w:t>**合计**</w:t>
             </w:r>
           </w:p>
@@ -7217,7 +8596,7 @@
               <w:rPr>
                 <w:sz w:val="18"/>
               </w:rPr>
-              <w:t>**≤ 730 ms**</w:t>
+              <w:t>**≤ 880 ms（目标≤800ms，含余量预警）**</w:t>
             </w:r>
           </w:p>
         </w:tc>
@@ -7230,13 +8609,466 @@
               <w:rPr>
                 <w:sz w:val="18"/>
               </w:rPr>
-              <w:t>**≤ 910 ms**</w:t>
+              <w:t>**≤ 1060 ms（目标≤1200ms）**</w:t>
             </w:r>
           </w:p>
         </w:tc>
       </w:tr>
     </w:tbl>
     <w:p/>
+    <w:p/>
+    <w:p>
+      <w:r/>
+      <w:r>
+        <w:rPr>
+          <w:b/>
+        </w:rPr>
+        <w:t>B. LLM路径（复杂/模糊指令，覆盖率 ≤ 20%）</w:t>
+      </w:r>
+      <w:r/>
+    </w:p>
+    <w:p/>
+    <w:tbl>
+      <w:tblPr>
+        <w:tblStyle w:val="TableGrid"/>
+        <w:tblW w:type="auto" w:w="0"/>
+        <w:tblLook w:firstColumn="1" w:firstRow="1" w:lastColumn="0" w:lastRow="0" w:noHBand="0" w:noVBand="1" w:val="04A0"/>
+      </w:tblPr>
+      <w:tblGrid>
+        <w:gridCol w:w="2947"/>
+        <w:gridCol w:w="2947"/>
+        <w:gridCol w:w="2947"/>
+      </w:tblGrid>
+      <w:tr>
+        <w:tc>
+          <w:tcPr>
+            <w:tcW w:type="dxa" w:w="2947"/>
+          </w:tcPr>
+          <w:p>
+            <w:r>
+              <w:rPr>
+                <w:b/>
+                <w:sz w:val="18"/>
+              </w:rPr>
+              <w:t>模块</w:t>
+            </w:r>
+          </w:p>
+        </w:tc>
+        <w:tc>
+          <w:tcPr>
+            <w:tcW w:type="dxa" w:w="2947"/>
+          </w:tcPr>
+          <w:p>
+            <w:r>
+              <w:rPr>
+                <w:b/>
+                <w:sz w:val="18"/>
+              </w:rPr>
+              <w:t>时延预算（安静）</w:t>
+            </w:r>
+          </w:p>
+        </w:tc>
+        <w:tc>
+          <w:tcPr>
+            <w:tcW w:type="dxa" w:w="2947"/>
+          </w:tcPr>
+          <w:p>
+            <w:r>
+              <w:rPr>
+                <w:b/>
+                <w:sz w:val="18"/>
+              </w:rPr>
+              <w:t>时延预算（噪声）</w:t>
+            </w:r>
+          </w:p>
+        </w:tc>
+      </w:tr>
+      <w:tr>
+        <w:tc>
+          <w:tcPr>
+            <w:tcW w:type="dxa" w:w="2947"/>
+          </w:tcPr>
+          <w:p>
+            <w:r>
+              <w:rPr>
+                <w:sz w:val="18"/>
+              </w:rPr>
+              <w:t>声学前端</w:t>
+            </w:r>
+          </w:p>
+        </w:tc>
+        <w:tc>
+          <w:tcPr>
+            <w:tcW w:type="dxa" w:w="2947"/>
+          </w:tcPr>
+          <w:p>
+            <w:r>
+              <w:rPr>
+                <w:sz w:val="18"/>
+              </w:rPr>
+              <w:t>≤ 30 ms</w:t>
+            </w:r>
+          </w:p>
+        </w:tc>
+        <w:tc>
+          <w:tcPr>
+            <w:tcW w:type="dxa" w:w="2947"/>
+          </w:tcPr>
+          <w:p>
+            <w:r>
+              <w:rPr>
+                <w:sz w:val="18"/>
+              </w:rPr>
+              <w:t>≤ 30 ms</w:t>
+            </w:r>
+          </w:p>
+        </w:tc>
+      </w:tr>
+      <w:tr>
+        <w:tc>
+          <w:tcPr>
+            <w:tcW w:type="dxa" w:w="2947"/>
+          </w:tcPr>
+          <w:p>
+            <w:r>
+              <w:rPr>
+                <w:sz w:val="18"/>
+              </w:rPr>
+              <w:t>多模态前端</w:t>
+            </w:r>
+          </w:p>
+        </w:tc>
+        <w:tc>
+          <w:tcPr>
+            <w:tcW w:type="dxa" w:w="2947"/>
+          </w:tcPr>
+          <w:p>
+            <w:r>
+              <w:rPr>
+                <w:sz w:val="18"/>
+              </w:rPr>
+              <w:t>≤ 50 ms</w:t>
+            </w:r>
+          </w:p>
+        </w:tc>
+        <w:tc>
+          <w:tcPr>
+            <w:tcW w:type="dxa" w:w="2947"/>
+          </w:tcPr>
+          <w:p>
+            <w:r>
+              <w:rPr>
+                <w:sz w:val="18"/>
+              </w:rPr>
+              <w:t>≤ 50 ms</w:t>
+            </w:r>
+          </w:p>
+        </w:tc>
+      </w:tr>
+      <w:tr>
+        <w:tc>
+          <w:tcPr>
+            <w:tcW w:type="dxa" w:w="2947"/>
+          </w:tcPr>
+          <w:p>
+            <w:r>
+              <w:rPr>
+                <w:sz w:val="18"/>
+              </w:rPr>
+              <w:t>唤醒</w:t>
+            </w:r>
+          </w:p>
+        </w:tc>
+        <w:tc>
+          <w:tcPr>
+            <w:tcW w:type="dxa" w:w="2947"/>
+          </w:tcPr>
+          <w:p>
+            <w:r>
+              <w:rPr>
+                <w:sz w:val="18"/>
+              </w:rPr>
+              <w:t>≤ 50 ms</w:t>
+            </w:r>
+          </w:p>
+        </w:tc>
+        <w:tc>
+          <w:tcPr>
+            <w:tcW w:type="dxa" w:w="2947"/>
+          </w:tcPr>
+          <w:p>
+            <w:r>
+              <w:rPr>
+                <w:sz w:val="18"/>
+              </w:rPr>
+              <w:t>≤ 80 ms</w:t>
+            </w:r>
+          </w:p>
+        </w:tc>
+      </w:tr>
+      <w:tr>
+        <w:tc>
+          <w:tcPr>
+            <w:tcW w:type="dxa" w:w="2947"/>
+          </w:tcPr>
+          <w:p>
+            <w:r>
+              <w:rPr>
+                <w:sz w:val="18"/>
+              </w:rPr>
+              <w:t>识别（ASR）出文延迟</w:t>
+            </w:r>
+          </w:p>
+        </w:tc>
+        <w:tc>
+          <w:tcPr>
+            <w:tcW w:type="dxa" w:w="2947"/>
+          </w:tcPr>
+          <w:p>
+            <w:r>
+              <w:rPr>
+                <w:sz w:val="18"/>
+              </w:rPr>
+              <w:t>≤ 300 ms</w:t>
+            </w:r>
+          </w:p>
+        </w:tc>
+        <w:tc>
+          <w:tcPr>
+            <w:tcW w:type="dxa" w:w="2947"/>
+          </w:tcPr>
+          <w:p>
+            <w:r>
+              <w:rPr>
+                <w:sz w:val="18"/>
+              </w:rPr>
+              <w:t>≤ 450 ms</w:t>
+            </w:r>
+          </w:p>
+        </w:tc>
+      </w:tr>
+      <w:tr>
+        <w:tc>
+          <w:tcPr>
+            <w:tcW w:type="dxa" w:w="2947"/>
+          </w:tcPr>
+          <w:p>
+            <w:r>
+              <w:rPr>
+                <w:sz w:val="18"/>
+              </w:rPr>
+              <w:t>中枢系统（LLM路径路由+回填）</w:t>
+            </w:r>
+          </w:p>
+        </w:tc>
+        <w:tc>
+          <w:tcPr>
+            <w:tcW w:type="dxa" w:w="2947"/>
+          </w:tcPr>
+          <w:p>
+            <w:r>
+              <w:rPr>
+                <w:sz w:val="18"/>
+              </w:rPr>
+              <w:t>≤ 100 ms</w:t>
+            </w:r>
+          </w:p>
+        </w:tc>
+        <w:tc>
+          <w:tcPr>
+            <w:tcW w:type="dxa" w:w="2947"/>
+          </w:tcPr>
+          <w:p>
+            <w:r>
+              <w:rPr>
+                <w:sz w:val="18"/>
+              </w:rPr>
+              <w:t>≤ 100 ms</w:t>
+            </w:r>
+          </w:p>
+        </w:tc>
+      </w:tr>
+      <w:tr>
+        <w:tc>
+          <w:tcPr>
+            <w:tcW w:type="dxa" w:w="2947"/>
+          </w:tcPr>
+          <w:p>
+            <w:r>
+              <w:rPr>
+                <w:sz w:val="18"/>
+              </w:rPr>
+              <w:t>云端LLM推理（含网络RTT，P95）</w:t>
+            </w:r>
+          </w:p>
+        </w:tc>
+        <w:tc>
+          <w:tcPr>
+            <w:tcW w:type="dxa" w:w="2947"/>
+          </w:tcPr>
+          <w:p>
+            <w:r>
+              <w:rPr>
+                <w:sz w:val="18"/>
+              </w:rPr>
+              <w:t>≤ 2000 ms</w:t>
+            </w:r>
+          </w:p>
+        </w:tc>
+        <w:tc>
+          <w:tcPr>
+            <w:tcW w:type="dxa" w:w="2947"/>
+          </w:tcPr>
+          <w:p>
+            <w:r>
+              <w:rPr>
+                <w:sz w:val="18"/>
+              </w:rPr>
+              <w:t>≤ 2500 ms</w:t>
+            </w:r>
+          </w:p>
+        </w:tc>
+      </w:tr>
+      <w:tr>
+        <w:tc>
+          <w:tcPr>
+            <w:tcW w:type="dxa" w:w="2947"/>
+          </w:tcPr>
+          <w:p>
+            <w:r>
+              <w:rPr>
+                <w:sz w:val="18"/>
+              </w:rPr>
+              <w:t>TTS首帧（不含云端RTT）</w:t>
+            </w:r>
+          </w:p>
+        </w:tc>
+        <w:tc>
+          <w:tcPr>
+            <w:tcW w:type="dxa" w:w="2947"/>
+          </w:tcPr>
+          <w:p>
+            <w:r>
+              <w:rPr>
+                <w:sz w:val="18"/>
+              </w:rPr>
+              <w:t>≤ 200 ms</w:t>
+            </w:r>
+          </w:p>
+        </w:tc>
+        <w:tc>
+          <w:tcPr>
+            <w:tcW w:type="dxa" w:w="2947"/>
+          </w:tcPr>
+          <w:p>
+            <w:r>
+              <w:rPr>
+                <w:sz w:val="18"/>
+              </w:rPr>
+              <w:t>≤ 200 ms</w:t>
+            </w:r>
+          </w:p>
+        </w:tc>
+      </w:tr>
+      <w:tr>
+        <w:tc>
+          <w:tcPr>
+            <w:tcW w:type="dxa" w:w="2947"/>
+          </w:tcPr>
+          <w:p>
+            <w:r>
+              <w:rPr>
+                <w:sz w:val="18"/>
+              </w:rPr>
+              <w:t>云端网络RTT（TTS云端时）</w:t>
+            </w:r>
+          </w:p>
+        </w:tc>
+        <w:tc>
+          <w:tcPr>
+            <w:tcW w:type="dxa" w:w="2947"/>
+          </w:tcPr>
+          <w:p>
+            <w:r>
+              <w:rPr>
+                <w:sz w:val="18"/>
+              </w:rPr>
+              <w:t>≤ 150 ms</w:t>
+            </w:r>
+          </w:p>
+        </w:tc>
+        <w:tc>
+          <w:tcPr>
+            <w:tcW w:type="dxa" w:w="2947"/>
+          </w:tcPr>
+          <w:p>
+            <w:r>
+              <w:rPr>
+                <w:sz w:val="18"/>
+              </w:rPr>
+              <w:t>≤ 150 ms</w:t>
+            </w:r>
+          </w:p>
+        </w:tc>
+      </w:tr>
+      <w:tr>
+        <w:tc>
+          <w:tcPr>
+            <w:tcW w:type="dxa" w:w="2947"/>
+          </w:tcPr>
+          <w:p>
+            <w:r>
+              <w:rPr>
+                <w:sz w:val="18"/>
+              </w:rPr>
+              <w:t>**合计（P95）**</w:t>
+            </w:r>
+          </w:p>
+        </w:tc>
+        <w:tc>
+          <w:tcPr>
+            <w:tcW w:type="dxa" w:w="2947"/>
+          </w:tcPr>
+          <w:p>
+            <w:r>
+              <w:rPr>
+                <w:sz w:val="18"/>
+              </w:rPr>
+              <w:t>**≤ 2880 ms（目标≤3500ms）**</w:t>
+            </w:r>
+          </w:p>
+        </w:tc>
+        <w:tc>
+          <w:tcPr>
+            <w:tcW w:type="dxa" w:w="2947"/>
+          </w:tcPr>
+          <w:p>
+            <w:r>
+              <w:rPr>
+                <w:sz w:val="18"/>
+              </w:rPr>
+              <w:t>**≤ 3560 ms（目标≤4000ms）**</w:t>
+            </w:r>
+          </w:p>
+        </w:tc>
+      </w:tr>
+    </w:tbl>
+    <w:p/>
+    <w:p/>
+    <w:p>
+      <w:r>
+        <w:t xml:space="preserve">&gt; </w:t>
+      </w:r>
+      <w:r>
+        <w:rPr>
+          <w:b/>
+        </w:rPr>
+        <w:t>首字反馈策略</w:t>
+      </w:r>
+      <w:r>
+        <w:t>：LLM路径下，规则引擎应在 ≤ 800ms（安静）/ ≤ 1200ms（噪声）内先返回首字反馈（如"让我想一下"），LLM真实结果到达后再继续语音输出，避免用户感知到 3 秒级的"卡顿"。</w:t>
+      </w:r>
+    </w:p>
     <w:p/>
     <w:p>
       <w:r>

--- a/Voice_AI_SOR_墨甲机器人.docx
+++ b/Voice_AI_SOR_墨甲机器人.docx
@@ -23,7 +23,7 @@
         <w:t>版本</w:t>
       </w:r>
       <w:r>
-        <w:t xml:space="preserve">：v1.2（在 v1.1 基础上，按讯飞/思必驰真实产品线能力做模块级可达性校准）  </w:t>
+        <w:t xml:space="preserve">：v1.3（在 v1.2 基础上，参考海外公版端到端响应基线，加入统一测试工况与业务域端到端响应表，并按 0→1 删除非必要细节）  </w:t>
       </w:r>
     </w:p>
     <w:p>
@@ -78,6 +78,107 @@
       </w:r>
       <w:r>
         <w:t>。</w:t>
+      </w:r>
+    </w:p>
+    <w:p/>
+    <w:p>
+      <w:r>
+        <w:t xml:space="preserve">&gt; </w:t>
+      </w:r>
+      <w:r>
+        <w:rPr>
+          <w:b/>
+        </w:rPr>
+        <w:t>v1.3 修订摘要</w:t>
+      </w:r>
+      <w:r>
+        <w:t>（在 v1.2 基础上）：</w:t>
+      </w:r>
+    </w:p>
+    <w:p>
+      <w:r>
+        <w:t xml:space="preserve">&gt; 1. 新增 </w:t>
+      </w:r>
+      <w:r>
+        <w:rPr>
+          <w:b/>
+        </w:rPr>
+        <w:t>§2.0 测试工况统一约定</w:t>
+      </w:r>
+      <w:r>
+        <w:t>（参考海外公版端到端响应指标 Excel）：噪声 45-50 dBA / 语音声压 65-75 dBA / 语速 220-300 词/min / 内存占用 60-80% / VAD pause time 国内 300 ms（端到端比海外多 200 ms）</w:t>
+      </w:r>
+    </w:p>
+    <w:p>
+      <w:r>
+        <w:t xml:space="preserve">&gt; 2. 新增 </w:t>
+      </w:r>
+      <w:r>
+        <w:rPr>
+          <w:b/>
+        </w:rPr>
+        <w:t>§6 端到端业务域响应表</w:t>
+      </w:r>
+      <w:r>
+        <w:t>：按机器人 6 类业务域（本体控制 / 信息查询 / 多媒体 / 任务执行 / 对话闲聊 / ASR 首字上屏）独立设定端到端响应上限，数值参考海外公版（车控 1500 / 电话 1700 / 地图 2500 / 多媒体 2200 / 天气 2500 / 首字上屏 900-850）映射至机器人场景</w:t>
+      </w:r>
+    </w:p>
+    <w:p>
+      <w:r>
+        <w:t xml:space="preserve">&gt; 3. </w:t>
+      </w:r>
+      <w:r>
+        <w:rPr>
+          <w:b/>
+        </w:rPr>
+        <w:t>§3.3 唤醒响应延迟</w:t>
+      </w:r>
+      <w:r>
+        <w:t xml:space="preserve"> 对齐海外公版 ≤ 350 ms（含播放器延迟 ≤ 50 ms）</w:t>
+      </w:r>
+    </w:p>
+    <w:p>
+      <w:r>
+        <w:t xml:space="preserve">&gt; 4. </w:t>
+      </w:r>
+      <w:r>
+        <w:rPr>
+          <w:b/>
+        </w:rPr>
+        <w:t>§3.4 ASR 出文延迟</w:t>
+      </w:r>
+      <w:r>
+        <w:t xml:space="preserve"> 改名为"首字上屏延迟"，对齐海外公版口径：在线 ≤ 900 ms / 离线 ≤ 850 ms</w:t>
+      </w:r>
+    </w:p>
+    <w:p>
+      <w:r>
+        <w:t>&gt; 5. 删除 §2.7.2 LLM 通用能力基准 6 项（MMMLU/CMMLU/GSM8K/BBH/TruthfulQA/CoT），0→1 第一版不卡，二期补</w:t>
+      </w:r>
+    </w:p>
+    <w:p>
+      <w:r>
+        <w:t>&gt; 6. 删除多模态前端 §2.2 "声视时间对齐 ≤ 20 ms 体验指标" 行（0→1 不必要）；唤醒 §2.3 多场景延迟、ASR §2.4 多噪声场景 CER 全部保留</w:t>
+      </w:r>
+      <w:r>
+        <w:rPr>
+          <w:b/>
+        </w:rPr>
+        <w:t>安静工况一行 shall + 运动状态一行 shall</w:t>
+      </w:r>
+      <w:r>
+        <w:t>，删除其余细分档（机器人项目特性必须保留运动状态行）</w:t>
+      </w:r>
+    </w:p>
+    <w:p>
+      <w:r>
+        <w:t>&gt; 7. 端到端延迟预算表（§6 原 A/B 双路径表）保留作为内部模块预算分配，业务域响应表作为对外承诺</w:t>
+      </w:r>
+    </w:p>
+    <w:p/>
+    <w:p>
+      <w:r>
+        <w:t>────────────────────────────────────────────────────────────</w:t>
       </w:r>
     </w:p>
     <w:p/>
@@ -949,6 +1050,309 @@
         <w:rPr>
           <w:color w:val="1F497D"/>
         </w:rPr>
+        <w:t>2.0 测试工况统一约定（参考海外公版端到端响应规范）</w:t>
+      </w:r>
+    </w:p>
+    <w:p/>
+    <w:p>
+      <w:r>
+        <w:t>&gt; 本 SOR 所有性能指标若未单独标注场景，默认按以下统一工况测试。供应商不得擅自更换更宽松条件复测。</w:t>
+      </w:r>
+    </w:p>
+    <w:p/>
+    <w:tbl>
+      <w:tblPr>
+        <w:tblStyle w:val="TableGrid"/>
+        <w:tblW w:type="auto" w:w="0"/>
+        <w:tblLook w:firstColumn="1" w:firstRow="1" w:lastColumn="0" w:lastRow="0" w:noHBand="0" w:noVBand="1" w:val="04A0"/>
+      </w:tblPr>
+      <w:tblGrid>
+        <w:gridCol w:w="4421"/>
+        <w:gridCol w:w="4421"/>
+      </w:tblGrid>
+      <w:tr>
+        <w:tc>
+          <w:tcPr>
+            <w:tcW w:type="dxa" w:w="4421"/>
+          </w:tcPr>
+          <w:p>
+            <w:r>
+              <w:rPr>
+                <w:b/>
+                <w:sz w:val="18"/>
+              </w:rPr>
+              <w:t>项目</w:t>
+            </w:r>
+          </w:p>
+        </w:tc>
+        <w:tc>
+          <w:tcPr>
+            <w:tcW w:type="dxa" w:w="4421"/>
+          </w:tcPr>
+          <w:p>
+            <w:r>
+              <w:rPr>
+                <w:b/>
+                <w:sz w:val="18"/>
+              </w:rPr>
+              <w:t>设定值</w:t>
+            </w:r>
+          </w:p>
+        </w:tc>
+      </w:tr>
+      <w:tr>
+        <w:tc>
+          <w:tcPr>
+            <w:tcW w:type="dxa" w:w="4421"/>
+          </w:tcPr>
+          <w:p>
+            <w:r>
+              <w:rPr>
+                <w:sz w:val="18"/>
+              </w:rPr>
+              <w:t>机器人本体状态</w:t>
+            </w:r>
+          </w:p>
+        </w:tc>
+        <w:tc>
+          <w:tcPr>
+            <w:tcW w:type="dxa" w:w="4421"/>
+          </w:tcPr>
+          <w:p>
+            <w:r>
+              <w:rPr>
+                <w:sz w:val="18"/>
+              </w:rPr>
+              <w:t>静止站立（关节微动作可接受）</w:t>
+            </w:r>
+          </w:p>
+        </w:tc>
+      </w:tr>
+      <w:tr>
+        <w:tc>
+          <w:tcPr>
+            <w:tcW w:type="dxa" w:w="4421"/>
+          </w:tcPr>
+          <w:p>
+            <w:r>
+              <w:rPr>
+                <w:sz w:val="18"/>
+              </w:rPr>
+              <w:t>麦克风处环境噪声</w:t>
+            </w:r>
+          </w:p>
+        </w:tc>
+        <w:tc>
+          <w:tcPr>
+            <w:tcW w:type="dxa" w:w="4421"/>
+          </w:tcPr>
+          <w:p>
+            <w:r>
+              <w:rPr>
+                <w:sz w:val="18"/>
+              </w:rPr>
+              <w:t>45-50 dBA</w:t>
+            </w:r>
+          </w:p>
+        </w:tc>
+      </w:tr>
+      <w:tr>
+        <w:tc>
+          <w:tcPr>
+            <w:tcW w:type="dxa" w:w="4421"/>
+          </w:tcPr>
+          <w:p>
+            <w:r>
+              <w:rPr>
+                <w:sz w:val="18"/>
+              </w:rPr>
+              <w:t>麦克风处语音声压</w:t>
+            </w:r>
+          </w:p>
+        </w:tc>
+        <w:tc>
+          <w:tcPr>
+            <w:tcW w:type="dxa" w:w="4421"/>
+          </w:tcPr>
+          <w:p>
+            <w:r>
+              <w:rPr>
+                <w:sz w:val="18"/>
+              </w:rPr>
+              <w:t>65-75 dBA</w:t>
+            </w:r>
+          </w:p>
+        </w:tc>
+      </w:tr>
+      <w:tr>
+        <w:tc>
+          <w:tcPr>
+            <w:tcW w:type="dxa" w:w="4421"/>
+          </w:tcPr>
+          <w:p>
+            <w:r>
+              <w:rPr>
+                <w:sz w:val="18"/>
+              </w:rPr>
+              <w:t>说话人距离</w:t>
+            </w:r>
+          </w:p>
+        </w:tc>
+        <w:tc>
+          <w:tcPr>
+            <w:tcW w:type="dxa" w:w="4421"/>
+          </w:tcPr>
+          <w:p>
+            <w:r>
+              <w:rPr>
+                <w:sz w:val="18"/>
+              </w:rPr>
+              <w:t>1 m（基线）</w:t>
+            </w:r>
+          </w:p>
+        </w:tc>
+      </w:tr>
+      <w:tr>
+        <w:tc>
+          <w:tcPr>
+            <w:tcW w:type="dxa" w:w="4421"/>
+          </w:tcPr>
+          <w:p>
+            <w:r>
+              <w:rPr>
+                <w:sz w:val="18"/>
+              </w:rPr>
+              <w:t>语速</w:t>
+            </w:r>
+          </w:p>
+        </w:tc>
+        <w:tc>
+          <w:tcPr>
+            <w:tcW w:type="dxa" w:w="4421"/>
+          </w:tcPr>
+          <w:p>
+            <w:r>
+              <w:rPr>
+                <w:sz w:val="18"/>
+              </w:rPr>
+              <w:t>220-300 词/min</w:t>
+            </w:r>
+          </w:p>
+        </w:tc>
+      </w:tr>
+      <w:tr>
+        <w:tc>
+          <w:tcPr>
+            <w:tcW w:type="dxa" w:w="4421"/>
+          </w:tcPr>
+          <w:p>
+            <w:r>
+              <w:rPr>
+                <w:sz w:val="18"/>
+              </w:rPr>
+              <w:t>语言</w:t>
+            </w:r>
+          </w:p>
+        </w:tc>
+        <w:tc>
+          <w:tcPr>
+            <w:tcW w:type="dxa" w:w="4421"/>
+          </w:tcPr>
+          <w:p>
+            <w:r>
+              <w:rPr>
+                <w:sz w:val="18"/>
+              </w:rPr>
+              <w:t>中文（一期）；中英文混读单独验收</w:t>
+            </w:r>
+          </w:p>
+        </w:tc>
+      </w:tr>
+      <w:tr>
+        <w:tc>
+          <w:tcPr>
+            <w:tcW w:type="dxa" w:w="4421"/>
+          </w:tcPr>
+          <w:p>
+            <w:r>
+              <w:rPr>
+                <w:sz w:val="18"/>
+              </w:rPr>
+              <w:t>内存占用率</w:t>
+            </w:r>
+          </w:p>
+        </w:tc>
+        <w:tc>
+          <w:tcPr>
+            <w:tcW w:type="dxa" w:w="4421"/>
+          </w:tcPr>
+          <w:p>
+            <w:r>
+              <w:rPr>
+                <w:sz w:val="18"/>
+              </w:rPr>
+              <w:t>60%-80%</w:t>
+            </w:r>
+          </w:p>
+        </w:tc>
+      </w:tr>
+      <w:tr>
+        <w:tc>
+          <w:tcPr>
+            <w:tcW w:type="dxa" w:w="4421"/>
+          </w:tcPr>
+          <w:p>
+            <w:r>
+              <w:rPr>
+                <w:sz w:val="18"/>
+              </w:rPr>
+              <w:t>**VAD pause time**</w:t>
+            </w:r>
+          </w:p>
+        </w:tc>
+        <w:tc>
+          <w:tcPr>
+            <w:tcW w:type="dxa" w:w="4421"/>
+          </w:tcPr>
+          <w:p>
+            <w:r>
+              <w:rPr>
+                <w:sz w:val="18"/>
+              </w:rPr>
+              <w:t>300 ms（国内项目设定；端到端响应正常比海外 500 ms 设置多约 200 ms）</w:t>
+            </w:r>
+          </w:p>
+        </w:tc>
+      </w:tr>
+    </w:tbl>
+    <w:p/>
+    <w:p/>
+    <w:p>
+      <w:r/>
+      <w:r>
+        <w:rPr>
+          <w:b/>
+        </w:rPr>
+        <w:t>运动场景补充工况</w:t>
+      </w:r>
+      <w:r>
+        <w:t>（仅 §2.3 §2.4 中标"运动状态"行使用）：</w:t>
+      </w:r>
+    </w:p>
+    <w:p>
+      <w:r>
+        <w:t>机器人步行 ≤ 1 m/s，关节电机噪声叠加在 45-50 dBA 环境底噪上；其他参数同上。</w:t>
+      </w:r>
+    </w:p>
+    <w:p/>
+    <w:p>
+      <w:pPr>
+        <w:pStyle w:val="Heading3"/>
+      </w:pPr>
+      <w:r>
+        <w:rPr>
+          <w:color w:val="1F497D"/>
+        </w:rPr>
         <w:t>2.1 纯声学前端信号处理——核心指标基线</w:t>
       </w:r>
     </w:p>
@@ -1766,7 +2170,7 @@
               <w:rPr>
                 <w:sz w:val="18"/>
               </w:rPr>
-              <w:t>声视时间对齐误差（核心）</w:t>
+              <w:t>声视时间对齐误差</w:t>
             </w:r>
           </w:p>
         </w:tc>
@@ -1806,60 +2210,6 @@
                 <w:sz w:val="18"/>
               </w:rPr>
               <w:t>视觉30fps，声学16kHz，纯软件时间戳同步（1帧周期同量级）</w:t>
-            </w:r>
-          </w:p>
-        </w:tc>
-      </w:tr>
-      <w:tr>
-        <w:tc>
-          <w:tcPr>
-            <w:tcW w:type="dxa" w:w="2210"/>
-          </w:tcPr>
-          <w:p>
-            <w:r>
-              <w:rPr>
-                <w:sz w:val="18"/>
-              </w:rPr>
-              <w:t>声视时间对齐误差（体验，硬件PTP）</w:t>
-            </w:r>
-          </w:p>
-        </w:tc>
-        <w:tc>
-          <w:tcPr>
-            <w:tcW w:type="dxa" w:w="2210"/>
-          </w:tcPr>
-          <w:p>
-            <w:r>
-              <w:rPr>
-                <w:sz w:val="18"/>
-              </w:rPr>
-              <w:t>时间戳对齐精度</w:t>
-            </w:r>
-          </w:p>
-        </w:tc>
-        <w:tc>
-          <w:tcPr>
-            <w:tcW w:type="dxa" w:w="2210"/>
-          </w:tcPr>
-          <w:p>
-            <w:r>
-              <w:rPr>
-                <w:sz w:val="18"/>
-              </w:rPr>
-              <w:t>≤ 20 ms</w:t>
-            </w:r>
-          </w:p>
-        </w:tc>
-        <w:tc>
-          <w:tcPr>
-            <w:tcW w:type="dxa" w:w="2210"/>
-          </w:tcPr>
-          <w:p>
-            <w:r>
-              <w:rPr>
-                <w:sz w:val="18"/>
-              </w:rPr>
-              <w:t>要求硬件PTP / IEEE 1588同步或共时钟域采集</w:t>
             </w:r>
           </w:p>
         </w:tc>
@@ -2337,46 +2687,46 @@
               <w:rPr>
                 <w:sz w:val="18"/>
               </w:rPr>
-              <w:t>响应速度（安静）</w:t>
-            </w:r>
-          </w:p>
-        </w:tc>
-        <w:tc>
-          <w:tcPr>
-            <w:tcW w:type="dxa" w:w="2210"/>
-          </w:tcPr>
-          <w:p>
-            <w:r>
-              <w:rPr>
-                <w:sz w:val="18"/>
-              </w:rPr>
-              <w:t>唤醒词检测延迟</w:t>
-            </w:r>
-          </w:p>
-        </w:tc>
-        <w:tc>
-          <w:tcPr>
-            <w:tcW w:type="dxa" w:w="2210"/>
-          </w:tcPr>
-          <w:p>
-            <w:r>
-              <w:rPr>
-                <w:sz w:val="18"/>
-              </w:rPr>
-              <w:t>≤ 50 ms</w:t>
-            </w:r>
-          </w:p>
-        </w:tc>
-        <w:tc>
-          <w:tcPr>
-            <w:tcW w:type="dxa" w:w="2210"/>
-          </w:tcPr>
-          <w:p>
-            <w:r>
-              <w:rPr>
-                <w:sz w:val="18"/>
-              </w:rPr>
-              <w:t>从唤醒词结束到唤醒事件触发，SNR≥25dB</w:t>
+              <w:t>响应速度（统一工况）</w:t>
+            </w:r>
+          </w:p>
+        </w:tc>
+        <w:tc>
+          <w:tcPr>
+            <w:tcW w:type="dxa" w:w="2210"/>
+          </w:tcPr>
+          <w:p>
+            <w:r>
+              <w:rPr>
+                <w:sz w:val="18"/>
+              </w:rPr>
+              <w:t>唤醒响应时间（说完唤醒词→唤醒事件触发）</w:t>
+            </w:r>
+          </w:p>
+        </w:tc>
+        <w:tc>
+          <w:tcPr>
+            <w:tcW w:type="dxa" w:w="2210"/>
+          </w:tcPr>
+          <w:p>
+            <w:r>
+              <w:rPr>
+                <w:sz w:val="18"/>
+              </w:rPr>
+              <w:t>≤ 350 ms</w:t>
+            </w:r>
+          </w:p>
+        </w:tc>
+        <w:tc>
+          <w:tcPr>
+            <w:tcW w:type="dxa" w:w="2210"/>
+          </w:tcPr>
+          <w:p>
+            <w:r>
+              <w:rPr>
+                <w:sz w:val="18"/>
+              </w:rPr>
+              <w:t>**对齐海外公版** §2.0 统一工况，含系统播放器延迟 ≤ 50 ms</w:t>
             </w:r>
           </w:p>
         </w:tc>
@@ -2391,46 +2741,46 @@
               <w:rPr>
                 <w:sz w:val="18"/>
               </w:rPr>
-              <w:t>响应速度（噪声）</w:t>
-            </w:r>
-          </w:p>
-        </w:tc>
-        <w:tc>
-          <w:tcPr>
-            <w:tcW w:type="dxa" w:w="2210"/>
-          </w:tcPr>
-          <w:p>
-            <w:r>
-              <w:rPr>
-                <w:sz w:val="18"/>
-              </w:rPr>
-              <w:t>唤醒词检测延迟</w:t>
-            </w:r>
-          </w:p>
-        </w:tc>
-        <w:tc>
-          <w:tcPr>
-            <w:tcW w:type="dxa" w:w="2210"/>
-          </w:tcPr>
-          <w:p>
-            <w:r>
-              <w:rPr>
-                <w:sz w:val="18"/>
-              </w:rPr>
-              <w:t>≤ 80 ms</w:t>
-            </w:r>
-          </w:p>
-        </w:tc>
-        <w:tc>
-          <w:tcPr>
-            <w:tcW w:type="dxa" w:w="2210"/>
-          </w:tcPr>
-          <w:p>
-            <w:r>
-              <w:rPr>
-                <w:sz w:val="18"/>
-              </w:rPr>
-              <w:t>从唤醒词结束到唤醒事件触发，SNR≥5dB（与§6预算表对齐）</w:t>
+              <w:t>响应速度（算法纯延迟，内部预算）</w:t>
+            </w:r>
+          </w:p>
+        </w:tc>
+        <w:tc>
+          <w:tcPr>
+            <w:tcW w:type="dxa" w:w="2210"/>
+          </w:tcPr>
+          <w:p>
+            <w:r>
+              <w:rPr>
+                <w:sz w:val="18"/>
+              </w:rPr>
+              <w:t>唤醒词检测延迟（不含播放器）</w:t>
+            </w:r>
+          </w:p>
+        </w:tc>
+        <w:tc>
+          <w:tcPr>
+            <w:tcW w:type="dxa" w:w="2210"/>
+          </w:tcPr>
+          <w:p>
+            <w:r>
+              <w:rPr>
+                <w:sz w:val="18"/>
+              </w:rPr>
+              <w:t>≤ 50 ms</w:t>
+            </w:r>
+          </w:p>
+        </w:tc>
+        <w:tc>
+          <w:tcPr>
+            <w:tcW w:type="dxa" w:w="2210"/>
+          </w:tcPr>
+          <w:p>
+            <w:r>
+              <w:rPr>
+                <w:sz w:val="18"/>
+              </w:rPr>
+              <w:t>仅算法侧，从唤醒词结束到模型置信度输出</w:t>
             </w:r>
           </w:p>
         </w:tc>
@@ -2692,46 +3042,46 @@
               <w:rPr>
                 <w:sz w:val="18"/>
               </w:rPr>
-              <w:t>流式识别（安静）</w:t>
-            </w:r>
-          </w:p>
-        </w:tc>
-        <w:tc>
-          <w:tcPr>
-            <w:tcW w:type="dxa" w:w="2210"/>
-          </w:tcPr>
-          <w:p>
-            <w:r>
-              <w:rPr>
-                <w:sz w:val="18"/>
-              </w:rPr>
-              <w:t>出文延迟（VAD句末触发→最终结果输出）</w:t>
-            </w:r>
-          </w:p>
-        </w:tc>
-        <w:tc>
-          <w:tcPr>
-            <w:tcW w:type="dxa" w:w="2210"/>
-          </w:tcPr>
-          <w:p>
-            <w:r>
-              <w:rPr>
-                <w:sz w:val="18"/>
-              </w:rPr>
-              <w:t>≤ 300 ms</w:t>
-            </w:r>
-          </w:p>
-        </w:tc>
-        <w:tc>
-          <w:tcPr>
-            <w:tcW w:type="dxa" w:w="2210"/>
-          </w:tcPr>
-          <w:p>
-            <w:r>
-              <w:rPr>
-                <w:sz w:val="18"/>
-              </w:rPr>
-              <w:t>句长5~20字，SNR≥25dB；"出文延迟"与流式首字延迟为不同指标，避免名实不符</w:t>
+              <w:t>流式首字上屏延迟（在线）</w:t>
+            </w:r>
+          </w:p>
+        </w:tc>
+        <w:tc>
+          <w:tcPr>
+            <w:tcW w:type="dxa" w:w="2210"/>
+          </w:tcPr>
+          <w:p>
+            <w:r>
+              <w:rPr>
+                <w:sz w:val="18"/>
+              </w:rPr>
+              <w:t>说话开始→ASR 首字输出</w:t>
+            </w:r>
+          </w:p>
+        </w:tc>
+        <w:tc>
+          <w:tcPr>
+            <w:tcW w:type="dxa" w:w="2210"/>
+          </w:tcPr>
+          <w:p>
+            <w:r>
+              <w:rPr>
+                <w:sz w:val="18"/>
+              </w:rPr>
+              <w:t>≤ 900 ms</w:t>
+            </w:r>
+          </w:p>
+        </w:tc>
+        <w:tc>
+          <w:tcPr>
+            <w:tcW w:type="dxa" w:w="2210"/>
+          </w:tcPr>
+          <w:p>
+            <w:r>
+              <w:rPr>
+                <w:sz w:val="18"/>
+              </w:rPr>
+              <w:t>**对齐海外公版**，§2.0 统一工况，在线含网络传输耗时</w:t>
             </w:r>
           </w:p>
         </w:tc>
@@ -2746,46 +3096,46 @@
               <w:rPr>
                 <w:sz w:val="18"/>
               </w:rPr>
-              <w:t>流式识别（噪声）</w:t>
-            </w:r>
-          </w:p>
-        </w:tc>
-        <w:tc>
-          <w:tcPr>
-            <w:tcW w:type="dxa" w:w="2210"/>
-          </w:tcPr>
-          <w:p>
-            <w:r>
-              <w:rPr>
-                <w:sz w:val="18"/>
-              </w:rPr>
-              <w:t>出文延迟（VAD句末触发→最终结果输出）</w:t>
-            </w:r>
-          </w:p>
-        </w:tc>
-        <w:tc>
-          <w:tcPr>
-            <w:tcW w:type="dxa" w:w="2210"/>
-          </w:tcPr>
-          <w:p>
-            <w:r>
-              <w:rPr>
-                <w:sz w:val="18"/>
-              </w:rPr>
-              <w:t>≤ 450 ms</w:t>
-            </w:r>
-          </w:p>
-        </w:tc>
-        <w:tc>
-          <w:tcPr>
-            <w:tcW w:type="dxa" w:w="2210"/>
-          </w:tcPr>
-          <w:p>
-            <w:r>
-              <w:rPr>
-                <w:sz w:val="18"/>
-              </w:rPr>
-              <w:t>句长5~20字，SNR≥5dB（与§6预算表对齐）</w:t>
+              <w:t>流式首字上屏延迟（离线）</w:t>
+            </w:r>
+          </w:p>
+        </w:tc>
+        <w:tc>
+          <w:tcPr>
+            <w:tcW w:type="dxa" w:w="2210"/>
+          </w:tcPr>
+          <w:p>
+            <w:r>
+              <w:rPr>
+                <w:sz w:val="18"/>
+              </w:rPr>
+              <w:t>说话开始→ASR 首字输出</w:t>
+            </w:r>
+          </w:p>
+        </w:tc>
+        <w:tc>
+          <w:tcPr>
+            <w:tcW w:type="dxa" w:w="2210"/>
+          </w:tcPr>
+          <w:p>
+            <w:r>
+              <w:rPr>
+                <w:sz w:val="18"/>
+              </w:rPr>
+              <w:t>≤ 850 ms</w:t>
+            </w:r>
+          </w:p>
+        </w:tc>
+        <w:tc>
+          <w:tcPr>
+            <w:tcW w:type="dxa" w:w="2210"/>
+          </w:tcPr>
+          <w:p>
+            <w:r>
+              <w:rPr>
+                <w:sz w:val="18"/>
+              </w:rPr>
+              <w:t>**对齐海外公版**，§2.0 统一工况，离线本地模型；小语种比中文多 ~200 ms</w:t>
             </w:r>
           </w:p>
         </w:tc>
@@ -2800,46 +3150,46 @@
               <w:rPr>
                 <w:sz w:val="18"/>
               </w:rPr>
-              <w:t>流式首字（体验指标）</w:t>
-            </w:r>
-          </w:p>
-        </w:tc>
-        <w:tc>
-          <w:tcPr>
-            <w:tcW w:type="dxa" w:w="2210"/>
-          </w:tcPr>
-          <w:p>
-            <w:r>
-              <w:rPr>
-                <w:sz w:val="18"/>
-              </w:rPr>
-              <w:t>首字上屏延迟（说话开始→首字输出）</w:t>
-            </w:r>
-          </w:p>
-        </w:tc>
-        <w:tc>
-          <w:tcPr>
-            <w:tcW w:type="dxa" w:w="2210"/>
-          </w:tcPr>
-          <w:p>
-            <w:r>
-              <w:rPr>
-                <w:sz w:val="18"/>
-              </w:rPr>
-              <w:t>≤ 500 ms</w:t>
-            </w:r>
-          </w:p>
-        </w:tc>
-        <w:tc>
-          <w:tcPr>
-            <w:tcW w:type="dxa" w:w="2210"/>
-          </w:tcPr>
-          <w:p>
-            <w:r>
-              <w:rPr>
-                <w:sz w:val="18"/>
-              </w:rPr>
-              <w:t>句长5~20字，SNR≥25dB</w:t>
+              <w:t>出文延迟（运动状态，机器人特性必保留）</w:t>
+            </w:r>
+          </w:p>
+        </w:tc>
+        <w:tc>
+          <w:tcPr>
+            <w:tcW w:type="dxa" w:w="2210"/>
+          </w:tcPr>
+          <w:p>
+            <w:r>
+              <w:rPr>
+                <w:sz w:val="18"/>
+              </w:rPr>
+              <w:t>VAD句末触发→最终结果输出</w:t>
+            </w:r>
+          </w:p>
+        </w:tc>
+        <w:tc>
+          <w:tcPr>
+            <w:tcW w:type="dxa" w:w="2210"/>
+          </w:tcPr>
+          <w:p>
+            <w:r>
+              <w:rPr>
+                <w:sz w:val="18"/>
+              </w:rPr>
+              <w:t>≤ 450 ms</w:t>
+            </w:r>
+          </w:p>
+        </w:tc>
+        <w:tc>
+          <w:tcPr>
+            <w:tcW w:type="dxa" w:w="2210"/>
+          </w:tcPr>
+          <w:p>
+            <w:r>
+              <w:rPr>
+                <w:sz w:val="18"/>
+              </w:rPr>
+              <w:t>机器人步行 ≤ 1 m/s，关节电机噪声叠加，1m 距离</w:t>
             </w:r>
           </w:p>
         </w:tc>
@@ -4824,14 +5174,17 @@
     <w:p/>
     <w:p/>
     <w:p>
-      <w:pPr>
-        <w:pStyle w:val="Heading4"/>
-      </w:pPr>
+      <w:r>
+        <w:t xml:space="preserve">&gt; </w:t>
+      </w:r>
       <w:r>
         <w:rPr>
-          <w:color w:val="1F497D"/>
+          <w:b/>
         </w:rPr>
-        <w:t>2.7.2 LLM 通用能力基准（行业基线，对齐讯飞 Spark 4.0 Turbo / 思必驰对话 LLM 真实产品线）</w:t>
+        <w:t>关于 MOS（已迁移至 §2.6）</w:t>
+      </w:r>
+      <w:r>
+        <w:t>：TTS 主观音质评分 shall ≥ 4.1 / should ≥ 4.3，详见 §2.6。</w:t>
       </w:r>
     </w:p>
     <w:p/>
@@ -4843,566 +5196,10 @@
         <w:rPr>
           <w:b/>
         </w:rPr>
-        <w:t>测试约定</w:t>
+        <w:t>关于 LLM 通用能力基准（MMMLU / CMMLU / GSM8K / BBH / TruthfulQA / CoT）</w:t>
       </w:r>
       <w:r>
-        <w:t>：所有基准均使用官方测试集中文版（如有）或原版英文集；评测方式为标准 zero-shot 或基准规定的 few-shot；</w:t>
-      </w:r>
-      <w:r>
-        <w:rPr>
-          <w:b/>
-        </w:rPr>
-        <w:t>shall 为底线（思必驰当前对话 LLM 可达水平）</w:t>
-      </w:r>
-      <w:r>
-        <w:t>，</w:t>
-      </w:r>
-      <w:r>
-        <w:rPr>
-          <w:b/>
-        </w:rPr>
-        <w:t>should 为加分位（讯飞 Spark 4.0 Turbo 实测水平）</w:t>
-      </w:r>
-      <w:r>
-        <w:t>。</w:t>
-      </w:r>
-    </w:p>
-    <w:p/>
-    <w:tbl>
-      <w:tblPr>
-        <w:tblStyle w:val="TableGrid"/>
-        <w:tblW w:type="auto" w:w="0"/>
-        <w:tblLook w:firstColumn="1" w:firstRow="1" w:lastColumn="0" w:lastRow="0" w:noHBand="0" w:noVBand="1" w:val="04A0"/>
-      </w:tblPr>
-      <w:tblGrid>
-        <w:gridCol w:w="1768"/>
-        <w:gridCol w:w="1768"/>
-        <w:gridCol w:w="1768"/>
-        <w:gridCol w:w="1768"/>
-        <w:gridCol w:w="1768"/>
-      </w:tblGrid>
-      <w:tr>
-        <w:tc>
-          <w:tcPr>
-            <w:tcW w:type="dxa" w:w="1768"/>
-          </w:tcPr>
-          <w:p>
-            <w:r>
-              <w:rPr>
-                <w:b/>
-                <w:sz w:val="18"/>
-              </w:rPr>
-              <w:t>基准</w:t>
-            </w:r>
-          </w:p>
-        </w:tc>
-        <w:tc>
-          <w:tcPr>
-            <w:tcW w:type="dxa" w:w="1768"/>
-          </w:tcPr>
-          <w:p>
-            <w:r>
-              <w:rPr>
-                <w:b/>
-                <w:sz w:val="18"/>
-              </w:rPr>
-              <w:t>能力维度</w:t>
-            </w:r>
-          </w:p>
-        </w:tc>
-        <w:tc>
-          <w:tcPr>
-            <w:tcW w:type="dxa" w:w="1768"/>
-          </w:tcPr>
-          <w:p>
-            <w:r>
-              <w:rPr>
-                <w:b/>
-                <w:sz w:val="18"/>
-              </w:rPr>
-              <w:t>shall（核心）</w:t>
-            </w:r>
-          </w:p>
-        </w:tc>
-        <w:tc>
-          <w:tcPr>
-            <w:tcW w:type="dxa" w:w="1768"/>
-          </w:tcPr>
-          <w:p>
-            <w:r>
-              <w:rPr>
-                <w:b/>
-                <w:sz w:val="18"/>
-              </w:rPr>
-              <w:t>should（体验）</w:t>
-            </w:r>
-          </w:p>
-        </w:tc>
-        <w:tc>
-          <w:tcPr>
-            <w:tcW w:type="dxa" w:w="1768"/>
-          </w:tcPr>
-          <w:p>
-            <w:r>
-              <w:rPr>
-                <w:b/>
-                <w:sz w:val="18"/>
-              </w:rPr>
-              <w:t>备注</w:t>
-            </w:r>
-          </w:p>
-        </w:tc>
-      </w:tr>
-      <w:tr>
-        <w:tc>
-          <w:tcPr>
-            <w:tcW w:type="dxa" w:w="1768"/>
-          </w:tcPr>
-          <w:p>
-            <w:r>
-              <w:rPr>
-                <w:sz w:val="18"/>
-              </w:rPr>
-              <w:t>**MMMLU**（多语种知识问答）</w:t>
-            </w:r>
-          </w:p>
-        </w:tc>
-        <w:tc>
-          <w:tcPr>
-            <w:tcW w:type="dxa" w:w="1768"/>
-          </w:tcPr>
-          <w:p>
-            <w:r>
-              <w:rPr>
-                <w:sz w:val="18"/>
-              </w:rPr>
-              <w:t>多语种通用知识</w:t>
-            </w:r>
-          </w:p>
-        </w:tc>
-        <w:tc>
-          <w:tcPr>
-            <w:tcW w:type="dxa" w:w="1768"/>
-          </w:tcPr>
-          <w:p>
-            <w:r>
-              <w:rPr>
-                <w:sz w:val="18"/>
-              </w:rPr>
-              <w:t>≥ 78%</w:t>
-            </w:r>
-          </w:p>
-        </w:tc>
-        <w:tc>
-          <w:tcPr>
-            <w:tcW w:type="dxa" w:w="1768"/>
-          </w:tcPr>
-          <w:p>
-            <w:r>
-              <w:rPr>
-                <w:sz w:val="18"/>
-              </w:rPr>
-              <w:t>≥ 82%</w:t>
-            </w:r>
-          </w:p>
-        </w:tc>
-        <w:tc>
-          <w:tcPr>
-            <w:tcW w:type="dxa" w:w="1768"/>
-          </w:tcPr>
-          <w:p>
-            <w:r>
-              <w:rPr>
-                <w:sz w:val="18"/>
-              </w:rPr>
-              <w:t>讯飞 Spark 4.0 Turbo 实测 80-83%；思必驰对话 LLM 实测 73-78%</w:t>
-            </w:r>
-          </w:p>
-        </w:tc>
-      </w:tr>
-      <w:tr>
-        <w:tc>
-          <w:tcPr>
-            <w:tcW w:type="dxa" w:w="1768"/>
-          </w:tcPr>
-          <w:p>
-            <w:r>
-              <w:rPr>
-                <w:sz w:val="18"/>
-              </w:rPr>
-              <w:t>**CMMLU**（中文多任务）</w:t>
-            </w:r>
-          </w:p>
-        </w:tc>
-        <w:tc>
-          <w:tcPr>
-            <w:tcW w:type="dxa" w:w="1768"/>
-          </w:tcPr>
-          <w:p>
-            <w:r>
-              <w:rPr>
-                <w:sz w:val="18"/>
-              </w:rPr>
-              <w:t>中文通识与推理</w:t>
-            </w:r>
-          </w:p>
-        </w:tc>
-        <w:tc>
-          <w:tcPr>
-            <w:tcW w:type="dxa" w:w="1768"/>
-          </w:tcPr>
-          <w:p>
-            <w:r>
-              <w:rPr>
-                <w:sz w:val="18"/>
-              </w:rPr>
-              <w:t>≥ 70%</w:t>
-            </w:r>
-          </w:p>
-        </w:tc>
-        <w:tc>
-          <w:tcPr>
-            <w:tcW w:type="dxa" w:w="1768"/>
-          </w:tcPr>
-          <w:p>
-            <w:r>
-              <w:rPr>
-                <w:sz w:val="18"/>
-              </w:rPr>
-              <w:t>≥ 75%</w:t>
-            </w:r>
-          </w:p>
-        </w:tc>
-        <w:tc>
-          <w:tcPr>
-            <w:tcW w:type="dxa" w:w="1768"/>
-          </w:tcPr>
-          <w:p>
-            <w:r>
-              <w:rPr>
-                <w:sz w:val="18"/>
-              </w:rPr>
-              <w:t>**替代 LogiQA**（LogiQA 在 GPT-4 上也仅 ~57%，国内主流 30-50%，原指标 78% 不真实）；讯飞 ~75-78%、思必驰 ~65-70%</w:t>
-            </w:r>
-          </w:p>
-        </w:tc>
-      </w:tr>
-      <w:tr>
-        <w:tc>
-          <w:tcPr>
-            <w:tcW w:type="dxa" w:w="1768"/>
-          </w:tcPr>
-          <w:p>
-            <w:r>
-              <w:rPr>
-                <w:sz w:val="18"/>
-              </w:rPr>
-              <w:t>**GSM8K**（小学数学应用题）</w:t>
-            </w:r>
-          </w:p>
-        </w:tc>
-        <w:tc>
-          <w:tcPr>
-            <w:tcW w:type="dxa" w:w="1768"/>
-          </w:tcPr>
-          <w:p>
-            <w:r>
-              <w:rPr>
-                <w:sz w:val="18"/>
-              </w:rPr>
-              <w:t>数学推理</w:t>
-            </w:r>
-          </w:p>
-        </w:tc>
-        <w:tc>
-          <w:tcPr>
-            <w:tcW w:type="dxa" w:w="1768"/>
-          </w:tcPr>
-          <w:p>
-            <w:r>
-              <w:rPr>
-                <w:sz w:val="18"/>
-              </w:rPr>
-              <w:t>≥ 70%</w:t>
-            </w:r>
-          </w:p>
-        </w:tc>
-        <w:tc>
-          <w:tcPr>
-            <w:tcW w:type="dxa" w:w="1768"/>
-          </w:tcPr>
-          <w:p>
-            <w:r>
-              <w:rPr>
-                <w:sz w:val="18"/>
-              </w:rPr>
-              <w:t>≥ 80%</w:t>
-            </w:r>
-          </w:p>
-        </w:tc>
-        <w:tc>
-          <w:tcPr>
-            <w:tcW w:type="dxa" w:w="1768"/>
-          </w:tcPr>
-          <w:p>
-            <w:r>
-              <w:rPr>
-                <w:sz w:val="18"/>
-              </w:rPr>
-              <w:t>讯飞 Spark 4 Turbo 公开 89-94%；shall 设 70% 给思必驰 LLM 留余量</w:t>
-            </w:r>
-          </w:p>
-        </w:tc>
-      </w:tr>
-      <w:tr>
-        <w:tc>
-          <w:tcPr>
-            <w:tcW w:type="dxa" w:w="1768"/>
-          </w:tcPr>
-          <w:p>
-            <w:r>
-              <w:rPr>
-                <w:sz w:val="18"/>
-              </w:rPr>
-              <w:t>**BBH**（Big-Bench Hard）</w:t>
-            </w:r>
-          </w:p>
-        </w:tc>
-        <w:tc>
-          <w:tcPr>
-            <w:tcW w:type="dxa" w:w="1768"/>
-          </w:tcPr>
-          <w:p>
-            <w:r>
-              <w:rPr>
-                <w:sz w:val="18"/>
-              </w:rPr>
-              <w:t>复杂推理</w:t>
-            </w:r>
-          </w:p>
-        </w:tc>
-        <w:tc>
-          <w:tcPr>
-            <w:tcW w:type="dxa" w:w="1768"/>
-          </w:tcPr>
-          <w:p>
-            <w:r>
-              <w:rPr>
-                <w:sz w:val="18"/>
-              </w:rPr>
-              <w:t>≥ 73%</w:t>
-            </w:r>
-          </w:p>
-        </w:tc>
-        <w:tc>
-          <w:tcPr>
-            <w:tcW w:type="dxa" w:w="1768"/>
-          </w:tcPr>
-          <w:p>
-            <w:r>
-              <w:rPr>
-                <w:sz w:val="18"/>
-              </w:rPr>
-              <w:t>≥ 80%</w:t>
-            </w:r>
-          </w:p>
-        </w:tc>
-        <w:tc>
-          <w:tcPr>
-            <w:tcW w:type="dxa" w:w="1768"/>
-          </w:tcPr>
-          <w:p>
-            <w:r>
-              <w:rPr>
-                <w:sz w:val="18"/>
-              </w:rPr>
-              <w:t>讯飞 Spark 4 公开约 80%，国内主流 70-78%</w:t>
-            </w:r>
-          </w:p>
-        </w:tc>
-      </w:tr>
-      <w:tr>
-        <w:tc>
-          <w:tcPr>
-            <w:tcW w:type="dxa" w:w="1768"/>
-          </w:tcPr>
-          <w:p>
-            <w:r>
-              <w:rPr>
-                <w:sz w:val="18"/>
-              </w:rPr>
-              <w:t>**TruthfulQA**（事实性/抗幻觉）</w:t>
-            </w:r>
-          </w:p>
-        </w:tc>
-        <w:tc>
-          <w:tcPr>
-            <w:tcW w:type="dxa" w:w="1768"/>
-          </w:tcPr>
-          <w:p>
-            <w:r>
-              <w:rPr>
-                <w:sz w:val="18"/>
-              </w:rPr>
-              <w:t>事实正确性</w:t>
-            </w:r>
-          </w:p>
-        </w:tc>
-        <w:tc>
-          <w:tcPr>
-            <w:tcW w:type="dxa" w:w="1768"/>
-          </w:tcPr>
-          <w:p>
-            <w:r>
-              <w:rPr>
-                <w:sz w:val="18"/>
-              </w:rPr>
-              <w:t>≥ 0.52</w:t>
-            </w:r>
-          </w:p>
-        </w:tc>
-        <w:tc>
-          <w:tcPr>
-            <w:tcW w:type="dxa" w:w="1768"/>
-          </w:tcPr>
-          <w:p>
-            <w:r>
-              <w:rPr>
-                <w:sz w:val="18"/>
-              </w:rPr>
-              <w:t>≥ 0.58</w:t>
-            </w:r>
-          </w:p>
-        </w:tc>
-        <w:tc>
-          <w:tcPr>
-            <w:tcW w:type="dxa" w:w="1768"/>
-          </w:tcPr>
-          <w:p>
-            <w:r>
-              <w:rPr>
-                <w:sz w:val="18"/>
-              </w:rPr>
-              <w:t>GPT-4 实测 ~0.59；国内主流 0.45-0.55；MC1 指标</w:t>
-            </w:r>
-          </w:p>
-        </w:tc>
-      </w:tr>
-      <w:tr>
-        <w:tc>
-          <w:tcPr>
-            <w:tcW w:type="dxa" w:w="1768"/>
-          </w:tcPr>
-          <w:p>
-            <w:r>
-              <w:rPr>
-                <w:sz w:val="18"/>
-              </w:rPr>
-              <w:t>**CoT 完成率**（链式思维推理可完成性）</w:t>
-            </w:r>
-          </w:p>
-        </w:tc>
-        <w:tc>
-          <w:tcPr>
-            <w:tcW w:type="dxa" w:w="1768"/>
-          </w:tcPr>
-          <w:p>
-            <w:r>
-              <w:rPr>
-                <w:sz w:val="18"/>
-              </w:rPr>
-              <w:t>步骤推理稳健性</w:t>
-            </w:r>
-          </w:p>
-        </w:tc>
-        <w:tc>
-          <w:tcPr>
-            <w:tcW w:type="dxa" w:w="1768"/>
-          </w:tcPr>
-          <w:p>
-            <w:r>
-              <w:rPr>
-                <w:sz w:val="18"/>
-              </w:rPr>
-              <w:t>≥ 78%</w:t>
-            </w:r>
-          </w:p>
-        </w:tc>
-        <w:tc>
-          <w:tcPr>
-            <w:tcW w:type="dxa" w:w="1768"/>
-          </w:tcPr>
-          <w:p>
-            <w:r>
-              <w:rPr>
-                <w:sz w:val="18"/>
-              </w:rPr>
-              <w:t>≥ 85%</w:t>
-            </w:r>
-          </w:p>
-        </w:tc>
-        <w:tc>
-          <w:tcPr>
-            <w:tcW w:type="dxa" w:w="1768"/>
-          </w:tcPr>
-          <w:p>
-            <w:r>
-              <w:rPr>
-                <w:sz w:val="18"/>
-              </w:rPr>
-              <w:t>100 题多步推理测试集，每题 ≤5 步；按"最终答案+所有中间步骤均合理"判定</w:t>
-            </w:r>
-          </w:p>
-        </w:tc>
-      </w:tr>
-    </w:tbl>
-    <w:p/>
-    <w:p/>
-    <w:p>
-      <w:r>
-        <w:t xml:space="preserve">&gt; </w:t>
-      </w:r>
-      <w:r>
-        <w:rPr>
-          <w:b/>
-        </w:rPr>
-        <w:t>指标定位</w:t>
-      </w:r>
-      <w:r>
-        <w:t>：上述基准用于</w:t>
-      </w:r>
-      <w:r>
-        <w:rPr>
-          <w:b/>
-        </w:rPr>
-        <w:t>供应商资格筛查</w:t>
-      </w:r>
-      <w:r>
-        <w:t>与</w:t>
-      </w:r>
-      <w:r>
-        <w:rPr>
-          <w:b/>
-        </w:rPr>
-        <w:t>模型版本变更时回归验证</w:t>
-      </w:r>
-      <w:r>
-        <w:t>，不作为日常生产监控指标。验收时由甲方测试团队在出厂前用同一份内部测试集进行复核。</w:t>
-      </w:r>
-    </w:p>
-    <w:p/>
-    <w:p>
-      <w:r>
-        <w:t xml:space="preserve">&gt; </w:t>
-      </w:r>
-      <w:r>
-        <w:rPr>
-          <w:b/>
-        </w:rPr>
-        <w:t>关于 MOS（已迁移至 §2.6）</w:t>
-      </w:r>
-      <w:r>
-        <w:t>：TTS 主观音质评分 shall ≥ 4.1 / should ≥ 4.3，详见 §2.6。</w:t>
+        <w:t>：第一版（0→1）不纳入本 SOR 验收；二期再补，用于供应商资格筛查与模型版本变更回归。</w:t>
       </w:r>
     </w:p>
     <w:p/>
@@ -9069,6 +8866,1404 @@
         <w:t>：LLM路径下，规则引擎应在 ≤ 800ms（安静）/ ≤ 1200ms（噪声）内先返回首字反馈（如"让我想一下"），LLM真实结果到达后再继续语音输出，避免用户感知到 3 秒级的"卡顿"。</w:t>
       </w:r>
     </w:p>
+    <w:p/>
+    <w:p>
+      <w:r>
+        <w:t>────────────────────────────────────────────────────────────</w:t>
+      </w:r>
+    </w:p>
+    <w:p/>
+    <w:p>
+      <w:pPr>
+        <w:pStyle w:val="Heading3"/>
+      </w:pPr>
+      <w:r>
+        <w:rPr>
+          <w:color w:val="1F497D"/>
+        </w:rPr>
+        <w:t>6.5 端到端业务域响应表（对外承诺，参考海外公版基线）</w:t>
+      </w:r>
+    </w:p>
+    <w:p/>
+    <w:p>
+      <w:r>
+        <w:t xml:space="preserve">&gt; 业务域分类来源于海外公版端到端响应规范（车端：车控/电话/地图/多媒体/天气/首字上屏），映射至机器人场景。  </w:t>
+      </w:r>
+    </w:p>
+    <w:p>
+      <w:r>
+        <w:t xml:space="preserve">&gt; 测试工况：§2.0 统一工况  </w:t>
+      </w:r>
+    </w:p>
+    <w:p>
+      <w:r>
+        <w:t>&gt; 计时口径：用户说完最后一字 → 机器人首字 TTS 输出 / 内部 API 调用下发</w:t>
+      </w:r>
+    </w:p>
+    <w:p/>
+    <w:p>
+      <w:pPr>
+        <w:pStyle w:val="Heading4"/>
+      </w:pPr>
+      <w:r>
+        <w:rPr>
+          <w:color w:val="1F497D"/>
+        </w:rPr>
+        <w:t>A. 在线响应（联网状态）</w:t>
+      </w:r>
+    </w:p>
+    <w:p/>
+    <w:tbl>
+      <w:tblPr>
+        <w:tblStyle w:val="TableGrid"/>
+        <w:tblW w:type="auto" w:w="0"/>
+        <w:tblLook w:firstColumn="1" w:firstRow="1" w:lastColumn="0" w:lastRow="0" w:noHBand="0" w:noVBand="1" w:val="04A0"/>
+      </w:tblPr>
+      <w:tblGrid>
+        <w:gridCol w:w="1768"/>
+        <w:gridCol w:w="1768"/>
+        <w:gridCol w:w="1768"/>
+        <w:gridCol w:w="1768"/>
+        <w:gridCol w:w="1768"/>
+      </w:tblGrid>
+      <w:tr>
+        <w:tc>
+          <w:tcPr>
+            <w:tcW w:type="dxa" w:w="1768"/>
+          </w:tcPr>
+          <w:p>
+            <w:r>
+              <w:rPr>
+                <w:b/>
+                <w:sz w:val="18"/>
+              </w:rPr>
+              <w:t>业务域</w:t>
+            </w:r>
+          </w:p>
+        </w:tc>
+        <w:tc>
+          <w:tcPr>
+            <w:tcW w:type="dxa" w:w="1768"/>
+          </w:tcPr>
+          <w:p>
+            <w:r>
+              <w:rPr>
+                <w:b/>
+                <w:sz w:val="18"/>
+              </w:rPr>
+              <w:t>机器人对应场景</w:t>
+            </w:r>
+          </w:p>
+        </w:tc>
+        <w:tc>
+          <w:tcPr>
+            <w:tcW w:type="dxa" w:w="1768"/>
+          </w:tcPr>
+          <w:p>
+            <w:r>
+              <w:rPr>
+                <w:b/>
+                <w:sz w:val="18"/>
+              </w:rPr>
+              <w:t>shall</w:t>
+            </w:r>
+          </w:p>
+        </w:tc>
+        <w:tc>
+          <w:tcPr>
+            <w:tcW w:type="dxa" w:w="1768"/>
+          </w:tcPr>
+          <w:p>
+            <w:r>
+              <w:rPr>
+                <w:b/>
+                <w:sz w:val="18"/>
+              </w:rPr>
+              <w:t>should</w:t>
+            </w:r>
+          </w:p>
+        </w:tc>
+        <w:tc>
+          <w:tcPr>
+            <w:tcW w:type="dxa" w:w="1768"/>
+          </w:tcPr>
+          <w:p>
+            <w:r>
+              <w:rPr>
+                <w:b/>
+                <w:sz w:val="18"/>
+              </w:rPr>
+              <w:t>海外公版对标</w:t>
+            </w:r>
+          </w:p>
+        </w:tc>
+      </w:tr>
+      <w:tr>
+        <w:tc>
+          <w:tcPr>
+            <w:tcW w:type="dxa" w:w="1768"/>
+          </w:tcPr>
+          <w:p>
+            <w:r>
+              <w:rPr>
+                <w:sz w:val="18"/>
+              </w:rPr>
+              <w:t>**唤醒响应**</w:t>
+            </w:r>
+          </w:p>
+        </w:tc>
+        <w:tc>
+          <w:tcPr>
+            <w:tcW w:type="dxa" w:w="1768"/>
+          </w:tcPr>
+          <w:p>
+            <w:r>
+              <w:rPr>
+                <w:sz w:val="18"/>
+              </w:rPr>
+              <w:t>唤醒词→唤醒事件</w:t>
+            </w:r>
+          </w:p>
+        </w:tc>
+        <w:tc>
+          <w:tcPr>
+            <w:tcW w:type="dxa" w:w="1768"/>
+          </w:tcPr>
+          <w:p>
+            <w:r>
+              <w:rPr>
+                <w:sz w:val="18"/>
+              </w:rPr>
+              <w:t>≤ 350 ms</w:t>
+            </w:r>
+          </w:p>
+        </w:tc>
+        <w:tc>
+          <w:tcPr>
+            <w:tcW w:type="dxa" w:w="1768"/>
+          </w:tcPr>
+          <w:p>
+            <w:r>
+              <w:rPr>
+                <w:sz w:val="18"/>
+              </w:rPr>
+              <w:t>≤ 300 ms</w:t>
+            </w:r>
+          </w:p>
+        </w:tc>
+        <w:tc>
+          <w:tcPr>
+            <w:tcW w:type="dxa" w:w="1768"/>
+          </w:tcPr>
+          <w:p>
+            <w:r>
+              <w:rPr>
+                <w:sz w:val="18"/>
+              </w:rPr>
+              <w:t>海外 ≤ 350 ms</w:t>
+            </w:r>
+          </w:p>
+        </w:tc>
+      </w:tr>
+      <w:tr>
+        <w:tc>
+          <w:tcPr>
+            <w:tcW w:type="dxa" w:w="1768"/>
+          </w:tcPr>
+          <w:p>
+            <w:r>
+              <w:rPr>
+                <w:sz w:val="18"/>
+              </w:rPr>
+              <w:t>**本体控制**（机器人控制）</w:t>
+            </w:r>
+          </w:p>
+        </w:tc>
+        <w:tc>
+          <w:tcPr>
+            <w:tcW w:type="dxa" w:w="1768"/>
+          </w:tcPr>
+          <w:p>
+            <w:r>
+              <w:rPr>
+                <w:sz w:val="18"/>
+              </w:rPr>
+              <w:t>移动/转身/抓取/手势/姿态</w:t>
+            </w:r>
+          </w:p>
+        </w:tc>
+        <w:tc>
+          <w:tcPr>
+            <w:tcW w:type="dxa" w:w="1768"/>
+          </w:tcPr>
+          <w:p>
+            <w:r>
+              <w:rPr>
+                <w:sz w:val="18"/>
+              </w:rPr>
+              <w:t>≤ 1500 ms</w:t>
+            </w:r>
+          </w:p>
+        </w:tc>
+        <w:tc>
+          <w:tcPr>
+            <w:tcW w:type="dxa" w:w="1768"/>
+          </w:tcPr>
+          <w:p>
+            <w:r>
+              <w:rPr>
+                <w:sz w:val="18"/>
+              </w:rPr>
+              <w:t>≤ 1300 ms</w:t>
+            </w:r>
+          </w:p>
+        </w:tc>
+        <w:tc>
+          <w:tcPr>
+            <w:tcW w:type="dxa" w:w="1768"/>
+          </w:tcPr>
+          <w:p>
+            <w:r>
+              <w:rPr>
+                <w:sz w:val="18"/>
+              </w:rPr>
+              <w:t>车控 1500（极氪 1500 / 领克 1300）</w:t>
+            </w:r>
+          </w:p>
+        </w:tc>
+      </w:tr>
+      <w:tr>
+        <w:tc>
+          <w:tcPr>
+            <w:tcW w:type="dxa" w:w="1768"/>
+          </w:tcPr>
+          <w:p>
+            <w:r>
+              <w:rPr>
+                <w:sz w:val="18"/>
+              </w:rPr>
+              <w:t>**信息查询**</w:t>
+            </w:r>
+          </w:p>
+        </w:tc>
+        <w:tc>
+          <w:tcPr>
+            <w:tcW w:type="dxa" w:w="1768"/>
+          </w:tcPr>
+          <w:p>
+            <w:r>
+              <w:rPr>
+                <w:sz w:val="18"/>
+              </w:rPr>
+              <w:t>时间/状态/简单本地知识</w:t>
+            </w:r>
+          </w:p>
+        </w:tc>
+        <w:tc>
+          <w:tcPr>
+            <w:tcW w:type="dxa" w:w="1768"/>
+          </w:tcPr>
+          <w:p>
+            <w:r>
+              <w:rPr>
+                <w:sz w:val="18"/>
+              </w:rPr>
+              <w:t>≤ 2200 ms</w:t>
+            </w:r>
+          </w:p>
+        </w:tc>
+        <w:tc>
+          <w:tcPr>
+            <w:tcW w:type="dxa" w:w="1768"/>
+          </w:tcPr>
+          <w:p>
+            <w:r>
+              <w:rPr>
+                <w:sz w:val="18"/>
+              </w:rPr>
+              <w:t>≤ 1500 ms</w:t>
+            </w:r>
+          </w:p>
+        </w:tc>
+        <w:tc>
+          <w:tcPr>
+            <w:tcW w:type="dxa" w:w="1768"/>
+          </w:tcPr>
+          <w:p>
+            <w:r>
+              <w:rPr>
+                <w:sz w:val="18"/>
+              </w:rPr>
+              <w:t>天气 2500（极氪 1500 / 领克 2000）</w:t>
+            </w:r>
+          </w:p>
+        </w:tc>
+      </w:tr>
+      <w:tr>
+        <w:tc>
+          <w:tcPr>
+            <w:tcW w:type="dxa" w:w="1768"/>
+          </w:tcPr>
+          <w:p>
+            <w:r>
+              <w:rPr>
+                <w:sz w:val="18"/>
+              </w:rPr>
+              <w:t>**多媒体**</w:t>
+            </w:r>
+          </w:p>
+        </w:tc>
+        <w:tc>
+          <w:tcPr>
+            <w:tcW w:type="dxa" w:w="1768"/>
+          </w:tcPr>
+          <w:p>
+            <w:r>
+              <w:rPr>
+                <w:sz w:val="18"/>
+              </w:rPr>
+              <w:t>音乐/视频/播放控制</w:t>
+            </w:r>
+          </w:p>
+        </w:tc>
+        <w:tc>
+          <w:tcPr>
+            <w:tcW w:type="dxa" w:w="1768"/>
+          </w:tcPr>
+          <w:p>
+            <w:r>
+              <w:rPr>
+                <w:sz w:val="18"/>
+              </w:rPr>
+              <w:t>≤ 2200 ms</w:t>
+            </w:r>
+          </w:p>
+        </w:tc>
+        <w:tc>
+          <w:tcPr>
+            <w:tcW w:type="dxa" w:w="1768"/>
+          </w:tcPr>
+          <w:p>
+            <w:r>
+              <w:rPr>
+                <w:sz w:val="18"/>
+              </w:rPr>
+              <w:t>≤ 2200 ms</w:t>
+            </w:r>
+          </w:p>
+        </w:tc>
+        <w:tc>
+          <w:tcPr>
+            <w:tcW w:type="dxa" w:w="1768"/>
+          </w:tcPr>
+          <w:p>
+            <w:r>
+              <w:rPr>
+                <w:sz w:val="18"/>
+              </w:rPr>
+              <w:t>多媒体 2200（极氪 2200 / 领克 2300）</w:t>
+            </w:r>
+          </w:p>
+        </w:tc>
+      </w:tr>
+      <w:tr>
+        <w:tc>
+          <w:tcPr>
+            <w:tcW w:type="dxa" w:w="1768"/>
+          </w:tcPr>
+          <w:p>
+            <w:r>
+              <w:rPr>
+                <w:sz w:val="18"/>
+              </w:rPr>
+              <w:t>**任务执行**</w:t>
+            </w:r>
+          </w:p>
+        </w:tc>
+        <w:tc>
+          <w:tcPr>
+            <w:tcW w:type="dxa" w:w="1768"/>
+          </w:tcPr>
+          <w:p>
+            <w:r>
+              <w:rPr>
+                <w:sz w:val="18"/>
+              </w:rPr>
+              <w:t>多步骤组合任务（含云端 API 链）</w:t>
+            </w:r>
+          </w:p>
+        </w:tc>
+        <w:tc>
+          <w:tcPr>
+            <w:tcW w:type="dxa" w:w="1768"/>
+          </w:tcPr>
+          <w:p>
+            <w:r>
+              <w:rPr>
+                <w:sz w:val="18"/>
+              </w:rPr>
+              <w:t>≤ 2500 ms</w:t>
+            </w:r>
+          </w:p>
+        </w:tc>
+        <w:tc>
+          <w:tcPr>
+            <w:tcW w:type="dxa" w:w="1768"/>
+          </w:tcPr>
+          <w:p>
+            <w:r>
+              <w:rPr>
+                <w:sz w:val="18"/>
+              </w:rPr>
+              <w:t>≤ 2100 ms</w:t>
+            </w:r>
+          </w:p>
+        </w:tc>
+        <w:tc>
+          <w:tcPr>
+            <w:tcW w:type="dxa" w:w="1768"/>
+          </w:tcPr>
+          <w:p>
+            <w:r>
+              <w:rPr>
+                <w:sz w:val="18"/>
+              </w:rPr>
+              <w:t>地图 2500（极氪 2100 / 领克 2300）</w:t>
+            </w:r>
+          </w:p>
+        </w:tc>
+      </w:tr>
+      <w:tr>
+        <w:tc>
+          <w:tcPr>
+            <w:tcW w:type="dxa" w:w="1768"/>
+          </w:tcPr>
+          <w:p>
+            <w:r>
+              <w:rPr>
+                <w:sz w:val="18"/>
+              </w:rPr>
+              <w:t>**对话闲聊**（LLM 路径，P95）</w:t>
+            </w:r>
+          </w:p>
+        </w:tc>
+        <w:tc>
+          <w:tcPr>
+            <w:tcW w:type="dxa" w:w="1768"/>
+          </w:tcPr>
+          <w:p>
+            <w:r>
+              <w:rPr>
+                <w:sz w:val="18"/>
+              </w:rPr>
+              <w:t>开放域闲聊 / 复杂语义理解</w:t>
+            </w:r>
+          </w:p>
+        </w:tc>
+        <w:tc>
+          <w:tcPr>
+            <w:tcW w:type="dxa" w:w="1768"/>
+          </w:tcPr>
+          <w:p>
+            <w:r>
+              <w:rPr>
+                <w:sz w:val="18"/>
+              </w:rPr>
+              <w:t>≤ 3000 ms</w:t>
+            </w:r>
+          </w:p>
+        </w:tc>
+        <w:tc>
+          <w:tcPr>
+            <w:tcW w:type="dxa" w:w="1768"/>
+          </w:tcPr>
+          <w:p>
+            <w:r>
+              <w:rPr>
+                <w:sz w:val="18"/>
+              </w:rPr>
+              <w:t>≤ 2200 ms</w:t>
+            </w:r>
+          </w:p>
+        </w:tc>
+        <w:tc>
+          <w:tcPr>
+            <w:tcW w:type="dxa" w:w="1768"/>
+          </w:tcPr>
+          <w:p>
+            <w:r>
+              <w:rPr>
+                <w:sz w:val="18"/>
+              </w:rPr>
+              <w:t>电话 1700 + LLM 推理 ~1300（机器人项目特性）</w:t>
+            </w:r>
+          </w:p>
+        </w:tc>
+      </w:tr>
+      <w:tr>
+        <w:tc>
+          <w:tcPr>
+            <w:tcW w:type="dxa" w:w="1768"/>
+          </w:tcPr>
+          <w:p>
+            <w:r>
+              <w:rPr>
+                <w:sz w:val="18"/>
+              </w:rPr>
+              <w:t>**ASR 首字上屏**</w:t>
+            </w:r>
+          </w:p>
+        </w:tc>
+        <w:tc>
+          <w:tcPr>
+            <w:tcW w:type="dxa" w:w="1768"/>
+          </w:tcPr>
+          <w:p>
+            <w:r>
+              <w:rPr>
+                <w:sz w:val="18"/>
+              </w:rPr>
+              <w:t>说话开始→ASR 首字</w:t>
+            </w:r>
+          </w:p>
+        </w:tc>
+        <w:tc>
+          <w:tcPr>
+            <w:tcW w:type="dxa" w:w="1768"/>
+          </w:tcPr>
+          <w:p>
+            <w:r>
+              <w:rPr>
+                <w:sz w:val="18"/>
+              </w:rPr>
+              <w:t>≤ 900 ms</w:t>
+            </w:r>
+          </w:p>
+        </w:tc>
+        <w:tc>
+          <w:tcPr>
+            <w:tcW w:type="dxa" w:w="1768"/>
+          </w:tcPr>
+          <w:p>
+            <w:r>
+              <w:rPr>
+                <w:sz w:val="18"/>
+              </w:rPr>
+              <w:t>≤ 700 ms</w:t>
+            </w:r>
+          </w:p>
+        </w:tc>
+        <w:tc>
+          <w:tcPr>
+            <w:tcW w:type="dxa" w:w="1768"/>
+          </w:tcPr>
+          <w:p>
+            <w:r>
+              <w:rPr>
+                <w:sz w:val="18"/>
+              </w:rPr>
+              <w:t>海外 900 / 一汽 700</w:t>
+            </w:r>
+          </w:p>
+        </w:tc>
+      </w:tr>
+    </w:tbl>
+    <w:p/>
+    <w:p/>
+    <w:p>
+      <w:pPr>
+        <w:pStyle w:val="Heading4"/>
+      </w:pPr>
+      <w:r>
+        <w:rPr>
+          <w:color w:val="1F497D"/>
+        </w:rPr>
+        <w:t>B. 离线响应（断网兜底）</w:t>
+      </w:r>
+    </w:p>
+    <w:p/>
+    <w:tbl>
+      <w:tblPr>
+        <w:tblStyle w:val="TableGrid"/>
+        <w:tblW w:type="auto" w:w="0"/>
+        <w:tblLook w:firstColumn="1" w:firstRow="1" w:lastColumn="0" w:lastRow="0" w:noHBand="0" w:noVBand="1" w:val="04A0"/>
+      </w:tblPr>
+      <w:tblGrid>
+        <w:gridCol w:w="2210"/>
+        <w:gridCol w:w="2210"/>
+        <w:gridCol w:w="2210"/>
+        <w:gridCol w:w="2210"/>
+      </w:tblGrid>
+      <w:tr>
+        <w:tc>
+          <w:tcPr>
+            <w:tcW w:type="dxa" w:w="2210"/>
+          </w:tcPr>
+          <w:p>
+            <w:r>
+              <w:rPr>
+                <w:b/>
+                <w:sz w:val="18"/>
+              </w:rPr>
+              <w:t>业务域</w:t>
+            </w:r>
+          </w:p>
+        </w:tc>
+        <w:tc>
+          <w:tcPr>
+            <w:tcW w:type="dxa" w:w="2210"/>
+          </w:tcPr>
+          <w:p>
+            <w:r>
+              <w:rPr>
+                <w:b/>
+                <w:sz w:val="18"/>
+              </w:rPr>
+              <w:t>shall</w:t>
+            </w:r>
+          </w:p>
+        </w:tc>
+        <w:tc>
+          <w:tcPr>
+            <w:tcW w:type="dxa" w:w="2210"/>
+          </w:tcPr>
+          <w:p>
+            <w:r>
+              <w:rPr>
+                <w:b/>
+                <w:sz w:val="18"/>
+              </w:rPr>
+              <w:t>should</w:t>
+            </w:r>
+          </w:p>
+        </w:tc>
+        <w:tc>
+          <w:tcPr>
+            <w:tcW w:type="dxa" w:w="2210"/>
+          </w:tcPr>
+          <w:p>
+            <w:r>
+              <w:rPr>
+                <w:b/>
+                <w:sz w:val="18"/>
+              </w:rPr>
+              <w:t>海外公版对标</w:t>
+            </w:r>
+          </w:p>
+        </w:tc>
+      </w:tr>
+      <w:tr>
+        <w:tc>
+          <w:tcPr>
+            <w:tcW w:type="dxa" w:w="2210"/>
+          </w:tcPr>
+          <w:p>
+            <w:r>
+              <w:rPr>
+                <w:sz w:val="18"/>
+              </w:rPr>
+              <w:t>**本体控制**</w:t>
+            </w:r>
+          </w:p>
+        </w:tc>
+        <w:tc>
+          <w:tcPr>
+            <w:tcW w:type="dxa" w:w="2210"/>
+          </w:tcPr>
+          <w:p>
+            <w:r>
+              <w:rPr>
+                <w:sz w:val="18"/>
+              </w:rPr>
+              <w:t>≤ 1400 ms</w:t>
+            </w:r>
+          </w:p>
+        </w:tc>
+        <w:tc>
+          <w:tcPr>
+            <w:tcW w:type="dxa" w:w="2210"/>
+          </w:tcPr>
+          <w:p>
+            <w:r>
+              <w:rPr>
+                <w:sz w:val="18"/>
+              </w:rPr>
+              <w:t>≤ 1200 ms</w:t>
+            </w:r>
+          </w:p>
+        </w:tc>
+        <w:tc>
+          <w:tcPr>
+            <w:tcW w:type="dxa" w:w="2210"/>
+          </w:tcPr>
+          <w:p>
+            <w:r>
+              <w:rPr>
+                <w:sz w:val="18"/>
+              </w:rPr>
+              <w:t>车控 1400</w:t>
+            </w:r>
+          </w:p>
+        </w:tc>
+      </w:tr>
+      <w:tr>
+        <w:tc>
+          <w:tcPr>
+            <w:tcW w:type="dxa" w:w="2210"/>
+          </w:tcPr>
+          <w:p>
+            <w:r>
+              <w:rPr>
+                <w:sz w:val="18"/>
+              </w:rPr>
+              <w:t>**信息查询**（本地 KB）</w:t>
+            </w:r>
+          </w:p>
+        </w:tc>
+        <w:tc>
+          <w:tcPr>
+            <w:tcW w:type="dxa" w:w="2210"/>
+          </w:tcPr>
+          <w:p>
+            <w:r>
+              <w:rPr>
+                <w:sz w:val="18"/>
+              </w:rPr>
+              <w:t>≤ 1500 ms</w:t>
+            </w:r>
+          </w:p>
+        </w:tc>
+        <w:tc>
+          <w:tcPr>
+            <w:tcW w:type="dxa" w:w="2210"/>
+          </w:tcPr>
+          <w:p>
+            <w:r>
+              <w:rPr>
+                <w:sz w:val="18"/>
+              </w:rPr>
+              <w:t>≤ 1300 ms</w:t>
+            </w:r>
+          </w:p>
+        </w:tc>
+        <w:tc>
+          <w:tcPr>
+            <w:tcW w:type="dxa" w:w="2210"/>
+          </w:tcPr>
+          <w:p>
+            <w:r>
+              <w:rPr>
+                <w:sz w:val="18"/>
+              </w:rPr>
+              <w:t>电话 1500</w:t>
+            </w:r>
+          </w:p>
+        </w:tc>
+      </w:tr>
+      <w:tr>
+        <w:tc>
+          <w:tcPr>
+            <w:tcW w:type="dxa" w:w="2210"/>
+          </w:tcPr>
+          <w:p>
+            <w:r>
+              <w:rPr>
+                <w:sz w:val="18"/>
+              </w:rPr>
+              <w:t>**ASR 首字上屏**</w:t>
+            </w:r>
+          </w:p>
+        </w:tc>
+        <w:tc>
+          <w:tcPr>
+            <w:tcW w:type="dxa" w:w="2210"/>
+          </w:tcPr>
+          <w:p>
+            <w:r>
+              <w:rPr>
+                <w:sz w:val="18"/>
+              </w:rPr>
+              <w:t>≤ 850 ms</w:t>
+            </w:r>
+          </w:p>
+        </w:tc>
+        <w:tc>
+          <w:tcPr>
+            <w:tcW w:type="dxa" w:w="2210"/>
+          </w:tcPr>
+          <w:p>
+            <w:r>
+              <w:rPr>
+                <w:sz w:val="18"/>
+              </w:rPr>
+              <w:t>≤ 650 ms</w:t>
+            </w:r>
+          </w:p>
+        </w:tc>
+        <w:tc>
+          <w:tcPr>
+            <w:tcW w:type="dxa" w:w="2210"/>
+          </w:tcPr>
+          <w:p>
+            <w:r>
+              <w:rPr>
+                <w:sz w:val="18"/>
+              </w:rPr>
+              <w:t>海外 850 / 极氪 700 / 领克 650 / 一汽 650</w:t>
+            </w:r>
+          </w:p>
+        </w:tc>
+      </w:tr>
+      <w:tr>
+        <w:tc>
+          <w:tcPr>
+            <w:tcW w:type="dxa" w:w="2210"/>
+          </w:tcPr>
+          <w:p>
+            <w:r>
+              <w:rPr>
+                <w:sz w:val="18"/>
+              </w:rPr>
+              <w:t>多媒体 / 任务执行 / 对话闲聊</w:t>
+            </w:r>
+          </w:p>
+        </w:tc>
+        <w:tc>
+          <w:tcPr>
+            <w:tcW w:type="dxa" w:w="2210"/>
+          </w:tcPr>
+          <w:p>
+            <w:r>
+              <w:rPr>
+                <w:sz w:val="18"/>
+              </w:rPr>
+              <w:t>一期**不强制**离线</w:t>
+            </w:r>
+          </w:p>
+        </w:tc>
+        <w:tc>
+          <w:tcPr>
+            <w:tcW w:type="dxa" w:w="2210"/>
+          </w:tcPr>
+          <w:p>
+            <w:r>
+              <w:rPr>
+                <w:sz w:val="18"/>
+              </w:rPr>
+              <w:t>—</w:t>
+            </w:r>
+          </w:p>
+        </w:tc>
+        <w:tc>
+          <w:tcPr>
+            <w:tcW w:type="dxa" w:w="2210"/>
+          </w:tcPr>
+          <w:p>
+            <w:r>
+              <w:rPr>
+                <w:sz w:val="18"/>
+              </w:rPr>
+              <w:t>—</w:t>
+            </w:r>
+          </w:p>
+        </w:tc>
+      </w:tr>
+    </w:tbl>
+    <w:p/>
+    <w:p/>
+    <w:p>
+      <w:pPr>
+        <w:pStyle w:val="Heading4"/>
+      </w:pPr>
+      <w:r>
+        <w:rPr>
+          <w:color w:val="1F497D"/>
+        </w:rPr>
+        <w:t>C. 端到端任务成功率</w:t>
+      </w:r>
+    </w:p>
+    <w:p/>
+    <w:tbl>
+      <w:tblPr>
+        <w:tblStyle w:val="TableGrid"/>
+        <w:tblW w:type="auto" w:w="0"/>
+        <w:tblLook w:firstColumn="1" w:firstRow="1" w:lastColumn="0" w:lastRow="0" w:noHBand="0" w:noVBand="1" w:val="04A0"/>
+      </w:tblPr>
+      <w:tblGrid>
+        <w:gridCol w:w="2210"/>
+        <w:gridCol w:w="2210"/>
+        <w:gridCol w:w="2210"/>
+        <w:gridCol w:w="2210"/>
+      </w:tblGrid>
+      <w:tr>
+        <w:tc>
+          <w:tcPr>
+            <w:tcW w:type="dxa" w:w="2210"/>
+          </w:tcPr>
+          <w:p>
+            <w:r>
+              <w:rPr>
+                <w:b/>
+                <w:sz w:val="18"/>
+              </w:rPr>
+              <w:t>任务类型</w:t>
+            </w:r>
+          </w:p>
+        </w:tc>
+        <w:tc>
+          <w:tcPr>
+            <w:tcW w:type="dxa" w:w="2210"/>
+          </w:tcPr>
+          <w:p>
+            <w:r>
+              <w:rPr>
+                <w:b/>
+                <w:sz w:val="18"/>
+              </w:rPr>
+              <w:t>shall</w:t>
+            </w:r>
+          </w:p>
+        </w:tc>
+        <w:tc>
+          <w:tcPr>
+            <w:tcW w:type="dxa" w:w="2210"/>
+          </w:tcPr>
+          <w:p>
+            <w:r>
+              <w:rPr>
+                <w:b/>
+                <w:sz w:val="18"/>
+              </w:rPr>
+              <w:t>should</w:t>
+            </w:r>
+          </w:p>
+        </w:tc>
+        <w:tc>
+          <w:tcPr>
+            <w:tcW w:type="dxa" w:w="2210"/>
+          </w:tcPr>
+          <w:p>
+            <w:r>
+              <w:rPr>
+                <w:b/>
+                <w:sz w:val="18"/>
+              </w:rPr>
+              <w:t>测试方法</w:t>
+            </w:r>
+          </w:p>
+        </w:tc>
+      </w:tr>
+      <w:tr>
+        <w:tc>
+          <w:tcPr>
+            <w:tcW w:type="dxa" w:w="2210"/>
+          </w:tcPr>
+          <w:p>
+            <w:r>
+              <w:rPr>
+                <w:sz w:val="18"/>
+              </w:rPr>
+              <w:t>本体控制端到端成功</w:t>
+            </w:r>
+          </w:p>
+        </w:tc>
+        <w:tc>
+          <w:tcPr>
+            <w:tcW w:type="dxa" w:w="2210"/>
+          </w:tcPr>
+          <w:p>
+            <w:r>
+              <w:rPr>
+                <w:sz w:val="18"/>
+              </w:rPr>
+              <w:t>≥ 92%</w:t>
+            </w:r>
+          </w:p>
+        </w:tc>
+        <w:tc>
+          <w:tcPr>
+            <w:tcW w:type="dxa" w:w="2210"/>
+          </w:tcPr>
+          <w:p>
+            <w:r>
+              <w:rPr>
+                <w:sz w:val="18"/>
+              </w:rPr>
+              <w:t>≥ 96%</w:t>
+            </w:r>
+          </w:p>
+        </w:tc>
+        <w:tc>
+          <w:tcPr>
+            <w:tcW w:type="dxa" w:w="2210"/>
+          </w:tcPr>
+          <w:p>
+            <w:r>
+              <w:rPr>
+                <w:sz w:val="18"/>
+              </w:rPr>
+              <w:t>ASR 正确 ∧ NLU 正确 ∧ Function Call 正确 ∧ API 下发成功</w:t>
+            </w:r>
+          </w:p>
+        </w:tc>
+      </w:tr>
+      <w:tr>
+        <w:tc>
+          <w:tcPr>
+            <w:tcW w:type="dxa" w:w="2210"/>
+          </w:tcPr>
+          <w:p>
+            <w:r>
+              <w:rPr>
+                <w:sz w:val="18"/>
+              </w:rPr>
+              <w:t>信息查询端到端成功</w:t>
+            </w:r>
+          </w:p>
+        </w:tc>
+        <w:tc>
+          <w:tcPr>
+            <w:tcW w:type="dxa" w:w="2210"/>
+          </w:tcPr>
+          <w:p>
+            <w:r>
+              <w:rPr>
+                <w:sz w:val="18"/>
+              </w:rPr>
+              <w:t>≥ 90%</w:t>
+            </w:r>
+          </w:p>
+        </w:tc>
+        <w:tc>
+          <w:tcPr>
+            <w:tcW w:type="dxa" w:w="2210"/>
+          </w:tcPr>
+          <w:p>
+            <w:r>
+              <w:rPr>
+                <w:sz w:val="18"/>
+              </w:rPr>
+              <w:t>≥ 95%</w:t>
+            </w:r>
+          </w:p>
+        </w:tc>
+        <w:tc>
+          <w:tcPr>
+            <w:tcW w:type="dxa" w:w="2210"/>
+          </w:tcPr>
+          <w:p>
+            <w:r>
+              <w:rPr>
+                <w:sz w:val="18"/>
+              </w:rPr>
+              <w:t>同，含信息源返回成功</w:t>
+            </w:r>
+          </w:p>
+        </w:tc>
+      </w:tr>
+      <w:tr>
+        <w:tc>
+          <w:tcPr>
+            <w:tcW w:type="dxa" w:w="2210"/>
+          </w:tcPr>
+          <w:p>
+            <w:r>
+              <w:rPr>
+                <w:sz w:val="18"/>
+              </w:rPr>
+              <w:t>复杂多轮（≥ 3 轮）任务</w:t>
+            </w:r>
+          </w:p>
+        </w:tc>
+        <w:tc>
+          <w:tcPr>
+            <w:tcW w:type="dxa" w:w="2210"/>
+          </w:tcPr>
+          <w:p>
+            <w:r>
+              <w:rPr>
+                <w:sz w:val="18"/>
+              </w:rPr>
+              <w:t>≥ 80%</w:t>
+            </w:r>
+          </w:p>
+        </w:tc>
+        <w:tc>
+          <w:tcPr>
+            <w:tcW w:type="dxa" w:w="2210"/>
+          </w:tcPr>
+          <w:p>
+            <w:r>
+              <w:rPr>
+                <w:sz w:val="18"/>
+              </w:rPr>
+              <w:t>≥ 88%</w:t>
+            </w:r>
+          </w:p>
+        </w:tc>
+        <w:tc>
+          <w:tcPr>
+            <w:tcW w:type="dxa" w:w="2210"/>
+          </w:tcPr>
+          <w:p>
+            <w:r>
+              <w:rPr>
+                <w:sz w:val="18"/>
+              </w:rPr>
+              <w:t>100 组多轮测试</w:t>
+            </w:r>
+          </w:p>
+        </w:tc>
+      </w:tr>
+      <w:tr>
+        <w:tc>
+          <w:tcPr>
+            <w:tcW w:type="dxa" w:w="2210"/>
+          </w:tcPr>
+          <w:p>
+            <w:r>
+              <w:rPr>
+                <w:sz w:val="18"/>
+              </w:rPr>
+              <w:t>运动状态全任务成功率</w:t>
+            </w:r>
+          </w:p>
+        </w:tc>
+        <w:tc>
+          <w:tcPr>
+            <w:tcW w:type="dxa" w:w="2210"/>
+          </w:tcPr>
+          <w:p>
+            <w:r>
+              <w:rPr>
+                <w:sz w:val="18"/>
+              </w:rPr>
+              <w:t>≥ 80%</w:t>
+            </w:r>
+          </w:p>
+        </w:tc>
+        <w:tc>
+          <w:tcPr>
+            <w:tcW w:type="dxa" w:w="2210"/>
+          </w:tcPr>
+          <w:p>
+            <w:r>
+              <w:rPr>
+                <w:sz w:val="18"/>
+              </w:rPr>
+              <w:t>≥ 88%</w:t>
+            </w:r>
+          </w:p>
+        </w:tc>
+        <w:tc>
+          <w:tcPr>
+            <w:tcW w:type="dxa" w:w="2210"/>
+          </w:tcPr>
+          <w:p>
+            <w:r>
+              <w:rPr>
+                <w:sz w:val="18"/>
+              </w:rPr>
+              <w:t>同测试集，机器人步行中</w:t>
+            </w:r>
+          </w:p>
+        </w:tc>
+      </w:tr>
+    </w:tbl>
+    <w:p/>
+    <w:p/>
+    <w:p>
+      <w:pPr>
+        <w:pStyle w:val="Heading4"/>
+      </w:pPr>
+      <w:r>
+        <w:rPr>
+          <w:color w:val="1F497D"/>
+        </w:rPr>
+        <w:t>D. 网络切换无感</w:t>
+      </w:r>
+    </w:p>
+    <w:p/>
+    <w:tbl>
+      <w:tblPr>
+        <w:tblStyle w:val="TableGrid"/>
+        <w:tblW w:type="auto" w:w="0"/>
+        <w:tblLook w:firstColumn="1" w:firstRow="1" w:lastColumn="0" w:lastRow="0" w:noHBand="0" w:noVBand="1" w:val="04A0"/>
+      </w:tblPr>
+      <w:tblGrid>
+        <w:gridCol w:w="2947"/>
+        <w:gridCol w:w="2947"/>
+        <w:gridCol w:w="2947"/>
+      </w:tblGrid>
+      <w:tr>
+        <w:tc>
+          <w:tcPr>
+            <w:tcW w:type="dxa" w:w="2947"/>
+          </w:tcPr>
+          <w:p>
+            <w:r>
+              <w:rPr>
+                <w:b/>
+                <w:sz w:val="18"/>
+              </w:rPr>
+              <w:t>指标</w:t>
+            </w:r>
+          </w:p>
+        </w:tc>
+        <w:tc>
+          <w:tcPr>
+            <w:tcW w:type="dxa" w:w="2947"/>
+          </w:tcPr>
+          <w:p>
+            <w:r>
+              <w:rPr>
+                <w:b/>
+                <w:sz w:val="18"/>
+              </w:rPr>
+              <w:t>shall</w:t>
+            </w:r>
+          </w:p>
+        </w:tc>
+        <w:tc>
+          <w:tcPr>
+            <w:tcW w:type="dxa" w:w="2947"/>
+          </w:tcPr>
+          <w:p>
+            <w:r>
+              <w:rPr>
+                <w:b/>
+                <w:sz w:val="18"/>
+              </w:rPr>
+              <w:t>should</w:t>
+            </w:r>
+          </w:p>
+        </w:tc>
+      </w:tr>
+      <w:tr>
+        <w:tc>
+          <w:tcPr>
+            <w:tcW w:type="dxa" w:w="2947"/>
+          </w:tcPr>
+          <w:p>
+            <w:r>
+              <w:rPr>
+                <w:sz w:val="18"/>
+              </w:rPr>
+              <w:t>4G 信号丢失 → 本地切换</w:t>
+            </w:r>
+          </w:p>
+        </w:tc>
+        <w:tc>
+          <w:tcPr>
+            <w:tcW w:type="dxa" w:w="2947"/>
+          </w:tcPr>
+          <w:p>
+            <w:r>
+              <w:rPr>
+                <w:sz w:val="18"/>
+              </w:rPr>
+              <w:t>≤ 500 ms</w:t>
+            </w:r>
+          </w:p>
+        </w:tc>
+        <w:tc>
+          <w:tcPr>
+            <w:tcW w:type="dxa" w:w="2947"/>
+          </w:tcPr>
+          <w:p>
+            <w:r>
+              <w:rPr>
+                <w:sz w:val="18"/>
+              </w:rPr>
+              <w:t>≤ 200 ms</w:t>
+            </w:r>
+          </w:p>
+        </w:tc>
+      </w:tr>
+      <w:tr>
+        <w:tc>
+          <w:tcPr>
+            <w:tcW w:type="dxa" w:w="2947"/>
+          </w:tcPr>
+          <w:p>
+            <w:r>
+              <w:rPr>
+                <w:sz w:val="18"/>
+              </w:rPr>
+              <w:t>切换瞬间指令丢失</w:t>
+            </w:r>
+          </w:p>
+        </w:tc>
+        <w:tc>
+          <w:tcPr>
+            <w:tcW w:type="dxa" w:w="2947"/>
+          </w:tcPr>
+          <w:p>
+            <w:r>
+              <w:rPr>
+                <w:sz w:val="18"/>
+              </w:rPr>
+              <w:t>0</w:t>
+            </w:r>
+          </w:p>
+        </w:tc>
+        <w:tc>
+          <w:tcPr>
+            <w:tcW w:type="dxa" w:w="2947"/>
+          </w:tcPr>
+          <w:p>
+            <w:r>
+              <w:rPr>
+                <w:sz w:val="18"/>
+              </w:rPr>
+              <w:t>0</w:t>
+            </w:r>
+          </w:p>
+        </w:tc>
+      </w:tr>
+      <w:tr>
+        <w:tc>
+          <w:tcPr>
+            <w:tcW w:type="dxa" w:w="2947"/>
+          </w:tcPr>
+          <w:p>
+            <w:r>
+              <w:rPr>
+                <w:sz w:val="18"/>
+              </w:rPr>
+              <w:t>本地 → 云端恢复</w:t>
+            </w:r>
+          </w:p>
+        </w:tc>
+        <w:tc>
+          <w:tcPr>
+            <w:tcW w:type="dxa" w:w="2947"/>
+          </w:tcPr>
+          <w:p>
+            <w:r>
+              <w:rPr>
+                <w:sz w:val="18"/>
+              </w:rPr>
+              <w:t>≤ 1 s</w:t>
+            </w:r>
+          </w:p>
+        </w:tc>
+        <w:tc>
+          <w:tcPr>
+            <w:tcW w:type="dxa" w:w="2947"/>
+          </w:tcPr>
+          <w:p>
+            <w:r>
+              <w:rPr>
+                <w:sz w:val="18"/>
+              </w:rPr>
+              <w:t>≤ 500 ms</w:t>
+            </w:r>
+          </w:p>
+        </w:tc>
+      </w:tr>
+    </w:tbl>
+    <w:p/>
     <w:p/>
     <w:p>
       <w:r>

--- a/Voice_AI_SOR_墨甲机器人.docx
+++ b/Voice_AI_SOR_墨甲机器人.docx
@@ -1353,6 +1353,268 @@
         <w:rPr>
           <w:color w:val="1F497D"/>
         </w:rPr>
+        <w:t>2.0.1 指标来源说明（Rationale Sources）</w:t>
+      </w:r>
+    </w:p>
+    <w:p/>
+    <w:p>
+      <w:r>
+        <w:t>&gt; 本 SOR 所有数值指标的依据可溯源到以下 4 大类。每个模块表下方的"指标依据"段会逐项标注来源代号 [S1]~[S4]。</w:t>
+      </w:r>
+    </w:p>
+    <w:p/>
+    <w:tbl>
+      <w:tblPr>
+        <w:tblStyle w:val="TableGrid"/>
+        <w:tblW w:type="auto" w:w="0"/>
+        <w:tblLook w:firstColumn="1" w:firstRow="1" w:lastColumn="0" w:lastRow="0" w:noHBand="0" w:noVBand="1" w:val="04A0"/>
+      </w:tblPr>
+      <w:tblGrid>
+        <w:gridCol w:w="2947"/>
+        <w:gridCol w:w="2947"/>
+        <w:gridCol w:w="2947"/>
+      </w:tblGrid>
+      <w:tr>
+        <w:tc>
+          <w:tcPr>
+            <w:tcW w:type="dxa" w:w="2947"/>
+          </w:tcPr>
+          <w:p>
+            <w:r>
+              <w:rPr>
+                <w:b/>
+                <w:sz w:val="18"/>
+              </w:rPr>
+              <w:t>代号</w:t>
+            </w:r>
+          </w:p>
+        </w:tc>
+        <w:tc>
+          <w:tcPr>
+            <w:tcW w:type="dxa" w:w="2947"/>
+          </w:tcPr>
+          <w:p>
+            <w:r>
+              <w:rPr>
+                <w:b/>
+                <w:sz w:val="18"/>
+              </w:rPr>
+              <w:t>来源类别</w:t>
+            </w:r>
+          </w:p>
+        </w:tc>
+        <w:tc>
+          <w:tcPr>
+            <w:tcW w:type="dxa" w:w="2947"/>
+          </w:tcPr>
+          <w:p>
+            <w:r>
+              <w:rPr>
+                <w:b/>
+                <w:sz w:val="18"/>
+              </w:rPr>
+              <w:t>具体内容</w:t>
+            </w:r>
+          </w:p>
+        </w:tc>
+      </w:tr>
+      <w:tr>
+        <w:tc>
+          <w:tcPr>
+            <w:tcW w:type="dxa" w:w="2947"/>
+          </w:tcPr>
+          <w:p>
+            <w:r>
+              <w:rPr>
+                <w:sz w:val="18"/>
+              </w:rPr>
+              <w:t>**[S1]**</w:t>
+            </w:r>
+          </w:p>
+        </w:tc>
+        <w:tc>
+          <w:tcPr>
+            <w:tcW w:type="dxa" w:w="2947"/>
+          </w:tcPr>
+          <w:p>
+            <w:r>
+              <w:rPr>
+                <w:sz w:val="18"/>
+              </w:rPr>
+              <w:t>**国际行业基线**</w:t>
+            </w:r>
+          </w:p>
+        </w:tc>
+        <w:tc>
+          <w:tcPr>
+            <w:tcW w:type="dxa" w:w="2947"/>
+          </w:tcPr>
+          <w:p>
+            <w:r>
+              <w:rPr>
+                <w:sz w:val="18"/>
+              </w:rPr>
+              <w:t>ITU-T P.862 PESQ / P.863 POLQA / G.168 AEC / AISHELL-2 ASR 评测集 / SDS-MOS 主观评测 / NIST OpenSAT 等公开标准与基准</w:t>
+            </w:r>
+          </w:p>
+        </w:tc>
+      </w:tr>
+      <w:tr>
+        <w:tc>
+          <w:tcPr>
+            <w:tcW w:type="dxa" w:w="2947"/>
+          </w:tcPr>
+          <w:p>
+            <w:r>
+              <w:rPr>
+                <w:sz w:val="18"/>
+              </w:rPr>
+              <w:t>**[S2]**</w:t>
+            </w:r>
+          </w:p>
+        </w:tc>
+        <w:tc>
+          <w:tcPr>
+            <w:tcW w:type="dxa" w:w="2947"/>
+          </w:tcPr>
+          <w:p>
+            <w:r>
+              <w:rPr>
+                <w:sz w:val="18"/>
+              </w:rPr>
+              <w:t>**国内主流厂商产品级实测**</w:t>
+            </w:r>
+          </w:p>
+        </w:tc>
+        <w:tc>
+          <w:tcPr>
+            <w:tcW w:type="dxa" w:w="2947"/>
+          </w:tcPr>
+          <w:p>
+            <w:r>
+              <w:rPr>
+                <w:sz w:val="18"/>
+              </w:rPr>
+              <w:t>讯飞 Spark 4.0 Turbo / 思必驰 DUI / 云知声 UniVoice / 出门问问 SerVerb / 字节火山引擎 / 阿里达摩 DashScope 等厂商公开白皮书或客户 POC 实测</w:t>
+            </w:r>
+          </w:p>
+        </w:tc>
+      </w:tr>
+      <w:tr>
+        <w:tc>
+          <w:tcPr>
+            <w:tcW w:type="dxa" w:w="2947"/>
+          </w:tcPr>
+          <w:p>
+            <w:r>
+              <w:rPr>
+                <w:sz w:val="18"/>
+              </w:rPr>
+              <w:t>**[S3]**</w:t>
+            </w:r>
+          </w:p>
+        </w:tc>
+        <w:tc>
+          <w:tcPr>
+            <w:tcW w:type="dxa" w:w="2947"/>
+          </w:tcPr>
+          <w:p>
+            <w:r>
+              <w:rPr>
+                <w:sz w:val="18"/>
+              </w:rPr>
+              <w:t>**海外公版车端项目对标**</w:t>
+            </w:r>
+          </w:p>
+        </w:tc>
+        <w:tc>
+          <w:tcPr>
+            <w:tcW w:type="dxa" w:w="2947"/>
+          </w:tcPr>
+          <w:p>
+            <w:r>
+              <w:rPr>
+                <w:sz w:val="18"/>
+              </w:rPr>
+              <w:t>用户提供的「海外公版端到端响应速度指标 Excel」（含极氪/领克/一汽对标值），其方法论与数值映射至机器人场景</w:t>
+            </w:r>
+          </w:p>
+        </w:tc>
+      </w:tr>
+      <w:tr>
+        <w:tc>
+          <w:tcPr>
+            <w:tcW w:type="dxa" w:w="2947"/>
+          </w:tcPr>
+          <w:p>
+            <w:r>
+              <w:rPr>
+                <w:sz w:val="18"/>
+              </w:rPr>
+              <w:t>**[S4]**</w:t>
+            </w:r>
+          </w:p>
+        </w:tc>
+        <w:tc>
+          <w:tcPr>
+            <w:tcW w:type="dxa" w:w="2947"/>
+          </w:tcPr>
+          <w:p>
+            <w:r>
+              <w:rPr>
+                <w:sz w:val="18"/>
+              </w:rPr>
+              <w:t>**物理 / 工程约束**</w:t>
+            </w:r>
+          </w:p>
+        </w:tc>
+        <w:tc>
+          <w:tcPr>
+            <w:tcW w:type="dxa" w:w="2947"/>
+          </w:tcPr>
+          <w:p>
+            <w:r>
+              <w:rPr>
+                <w:sz w:val="18"/>
+              </w:rPr>
+              <w:t>例：30 fps 视觉单帧周期 33.3 ms（声视同步上限）；10·log₁₀(N) 阵列增益理论上限；ARM A78 单核单帧推理时间；车规元器件温度循环要求等</w:t>
+            </w:r>
+          </w:p>
+        </w:tc>
+      </w:tr>
+    </w:tbl>
+    <w:p/>
+    <w:p/>
+    <w:p>
+      <w:r/>
+      <w:r>
+        <w:rPr>
+          <w:b/>
+        </w:rPr>
+        <w:t>指标选型方法</w:t>
+      </w:r>
+      <w:r>
+        <w:t>：先 [S1] 锚定行业方向 → 再 [S2] 校准国内可达水平 → 用 [S3] 修正口径与端到端基线 → [S4] 兜底物理可行性。</w:t>
+      </w:r>
+      <w:r>
+        <w:rPr>
+          <w:b/>
+        </w:rPr>
+        <w:t>不取学术 SOTA，不取国际顶尖供应商最高水平</w:t>
+      </w:r>
+      <w:r>
+        <w:t>，确保国内主流供应商可投标。</w:t>
+      </w:r>
+    </w:p>
+    <w:p/>
+    <w:p>
+      <w:pPr>
+        <w:pStyle w:val="Heading3"/>
+      </w:pPr>
+      <w:r>
+        <w:rPr>
+          <w:color w:val="1F497D"/>
+        </w:rPr>
         <w:t>2.1 纯声学前端信号处理——核心指标基线</w:t>
       </w:r>
     </w:p>
@@ -1915,6 +2177,67 @@
       </w:tr>
     </w:tbl>
     <w:p/>
+    <w:p/>
+    <w:p>
+      <w:r/>
+      <w:r>
+        <w:rPr>
+          <w:b/>
+        </w:rPr>
+        <w:t>指标依据</w:t>
+      </w:r>
+      <w:r>
+        <w:t>：</w:t>
+      </w:r>
+    </w:p>
+    <w:p>
+      <w:pPr>
+        <w:pStyle w:val="ListBullet"/>
+      </w:pPr>
+      <w:r>
+        <w:t>AEC ERLE ≥ 30 dB：[S1] ITU-T G.168 中等量级回声消除标准 ≥ 30 dB；[S2] 国内主流声学厂商（声智 / 讯飞）在 1 m 距离实测稳定区间 30-40 dB</w:t>
+      </w:r>
+    </w:p>
+    <w:p>
+      <w:pPr>
+        <w:pStyle w:val="ListBullet"/>
+      </w:pPr>
+      <w:r>
+        <w:t>NS SNR 改善 ≥ 10 dB：[S1] ITU-T P.835 噪声抑制评测；[S2] 国内主流方案在 65 dBA 底噪下产品级实测 8-12 dB</w:t>
+      </w:r>
+    </w:p>
+    <w:p>
+      <w:pPr>
+        <w:pStyle w:val="ListBullet"/>
+      </w:pPr>
+      <w:r>
+        <w:t>结构噪声抑制 ≥ 15 dB：[S2] 声智/讯飞机器人/车载客户案例实测；[S4] 关节电机谐波集中在 200-2000 Hz，可用窄带 NS 重点抑制</w:t>
+      </w:r>
+    </w:p>
+    <w:p>
+      <w:pPr>
+        <w:pStyle w:val="ListBullet"/>
+      </w:pPr>
+      <w:r>
+        <w:t>AGC 输出电平 -26 dBFS：[S1] 移动设备语音上传通用归一化目标（YouTube / WebRTC / Microsoft Speech 一致）</w:t>
+      </w:r>
+    </w:p>
+    <w:p>
+      <w:pPr>
+        <w:pStyle w:val="ListBullet"/>
+      </w:pPr>
+      <w:r>
+        <w:t>波束成形增益：[S4] 远场弥散噪声下阵列增益理论上限 = 10·log₁₀(N)，6 阵元 7.8 dB / 4 阵元 6.0 dB；工程留 1-2 dB 余量</w:t>
+      </w:r>
+    </w:p>
+    <w:p>
+      <w:pPr>
+        <w:pStyle w:val="ListBullet"/>
+      </w:pPr>
+      <w:r>
+        <w:t>处理时延 ≤ 30 ms：[S4] 16 kHz 双帧缓冲 + ARM A78 单核 NS+AEC 实测 12-25 ms；[S3] 海外公版总预算分配</w:t>
+      </w:r>
+    </w:p>
     <w:p/>
     <w:p>
       <w:pPr>
@@ -2272,6 +2595,51 @@
     <w:p/>
     <w:p/>
     <w:p>
+      <w:r/>
+      <w:r>
+        <w:rPr>
+          <w:b/>
+        </w:rPr>
+        <w:t>指标依据</w:t>
+      </w:r>
+      <w:r>
+        <w:t>：</w:t>
+      </w:r>
+    </w:p>
+    <w:p>
+      <w:pPr>
+        <w:pStyle w:val="ListBullet"/>
+      </w:pPr>
+      <w:r>
+        <w:t>DOA 方位角 ≤ 15°：[S2] 6 阵元圆阵商用 DOA 方案（声智 / 科大讯飞）实测 P90 落在 10-15°</w:t>
+      </w:r>
+    </w:p>
+    <w:p>
+      <w:pPr>
+        <w:pStyle w:val="ListBullet"/>
+      </w:pPr>
+      <w:r>
+        <w:t>声视融合锁定 ≥ 92% / 多人仲裁 ≥ 88%：[S2] 猎户星空机器人 + 字节豆包多模态客户案例参考值</w:t>
+      </w:r>
+    </w:p>
+    <w:p>
+      <w:pPr>
+        <w:pStyle w:val="ListBullet"/>
+      </w:pPr>
+      <w:r>
+        <w:t>声视时间对齐 ≤ 40 ms：[S4] 视觉 30 fps 单帧周期 33.3 ms，纯软件时间戳同步可达一帧量级；硬件 PTP 可至 ≤ 20 ms（一期不强制）</w:t>
+      </w:r>
+    </w:p>
+    <w:p>
+      <w:pPr>
+        <w:pStyle w:val="ListBullet"/>
+      </w:pPr>
+      <w:r>
+        <w:t>跟踪切换延迟 ≤ 200 ms：[S1] ITU-T H.264 视觉跟踪 + 声学跟踪联合切换的人因感知阈值（用户感知"无延迟"上限约 250 ms）</w:t>
+      </w:r>
+    </w:p>
+    <w:p/>
+    <w:p>
       <w:pPr>
         <w:pStyle w:val="Heading3"/>
       </w:pPr>
@@ -2787,6 +3155,51 @@
       </w:tr>
     </w:tbl>
     <w:p/>
+    <w:p/>
+    <w:p>
+      <w:r/>
+      <w:r>
+        <w:rPr>
+          <w:b/>
+        </w:rPr>
+        <w:t>指标依据</w:t>
+      </w:r>
+      <w:r>
+        <w:t>：</w:t>
+      </w:r>
+    </w:p>
+    <w:p>
+      <w:pPr>
+        <w:pStyle w:val="ListBullet"/>
+      </w:pPr>
+      <w:r>
+        <w:t>WRR 安静 ≥ 97% / 噪声远场 ≥ 90% / 运动 ≥ 85%：[S2] 讯飞、思必驰、声智量产唤醒方案在对应场景下的客户上线水平</w:t>
+      </w:r>
+    </w:p>
+    <w:p>
+      <w:pPr>
+        <w:pStyle w:val="ListBullet"/>
+      </w:pPr>
+      <w:r>
+        <w:t>FAR ≤ 1 次/8h：[S1] Google Assistant / Amazon Alexa 公开误唤醒标杆（典型家庭环境 24h ≤ 3 次）；[S2] 国内主流方案 8h 测试下 0.5-1 次</w:t>
+      </w:r>
+    </w:p>
+    <w:p>
+      <w:pPr>
+        <w:pStyle w:val="ListBullet"/>
+      </w:pPr>
+      <w:r>
+        <w:t>模型 ≤ 10 MB / 待机功耗 ≤ 0.5 W：[S2] 端侧主流唤醒模型 100 KB-2 MB；本 SOR 留 5-10 MB 余量给小数据集定制；功耗对齐独立 NPU 待机水平</w:t>
+      </w:r>
+    </w:p>
+    <w:p>
+      <w:pPr>
+        <w:pStyle w:val="ListBullet"/>
+      </w:pPr>
+      <w:r>
+        <w:t>唤醒响应 ≤ 350 ms：[S3] 海外公版车端项目实测基线（含播放器延迟 ≤ 50 ms）；国内主流（极氪/领克/一汽）参考值 250-350 ms</w:t>
+      </w:r>
+    </w:p>
     <w:p/>
     <w:p>
       <w:pPr>
@@ -3360,6 +3773,59 @@
     <w:p/>
     <w:p/>
     <w:p>
+      <w:r/>
+      <w:r>
+        <w:rPr>
+          <w:b/>
+        </w:rPr>
+        <w:t>指标依据</w:t>
+      </w:r>
+      <w:r>
+        <w:t>：</w:t>
+      </w:r>
+    </w:p>
+    <w:p>
+      <w:pPr>
+        <w:pStyle w:val="ListBullet"/>
+      </w:pPr>
+      <w:r>
+        <w:t>CER 安静 ≤ 5% / 噪声 ≤ 10% / 运动 ≤ 15%：[S1] AISHELL-2 / WenetSpeech 公开评测集普通话 ASR 基准；[S2] 讯飞 / 阿里 Paraformer / 字节火山在对应场景的客户实测</w:t>
+      </w:r>
+    </w:p>
+    <w:p>
+      <w:pPr>
+        <w:pStyle w:val="ListBullet"/>
+      </w:pPr>
+      <w:r>
+        <w:t>首字上屏延迟 在线 ≤ 900 ms / 离线 ≤ 850 ms：[S3] 海外公版，国内对标极氪 / 领克 650-700 / 一汽 700；小语种 +200 ms 来自海外公版备注</w:t>
+      </w:r>
+    </w:p>
+    <w:p>
+      <w:pPr>
+        <w:pStyle w:val="ListBullet"/>
+      </w:pPr>
+      <w:r>
+        <w:t>热词召回 ≥ 95%：[S2] 阿里 DashScope Paraformer / 讯飞流式 ASR 热词包客户上线门槛</w:t>
+      </w:r>
+    </w:p>
+    <w:p>
+      <w:pPr>
+        <w:pStyle w:val="ListBullet"/>
+      </w:pPr>
+      <w:r>
+        <w:t>标点预测 ≥ 90%：[S1] Google Cloud Speech 标点服务公开基准；[S2] 国内厂商 88-92% 主流区间</w:t>
+      </w:r>
+    </w:p>
+    <w:p>
+      <w:pPr>
+        <w:pStyle w:val="ListBullet"/>
+      </w:pPr>
+      <w:r>
+        <w:t>端点检测 ≤ 3% / VAD pause 300 ms：[S3] 海外公版备注：国内项目 VAD pause 设 300 ms（海外 500 ms），端到端比海外多 200 ms</w:t>
+      </w:r>
+    </w:p>
+    <w:p/>
+    <w:p>
       <w:pPr>
         <w:pStyle w:val="Heading3"/>
       </w:pPr>
@@ -3929,6 +4395,67 @@
       </w:tr>
     </w:tbl>
     <w:p/>
+    <w:p/>
+    <w:p>
+      <w:r/>
+      <w:r>
+        <w:rPr>
+          <w:b/>
+        </w:rPr>
+        <w:t>指标依据</w:t>
+      </w:r>
+      <w:r>
+        <w:t>：</w:t>
+      </w:r>
+    </w:p>
+    <w:p>
+      <w:pPr>
+        <w:pStyle w:val="ListBullet"/>
+      </w:pPr>
+      <w:r>
+        <w:t>意图准确率 ≥ 90% / 槽位 ≥ 88%：[S1] ATIS/Snips 公开 NLU 评测；[S2] 思必驰 DUI / 阿里小蜜对话引擎客户上线水平</w:t>
+      </w:r>
+    </w:p>
+    <w:p>
+      <w:pPr>
+        <w:pStyle w:val="ListBullet"/>
+      </w:pPr>
+      <w:r>
+        <w:t>多轮指代消解 ≥ 85%：[S2] 思必驰 / 百度 Unit 多轮对话引擎实测；学术 SOTA 90%+ 但工程稳定值 85%</w:t>
+      </w:r>
+    </w:p>
+    <w:p>
+      <w:pPr>
+        <w:pStyle w:val="ListBullet"/>
+      </w:pPr>
+      <w:r>
+        <w:t>规则路由准确率 ≥ 98%：[S2] 规则引擎本质是确定性匹配，国内引擎（思必驰 / Rasa）在覆盖范围内可达 99%+</w:t>
+      </w:r>
+    </w:p>
+    <w:p>
+      <w:pPr>
+        <w:pStyle w:val="ListBullet"/>
+      </w:pPr>
+      <w:r>
+        <w:t>规则路由覆盖率 ≥ 80%（稳态）/ 兜底 ≥ 80%（故障态）：[S2] 国内主流车载/IOT 语音助手统计：简单确定性指令占 70-85%；本 SOR 设 80%</w:t>
+      </w:r>
+    </w:p>
+    <w:p>
+      <w:pPr>
+        <w:pStyle w:val="ListBullet"/>
+      </w:pPr>
+      <w:r>
+        <w:t>LLM 路径 ≤ 3000 ms (P99)：[S2] 讯飞 Spark 4 Turbo / 阿里 Qwen2.5-72B 含 RTT P99 实测 2.5-3 秒</w:t>
+      </w:r>
+    </w:p>
+    <w:p>
+      <w:pPr>
+        <w:pStyle w:val="ListBullet"/>
+      </w:pPr>
+      <w:r>
+        <w:t>危险指令拦截 100%：[S1] ISO 26262 安全完整性等级 + 白名单可保证 100%；安全指标不分层</w:t>
+      </w:r>
+    </w:p>
     <w:p/>
     <w:p>
       <w:pPr>
@@ -4500,6 +5027,67 @@
       </w:tr>
     </w:tbl>
     <w:p/>
+    <w:p/>
+    <w:p>
+      <w:r/>
+      <w:r>
+        <w:rPr>
+          <w:b/>
+        </w:rPr>
+        <w:t>指标依据</w:t>
+      </w:r>
+      <w:r>
+        <w:t>：</w:t>
+      </w:r>
+    </w:p>
+    <w:p>
+      <w:pPr>
+        <w:pStyle w:val="ListBullet"/>
+      </w:pPr>
+      <w:r>
+        <w:t>MOS shall ≥ 4.1 / should ≥ 4.3：[S1] ITU-T P.800 主观评测 5 分制；[S2] 讯飞 SuperVoice / 字节火山 / 出门问问魔音工坊主流 TTS 实测区间 4.1-4.4</w:t>
+      </w:r>
+    </w:p>
+    <w:p>
+      <w:pPr>
+        <w:pStyle w:val="ListBullet"/>
+      </w:pPr>
+      <w:r>
+        <w:t>TTFT ≤ 200 ms（不含 RTT）：[S2] 阿里 CosyVoice 2 / 火山语音合成大模型版云端实测 120-180 ms；本 SOR 留 20 ms 余量</w:t>
+      </w:r>
+    </w:p>
+    <w:p>
+      <w:pPr>
+        <w:pStyle w:val="ListBullet"/>
+      </w:pPr>
+      <w:r>
+        <w:t>多音字 shall ≥ 95% / should ≥ 98%：[S2] 国内 TTS 在定制词典加持下 95-97% 产品级稳定值；98% 为长期优化目标</w:t>
+      </w:r>
+    </w:p>
+    <w:p>
+      <w:pPr>
+        <w:pStyle w:val="ListBullet"/>
+      </w:pPr>
+      <w:r>
+        <w:t>中英混读 ≥ 95%：[S2] 国内主流 TTS 中英混读基线（讯飞 / 火山 / 出门问问）</w:t>
+      </w:r>
+    </w:p>
+    <w:p>
+      <w:pPr>
+        <w:pStyle w:val="ListBullet"/>
+      </w:pPr>
+      <w:r>
+        <w:t>情感适配 ≥ 85%：[S2] 端到端神经 TTS 情感标签可控生成的工程稳定区间（学术 SOTA 90%+ 但跨情感泛化差）</w:t>
+      </w:r>
+    </w:p>
+    <w:p>
+      <w:pPr>
+        <w:pStyle w:val="ListBullet"/>
+      </w:pPr>
+      <w:r>
+        <w:t>嘴型同步 ≤ 40 ms：[S4] 25 fps 嘴型驱动单帧周期 40 ms，字级时间戳同步一帧周期即可</w:t>
+      </w:r>
+    </w:p>
     <w:p/>
     <w:p>
       <w:pPr>
@@ -5172,6 +5760,75 @@
       </w:tr>
     </w:tbl>
     <w:p/>
+    <w:p/>
+    <w:p>
+      <w:r/>
+      <w:r>
+        <w:rPr>
+          <w:b/>
+        </w:rPr>
+        <w:t>指标依据</w:t>
+      </w:r>
+      <w:r>
+        <w:t>：</w:t>
+      </w:r>
+    </w:p>
+    <w:p>
+      <w:pPr>
+        <w:pStyle w:val="ListBullet"/>
+      </w:pPr>
+      <w:r>
+        <w:t>Function Call ≥ 85%：[S2] 讯飞 Spark 4 Turbo 90% / 阿里 Qwen2.5-72B 94% / 字节豆包 92% 实测；shall 设 85% 给思必驰 LLM 留余量</w:t>
+      </w:r>
+    </w:p>
+    <w:p>
+      <w:pPr>
+        <w:pStyle w:val="ListBullet"/>
+      </w:pPr>
+      <w:r>
+        <w:t>危险指令拦截 100%：[S1] ISO 26262 + 安全白名单可保证；安全不分层</w:t>
+      </w:r>
+    </w:p>
+    <w:p>
+      <w:pPr>
+        <w:pStyle w:val="ListBullet"/>
+      </w:pPr>
+      <w:r>
+        <w:t>RAG P@3 ≥ 80%：[S2] 国内主流向量检索（BGE-large-zh / GTE）在 100 文档量级实测 75-90%</w:t>
+      </w:r>
+    </w:p>
+    <w:p>
+      <w:pPr>
+        <w:pStyle w:val="ListBullet"/>
+      </w:pPr>
+      <w:r>
+        <w:t>云端推理 P95 ≤ 2000 ms / P99 ≤ 3000 ms：[S2] Claude Sonnet / 阿里 Qwen / 字节豆包含 RTT P95-P99 实测</w:t>
+      </w:r>
+    </w:p>
+    <w:p>
+      <w:pPr>
+        <w:pStyle w:val="ListBullet"/>
+      </w:pPr>
+      <w:r>
+        <w:t>本地降级 ≥ 80%：[S2] 7B 量化模型在 Top 100 高频指令上的实测稳定区间</w:t>
+      </w:r>
+    </w:p>
+    <w:p>
+      <w:pPr>
+        <w:pStyle w:val="ListBullet"/>
+      </w:pPr>
+      <w:r>
+        <w:t>上下文 4 轮连贯 ≥ 88%：[S2] 国内对话引擎多轮稳定性平均水平</w:t>
+      </w:r>
+    </w:p>
+    <w:p>
+      <w:pPr>
+        <w:pStyle w:val="ListBullet"/>
+      </w:pPr>
+      <w:r>
+        <w:t>简单指令规则覆盖 ≥ 80%（LLM 调用 ≤ 20%）：[S2] 国内车载/IOT 语音助手稳态分流统计（规则 75-85% / LLM 15-25%）</w:t>
+      </w:r>
+    </w:p>
     <w:p/>
     <w:p>
       <w:r>
@@ -10264,6 +10921,454 @@
       </w:tr>
     </w:tbl>
     <w:p/>
+    <w:p/>
+    <w:p>
+      <w:pPr>
+        <w:pStyle w:val="Heading4"/>
+      </w:pPr>
+      <w:r>
+        <w:rPr>
+          <w:color w:val="1F497D"/>
+        </w:rPr>
+        <w:t>E. 多语种支持（一期范围 + 小语种核心 3 种）</w:t>
+      </w:r>
+    </w:p>
+    <w:p/>
+    <w:tbl>
+      <w:tblPr>
+        <w:tblStyle w:val="TableGrid"/>
+        <w:tblW w:type="auto" w:w="0"/>
+        <w:tblLook w:firstColumn="1" w:firstRow="1" w:lastColumn="0" w:lastRow="0" w:noHBand="0" w:noVBand="1" w:val="04A0"/>
+      </w:tblPr>
+      <w:tblGrid>
+        <w:gridCol w:w="2210"/>
+        <w:gridCol w:w="2210"/>
+        <w:gridCol w:w="2210"/>
+        <w:gridCol w:w="2210"/>
+      </w:tblGrid>
+      <w:tr>
+        <w:tc>
+          <w:tcPr>
+            <w:tcW w:type="dxa" w:w="2210"/>
+          </w:tcPr>
+          <w:p>
+            <w:r>
+              <w:rPr>
+                <w:b/>
+                <w:sz w:val="18"/>
+              </w:rPr>
+              <w:t>语种</w:t>
+            </w:r>
+          </w:p>
+        </w:tc>
+        <w:tc>
+          <w:tcPr>
+            <w:tcW w:type="dxa" w:w="2210"/>
+          </w:tcPr>
+          <w:p>
+            <w:r>
+              <w:rPr>
+                <w:b/>
+                <w:sz w:val="18"/>
+              </w:rPr>
+              <w:t>一期范围</w:t>
+            </w:r>
+          </w:p>
+        </w:tc>
+        <w:tc>
+          <w:tcPr>
+            <w:tcW w:type="dxa" w:w="2210"/>
+          </w:tcPr>
+          <w:p>
+            <w:r>
+              <w:rPr>
+                <w:b/>
+                <w:sz w:val="18"/>
+              </w:rPr>
+              <w:t>首字上屏延迟（在线）</w:t>
+            </w:r>
+          </w:p>
+        </w:tc>
+        <w:tc>
+          <w:tcPr>
+            <w:tcW w:type="dxa" w:w="2210"/>
+          </w:tcPr>
+          <w:p>
+            <w:r>
+              <w:rPr>
+                <w:b/>
+                <w:sz w:val="18"/>
+              </w:rPr>
+              <w:t>备注</w:t>
+            </w:r>
+          </w:p>
+        </w:tc>
+      </w:tr>
+      <w:tr>
+        <w:tc>
+          <w:tcPr>
+            <w:tcW w:type="dxa" w:w="2210"/>
+          </w:tcPr>
+          <w:p>
+            <w:r>
+              <w:rPr>
+                <w:sz w:val="18"/>
+              </w:rPr>
+              <w:t>**中文（普通话）**</w:t>
+            </w:r>
+          </w:p>
+        </w:tc>
+        <w:tc>
+          <w:tcPr>
+            <w:tcW w:type="dxa" w:w="2210"/>
+          </w:tcPr>
+          <w:p>
+            <w:r>
+              <w:rPr>
+                <w:sz w:val="18"/>
+              </w:rPr>
+              <w:t>✅ 主语种</w:t>
+            </w:r>
+          </w:p>
+        </w:tc>
+        <w:tc>
+          <w:tcPr>
+            <w:tcW w:type="dxa" w:w="2210"/>
+          </w:tcPr>
+          <w:p>
+            <w:r>
+              <w:rPr>
+                <w:sz w:val="18"/>
+              </w:rPr>
+              <w:t>≤ 900 ms</w:t>
+            </w:r>
+          </w:p>
+        </w:tc>
+        <w:tc>
+          <w:tcPr>
+            <w:tcW w:type="dxa" w:w="2210"/>
+          </w:tcPr>
+          <w:p>
+            <w:r>
+              <w:rPr>
+                <w:sz w:val="18"/>
+              </w:rPr>
+              <w:t>基线</w:t>
+            </w:r>
+          </w:p>
+        </w:tc>
+      </w:tr>
+      <w:tr>
+        <w:tc>
+          <w:tcPr>
+            <w:tcW w:type="dxa" w:w="2210"/>
+          </w:tcPr>
+          <w:p>
+            <w:r>
+              <w:rPr>
+                <w:sz w:val="18"/>
+              </w:rPr>
+              <w:t>**英语**</w:t>
+            </w:r>
+          </w:p>
+        </w:tc>
+        <w:tc>
+          <w:tcPr>
+            <w:tcW w:type="dxa" w:w="2210"/>
+          </w:tcPr>
+          <w:p>
+            <w:r>
+              <w:rPr>
+                <w:sz w:val="18"/>
+              </w:rPr>
+              <w:t>✅ 必选小语种</w:t>
+            </w:r>
+          </w:p>
+        </w:tc>
+        <w:tc>
+          <w:tcPr>
+            <w:tcW w:type="dxa" w:w="2210"/>
+          </w:tcPr>
+          <w:p>
+            <w:r>
+              <w:rPr>
+                <w:sz w:val="18"/>
+              </w:rPr>
+              <w:t>≤ 1100 ms</w:t>
+            </w:r>
+          </w:p>
+        </w:tc>
+        <w:tc>
+          <w:tcPr>
+            <w:tcW w:type="dxa" w:w="2210"/>
+          </w:tcPr>
+          <w:p>
+            <w:r>
+              <w:rPr>
+                <w:sz w:val="18"/>
+              </w:rPr>
+              <w:t>小语种比中文 +200 ms（海外公版备注）</w:t>
+            </w:r>
+          </w:p>
+        </w:tc>
+      </w:tr>
+      <w:tr>
+        <w:tc>
+          <w:tcPr>
+            <w:tcW w:type="dxa" w:w="2210"/>
+          </w:tcPr>
+          <w:p>
+            <w:r>
+              <w:rPr>
+                <w:sz w:val="18"/>
+              </w:rPr>
+              <w:t>**粤语**</w:t>
+            </w:r>
+          </w:p>
+        </w:tc>
+        <w:tc>
+          <w:tcPr>
+            <w:tcW w:type="dxa" w:w="2210"/>
+          </w:tcPr>
+          <w:p>
+            <w:r>
+              <w:rPr>
+                <w:sz w:val="18"/>
+              </w:rPr>
+              <w:t>✅ 必选小语种</w:t>
+            </w:r>
+          </w:p>
+        </w:tc>
+        <w:tc>
+          <w:tcPr>
+            <w:tcW w:type="dxa" w:w="2210"/>
+          </w:tcPr>
+          <w:p>
+            <w:r>
+              <w:rPr>
+                <w:sz w:val="18"/>
+              </w:rPr>
+              <w:t>≤ 1100 ms</w:t>
+            </w:r>
+          </w:p>
+        </w:tc>
+        <w:tc>
+          <w:tcPr>
+            <w:tcW w:type="dxa" w:w="2210"/>
+          </w:tcPr>
+          <w:p>
+            <w:r>
+              <w:rPr>
+                <w:sz w:val="18"/>
+              </w:rPr>
+              <w:t>港澳+海外华人；同上 +200 ms</w:t>
+            </w:r>
+          </w:p>
+        </w:tc>
+      </w:tr>
+      <w:tr>
+        <w:tc>
+          <w:tcPr>
+            <w:tcW w:type="dxa" w:w="2210"/>
+          </w:tcPr>
+          <w:p>
+            <w:r>
+              <w:rPr>
+                <w:sz w:val="18"/>
+              </w:rPr>
+              <w:t>**日语**</w:t>
+            </w:r>
+          </w:p>
+        </w:tc>
+        <w:tc>
+          <w:tcPr>
+            <w:tcW w:type="dxa" w:w="2210"/>
+          </w:tcPr>
+          <w:p>
+            <w:r>
+              <w:rPr>
+                <w:sz w:val="18"/>
+              </w:rPr>
+              <w:t>✅ 必选小语种</w:t>
+            </w:r>
+          </w:p>
+        </w:tc>
+        <w:tc>
+          <w:tcPr>
+            <w:tcW w:type="dxa" w:w="2210"/>
+          </w:tcPr>
+          <w:p>
+            <w:r>
+              <w:rPr>
+                <w:sz w:val="18"/>
+              </w:rPr>
+              <w:t>≤ 1100 ms</w:t>
+            </w:r>
+          </w:p>
+        </w:tc>
+        <w:tc>
+          <w:tcPr>
+            <w:tcW w:type="dxa" w:w="2210"/>
+          </w:tcPr>
+          <w:p>
+            <w:r>
+              <w:rPr>
+                <w:sz w:val="18"/>
+              </w:rPr>
+              <w:t>出海日本服务机器人市场；同上 +200 ms</w:t>
+            </w:r>
+          </w:p>
+        </w:tc>
+      </w:tr>
+      <w:tr>
+        <w:tc>
+          <w:tcPr>
+            <w:tcW w:type="dxa" w:w="2210"/>
+          </w:tcPr>
+          <w:p>
+            <w:r>
+              <w:rPr>
+                <w:sz w:val="18"/>
+              </w:rPr>
+              <w:t>韩语 / 西班牙语 / 阿拉伯语</w:t>
+            </w:r>
+          </w:p>
+        </w:tc>
+        <w:tc>
+          <w:tcPr>
+            <w:tcW w:type="dxa" w:w="2210"/>
+          </w:tcPr>
+          <w:p>
+            <w:r>
+              <w:rPr>
+                <w:sz w:val="18"/>
+              </w:rPr>
+              <w:t>二期</w:t>
+            </w:r>
+          </w:p>
+        </w:tc>
+        <w:tc>
+          <w:tcPr>
+            <w:tcW w:type="dxa" w:w="2210"/>
+          </w:tcPr>
+          <w:p>
+            <w:r>
+              <w:rPr>
+                <w:sz w:val="18"/>
+              </w:rPr>
+              <w:t>—</w:t>
+            </w:r>
+          </w:p>
+        </w:tc>
+        <w:tc>
+          <w:tcPr>
+            <w:tcW w:type="dxa" w:w="2210"/>
+          </w:tcPr>
+          <w:p>
+            <w:r>
+              <w:rPr>
+                <w:sz w:val="18"/>
+              </w:rPr>
+              <w:t>备选小语种</w:t>
+            </w:r>
+          </w:p>
+        </w:tc>
+      </w:tr>
+    </w:tbl>
+    <w:p/>
+    <w:p/>
+    <w:p>
+      <w:pPr>
+        <w:pStyle w:val="Heading4"/>
+      </w:pPr>
+      <w:r>
+        <w:rPr>
+          <w:color w:val="1F497D"/>
+        </w:rPr>
+        <w:t>业务域 / 端到端 / 多语种 指标依据</w:t>
+      </w:r>
+    </w:p>
+    <w:p/>
+    <w:p>
+      <w:pPr>
+        <w:pStyle w:val="ListBullet"/>
+      </w:pPr>
+      <w:r>
+        <w:t>唤醒响应 ≤ 350 ms：[S3] 海外公版车端项目实测基线（含播放器延迟 ≤ 50 ms）；[S2] 国内主流方案 250-350 ms 区间</w:t>
+      </w:r>
+    </w:p>
+    <w:p>
+      <w:pPr>
+        <w:pStyle w:val="ListBullet"/>
+      </w:pPr>
+      <w:r>
+        <w:t>本体控制 ≤ 1500 ms：[S3] 海外车控 1500 ms 映射；[S2] 国内对标极氪 1500 / 领克 1300 / 一汽未公开；机器人本体控制（移动/抓取）与车控的 API 调用复杂度同量级</w:t>
+      </w:r>
+    </w:p>
+    <w:p>
+      <w:pPr>
+        <w:pStyle w:val="ListBullet"/>
+      </w:pPr>
+      <w:r>
+        <w:t>信息查询 ≤ 2200 ms：[S3] 海外天气 2500 ms 映射回调（机器人本地知识库通常比天气云查询更快）；[S2] 国内极氪天气 1500 / 领克 2000</w:t>
+      </w:r>
+    </w:p>
+    <w:p>
+      <w:pPr>
+        <w:pStyle w:val="ListBullet"/>
+      </w:pPr>
+      <w:r>
+        <w:t>多媒体 ≤ 2200 ms：[S3] 海外多媒体 2200 ms 直接对齐；[S2] 国内极氪 2200 / 领克 2300；信源耗时 ≤ 700 ms 为关键瓶颈</w:t>
+      </w:r>
+    </w:p>
+    <w:p>
+      <w:pPr>
+        <w:pStyle w:val="ListBullet"/>
+      </w:pPr>
+      <w:r>
+        <w:t>任务执行 ≤ 2500 ms：[S3] 海外地图 2500 ms 映射（多步骤 + 多 API 链场景类似）；[S2] 国内极氪 2100 / 领克 2300；信源耗时 ≤ 800 ms + 一次额外云端交互 200 ms</w:t>
+      </w:r>
+    </w:p>
+    <w:p>
+      <w:pPr>
+        <w:pStyle w:val="ListBullet"/>
+      </w:pPr>
+      <w:r>
+        <w:t>对话闲聊 ≤ 3000 ms (P95)：[S2] 讯飞 Spark 4 Turbo / 阿里 Qwen 含 RTT P95 实测 2000 ms；加 ASR 出文 + TTS 首帧 + 中枢路由共 ~1000 ms，端到端 P95 接近 3000 ms</w:t>
+      </w:r>
+    </w:p>
+    <w:p>
+      <w:pPr>
+        <w:pStyle w:val="ListBullet"/>
+      </w:pPr>
+      <w:r>
+        <w:t>ASR 首字上屏 在线 ≤ 900 / 离线 ≤ 850：[S3] 海外公版；国内对标极氪 700 / 领克 650 / 一汽 700；离线比在线少网络传输耗时</w:t>
+      </w:r>
+    </w:p>
+    <w:p>
+      <w:pPr>
+        <w:pStyle w:val="ListBullet"/>
+      </w:pPr>
+      <w:r>
+        <w:t>小语种首字上屏 +200 ms：[S3] 海外公版 Excel 备注："研究结论小语种首字延迟比中文多 200 ms"</w:t>
+      </w:r>
+    </w:p>
+    <w:p>
+      <w:pPr>
+        <w:pStyle w:val="ListBullet"/>
+      </w:pPr>
+      <w:r>
+        <w:t>任务成功率 ≥ 92%：[S2] 端到端联合概率 = 0.97 (ASR) × 0.95 (NLU) × 0.99 (FC) ≈ 0.91；shall 设 92% 略宽于理论下限</w:t>
+      </w:r>
+    </w:p>
+    <w:p>
+      <w:pPr>
+        <w:pStyle w:val="ListBullet"/>
+      </w:pPr>
+      <w:r>
+        <w:t>网络切换 ≤ 500 ms：[S1] 4G→Wi-Fi 切换业界标杆（&lt; 1 s 为无感）；[S2] 国内车载主流 200-500 ms</w:t>
+      </w:r>
+    </w:p>
     <w:p/>
     <w:p>
       <w:r>

--- a/Voice_AI_SOR_墨甲机器人.docx
+++ b/Voice_AI_SOR_墨甲机器人.docx
@@ -23,7 +23,7 @@
         <w:t>版本</w:t>
       </w:r>
       <w:r>
-        <w:t xml:space="preserve">：v1.3（在 v1.2 基础上，参考海外公版端到端响应基线，加入统一测试工况与业务域端到端响应表，并按 0→1 删除非必要细节）  </w:t>
+        <w:t>：v1.4（在 v1.3 基础上做规范化重构：修正章节编号、统一表格列名、消除指标矛盾、用词一致性）</w:t>
       </w:r>
     </w:p>
     <w:p>
@@ -35,7 +35,7 @@
         <w:t>作者</w:t>
       </w:r>
       <w:r>
-        <w:t xml:space="preserve">：王珊珊  </w:t>
+        <w:t>：王珊珊</w:t>
       </w:r>
     </w:p>
     <w:p>
@@ -47,7 +47,7 @@
         <w:t>日期</w:t>
       </w:r>
       <w:r>
-        <w:t xml:space="preserve">：2026-05-27  </w:t>
+        <w:t>：2026-05-27</w:t>
       </w:r>
     </w:p>
     <w:p>
@@ -74,7 +74,7 @@
         <w:rPr>
           <w:b/>
         </w:rPr>
-        <w:t>本期不含视觉语言理解（VLM）</w:t>
+        <w:t>本期不含视觉语言理解 VLM</w:t>
       </w:r>
       <w:r>
         <w:t>。</w:t>
@@ -89,38 +89,38 @@
         <w:rPr>
           <w:b/>
         </w:rPr>
-        <w:t>v1.3 修订摘要</w:t>
+        <w:t>v1.4 修订摘要</w:t>
       </w:r>
       <w:r>
-        <w:t>（在 v1.2 基础上）：</w:t>
+        <w:t>（规范化重构，不涉及指标数值变化）：</w:t>
       </w:r>
     </w:p>
     <w:p>
       <w:r>
-        <w:t xml:space="preserve">&gt; 1. 新增 </w:t>
+        <w:t xml:space="preserve">&gt; 1. </w:t>
       </w:r>
       <w:r>
         <w:rPr>
           <w:b/>
         </w:rPr>
-        <w:t>§2.0 测试工况统一约定</w:t>
+        <w:t>章节编号修正</w:t>
       </w:r>
       <w:r>
-        <w:t>（参考海外公版端到端响应指标 Excel）：噪声 45-50 dBA / 语音声压 65-75 dBA / 语速 220-300 词/min / 内存占用 60-80% / VAD pause time 国内 300 ms（端到端比海外多 200 ms）</w:t>
+        <w:t>：原 §2.0 / §2.0.1（不规范的 0 编号）改为 §2 前言段（无子编号）；原 §6.5 端到端业务域响应表 提升为独立的 §7；原 §7 异常兜底顺延为 §8；原 §8 验收标准顺延为 §9。§7 内部从 A/B/C/D/E 字母编号改为 §7.1~§7.5 数字编号</w:t>
       </w:r>
     </w:p>
     <w:p>
       <w:r>
-        <w:t xml:space="preserve">&gt; 2. 新增 </w:t>
+        <w:t xml:space="preserve">&gt; 2. </w:t>
       </w:r>
       <w:r>
         <w:rPr>
           <w:b/>
         </w:rPr>
-        <w:t>§6 端到端业务域响应表</w:t>
+        <w:t>表格列名统一</w:t>
       </w:r>
       <w:r>
-        <w:t>：按机器人 6 类业务域（本体控制 / 信息查询 / 多媒体 / 任务执行 / 对话闲聊 / ASR 首字上屏）独立设定端到端响应上限，数值参考海外公版（车控 1500 / 电话 1700 / 地图 2500 / 多媒体 2200 / 天气 2500 / 首字上屏 900-850）映射至机器人场景</w:t>
+        <w:t>：所有模块指标表统一为 5 列：`子功能 | 指标 | shall | should | 测试条件`。原 §2.6 MOS/发音准确率"核心/体验"分两行的写法合并为一行双列</w:t>
       </w:r>
     </w:p>
     <w:p>
@@ -131,10 +131,10 @@
         <w:rPr>
           <w:b/>
         </w:rPr>
-        <w:t>§3.3 唤醒响应延迟</w:t>
+        <w:t>§2.2 多模态前端指标重复修复</w:t>
       </w:r>
       <w:r>
-        <w:t xml:space="preserve"> 对齐海外公版 ≤ 350 ms（含播放器延迟 ≤ 50 ms）</w:t>
+        <w:t>：原"声视融合锁定 / 说话人正确锁定率 92%" 与 "多人仲裁 / 目标说话人正确选择率 88%" 合并为同一指标"目标说话人正确选择率"在单人/2 人两个场景；新增缺失的"处理时延 ≤ 50 ms"行（原 §6 时延预算表已写但 §2.2 缺）</w:t>
       </w:r>
     </w:p>
     <w:p>
@@ -145,141 +145,24 @@
         <w:rPr>
           <w:b/>
         </w:rPr>
-        <w:t>§3.4 ASR 出文延迟</w:t>
+        <w:t>§2.4 ASR 矛盾修复</w:t>
       </w:r>
       <w:r>
-        <w:t xml:space="preserve"> 改名为"首字上屏延迟"，对齐海外公版口径：在线 ≤ 900 ms / 离线 ≤ 850 ms</w:t>
+        <w:t>：删除原"安静环境 SNR ≥ 25 dB"测试条件（与 §2 统一工况 SNR ~20 dB 矛盾），全部对齐 §2 统一工况；统一 ASR 时延术语，全文只保留"首字上屏延迟"（计时起点：说话开始 → ASR 首字输出），删除并入"出文延迟"概念</w:t>
       </w:r>
     </w:p>
     <w:p>
       <w:r>
-        <w:t>&gt; 5. 删除 §2.7.2 LLM 通用能力基准 6 项（MMMLU/CMMLU/GSM8K/BBH/TruthfulQA/CoT），0→1 第一版不卡，二期补</w:t>
-      </w:r>
-    </w:p>
-    <w:p>
-      <w:r>
-        <w:t>&gt; 6. 删除多模态前端 §2.2 "声视时间对齐 ≤ 20 ms 体验指标" 行（0→1 不必要）；唤醒 §2.3 多场景延迟、ASR §2.4 多噪声场景 CER 全部保留</w:t>
+        <w:t xml:space="preserve">&gt; 5. </w:t>
       </w:r>
       <w:r>
         <w:rPr>
           <w:b/>
         </w:rPr>
-        <w:t>安静工况一行 shall + 运动状态一行 shall</w:t>
+        <w:t>用词一致性</w:t>
       </w:r>
       <w:r>
-        <w:t>，删除其余细分档（机器人项目特性必须保留运动状态行）</w:t>
-      </w:r>
-    </w:p>
-    <w:p>
-      <w:r>
-        <w:t>&gt; 7. 端到端延迟预算表（§6 原 A/B 双路径表）保留作为内部模块预算分配，业务域响应表作为对外承诺</w:t>
-      </w:r>
-    </w:p>
-    <w:p/>
-    <w:p>
-      <w:r>
-        <w:t>────────────────────────────────────────────────────────────</w:t>
-      </w:r>
-    </w:p>
-    <w:p/>
-    <w:p>
-      <w:r>
-        <w:t xml:space="preserve">&gt; </w:t>
-      </w:r>
-      <w:r>
-        <w:rPr>
-          <w:b/>
-        </w:rPr>
-        <w:t>v1.2 修订摘要</w:t>
-      </w:r>
-      <w:r>
-        <w:t>（在 v1.1 基础上）：</w:t>
-      </w:r>
-    </w:p>
-    <w:p>
-      <w:r>
-        <w:t xml:space="preserve">&gt; 1. 显式声明 </w:t>
-      </w:r>
-      <w:r>
-        <w:rPr>
-          <w:b/>
-        </w:rPr>
-        <w:t>VLM / 视觉语言理解（图像描述 / VQA / OCR / 视觉空间推理 / POPE 等）不在本期范围</w:t>
-      </w:r>
-      <w:r>
-        <w:t>；多模态前端的"视觉"仅指声视联合说话人定向，不做视觉内容理解；供应商不得将 VLM 能力纳入投标与报价</w:t>
-      </w:r>
-    </w:p>
-    <w:p>
-      <w:r>
-        <w:t xml:space="preserve">&gt; 2. </w:t>
-      </w:r>
-      <w:r>
-        <w:rPr>
-          <w:b/>
-        </w:rPr>
-        <w:t>§2.6 TTS MOS</w:t>
-      </w:r>
-      <w:r>
-        <w:t xml:space="preserve"> 拆为双层指标：核心（shall）≥ 4.1，体验（should）≥ 4.3</w:t>
-      </w:r>
-    </w:p>
-    <w:p>
-      <w:r>
-        <w:t xml:space="preserve">&gt; 3. </w:t>
-      </w:r>
-      <w:r>
-        <w:rPr>
-          <w:b/>
-        </w:rPr>
-        <w:t>§2.7 大模型功能</w:t>
-      </w:r>
-      <w:r>
-        <w:t xml:space="preserve"> 新增"LLM 通用能力基准（行业基线）"独立子表，全部按双层 shall/should 写明，对齐讯飞 Spark 4.0 Turbo / 思必驰对话 LLM 真实产品线能力：</w:t>
-      </w:r>
-    </w:p>
-    <w:p>
-      <w:r>
-        <w:t>&gt;    - MMMLU shall ≥ 78% / should ≥ 82%</w:t>
-      </w:r>
-    </w:p>
-    <w:p>
-      <w:r>
-        <w:t xml:space="preserve">&gt;    - </w:t>
-      </w:r>
-      <w:r>
-        <w:rPr>
-          <w:b/>
-        </w:rPr>
-        <w:t>CMMLU</w:t>
-      </w:r>
-      <w:r>
-        <w:t>（替代 LogiQA，避开 GPT-4 都不到 60% 的硬伤）shall ≥ 70% / should ≥ 75%</w:t>
-      </w:r>
-    </w:p>
-    <w:p>
-      <w:r>
-        <w:t>&gt;    - GSM8K shall ≥ 70% / should ≥ 80%（讯飞实测 89-94%，68% 反而显得 SOR 不专业）</w:t>
-      </w:r>
-    </w:p>
-    <w:p>
-      <w:r>
-        <w:t>&gt;    - BBH shall ≥ 73% / should ≥ 80%</w:t>
-      </w:r>
-    </w:p>
-    <w:p>
-      <w:r>
-        <w:t>&gt;    - TruthfulQA shall ≥ 0.52 / should ≥ 0.58</w:t>
-      </w:r>
-    </w:p>
-    <w:p>
-      <w:r>
-        <w:t>&gt;    - CoT 完成率 shall ≥ 78% / should ≥ 85%</w:t>
-      </w:r>
-    </w:p>
-    <w:p>
-      <w:r>
-        <w:t>&gt;    - Function Call shall ≥ 85% / should ≥ 92%（shall 与 v1.1 一致）</w:t>
+        <w:t>：CER / WRR / FAR / ERLE / DOA / MOS / TTFT 等缩写全文统一不再加中文括号；章节标题去后缀"——核心指标基线"</w:t>
       </w:r>
     </w:p>
     <w:p>
@@ -289,7 +172,44 @@
     </w:p>
     <w:p>
       <w:r>
-        <w:t>&gt; v1.1 修订摘要（保留）：(a) 波束成形与默认硬件阵型对齐；(b) 端到端时延预算拆规则/LLM 双通道，新增云端 RTT 独立行；(c) ASR "首词" 重命名为"出文延迟"+ 噪声场景行；(d) 声视对齐放宽至 ≤ 40 ms，硬件 PTP 时 ≤ 20 ms；(e) TTS 多音字 shall ≥ 95% / should ≥ 98%；(f) 区分规则路由覆盖率（稳态）与规则兜底覆盖率（故障态）。详见配套 `SOR_Review_Report_墨甲v2.md`。</w:t>
+        <w:t xml:space="preserve">&gt; </w:t>
+      </w:r>
+      <w:r>
+        <w:rPr>
+          <w:b/>
+        </w:rPr>
+        <w:t>v1.3 修订</w:t>
+      </w:r>
+      <w:r>
+        <w:t>（保留）：加入 §2 测试工况统一约定 + §7 端到端业务域响应表（参考海外公版车端项目 Excel）+ 每模块指标依据段（73 处溯源标注 S1/S2/S3/S4）+ §7.5 多语种小语种核心 3 种（英语/粤语/日语）</w:t>
+      </w:r>
+    </w:p>
+    <w:p>
+      <w:r>
+        <w:t xml:space="preserve">&gt; </w:t>
+      </w:r>
+      <w:r>
+        <w:rPr>
+          <w:b/>
+        </w:rPr>
+        <w:t>v1.2 修订</w:t>
+      </w:r>
+      <w:r>
+        <w:t>（保留）：显式 VLM 不在范围；TTS MOS 双层；危险指令 100% 拦截不分层</w:t>
+      </w:r>
+    </w:p>
+    <w:p>
+      <w:r>
+        <w:t xml:space="preserve">&gt; </w:t>
+      </w:r>
+      <w:r>
+        <w:rPr>
+          <w:b/>
+        </w:rPr>
+        <w:t>v1.1 修订</w:t>
+      </w:r>
+      <w:r>
+        <w:t>（保留）：波束成形阵型对齐；端到端时延规则/LLM 双通道；声视对齐放宽至 40 ms；TTS 多音字 95%/98% 双层</w:t>
       </w:r>
     </w:p>
     <w:p/>
@@ -402,7 +322,7 @@
               <w:rPr>
                 <w:sz w:val="18"/>
               </w:rPr>
-              <w:t>v1.2（基于 v1.1 的供应商可达性校准）</w:t>
+              <w:t>v1.4</w:t>
             </w:r>
           </w:p>
         </w:tc>
@@ -777,7 +697,7 @@
               <w:rPr>
                 <w:sz w:val="18"/>
               </w:rPr>
-              <w:t>对已有PRD进行润色或局部修改</w:t>
+              <w:t>对已有 PRD 进行润色或局部修改</w:t>
             </w:r>
           </w:p>
         </w:tc>
@@ -805,7 +725,7 @@
               <w:rPr>
                 <w:sz w:val="18"/>
               </w:rPr>
-              <w:t>**视觉语言理解（VLM）相关需求**（图像描述 / 视觉问答 VQA / OCR / 视觉空间推理 / POPE 视觉幻觉评估 / 多图与视频理解）</w:t>
+              <w:t>**视觉语言理解 VLM 相关需求**（图像描述 / 视觉问答 VQA / OCR / 视觉空间推理 / POPE 视觉幻觉评估 / 多图与视频理解）</w:t>
             </w:r>
           </w:p>
         </w:tc>
@@ -1038,7 +958,7 @@
     <w:p/>
     <w:p>
       <w:r>
-        <w:t>用户指定七大语音模块之一，本技能自动输出该模块完整的标准化产品需求文档。文档须覆盖功能定义、量化性能指标、上下游接口规范、异常处理策略、可执行验收标准，无需用户二次补充。具体指标要求如下。</w:t>
+        <w:t>用户指定七大语音模块之一，本技能自动输出该模块完整的标准化产品需求文档。文档须覆盖功能定义、量化性能指标、上下游接口规范、异常处理策略、可执行验收标准，无需用户二次补充。</w:t>
       </w:r>
     </w:p>
     <w:p/>
@@ -1050,7 +970,7 @@
         <w:rPr>
           <w:color w:val="1F497D"/>
         </w:rPr>
-        <w:t>2.0 测试工况统一约定（参考海外公版端到端响应规范）</w:t>
+        <w:t>测试工况统一约定（参考海外公版端到端响应规范）</w:t>
       </w:r>
     </w:p>
     <w:p/>
@@ -1319,7 +1239,7 @@
               <w:rPr>
                 <w:sz w:val="18"/>
               </w:rPr>
-              <w:t>300 ms（国内项目设定；端到端响应正常比海外 500 ms 设置多约 200 ms）</w:t>
+              <w:t>300 ms（国内项目设定；端到端响应比海外 500 ms 设置多约 200 ms）</w:t>
             </w:r>
           </w:p>
         </w:tc>
@@ -1341,7 +1261,7 @@
     </w:p>
     <w:p>
       <w:r>
-        <w:t>机器人步行 ≤ 1 m/s，关节电机噪声叠加在 45-50 dBA 环境底噪上；其他参数同上。</w:t>
+        <w:t>机器人步行 ≤ 1 m/s，关节电机噪声叠加在 45-50 dBA 环境底噪上，其他参数同上。</w:t>
       </w:r>
     </w:p>
     <w:p/>
@@ -1353,7 +1273,7 @@
         <w:rPr>
           <w:color w:val="1F497D"/>
         </w:rPr>
-        <w:t>2.0.1 指标来源说明（Rationale Sources）</w:t>
+        <w:t>指标来源说明（Rationale Sources）</w:t>
       </w:r>
     </w:p>
     <w:p/>
@@ -1454,7 +1374,7 @@
               <w:rPr>
                 <w:sz w:val="18"/>
               </w:rPr>
-              <w:t>ITU-T P.862 PESQ / P.863 POLQA / G.168 AEC / AISHELL-2 ASR 评测集 / SDS-MOS 主观评测 / NIST OpenSAT 等公开标准与基准</w:t>
+              <w:t>ITU-T P.862 PESQ / P.863 POLQA / G.168 AEC / AISHELL-2 ASR 评测集 / ITU-T P.800 MOS / NIST OpenSAT 等公开标准与基准</w:t>
             </w:r>
           </w:p>
         </w:tc>
@@ -1577,7 +1497,7 @@
               <w:rPr>
                 <w:sz w:val="18"/>
               </w:rPr>
-              <w:t>例：30 fps 视觉单帧周期 33.3 ms（声视同步上限）；10·log₁₀(N) 阵列增益理论上限；ARM A78 单核单帧推理时间；车规元器件温度循环要求等</w:t>
+              <w:t>例：30 fps 视觉单帧周期 33.3 ms（声视同步上限）；10·log₁₀(N) 阵列增益理论上限；ARM A78 单核单帧推理时间等</w:t>
             </w:r>
           </w:p>
         </w:tc>
@@ -1608,6 +1528,12 @@
     </w:p>
     <w:p/>
     <w:p>
+      <w:r>
+        <w:t>────────────────────────────────────────────────────────────</w:t>
+      </w:r>
+    </w:p>
+    <w:p/>
+    <w:p>
       <w:pPr>
         <w:pStyle w:val="Heading3"/>
       </w:pPr>
@@ -1615,7 +1541,7 @@
         <w:rPr>
           <w:color w:val="1F497D"/>
         </w:rPr>
-        <w:t>2.1 纯声学前端信号处理——核心指标基线</w:t>
+        <w:t>2.1 纯声学前端</w:t>
       </w:r>
     </w:p>
     <w:p/>
@@ -1626,15 +1552,16 @@
         <w:tblLook w:firstColumn="1" w:firstRow="1" w:lastColumn="0" w:lastRow="0" w:noHBand="0" w:noVBand="1" w:val="04A0"/>
       </w:tblPr>
       <w:tblGrid>
-        <w:gridCol w:w="2210"/>
-        <w:gridCol w:w="2210"/>
-        <w:gridCol w:w="2210"/>
-        <w:gridCol w:w="2210"/>
+        <w:gridCol w:w="1768"/>
+        <w:gridCol w:w="1768"/>
+        <w:gridCol w:w="1768"/>
+        <w:gridCol w:w="1768"/>
+        <w:gridCol w:w="1768"/>
       </w:tblGrid>
       <w:tr>
         <w:tc>
           <w:tcPr>
-            <w:tcW w:type="dxa" w:w="2210"/>
+            <w:tcW w:type="dxa" w:w="1768"/>
           </w:tcPr>
           <w:p>
             <w:r>
@@ -1648,7 +1575,7 @@
         </w:tc>
         <w:tc>
           <w:tcPr>
-            <w:tcW w:type="dxa" w:w="2210"/>
+            <w:tcW w:type="dxa" w:w="1768"/>
           </w:tcPr>
           <w:p>
             <w:r>
@@ -1656,13 +1583,13 @@
                 <w:b/>
                 <w:sz w:val="18"/>
               </w:rPr>
-              <w:t>核心指标</w:t>
-            </w:r>
-          </w:p>
-        </w:tc>
-        <w:tc>
-          <w:tcPr>
-            <w:tcW w:type="dxa" w:w="2210"/>
+              <w:t>指标</w:t>
+            </w:r>
+          </w:p>
+        </w:tc>
+        <w:tc>
+          <w:tcPr>
+            <w:tcW w:type="dxa" w:w="1768"/>
           </w:tcPr>
           <w:p>
             <w:r>
@@ -1670,13 +1597,27 @@
                 <w:b/>
                 <w:sz w:val="18"/>
               </w:rPr>
-              <w:t>目标值</w:t>
-            </w:r>
-          </w:p>
-        </w:tc>
-        <w:tc>
-          <w:tcPr>
-            <w:tcW w:type="dxa" w:w="2210"/>
+              <w:t>shall</w:t>
+            </w:r>
+          </w:p>
+        </w:tc>
+        <w:tc>
+          <w:tcPr>
+            <w:tcW w:type="dxa" w:w="1768"/>
+          </w:tcPr>
+          <w:p>
+            <w:r>
+              <w:rPr>
+                <w:b/>
+                <w:sz w:val="18"/>
+              </w:rPr>
+              <w:t>should</w:t>
+            </w:r>
+          </w:p>
+        </w:tc>
+        <w:tc>
+          <w:tcPr>
+            <w:tcW w:type="dxa" w:w="1768"/>
           </w:tcPr>
           <w:p>
             <w:r>
@@ -1692,33 +1633,33 @@
       <w:tr>
         <w:tc>
           <w:tcPr>
-            <w:tcW w:type="dxa" w:w="2210"/>
-          </w:tcPr>
-          <w:p>
-            <w:r>
-              <w:rPr>
-                <w:sz w:val="18"/>
-              </w:rPr>
-              <w:t>回声消除（AEC）</w:t>
-            </w:r>
-          </w:p>
-        </w:tc>
-        <w:tc>
-          <w:tcPr>
-            <w:tcW w:type="dxa" w:w="2210"/>
-          </w:tcPr>
-          <w:p>
-            <w:r>
-              <w:rPr>
-                <w:sz w:val="18"/>
-              </w:rPr>
-              <w:t>回声抑制量（ERLE）</w:t>
-            </w:r>
-          </w:p>
-        </w:tc>
-        <w:tc>
-          <w:tcPr>
-            <w:tcW w:type="dxa" w:w="2210"/>
+            <w:tcW w:type="dxa" w:w="1768"/>
+          </w:tcPr>
+          <w:p>
+            <w:r>
+              <w:rPr>
+                <w:sz w:val="18"/>
+              </w:rPr>
+              <w:t>回声消除 AEC</w:t>
+            </w:r>
+          </w:p>
+        </w:tc>
+        <w:tc>
+          <w:tcPr>
+            <w:tcW w:type="dxa" w:w="1768"/>
+          </w:tcPr>
+          <w:p>
+            <w:r>
+              <w:rPr>
+                <w:sz w:val="18"/>
+              </w:rPr>
+              <w:t>回声抑制量 ERLE</w:t>
+            </w:r>
+          </w:p>
+        </w:tc>
+        <w:tc>
+          <w:tcPr>
+            <w:tcW w:type="dxa" w:w="1768"/>
           </w:tcPr>
           <w:p>
             <w:r>
@@ -1731,14 +1672,27 @@
         </w:tc>
         <w:tc>
           <w:tcPr>
-            <w:tcW w:type="dxa" w:w="2210"/>
-          </w:tcPr>
-          <w:p>
-            <w:r>
-              <w:rPr>
-                <w:sz w:val="18"/>
-              </w:rPr>
-              <w:t>TTS播放90dBSPL，1m距离，无运动</w:t>
+            <w:tcW w:type="dxa" w:w="1768"/>
+          </w:tcPr>
+          <w:p>
+            <w:r>
+              <w:rPr>
+                <w:sz w:val="18"/>
+              </w:rPr>
+              <w:t>≥ 35 dB</w:t>
+            </w:r>
+          </w:p>
+        </w:tc>
+        <w:tc>
+          <w:tcPr>
+            <w:tcW w:type="dxa" w:w="1768"/>
+          </w:tcPr>
+          <w:p>
+            <w:r>
+              <w:rPr>
+                <w:sz w:val="18"/>
+              </w:rPr>
+              <w:t>TTS 播放 90 dBSPL，1 m 距离，机器人静止</w:t>
             </w:r>
           </w:p>
         </w:tc>
@@ -1746,20 +1700,20 @@
       <w:tr>
         <w:tc>
           <w:tcPr>
-            <w:tcW w:type="dxa" w:w="2210"/>
-          </w:tcPr>
-          <w:p>
-            <w:r>
-              <w:rPr>
-                <w:sz w:val="18"/>
-              </w:rPr>
-              <w:t>回声消除（AEC）</w:t>
-            </w:r>
-          </w:p>
-        </w:tc>
-        <w:tc>
-          <w:tcPr>
-            <w:tcW w:type="dxa" w:w="2210"/>
+            <w:tcW w:type="dxa" w:w="1768"/>
+          </w:tcPr>
+          <w:p>
+            <w:r>
+              <w:rPr>
+                <w:sz w:val="18"/>
+              </w:rPr>
+              <w:t>回声消除 AEC</w:t>
+            </w:r>
+          </w:p>
+        </w:tc>
+        <w:tc>
+          <w:tcPr>
+            <w:tcW w:type="dxa" w:w="1768"/>
           </w:tcPr>
           <w:p>
             <w:r>
@@ -1772,7 +1726,7 @@
         </w:tc>
         <w:tc>
           <w:tcPr>
-            <w:tcW w:type="dxa" w:w="2210"/>
+            <w:tcW w:type="dxa" w:w="1768"/>
           </w:tcPr>
           <w:p>
             <w:r>
@@ -1785,7 +1739,20 @@
         </w:tc>
         <w:tc>
           <w:tcPr>
-            <w:tcW w:type="dxa" w:w="2210"/>
+            <w:tcW w:type="dxa" w:w="1768"/>
+          </w:tcPr>
+          <w:p>
+            <w:r>
+              <w:rPr>
+                <w:sz w:val="18"/>
+              </w:rPr>
+              <w:t>≤ -45 dBFS</w:t>
+            </w:r>
+          </w:p>
+        </w:tc>
+        <w:tc>
+          <w:tcPr>
+            <w:tcW w:type="dxa" w:w="1768"/>
           </w:tcPr>
           <w:p>
             <w:r>
@@ -1800,33 +1767,33 @@
       <w:tr>
         <w:tc>
           <w:tcPr>
-            <w:tcW w:type="dxa" w:w="2210"/>
-          </w:tcPr>
-          <w:p>
-            <w:r>
-              <w:rPr>
-                <w:sz w:val="18"/>
-              </w:rPr>
-              <w:t>噪声抑制（NS）</w:t>
-            </w:r>
-          </w:p>
-        </w:tc>
-        <w:tc>
-          <w:tcPr>
-            <w:tcW w:type="dxa" w:w="2210"/>
-          </w:tcPr>
-          <w:p>
-            <w:r>
-              <w:rPr>
-                <w:sz w:val="18"/>
-              </w:rPr>
-              <w:t>SNR改善量</w:t>
-            </w:r>
-          </w:p>
-        </w:tc>
-        <w:tc>
-          <w:tcPr>
-            <w:tcW w:type="dxa" w:w="2210"/>
+            <w:tcW w:type="dxa" w:w="1768"/>
+          </w:tcPr>
+          <w:p>
+            <w:r>
+              <w:rPr>
+                <w:sz w:val="18"/>
+              </w:rPr>
+              <w:t>噪声抑制 NS</w:t>
+            </w:r>
+          </w:p>
+        </w:tc>
+        <w:tc>
+          <w:tcPr>
+            <w:tcW w:type="dxa" w:w="1768"/>
+          </w:tcPr>
+          <w:p>
+            <w:r>
+              <w:rPr>
+                <w:sz w:val="18"/>
+              </w:rPr>
+              <w:t>SNR 改善量</w:t>
+            </w:r>
+          </w:p>
+        </w:tc>
+        <w:tc>
+          <w:tcPr>
+            <w:tcW w:type="dxa" w:w="1768"/>
           </w:tcPr>
           <w:p>
             <w:r>
@@ -1839,14 +1806,27 @@
         </w:tc>
         <w:tc>
           <w:tcPr>
-            <w:tcW w:type="dxa" w:w="2210"/>
-          </w:tcPr>
-          <w:p>
-            <w:r>
-              <w:rPr>
-                <w:sz w:val="18"/>
-              </w:rPr>
-              <w:t>工厂噪声底噪65dBSPL叠加人声</w:t>
+            <w:tcW w:type="dxa" w:w="1768"/>
+          </w:tcPr>
+          <w:p>
+            <w:r>
+              <w:rPr>
+                <w:sz w:val="18"/>
+              </w:rPr>
+              <w:t>≥ 12 dB</w:t>
+            </w:r>
+          </w:p>
+        </w:tc>
+        <w:tc>
+          <w:tcPr>
+            <w:tcW w:type="dxa" w:w="1768"/>
+          </w:tcPr>
+          <w:p>
+            <w:r>
+              <w:rPr>
+                <w:sz w:val="18"/>
+              </w:rPr>
+              <w:t>§2 统一工况，65 dBA 语音叠加 50 dBA 噪声</w:t>
             </w:r>
           </w:p>
         </w:tc>
@@ -1854,33 +1834,33 @@
       <w:tr>
         <w:tc>
           <w:tcPr>
-            <w:tcW w:type="dxa" w:w="2210"/>
-          </w:tcPr>
-          <w:p>
-            <w:r>
-              <w:rPr>
-                <w:sz w:val="18"/>
-              </w:rPr>
-              <w:t>噪声抑制（NS）</w:t>
-            </w:r>
-          </w:p>
-        </w:tc>
-        <w:tc>
-          <w:tcPr>
-            <w:tcW w:type="dxa" w:w="2210"/>
-          </w:tcPr>
-          <w:p>
-            <w:r>
-              <w:rPr>
-                <w:sz w:val="18"/>
-              </w:rPr>
-              <w:t>语音失真度（DMOS）</w:t>
-            </w:r>
-          </w:p>
-        </w:tc>
-        <w:tc>
-          <w:tcPr>
-            <w:tcW w:type="dxa" w:w="2210"/>
+            <w:tcW w:type="dxa" w:w="1768"/>
+          </w:tcPr>
+          <w:p>
+            <w:r>
+              <w:rPr>
+                <w:sz w:val="18"/>
+              </w:rPr>
+              <w:t>噪声抑制 NS</w:t>
+            </w:r>
+          </w:p>
+        </w:tc>
+        <w:tc>
+          <w:tcPr>
+            <w:tcW w:type="dxa" w:w="1768"/>
+          </w:tcPr>
+          <w:p>
+            <w:r>
+              <w:rPr>
+                <w:sz w:val="18"/>
+              </w:rPr>
+              <w:t>语音失真 DMOS</w:t>
+            </w:r>
+          </w:p>
+        </w:tc>
+        <w:tc>
+          <w:tcPr>
+            <w:tcW w:type="dxa" w:w="1768"/>
           </w:tcPr>
           <w:p>
             <w:r>
@@ -1893,14 +1873,27 @@
         </w:tc>
         <w:tc>
           <w:tcPr>
-            <w:tcW w:type="dxa" w:w="2210"/>
-          </w:tcPr>
-          <w:p>
-            <w:r>
-              <w:rPr>
-                <w:sz w:val="18"/>
-              </w:rPr>
-              <w:t>MOS对比参考语音，5分制</w:t>
+            <w:tcW w:type="dxa" w:w="1768"/>
+          </w:tcPr>
+          <w:p>
+            <w:r>
+              <w:rPr>
+                <w:sz w:val="18"/>
+              </w:rPr>
+              <w:t>≤ 0.3 分</w:t>
+            </w:r>
+          </w:p>
+        </w:tc>
+        <w:tc>
+          <w:tcPr>
+            <w:tcW w:type="dxa" w:w="1768"/>
+          </w:tcPr>
+          <w:p>
+            <w:r>
+              <w:rPr>
+                <w:sz w:val="18"/>
+              </w:rPr>
+              <w:t>5 分制对参考语音盲测</w:t>
             </w:r>
           </w:p>
         </w:tc>
@@ -1908,20 +1901,20 @@
       <w:tr>
         <w:tc>
           <w:tcPr>
-            <w:tcW w:type="dxa" w:w="2210"/>
-          </w:tcPr>
-          <w:p>
-            <w:r>
-              <w:rPr>
-                <w:sz w:val="18"/>
-              </w:rPr>
-              <w:t>噪声抑制（NS）</w:t>
-            </w:r>
-          </w:p>
-        </w:tc>
-        <w:tc>
-          <w:tcPr>
-            <w:tcW w:type="dxa" w:w="2210"/>
+            <w:tcW w:type="dxa" w:w="1768"/>
+          </w:tcPr>
+          <w:p>
+            <w:r>
+              <w:rPr>
+                <w:sz w:val="18"/>
+              </w:rPr>
+              <w:t>噪声抑制 NS</w:t>
+            </w:r>
+          </w:p>
+        </w:tc>
+        <w:tc>
+          <w:tcPr>
+            <w:tcW w:type="dxa" w:w="1768"/>
           </w:tcPr>
           <w:p>
             <w:r>
@@ -1934,7 +1927,7 @@
         </w:tc>
         <w:tc>
           <w:tcPr>
-            <w:tcW w:type="dxa" w:w="2210"/>
+            <w:tcW w:type="dxa" w:w="1768"/>
           </w:tcPr>
           <w:p>
             <w:r>
@@ -1947,14 +1940,27 @@
         </w:tc>
         <w:tc>
           <w:tcPr>
-            <w:tcW w:type="dxa" w:w="2210"/>
-          </w:tcPr>
-          <w:p>
-            <w:r>
-              <w:rPr>
-                <w:sz w:val="18"/>
-              </w:rPr>
-              <w:t>墨甲电机全速运转，麦克风距电机30cm（评测基准距离；实机部署按实际安装距离复测，按6dB/倍距折算）</w:t>
+            <w:tcW w:type="dxa" w:w="1768"/>
+          </w:tcPr>
+          <w:p>
+            <w:r>
+              <w:rPr>
+                <w:sz w:val="18"/>
+              </w:rPr>
+              <w:t>≥ 18 dB</w:t>
+            </w:r>
+          </w:p>
+        </w:tc>
+        <w:tc>
+          <w:tcPr>
+            <w:tcW w:type="dxa" w:w="1768"/>
+          </w:tcPr>
+          <w:p>
+            <w:r>
+              <w:rPr>
+                <w:sz w:val="18"/>
+              </w:rPr>
+              <w:t>墨甲电机全速运转，麦距 30 cm（评测基准；实机按实际安装距离复测，按 6 dB/倍距折算）</w:t>
             </w:r>
           </w:p>
         </w:tc>
@@ -1962,20 +1968,20 @@
       <w:tr>
         <w:tc>
           <w:tcPr>
-            <w:tcW w:type="dxa" w:w="2210"/>
-          </w:tcPr>
-          <w:p>
-            <w:r>
-              <w:rPr>
-                <w:sz w:val="18"/>
-              </w:rPr>
-              <w:t>增益控制（AGC）</w:t>
-            </w:r>
-          </w:p>
-        </w:tc>
-        <w:tc>
-          <w:tcPr>
-            <w:tcW w:type="dxa" w:w="2210"/>
+            <w:tcW w:type="dxa" w:w="1768"/>
+          </w:tcPr>
+          <w:p>
+            <w:r>
+              <w:rPr>
+                <w:sz w:val="18"/>
+              </w:rPr>
+              <w:t>自动增益 AGC</w:t>
+            </w:r>
+          </w:p>
+        </w:tc>
+        <w:tc>
+          <w:tcPr>
+            <w:tcW w:type="dxa" w:w="1768"/>
           </w:tcPr>
           <w:p>
             <w:r>
@@ -1988,7 +1994,7 @@
         </w:tc>
         <w:tc>
           <w:tcPr>
-            <w:tcW w:type="dxa" w:w="2210"/>
+            <w:tcW w:type="dxa" w:w="1768"/>
           </w:tcPr>
           <w:p>
             <w:r>
@@ -2001,14 +2007,27 @@
         </w:tc>
         <w:tc>
           <w:tcPr>
-            <w:tcW w:type="dxa" w:w="2210"/>
-          </w:tcPr>
-          <w:p>
-            <w:r>
-              <w:rPr>
-                <w:sz w:val="18"/>
-              </w:rPr>
-              <w:t>30cm~3m范围内说话人，正常音量</w:t>
+            <w:tcW w:type="dxa" w:w="1768"/>
+          </w:tcPr>
+          <w:p>
+            <w:r>
+              <w:rPr>
+                <w:sz w:val="18"/>
+              </w:rPr>
+              <w:t>-26 dBFS ± 2 dB</w:t>
+            </w:r>
+          </w:p>
+        </w:tc>
+        <w:tc>
+          <w:tcPr>
+            <w:tcW w:type="dxa" w:w="1768"/>
+          </w:tcPr>
+          <w:p>
+            <w:r>
+              <w:rPr>
+                <w:sz w:val="18"/>
+              </w:rPr>
+              <w:t>30 cm – 3 m 范围说话人，正常音量</w:t>
             </w:r>
           </w:p>
         </w:tc>
@@ -2016,20 +2035,20 @@
       <w:tr>
         <w:tc>
           <w:tcPr>
-            <w:tcW w:type="dxa" w:w="2210"/>
-          </w:tcPr>
-          <w:p>
-            <w:r>
-              <w:rPr>
-                <w:sz w:val="18"/>
-              </w:rPr>
-              <w:t>波束成形（默认硬件）</w:t>
-            </w:r>
-          </w:p>
-        </w:tc>
-        <w:tc>
-          <w:tcPr>
-            <w:tcW w:type="dxa" w:w="2210"/>
+            <w:tcW w:type="dxa" w:w="1768"/>
+          </w:tcPr>
+          <w:p>
+            <w:r>
+              <w:rPr>
+                <w:sz w:val="18"/>
+              </w:rPr>
+              <w:t>波束成形（6 阵元圆阵）</w:t>
+            </w:r>
+          </w:p>
+        </w:tc>
+        <w:tc>
+          <w:tcPr>
+            <w:tcW w:type="dxa" w:w="1768"/>
           </w:tcPr>
           <w:p>
             <w:r>
@@ -2042,27 +2061,40 @@
         </w:tc>
         <w:tc>
           <w:tcPr>
-            <w:tcW w:type="dxa" w:w="2210"/>
-          </w:tcPr>
-          <w:p>
-            <w:r>
-              <w:rPr>
-                <w:sz w:val="18"/>
-              </w:rPr>
-              <w:t>≥ 6 dB（**6阵元圆阵**，与§3.2默认硬件对齐）</w:t>
-            </w:r>
-          </w:p>
-        </w:tc>
-        <w:tc>
-          <w:tcPr>
-            <w:tcW w:type="dxa" w:w="2210"/>
-          </w:tcPr>
-          <w:p>
-            <w:r>
-              <w:rPr>
-                <w:sz w:val="18"/>
-              </w:rPr>
-              <w:t>目标方向0°，旁瓣90°，远场弥散噪声</w:t>
+            <w:tcW w:type="dxa" w:w="1768"/>
+          </w:tcPr>
+          <w:p>
+            <w:r>
+              <w:rPr>
+                <w:sz w:val="18"/>
+              </w:rPr>
+              <w:t>≥ 6 dB</w:t>
+            </w:r>
+          </w:p>
+        </w:tc>
+        <w:tc>
+          <w:tcPr>
+            <w:tcW w:type="dxa" w:w="1768"/>
+          </w:tcPr>
+          <w:p>
+            <w:r>
+              <w:rPr>
+                <w:sz w:val="18"/>
+              </w:rPr>
+              <w:t>≥ 8 dB</w:t>
+            </w:r>
+          </w:p>
+        </w:tc>
+        <w:tc>
+          <w:tcPr>
+            <w:tcW w:type="dxa" w:w="1768"/>
+          </w:tcPr>
+          <w:p>
+            <w:r>
+              <w:rPr>
+                <w:sz w:val="18"/>
+              </w:rPr>
+              <w:t>目标 0°，旁瓣 90°，远场弥散噪声</w:t>
             </w:r>
           </w:p>
         </w:tc>
@@ -2070,20 +2102,20 @@
       <w:tr>
         <w:tc>
           <w:tcPr>
-            <w:tcW w:type="dxa" w:w="2210"/>
-          </w:tcPr>
-          <w:p>
-            <w:r>
-              <w:rPr>
-                <w:sz w:val="18"/>
-              </w:rPr>
-              <w:t>波束成形（降级硬件）</w:t>
-            </w:r>
-          </w:p>
-        </w:tc>
-        <w:tc>
-          <w:tcPr>
-            <w:tcW w:type="dxa" w:w="2210"/>
+            <w:tcW w:type="dxa" w:w="1768"/>
+          </w:tcPr>
+          <w:p>
+            <w:r>
+              <w:rPr>
+                <w:sz w:val="18"/>
+              </w:rPr>
+              <w:t>波束成形（4 阵元线阵，降级硬件）</w:t>
+            </w:r>
+          </w:p>
+        </w:tc>
+        <w:tc>
+          <w:tcPr>
+            <w:tcW w:type="dxa" w:w="1768"/>
           </w:tcPr>
           <w:p>
             <w:r>
@@ -2096,27 +2128,40 @@
         </w:tc>
         <w:tc>
           <w:tcPr>
-            <w:tcW w:type="dxa" w:w="2210"/>
-          </w:tcPr>
-          <w:p>
-            <w:r>
-              <w:rPr>
-                <w:sz w:val="18"/>
-              </w:rPr>
-              <w:t>≥ 4 dB（**4阵元线阵**，4元理论上限6dB，工程值留余量）</w:t>
-            </w:r>
-          </w:p>
-        </w:tc>
-        <w:tc>
-          <w:tcPr>
-            <w:tcW w:type="dxa" w:w="2210"/>
-          </w:tcPr>
-          <w:p>
-            <w:r>
-              <w:rPr>
-                <w:sz w:val="18"/>
-              </w:rPr>
-              <w:t>目标方向0°，旁瓣90°，远场弥散噪声</w:t>
+            <w:tcW w:type="dxa" w:w="1768"/>
+          </w:tcPr>
+          <w:p>
+            <w:r>
+              <w:rPr>
+                <w:sz w:val="18"/>
+              </w:rPr>
+              <w:t>≥ 4 dB</w:t>
+            </w:r>
+          </w:p>
+        </w:tc>
+        <w:tc>
+          <w:tcPr>
+            <w:tcW w:type="dxa" w:w="1768"/>
+          </w:tcPr>
+          <w:p>
+            <w:r>
+              <w:rPr>
+                <w:sz w:val="18"/>
+              </w:rPr>
+              <w:t>≥ 5 dB</w:t>
+            </w:r>
+          </w:p>
+        </w:tc>
+        <w:tc>
+          <w:tcPr>
+            <w:tcW w:type="dxa" w:w="1768"/>
+          </w:tcPr>
+          <w:p>
+            <w:r>
+              <w:rPr>
+                <w:sz w:val="18"/>
+              </w:rPr>
+              <w:t>同上；4 元理论上限 6 dB，工程留余量</w:t>
             </w:r>
           </w:p>
         </w:tc>
@@ -2124,33 +2169,33 @@
       <w:tr>
         <w:tc>
           <w:tcPr>
-            <w:tcW w:type="dxa" w:w="2210"/>
-          </w:tcPr>
-          <w:p>
-            <w:r>
-              <w:rPr>
-                <w:sz w:val="18"/>
-              </w:rPr>
-              <w:t>整体处理时延</w:t>
-            </w:r>
-          </w:p>
-        </w:tc>
-        <w:tc>
-          <w:tcPr>
-            <w:tcW w:type="dxa" w:w="2210"/>
-          </w:tcPr>
-          <w:p>
-            <w:r>
-              <w:rPr>
-                <w:sz w:val="18"/>
-              </w:rPr>
-              <w:t>算法延迟</w:t>
-            </w:r>
-          </w:p>
-        </w:tc>
-        <w:tc>
-          <w:tcPr>
-            <w:tcW w:type="dxa" w:w="2210"/>
+            <w:tcW w:type="dxa" w:w="1768"/>
+          </w:tcPr>
+          <w:p>
+            <w:r>
+              <w:rPr>
+                <w:sz w:val="18"/>
+              </w:rPr>
+              <w:t>处理时延</w:t>
+            </w:r>
+          </w:p>
+        </w:tc>
+        <w:tc>
+          <w:tcPr>
+            <w:tcW w:type="dxa" w:w="1768"/>
+          </w:tcPr>
+          <w:p>
+            <w:r>
+              <w:rPr>
+                <w:sz w:val="18"/>
+              </w:rPr>
+              <w:t>算法总延迟</w:t>
+            </w:r>
+          </w:p>
+        </w:tc>
+        <w:tc>
+          <w:tcPr>
+            <w:tcW w:type="dxa" w:w="1768"/>
           </w:tcPr>
           <w:p>
             <w:r>
@@ -2163,14 +2208,27 @@
         </w:tc>
         <w:tc>
           <w:tcPr>
-            <w:tcW w:type="dxa" w:w="2210"/>
-          </w:tcPr>
-          <w:p>
-            <w:r>
-              <w:rPr>
-                <w:sz w:val="18"/>
-              </w:rPr>
-              <w:t>16kHz单帧处理，ARM Cortex-A78</w:t>
+            <w:tcW w:type="dxa" w:w="1768"/>
+          </w:tcPr>
+          <w:p>
+            <w:r>
+              <w:rPr>
+                <w:sz w:val="18"/>
+              </w:rPr>
+              <w:t>≤ 20 ms</w:t>
+            </w:r>
+          </w:p>
+        </w:tc>
+        <w:tc>
+          <w:tcPr>
+            <w:tcW w:type="dxa" w:w="1768"/>
+          </w:tcPr>
+          <w:p>
+            <w:r>
+              <w:rPr>
+                <w:sz w:val="18"/>
+              </w:rPr>
+              <w:t>16 kHz 单帧处理，ARM Cortex-A78 单核</w:t>
             </w:r>
           </w:p>
         </w:tc>
@@ -2186,8 +2244,14 @@
         </w:rPr>
         <w:t>指标依据</w:t>
       </w:r>
+      <w:r/>
+    </w:p>
+    <w:p>
+      <w:pPr>
+        <w:pStyle w:val="ListBullet"/>
+      </w:pPr>
       <w:r>
-        <w:t>：</w:t>
+        <w:t>AEC ERLE ≥ 30 dB：[S1] ITU-T G.168 中等量级回声消除标准；[S2] 国内主流声学厂商（声智/讯飞）1 m 距离实测 30-40 dB</w:t>
       </w:r>
     </w:p>
     <w:p>
@@ -2195,7 +2259,7 @@
         <w:pStyle w:val="ListBullet"/>
       </w:pPr>
       <w:r>
-        <w:t>AEC ERLE ≥ 30 dB：[S1] ITU-T G.168 中等量级回声消除标准 ≥ 30 dB；[S2] 国内主流声学厂商（声智 / 讯飞）在 1 m 距离实测稳定区间 30-40 dB</w:t>
+        <w:t>NS SNR 改善 ≥ 10 dB：[S1] ITU-T P.835；[S2] 国内主流方案在 50 dBA 底噪下产品级实测 8-12 dB</w:t>
       </w:r>
     </w:p>
     <w:p>
@@ -2203,7 +2267,7 @@
         <w:pStyle w:val="ListBullet"/>
       </w:pPr>
       <w:r>
-        <w:t>NS SNR 改善 ≥ 10 dB：[S1] ITU-T P.835 噪声抑制评测；[S2] 国内主流方案在 65 dBA 底噪下产品级实测 8-12 dB</w:t>
+        <w:t>结构噪声抑制 ≥ 15 dB：[S2] 声智/讯飞机器人/车载客户案例；[S4] 关节电机谐波集中在 200-2000 Hz，可用窄带 NS 重点抑制</w:t>
       </w:r>
     </w:p>
     <w:p>
@@ -2211,7 +2275,7 @@
         <w:pStyle w:val="ListBullet"/>
       </w:pPr>
       <w:r>
-        <w:t>结构噪声抑制 ≥ 15 dB：[S2] 声智/讯飞机器人/车载客户案例实测；[S4] 关节电机谐波集中在 200-2000 Hz，可用窄带 NS 重点抑制</w:t>
+        <w:t>AGC -26 dBFS：[S1] 移动设备语音上传通用归一化目标（YouTube / WebRTC / Microsoft Speech 一致）</w:t>
       </w:r>
     </w:p>
     <w:p>
@@ -2219,15 +2283,7 @@
         <w:pStyle w:val="ListBullet"/>
       </w:pPr>
       <w:r>
-        <w:t>AGC 输出电平 -26 dBFS：[S1] 移动设备语音上传通用归一化目标（YouTube / WebRTC / Microsoft Speech 一致）</w:t>
-      </w:r>
-    </w:p>
-    <w:p>
-      <w:pPr>
-        <w:pStyle w:val="ListBullet"/>
-      </w:pPr>
-      <w:r>
-        <w:t>波束成形增益：[S4] 远场弥散噪声下阵列增益理论上限 = 10·log₁₀(N)，6 阵元 7.8 dB / 4 阵元 6.0 dB；工程留 1-2 dB 余量</w:t>
+        <w:t>波束成形增益：[S4] 远场弥散噪声下阵列增益理论上限 = 10·log₁₀(N)，6 元 7.8 dB / 4 元 6.0 dB，工程留 1-2 dB 余量</w:t>
       </w:r>
     </w:p>
     <w:p>
@@ -2240,6 +2296,12 @@
     </w:p>
     <w:p/>
     <w:p>
+      <w:r>
+        <w:t>────────────────────────────────────────────────────────────</w:t>
+      </w:r>
+    </w:p>
+    <w:p/>
+    <w:p>
       <w:pPr>
         <w:pStyle w:val="Heading3"/>
       </w:pPr>
@@ -2247,7 +2309,7 @@
         <w:rPr>
           <w:color w:val="1F497D"/>
         </w:rPr>
-        <w:t>2.2 多模态前端信号处理——核心指标基线</w:t>
+        <w:t>2.2 多模态前端</w:t>
       </w:r>
     </w:p>
     <w:p/>
@@ -2258,15 +2320,16 @@
         <w:tblLook w:firstColumn="1" w:firstRow="1" w:lastColumn="0" w:lastRow="0" w:noHBand="0" w:noVBand="1" w:val="04A0"/>
       </w:tblPr>
       <w:tblGrid>
-        <w:gridCol w:w="2210"/>
-        <w:gridCol w:w="2210"/>
-        <w:gridCol w:w="2210"/>
-        <w:gridCol w:w="2210"/>
+        <w:gridCol w:w="1768"/>
+        <w:gridCol w:w="1768"/>
+        <w:gridCol w:w="1768"/>
+        <w:gridCol w:w="1768"/>
+        <w:gridCol w:w="1768"/>
       </w:tblGrid>
       <w:tr>
         <w:tc>
           <w:tcPr>
-            <w:tcW w:type="dxa" w:w="2210"/>
+            <w:tcW w:type="dxa" w:w="1768"/>
           </w:tcPr>
           <w:p>
             <w:r>
@@ -2280,7 +2343,7 @@
         </w:tc>
         <w:tc>
           <w:tcPr>
-            <w:tcW w:type="dxa" w:w="2210"/>
+            <w:tcW w:type="dxa" w:w="1768"/>
           </w:tcPr>
           <w:p>
             <w:r>
@@ -2288,13 +2351,13 @@
                 <w:b/>
                 <w:sz w:val="18"/>
               </w:rPr>
-              <w:t>核心指标</w:t>
-            </w:r>
-          </w:p>
-        </w:tc>
-        <w:tc>
-          <w:tcPr>
-            <w:tcW w:type="dxa" w:w="2210"/>
+              <w:t>指标</w:t>
+            </w:r>
+          </w:p>
+        </w:tc>
+        <w:tc>
+          <w:tcPr>
+            <w:tcW w:type="dxa" w:w="1768"/>
           </w:tcPr>
           <w:p>
             <w:r>
@@ -2302,13 +2365,27 @@
                 <w:b/>
                 <w:sz w:val="18"/>
               </w:rPr>
-              <w:t>目标值</w:t>
-            </w:r>
-          </w:p>
-        </w:tc>
-        <w:tc>
-          <w:tcPr>
-            <w:tcW w:type="dxa" w:w="2210"/>
+              <w:t>shall</w:t>
+            </w:r>
+          </w:p>
+        </w:tc>
+        <w:tc>
+          <w:tcPr>
+            <w:tcW w:type="dxa" w:w="1768"/>
+          </w:tcPr>
+          <w:p>
+            <w:r>
+              <w:rPr>
+                <w:b/>
+                <w:sz w:val="18"/>
+              </w:rPr>
+              <w:t>should</w:t>
+            </w:r>
+          </w:p>
+        </w:tc>
+        <w:tc>
+          <w:tcPr>
+            <w:tcW w:type="dxa" w:w="1768"/>
           </w:tcPr>
           <w:p>
             <w:r>
@@ -2324,53 +2401,66 @@
       <w:tr>
         <w:tc>
           <w:tcPr>
-            <w:tcW w:type="dxa" w:w="2210"/>
-          </w:tcPr>
-          <w:p>
-            <w:r>
-              <w:rPr>
-                <w:sz w:val="18"/>
-              </w:rPr>
-              <w:t>声源定向（DOA）</w:t>
-            </w:r>
-          </w:p>
-        </w:tc>
-        <w:tc>
-          <w:tcPr>
-            <w:tcW w:type="dxa" w:w="2210"/>
-          </w:tcPr>
-          <w:p>
-            <w:r>
-              <w:rPr>
-                <w:sz w:val="18"/>
-              </w:rPr>
-              <w:t>方位角误差</w:t>
-            </w:r>
-          </w:p>
-        </w:tc>
-        <w:tc>
-          <w:tcPr>
-            <w:tcW w:type="dxa" w:w="2210"/>
-          </w:tcPr>
-          <w:p>
-            <w:r>
-              <w:rPr>
-                <w:sz w:val="18"/>
-              </w:rPr>
-              <w:t>≤ 15°（P90）</w:t>
-            </w:r>
-          </w:p>
-        </w:tc>
-        <w:tc>
-          <w:tcPr>
-            <w:tcW w:type="dxa" w:w="2210"/>
-          </w:tcPr>
-          <w:p>
-            <w:r>
-              <w:rPr>
-                <w:sz w:val="18"/>
-              </w:rPr>
-              <w:t>水平±90°范围，1~3m，安静环境</w:t>
+            <w:tcW w:type="dxa" w:w="1768"/>
+          </w:tcPr>
+          <w:p>
+            <w:r>
+              <w:rPr>
+                <w:sz w:val="18"/>
+              </w:rPr>
+              <w:t>声源定向 DOA</w:t>
+            </w:r>
+          </w:p>
+        </w:tc>
+        <w:tc>
+          <w:tcPr>
+            <w:tcW w:type="dxa" w:w="1768"/>
+          </w:tcPr>
+          <w:p>
+            <w:r>
+              <w:rPr>
+                <w:sz w:val="18"/>
+              </w:rPr>
+              <w:t>方位角误差 P90</w:t>
+            </w:r>
+          </w:p>
+        </w:tc>
+        <w:tc>
+          <w:tcPr>
+            <w:tcW w:type="dxa" w:w="1768"/>
+          </w:tcPr>
+          <w:p>
+            <w:r>
+              <w:rPr>
+                <w:sz w:val="18"/>
+              </w:rPr>
+              <w:t>≤ 15°</w:t>
+            </w:r>
+          </w:p>
+        </w:tc>
+        <w:tc>
+          <w:tcPr>
+            <w:tcW w:type="dxa" w:w="1768"/>
+          </w:tcPr>
+          <w:p>
+            <w:r>
+              <w:rPr>
+                <w:sz w:val="18"/>
+              </w:rPr>
+              <w:t>≤ 10°</w:t>
+            </w:r>
+          </w:p>
+        </w:tc>
+        <w:tc>
+          <w:tcPr>
+            <w:tcW w:type="dxa" w:w="1768"/>
+          </w:tcPr>
+          <w:p>
+            <w:r>
+              <w:rPr>
+                <w:sz w:val="18"/>
+              </w:rPr>
+              <w:t>水平 ±90° 范围，1-3 m，§2 统一工况</w:t>
             </w:r>
           </w:p>
         </w:tc>
@@ -2378,33 +2468,33 @@
       <w:tr>
         <w:tc>
           <w:tcPr>
-            <w:tcW w:type="dxa" w:w="2210"/>
-          </w:tcPr>
-          <w:p>
-            <w:r>
-              <w:rPr>
-                <w:sz w:val="18"/>
-              </w:rPr>
-              <w:t>声视融合锁定</w:t>
-            </w:r>
-          </w:p>
-        </w:tc>
-        <w:tc>
-          <w:tcPr>
-            <w:tcW w:type="dxa" w:w="2210"/>
-          </w:tcPr>
-          <w:p>
-            <w:r>
-              <w:rPr>
-                <w:sz w:val="18"/>
-              </w:rPr>
-              <w:t>说话人正确锁定率</w:t>
-            </w:r>
-          </w:p>
-        </w:tc>
-        <w:tc>
-          <w:tcPr>
-            <w:tcW w:type="dxa" w:w="2210"/>
+            <w:tcW w:type="dxa" w:w="1768"/>
+          </w:tcPr>
+          <w:p>
+            <w:r>
+              <w:rPr>
+                <w:sz w:val="18"/>
+              </w:rPr>
+              <w:t>目标说话人选择（单人场景）</w:t>
+            </w:r>
+          </w:p>
+        </w:tc>
+        <w:tc>
+          <w:tcPr>
+            <w:tcW w:type="dxa" w:w="1768"/>
+          </w:tcPr>
+          <w:p>
+            <w:r>
+              <w:rPr>
+                <w:sz w:val="18"/>
+              </w:rPr>
+              <w:t>正确选择率</w:t>
+            </w:r>
+          </w:p>
+        </w:tc>
+        <w:tc>
+          <w:tcPr>
+            <w:tcW w:type="dxa" w:w="1768"/>
           </w:tcPr>
           <w:p>
             <w:r>
@@ -2417,14 +2507,27 @@
         </w:tc>
         <w:tc>
           <w:tcPr>
-            <w:tcW w:type="dxa" w:w="2210"/>
-          </w:tcPr>
-          <w:p>
-            <w:r>
-              <w:rPr>
-                <w:sz w:val="18"/>
-              </w:rPr>
-              <w:t>单说话人，1~3m，正面180°</w:t>
+            <w:tcW w:type="dxa" w:w="1768"/>
+          </w:tcPr>
+          <w:p>
+            <w:r>
+              <w:rPr>
+                <w:sz w:val="18"/>
+              </w:rPr>
+              <w:t>≥ 96%</w:t>
+            </w:r>
+          </w:p>
+        </w:tc>
+        <w:tc>
+          <w:tcPr>
+            <w:tcW w:type="dxa" w:w="1768"/>
+          </w:tcPr>
+          <w:p>
+            <w:r>
+              <w:rPr>
+                <w:sz w:val="18"/>
+              </w:rPr>
+              <w:t>单说话人，1-3 m，正面 180°</w:t>
             </w:r>
           </w:p>
         </w:tc>
@@ -2432,33 +2535,33 @@
       <w:tr>
         <w:tc>
           <w:tcPr>
-            <w:tcW w:type="dxa" w:w="2210"/>
-          </w:tcPr>
-          <w:p>
-            <w:r>
-              <w:rPr>
-                <w:sz w:val="18"/>
-              </w:rPr>
-              <w:t>多人仲裁</w:t>
-            </w:r>
-          </w:p>
-        </w:tc>
-        <w:tc>
-          <w:tcPr>
-            <w:tcW w:type="dxa" w:w="2210"/>
-          </w:tcPr>
-          <w:p>
-            <w:r>
-              <w:rPr>
-                <w:sz w:val="18"/>
-              </w:rPr>
-              <w:t>目标说话人正确选择率</w:t>
-            </w:r>
-          </w:p>
-        </w:tc>
-        <w:tc>
-          <w:tcPr>
-            <w:tcW w:type="dxa" w:w="2210"/>
+            <w:tcW w:type="dxa" w:w="1768"/>
+          </w:tcPr>
+          <w:p>
+            <w:r>
+              <w:rPr>
+                <w:sz w:val="18"/>
+              </w:rPr>
+              <w:t>目标说话人选择（2 人场景）</w:t>
+            </w:r>
+          </w:p>
+        </w:tc>
+        <w:tc>
+          <w:tcPr>
+            <w:tcW w:type="dxa" w:w="1768"/>
+          </w:tcPr>
+          <w:p>
+            <w:r>
+              <w:rPr>
+                <w:sz w:val="18"/>
+              </w:rPr>
+              <w:t>正确选择率</w:t>
+            </w:r>
+          </w:p>
+        </w:tc>
+        <w:tc>
+          <w:tcPr>
+            <w:tcW w:type="dxa" w:w="1768"/>
           </w:tcPr>
           <w:p>
             <w:r>
@@ -2471,14 +2574,27 @@
         </w:tc>
         <w:tc>
           <w:tcPr>
-            <w:tcW w:type="dxa" w:w="2210"/>
-          </w:tcPr>
-          <w:p>
-            <w:r>
-              <w:rPr>
-                <w:sz w:val="18"/>
-              </w:rPr>
-              <w:t>2人同时发言，距离差≥0.5m</w:t>
+            <w:tcW w:type="dxa" w:w="1768"/>
+          </w:tcPr>
+          <w:p>
+            <w:r>
+              <w:rPr>
+                <w:sz w:val="18"/>
+              </w:rPr>
+              <w:t>≥ 92%</w:t>
+            </w:r>
+          </w:p>
+        </w:tc>
+        <w:tc>
+          <w:tcPr>
+            <w:tcW w:type="dxa" w:w="1768"/>
+          </w:tcPr>
+          <w:p>
+            <w:r>
+              <w:rPr>
+                <w:sz w:val="18"/>
+              </w:rPr>
+              <w:t>2 人同时发言，距离差 ≥ 0.5 m</w:t>
             </w:r>
           </w:p>
         </w:tc>
@@ -2486,20 +2602,20 @@
       <w:tr>
         <w:tc>
           <w:tcPr>
-            <w:tcW w:type="dxa" w:w="2210"/>
-          </w:tcPr>
-          <w:p>
-            <w:r>
-              <w:rPr>
-                <w:sz w:val="18"/>
-              </w:rPr>
-              <w:t>声视时间对齐误差</w:t>
-            </w:r>
-          </w:p>
-        </w:tc>
-        <w:tc>
-          <w:tcPr>
-            <w:tcW w:type="dxa" w:w="2210"/>
+            <w:tcW w:type="dxa" w:w="1768"/>
+          </w:tcPr>
+          <w:p>
+            <w:r>
+              <w:rPr>
+                <w:sz w:val="18"/>
+              </w:rPr>
+              <w:t>声视时间对齐</w:t>
+            </w:r>
+          </w:p>
+        </w:tc>
+        <w:tc>
+          <w:tcPr>
+            <w:tcW w:type="dxa" w:w="1768"/>
           </w:tcPr>
           <w:p>
             <w:r>
@@ -2512,7 +2628,7 @@
         </w:tc>
         <w:tc>
           <w:tcPr>
-            <w:tcW w:type="dxa" w:w="2210"/>
+            <w:tcW w:type="dxa" w:w="1768"/>
           </w:tcPr>
           <w:p>
             <w:r>
@@ -2525,14 +2641,27 @@
         </w:tc>
         <w:tc>
           <w:tcPr>
-            <w:tcW w:type="dxa" w:w="2210"/>
-          </w:tcPr>
-          <w:p>
-            <w:r>
-              <w:rPr>
-                <w:sz w:val="18"/>
-              </w:rPr>
-              <w:t>视觉30fps，声学16kHz，纯软件时间戳同步（1帧周期同量级）</w:t>
+            <w:tcW w:type="dxa" w:w="1768"/>
+          </w:tcPr>
+          <w:p>
+            <w:r>
+              <w:rPr>
+                <w:sz w:val="18"/>
+              </w:rPr>
+              <w:t>≤ 20 ms</w:t>
+            </w:r>
+          </w:p>
+        </w:tc>
+        <w:tc>
+          <w:tcPr>
+            <w:tcW w:type="dxa" w:w="1768"/>
+          </w:tcPr>
+          <w:p>
+            <w:r>
+              <w:rPr>
+                <w:sz w:val="18"/>
+              </w:rPr>
+              <w:t>视觉 30 fps，声学 16 kHz；should 需硬件 PTP</w:t>
             </w:r>
           </w:p>
         </w:tc>
@@ -2540,20 +2669,20 @@
       <w:tr>
         <w:tc>
           <w:tcPr>
-            <w:tcW w:type="dxa" w:w="2210"/>
-          </w:tcPr>
-          <w:p>
-            <w:r>
-              <w:rPr>
-                <w:sz w:val="18"/>
-              </w:rPr>
-              <w:t>跟踪切换延迟</w:t>
-            </w:r>
-          </w:p>
-        </w:tc>
-        <w:tc>
-          <w:tcPr>
-            <w:tcW w:type="dxa" w:w="2210"/>
+            <w:tcW w:type="dxa" w:w="1768"/>
+          </w:tcPr>
+          <w:p>
+            <w:r>
+              <w:rPr>
+                <w:sz w:val="18"/>
+              </w:rPr>
+              <w:t>跟踪切换</w:t>
+            </w:r>
+          </w:p>
+        </w:tc>
+        <w:tc>
+          <w:tcPr>
+            <w:tcW w:type="dxa" w:w="1768"/>
           </w:tcPr>
           <w:p>
             <w:r>
@@ -2566,7 +2695,7 @@
         </w:tc>
         <w:tc>
           <w:tcPr>
-            <w:tcW w:type="dxa" w:w="2210"/>
+            <w:tcW w:type="dxa" w:w="1768"/>
           </w:tcPr>
           <w:p>
             <w:r>
@@ -2579,14 +2708,94 @@
         </w:tc>
         <w:tc>
           <w:tcPr>
-            <w:tcW w:type="dxa" w:w="2210"/>
-          </w:tcPr>
-          <w:p>
-            <w:r>
-              <w:rPr>
-                <w:sz w:val="18"/>
-              </w:rPr>
-              <w:t>说话人以1m/s横向移动</w:t>
+            <w:tcW w:type="dxa" w:w="1768"/>
+          </w:tcPr>
+          <w:p>
+            <w:r>
+              <w:rPr>
+                <w:sz w:val="18"/>
+              </w:rPr>
+              <w:t>≤ 150 ms</w:t>
+            </w:r>
+          </w:p>
+        </w:tc>
+        <w:tc>
+          <w:tcPr>
+            <w:tcW w:type="dxa" w:w="1768"/>
+          </w:tcPr>
+          <w:p>
+            <w:r>
+              <w:rPr>
+                <w:sz w:val="18"/>
+              </w:rPr>
+              <w:t>说话人以 1 m/s 横向移动</w:t>
+            </w:r>
+          </w:p>
+        </w:tc>
+      </w:tr>
+      <w:tr>
+        <w:tc>
+          <w:tcPr>
+            <w:tcW w:type="dxa" w:w="1768"/>
+          </w:tcPr>
+          <w:p>
+            <w:r>
+              <w:rPr>
+                <w:sz w:val="18"/>
+              </w:rPr>
+              <w:t>处理时延</w:t>
+            </w:r>
+          </w:p>
+        </w:tc>
+        <w:tc>
+          <w:tcPr>
+            <w:tcW w:type="dxa" w:w="1768"/>
+          </w:tcPr>
+          <w:p>
+            <w:r>
+              <w:rPr>
+                <w:sz w:val="18"/>
+              </w:rPr>
+              <w:t>算法总延迟</w:t>
+            </w:r>
+          </w:p>
+        </w:tc>
+        <w:tc>
+          <w:tcPr>
+            <w:tcW w:type="dxa" w:w="1768"/>
+          </w:tcPr>
+          <w:p>
+            <w:r>
+              <w:rPr>
+                <w:sz w:val="18"/>
+              </w:rPr>
+              <w:t>≤ 50 ms</w:t>
+            </w:r>
+          </w:p>
+        </w:tc>
+        <w:tc>
+          <w:tcPr>
+            <w:tcW w:type="dxa" w:w="1768"/>
+          </w:tcPr>
+          <w:p>
+            <w:r>
+              <w:rPr>
+                <w:sz w:val="18"/>
+              </w:rPr>
+              <w:t>≤ 35 ms</w:t>
+            </w:r>
+          </w:p>
+        </w:tc>
+        <w:tc>
+          <w:tcPr>
+            <w:tcW w:type="dxa" w:w="1768"/>
+          </w:tcPr>
+          <w:p>
+            <w:r>
+              <w:rPr>
+                <w:sz w:val="18"/>
+              </w:rPr>
+              <w:t>与 §6 时延预算表对齐</w:t>
             </w:r>
           </w:p>
         </w:tc>
@@ -2602,8 +2811,14 @@
         </w:rPr>
         <w:t>指标依据</w:t>
       </w:r>
+      <w:r/>
+    </w:p>
+    <w:p>
+      <w:pPr>
+        <w:pStyle w:val="ListBullet"/>
+      </w:pPr>
       <w:r>
-        <w:t>：</w:t>
+        <w:t>DOA 方位角 ≤ 15°：[S2] 6 阵元圆阵商用 DOA 方案（声智/讯飞）实测 P90 10-15°</w:t>
       </w:r>
     </w:p>
     <w:p>
@@ -2611,7 +2826,7 @@
         <w:pStyle w:val="ListBullet"/>
       </w:pPr>
       <w:r>
-        <w:t>DOA 方位角 ≤ 15°：[S2] 6 阵元圆阵商用 DOA 方案（声智 / 科大讯飞）实测 P90 落在 10-15°</w:t>
+        <w:t>目标说话人正确选择率 单人 92% / 2 人 88%：[S2] 猎户星空机器人 + 字节豆包多模态客户案例参考值</w:t>
       </w:r>
     </w:p>
     <w:p>
@@ -2619,7 +2834,7 @@
         <w:pStyle w:val="ListBullet"/>
       </w:pPr>
       <w:r>
-        <w:t>声视融合锁定 ≥ 92% / 多人仲裁 ≥ 88%：[S2] 猎户星空机器人 + 字节豆包多模态客户案例参考值</w:t>
+        <w:t>声视时间对齐 ≤ 40 ms：[S4] 视觉 30 fps 单帧周期 33.3 ms，纯软件时间戳同步可达一帧量级；硬件 PTP 可至 ≤ 20 ms（should，一期不强制）</w:t>
       </w:r>
     </w:p>
     <w:p>
@@ -2627,7 +2842,7 @@
         <w:pStyle w:val="ListBullet"/>
       </w:pPr>
       <w:r>
-        <w:t>声视时间对齐 ≤ 40 ms：[S4] 视觉 30 fps 单帧周期 33.3 ms，纯软件时间戳同步可达一帧量级；硬件 PTP 可至 ≤ 20 ms（一期不强制）</w:t>
+        <w:t>跟踪切换 ≤ 200 ms：[S1] 视觉跟踪 + 声学跟踪联合切换的人因感知阈值（用户感知"无延迟"上限约 250 ms）</w:t>
       </w:r>
     </w:p>
     <w:p>
@@ -2635,7 +2850,13 @@
         <w:pStyle w:val="ListBullet"/>
       </w:pPr>
       <w:r>
-        <w:t>跟踪切换延迟 ≤ 200 ms：[S1] ITU-T H.264 视觉跟踪 + 声学跟踪联合切换的人因感知阈值（用户感知"无延迟"上限约 250 ms）</w:t>
+        <w:t>处理时延 ≤ 50 ms：[S4] ARM A78 单核 DOA + 声视融合实测 30-45 ms；[S3] 海外公版预算分配</w:t>
+      </w:r>
+    </w:p>
+    <w:p/>
+    <w:p>
+      <w:r>
+        <w:t>────────────────────────────────────────────────────────────</w:t>
       </w:r>
     </w:p>
     <w:p/>
@@ -2647,7 +2868,7 @@
         <w:rPr>
           <w:color w:val="1F497D"/>
         </w:rPr>
-        <w:t>2.3 唤醒——核心指标基线</w:t>
+        <w:t>2.3 唤醒</w:t>
       </w:r>
     </w:p>
     <w:p/>
@@ -2658,15 +2879,16 @@
         <w:tblLook w:firstColumn="1" w:firstRow="1" w:lastColumn="0" w:lastRow="0" w:noHBand="0" w:noVBand="1" w:val="04A0"/>
       </w:tblPr>
       <w:tblGrid>
-        <w:gridCol w:w="2210"/>
-        <w:gridCol w:w="2210"/>
-        <w:gridCol w:w="2210"/>
-        <w:gridCol w:w="2210"/>
+        <w:gridCol w:w="1768"/>
+        <w:gridCol w:w="1768"/>
+        <w:gridCol w:w="1768"/>
+        <w:gridCol w:w="1768"/>
+        <w:gridCol w:w="1768"/>
       </w:tblGrid>
       <w:tr>
         <w:tc>
           <w:tcPr>
-            <w:tcW w:type="dxa" w:w="2210"/>
+            <w:tcW w:type="dxa" w:w="1768"/>
           </w:tcPr>
           <w:p>
             <w:r>
@@ -2674,13 +2896,13 @@
                 <w:b/>
                 <w:sz w:val="18"/>
               </w:rPr>
-              <w:t>场景</w:t>
-            </w:r>
-          </w:p>
-        </w:tc>
-        <w:tc>
-          <w:tcPr>
-            <w:tcW w:type="dxa" w:w="2210"/>
+              <w:t>子功能</w:t>
+            </w:r>
+          </w:p>
+        </w:tc>
+        <w:tc>
+          <w:tcPr>
+            <w:tcW w:type="dxa" w:w="1768"/>
           </w:tcPr>
           <w:p>
             <w:r>
@@ -2694,7 +2916,7 @@
         </w:tc>
         <w:tc>
           <w:tcPr>
-            <w:tcW w:type="dxa" w:w="2210"/>
+            <w:tcW w:type="dxa" w:w="1768"/>
           </w:tcPr>
           <w:p>
             <w:r>
@@ -2702,13 +2924,27 @@
                 <w:b/>
                 <w:sz w:val="18"/>
               </w:rPr>
-              <w:t>目标值</w:t>
-            </w:r>
-          </w:p>
-        </w:tc>
-        <w:tc>
-          <w:tcPr>
-            <w:tcW w:type="dxa" w:w="2210"/>
+              <w:t>shall</w:t>
+            </w:r>
+          </w:p>
+        </w:tc>
+        <w:tc>
+          <w:tcPr>
+            <w:tcW w:type="dxa" w:w="1768"/>
+          </w:tcPr>
+          <w:p>
+            <w:r>
+              <w:rPr>
+                <w:b/>
+                <w:sz w:val="18"/>
+              </w:rPr>
+              <w:t>should</w:t>
+            </w:r>
+          </w:p>
+        </w:tc>
+        <w:tc>
+          <w:tcPr>
+            <w:tcW w:type="dxa" w:w="1768"/>
           </w:tcPr>
           <w:p>
             <w:r>
@@ -2724,33 +2960,33 @@
       <w:tr>
         <w:tc>
           <w:tcPr>
-            <w:tcW w:type="dxa" w:w="2210"/>
-          </w:tcPr>
-          <w:p>
-            <w:r>
-              <w:rPr>
-                <w:sz w:val="18"/>
-              </w:rPr>
-              <w:t>安静近场</w:t>
-            </w:r>
-          </w:p>
-        </w:tc>
-        <w:tc>
-          <w:tcPr>
-            <w:tcW w:type="dxa" w:w="2210"/>
-          </w:tcPr>
-          <w:p>
-            <w:r>
-              <w:rPr>
-                <w:sz w:val="18"/>
-              </w:rPr>
-              <w:t>唤醒率（WRR）</w:t>
-            </w:r>
-          </w:p>
-        </w:tc>
-        <w:tc>
-          <w:tcPr>
-            <w:tcW w:type="dxa" w:w="2210"/>
+            <w:tcW w:type="dxa" w:w="1768"/>
+          </w:tcPr>
+          <w:p>
+            <w:r>
+              <w:rPr>
+                <w:sz w:val="18"/>
+              </w:rPr>
+              <w:t>唤醒率 WRR（统一工况）</w:t>
+            </w:r>
+          </w:p>
+        </w:tc>
+        <w:tc>
+          <w:tcPr>
+            <w:tcW w:type="dxa" w:w="1768"/>
+          </w:tcPr>
+          <w:p>
+            <w:r>
+              <w:rPr>
+                <w:sz w:val="18"/>
+              </w:rPr>
+              <w:t>100 次唤醒成功次数比</w:t>
+            </w:r>
+          </w:p>
+        </w:tc>
+        <w:tc>
+          <w:tcPr>
+            <w:tcW w:type="dxa" w:w="1768"/>
           </w:tcPr>
           <w:p>
             <w:r>
@@ -2763,14 +2999,27 @@
         </w:tc>
         <w:tc>
           <w:tcPr>
-            <w:tcW w:type="dxa" w:w="2210"/>
-          </w:tcPr>
-          <w:p>
-            <w:r>
-              <w:rPr>
-                <w:sz w:val="18"/>
-              </w:rPr>
-              <w:t>1m，0°正面，SNR ≥ 25dB，100次测试</w:t>
+            <w:tcW w:type="dxa" w:w="1768"/>
+          </w:tcPr>
+          <w:p>
+            <w:r>
+              <w:rPr>
+                <w:sz w:val="18"/>
+              </w:rPr>
+              <w:t>≥ 99%</w:t>
+            </w:r>
+          </w:p>
+        </w:tc>
+        <w:tc>
+          <w:tcPr>
+            <w:tcW w:type="dxa" w:w="1768"/>
+          </w:tcPr>
+          <w:p>
+            <w:r>
+              <w:rPr>
+                <w:sz w:val="18"/>
+              </w:rPr>
+              <w:t>§2 统一工况，1 m，0° 正面</w:t>
             </w:r>
           </w:p>
         </w:tc>
@@ -2778,33 +3027,33 @@
       <w:tr>
         <w:tc>
           <w:tcPr>
-            <w:tcW w:type="dxa" w:w="2210"/>
-          </w:tcPr>
-          <w:p>
-            <w:r>
-              <w:rPr>
-                <w:sz w:val="18"/>
-              </w:rPr>
-              <w:t>噪声远场</w:t>
-            </w:r>
-          </w:p>
-        </w:tc>
-        <w:tc>
-          <w:tcPr>
-            <w:tcW w:type="dxa" w:w="2210"/>
-          </w:tcPr>
-          <w:p>
-            <w:r>
-              <w:rPr>
-                <w:sz w:val="18"/>
-              </w:rPr>
-              <w:t>唤醒率（WRR）</w:t>
-            </w:r>
-          </w:p>
-        </w:tc>
-        <w:tc>
-          <w:tcPr>
-            <w:tcW w:type="dxa" w:w="2210"/>
+            <w:tcW w:type="dxa" w:w="1768"/>
+          </w:tcPr>
+          <w:p>
+            <w:r>
+              <w:rPr>
+                <w:sz w:val="18"/>
+              </w:rPr>
+              <w:t>唤醒率 WRR（远场）</w:t>
+            </w:r>
+          </w:p>
+        </w:tc>
+        <w:tc>
+          <w:tcPr>
+            <w:tcW w:type="dxa" w:w="1768"/>
+          </w:tcPr>
+          <w:p>
+            <w:r>
+              <w:rPr>
+                <w:sz w:val="18"/>
+              </w:rPr>
+              <w:t>100 次唤醒成功次数比</w:t>
+            </w:r>
+          </w:p>
+        </w:tc>
+        <w:tc>
+          <w:tcPr>
+            <w:tcW w:type="dxa" w:w="1768"/>
           </w:tcPr>
           <w:p>
             <w:r>
@@ -2817,14 +3066,27 @@
         </w:tc>
         <w:tc>
           <w:tcPr>
-            <w:tcW w:type="dxa" w:w="2210"/>
-          </w:tcPr>
-          <w:p>
-            <w:r>
-              <w:rPr>
-                <w:sz w:val="18"/>
-              </w:rPr>
-              <w:t>3m，±45°，SNR ≥ 5dB，100次测试</w:t>
+            <w:tcW w:type="dxa" w:w="1768"/>
+          </w:tcPr>
+          <w:p>
+            <w:r>
+              <w:rPr>
+                <w:sz w:val="18"/>
+              </w:rPr>
+              <w:t>≥ 95%</w:t>
+            </w:r>
+          </w:p>
+        </w:tc>
+        <w:tc>
+          <w:tcPr>
+            <w:tcW w:type="dxa" w:w="1768"/>
+          </w:tcPr>
+          <w:p>
+            <w:r>
+              <w:rPr>
+                <w:sz w:val="18"/>
+              </w:rPr>
+              <w:t>3 m，±45°，§2 统一工况</w:t>
             </w:r>
           </w:p>
         </w:tc>
@@ -2832,33 +3094,33 @@
       <w:tr>
         <w:tc>
           <w:tcPr>
-            <w:tcW w:type="dxa" w:w="2210"/>
-          </w:tcPr>
-          <w:p>
-            <w:r>
-              <w:rPr>
-                <w:sz w:val="18"/>
-              </w:rPr>
-              <w:t>机器人运动中</w:t>
-            </w:r>
-          </w:p>
-        </w:tc>
-        <w:tc>
-          <w:tcPr>
-            <w:tcW w:type="dxa" w:w="2210"/>
-          </w:tcPr>
-          <w:p>
-            <w:r>
-              <w:rPr>
-                <w:sz w:val="18"/>
-              </w:rPr>
-              <w:t>唤醒率（WRR）</w:t>
-            </w:r>
-          </w:p>
-        </w:tc>
-        <w:tc>
-          <w:tcPr>
-            <w:tcW w:type="dxa" w:w="2210"/>
+            <w:tcW w:type="dxa" w:w="1768"/>
+          </w:tcPr>
+          <w:p>
+            <w:r>
+              <w:rPr>
+                <w:sz w:val="18"/>
+              </w:rPr>
+              <w:t>唤醒率 WRR（运动状态）</w:t>
+            </w:r>
+          </w:p>
+        </w:tc>
+        <w:tc>
+          <w:tcPr>
+            <w:tcW w:type="dxa" w:w="1768"/>
+          </w:tcPr>
+          <w:p>
+            <w:r>
+              <w:rPr>
+                <w:sz w:val="18"/>
+              </w:rPr>
+              <w:t>50 次唤醒成功次数比</w:t>
+            </w:r>
+          </w:p>
+        </w:tc>
+        <w:tc>
+          <w:tcPr>
+            <w:tcW w:type="dxa" w:w="1768"/>
           </w:tcPr>
           <w:p>
             <w:r>
@@ -2871,14 +3133,27 @@
         </w:tc>
         <w:tc>
           <w:tcPr>
-            <w:tcW w:type="dxa" w:w="2210"/>
-          </w:tcPr>
-          <w:p>
-            <w:r>
-              <w:rPr>
-                <w:sz w:val="18"/>
-              </w:rPr>
-              <w:t>步行状态，1m，SNR ≥ 10dB，50次测试</w:t>
+            <w:tcW w:type="dxa" w:w="1768"/>
+          </w:tcPr>
+          <w:p>
+            <w:r>
+              <w:rPr>
+                <w:sz w:val="18"/>
+              </w:rPr>
+              <w:t>≥ 90%</w:t>
+            </w:r>
+          </w:p>
+        </w:tc>
+        <w:tc>
+          <w:tcPr>
+            <w:tcW w:type="dxa" w:w="1768"/>
+          </w:tcPr>
+          <w:p>
+            <w:r>
+              <w:rPr>
+                <w:sz w:val="18"/>
+              </w:rPr>
+              <w:t>机器人步行，1 m，§2 运动场景补充工况</w:t>
             </w:r>
           </w:p>
         </w:tc>
@@ -2886,33 +3161,33 @@
       <w:tr>
         <w:tc>
           <w:tcPr>
-            <w:tcW w:type="dxa" w:w="2210"/>
-          </w:tcPr>
-          <w:p>
-            <w:r>
-              <w:rPr>
-                <w:sz w:val="18"/>
-              </w:rPr>
-              <w:t>全天候</w:t>
-            </w:r>
-          </w:p>
-        </w:tc>
-        <w:tc>
-          <w:tcPr>
-            <w:tcW w:type="dxa" w:w="2210"/>
-          </w:tcPr>
-          <w:p>
-            <w:r>
-              <w:rPr>
-                <w:sz w:val="18"/>
-              </w:rPr>
-              <w:t>误唤醒率（FAR）</w:t>
-            </w:r>
-          </w:p>
-        </w:tc>
-        <w:tc>
-          <w:tcPr>
-            <w:tcW w:type="dxa" w:w="2210"/>
+            <w:tcW w:type="dxa" w:w="1768"/>
+          </w:tcPr>
+          <w:p>
+            <w:r>
+              <w:rPr>
+                <w:sz w:val="18"/>
+              </w:rPr>
+              <w:t>误唤醒率 FAR</w:t>
+            </w:r>
+          </w:p>
+        </w:tc>
+        <w:tc>
+          <w:tcPr>
+            <w:tcW w:type="dxa" w:w="1768"/>
+          </w:tcPr>
+          <w:p>
+            <w:r>
+              <w:rPr>
+                <w:sz w:val="18"/>
+              </w:rPr>
+              <w:t>全天候误触发次数</w:t>
+            </w:r>
+          </w:p>
+        </w:tc>
+        <w:tc>
+          <w:tcPr>
+            <w:tcW w:type="dxa" w:w="1768"/>
           </w:tcPr>
           <w:p>
             <w:r>
@@ -2925,7 +3200,20 @@
         </w:tc>
         <w:tc>
           <w:tcPr>
-            <w:tcW w:type="dxa" w:w="2210"/>
+            <w:tcW w:type="dxa" w:w="1768"/>
+          </w:tcPr>
+          <w:p>
+            <w:r>
+              <w:rPr>
+                <w:sz w:val="18"/>
+              </w:rPr>
+              <w:t>≤ 0.3 次/8h</w:t>
+            </w:r>
+          </w:p>
+        </w:tc>
+        <w:tc>
+          <w:tcPr>
+            <w:tcW w:type="dxa" w:w="1768"/>
           </w:tcPr>
           <w:p>
             <w:r>
@@ -2940,33 +3228,33 @@
       <w:tr>
         <w:tc>
           <w:tcPr>
-            <w:tcW w:type="dxa" w:w="2210"/>
-          </w:tcPr>
-          <w:p>
-            <w:r>
-              <w:rPr>
-                <w:sz w:val="18"/>
-              </w:rPr>
-              <w:t>端侧部署</w:t>
-            </w:r>
-          </w:p>
-        </w:tc>
-        <w:tc>
-          <w:tcPr>
-            <w:tcW w:type="dxa" w:w="2210"/>
-          </w:tcPr>
-          <w:p>
-            <w:r>
-              <w:rPr>
-                <w:sz w:val="18"/>
-              </w:rPr>
-              <w:t>模型大小</w:t>
-            </w:r>
-          </w:p>
-        </w:tc>
-        <w:tc>
-          <w:tcPr>
-            <w:tcW w:type="dxa" w:w="2210"/>
+            <w:tcW w:type="dxa" w:w="1768"/>
+          </w:tcPr>
+          <w:p>
+            <w:r>
+              <w:rPr>
+                <w:sz w:val="18"/>
+              </w:rPr>
+              <w:t>端侧模型大小</w:t>
+            </w:r>
+          </w:p>
+        </w:tc>
+        <w:tc>
+          <w:tcPr>
+            <w:tcW w:type="dxa" w:w="1768"/>
+          </w:tcPr>
+          <w:p>
+            <w:r>
+              <w:rPr>
+                <w:sz w:val="18"/>
+              </w:rPr>
+              <w:t>模型文件大小</w:t>
+            </w:r>
+          </w:p>
+        </w:tc>
+        <w:tc>
+          <w:tcPr>
+            <w:tcW w:type="dxa" w:w="1768"/>
           </w:tcPr>
           <w:p>
             <w:r>
@@ -2979,7 +3267,20 @@
         </w:tc>
         <w:tc>
           <w:tcPr>
-            <w:tcW w:type="dxa" w:w="2210"/>
+            <w:tcW w:type="dxa" w:w="1768"/>
+          </w:tcPr>
+          <w:p>
+            <w:r>
+              <w:rPr>
+                <w:sz w:val="18"/>
+              </w:rPr>
+              <w:t>≤ 3 MB</w:t>
+            </w:r>
+          </w:p>
+        </w:tc>
+        <w:tc>
+          <w:tcPr>
+            <w:tcW w:type="dxa" w:w="1768"/>
           </w:tcPr>
           <w:p>
             <w:r>
@@ -2994,33 +3295,33 @@
       <w:tr>
         <w:tc>
           <w:tcPr>
-            <w:tcW w:type="dxa" w:w="2210"/>
-          </w:tcPr>
-          <w:p>
-            <w:r>
-              <w:rPr>
-                <w:sz w:val="18"/>
-              </w:rPr>
-              <w:t>功耗</w:t>
-            </w:r>
-          </w:p>
-        </w:tc>
-        <w:tc>
-          <w:tcPr>
-            <w:tcW w:type="dxa" w:w="2210"/>
-          </w:tcPr>
-          <w:p>
-            <w:r>
-              <w:rPr>
-                <w:sz w:val="18"/>
-              </w:rPr>
-              <w:t>唤醒模块待机功耗</w:t>
-            </w:r>
-          </w:p>
-        </w:tc>
-        <w:tc>
-          <w:tcPr>
-            <w:tcW w:type="dxa" w:w="2210"/>
+            <w:tcW w:type="dxa" w:w="1768"/>
+          </w:tcPr>
+          <w:p>
+            <w:r>
+              <w:rPr>
+                <w:sz w:val="18"/>
+              </w:rPr>
+              <w:t>待机功耗</w:t>
+            </w:r>
+          </w:p>
+        </w:tc>
+        <w:tc>
+          <w:tcPr>
+            <w:tcW w:type="dxa" w:w="1768"/>
+          </w:tcPr>
+          <w:p>
+            <w:r>
+              <w:rPr>
+                <w:sz w:val="18"/>
+              </w:rPr>
+              <w:t>唤醒模块平均功耗</w:t>
+            </w:r>
+          </w:p>
+        </w:tc>
+        <w:tc>
+          <w:tcPr>
+            <w:tcW w:type="dxa" w:w="1768"/>
           </w:tcPr>
           <w:p>
             <w:r>
@@ -3033,14 +3334,27 @@
         </w:tc>
         <w:tc>
           <w:tcPr>
-            <w:tcW w:type="dxa" w:w="2210"/>
-          </w:tcPr>
-          <w:p>
-            <w:r>
-              <w:rPr>
-                <w:sz w:val="18"/>
-              </w:rPr>
-              <w:t>NPU独立运行，其余模块休眠</w:t>
+            <w:tcW w:type="dxa" w:w="1768"/>
+          </w:tcPr>
+          <w:p>
+            <w:r>
+              <w:rPr>
+                <w:sz w:val="18"/>
+              </w:rPr>
+              <w:t>≤ 0.3 W</w:t>
+            </w:r>
+          </w:p>
+        </w:tc>
+        <w:tc>
+          <w:tcPr>
+            <w:tcW w:type="dxa" w:w="1768"/>
+          </w:tcPr>
+          <w:p>
+            <w:r>
+              <w:rPr>
+                <w:sz w:val="18"/>
+              </w:rPr>
+              <w:t>NPU 独立运行，其余模块休眠</w:t>
             </w:r>
           </w:p>
         </w:tc>
@@ -3048,33 +3362,33 @@
       <w:tr>
         <w:tc>
           <w:tcPr>
-            <w:tcW w:type="dxa" w:w="2210"/>
-          </w:tcPr>
-          <w:p>
-            <w:r>
-              <w:rPr>
-                <w:sz w:val="18"/>
-              </w:rPr>
-              <w:t>响应速度（统一工况）</w:t>
-            </w:r>
-          </w:p>
-        </w:tc>
-        <w:tc>
-          <w:tcPr>
-            <w:tcW w:type="dxa" w:w="2210"/>
-          </w:tcPr>
-          <w:p>
-            <w:r>
-              <w:rPr>
-                <w:sz w:val="18"/>
-              </w:rPr>
-              <w:t>唤醒响应时间（说完唤醒词→唤醒事件触发）</w:t>
-            </w:r>
-          </w:p>
-        </w:tc>
-        <w:tc>
-          <w:tcPr>
-            <w:tcW w:type="dxa" w:w="2210"/>
+            <w:tcW w:type="dxa" w:w="1768"/>
+          </w:tcPr>
+          <w:p>
+            <w:r>
+              <w:rPr>
+                <w:sz w:val="18"/>
+              </w:rPr>
+              <w:t>唤醒响应时间</w:t>
+            </w:r>
+          </w:p>
+        </w:tc>
+        <w:tc>
+          <w:tcPr>
+            <w:tcW w:type="dxa" w:w="1768"/>
+          </w:tcPr>
+          <w:p>
+            <w:r>
+              <w:rPr>
+                <w:sz w:val="18"/>
+              </w:rPr>
+              <w:t>说完唤醒词 → 唤醒事件触发</w:t>
+            </w:r>
+          </w:p>
+        </w:tc>
+        <w:tc>
+          <w:tcPr>
+            <w:tcW w:type="dxa" w:w="1768"/>
           </w:tcPr>
           <w:p>
             <w:r>
@@ -3087,14 +3401,27 @@
         </w:tc>
         <w:tc>
           <w:tcPr>
-            <w:tcW w:type="dxa" w:w="2210"/>
-          </w:tcPr>
-          <w:p>
-            <w:r>
-              <w:rPr>
-                <w:sz w:val="18"/>
-              </w:rPr>
-              <w:t>**对齐海外公版** §2.0 统一工况，含系统播放器延迟 ≤ 50 ms</w:t>
+            <w:tcW w:type="dxa" w:w="1768"/>
+          </w:tcPr>
+          <w:p>
+            <w:r>
+              <w:rPr>
+                <w:sz w:val="18"/>
+              </w:rPr>
+              <w:t>≤ 300 ms</w:t>
+            </w:r>
+          </w:p>
+        </w:tc>
+        <w:tc>
+          <w:tcPr>
+            <w:tcW w:type="dxa" w:w="1768"/>
+          </w:tcPr>
+          <w:p>
+            <w:r>
+              <w:rPr>
+                <w:sz w:val="18"/>
+              </w:rPr>
+              <w:t>§2 统一工况，**含系统播放器延迟 ≤ 50 ms**</w:t>
             </w:r>
           </w:p>
         </w:tc>
@@ -3102,33 +3429,33 @@
       <w:tr>
         <w:tc>
           <w:tcPr>
-            <w:tcW w:type="dxa" w:w="2210"/>
-          </w:tcPr>
-          <w:p>
-            <w:r>
-              <w:rPr>
-                <w:sz w:val="18"/>
-              </w:rPr>
-              <w:t>响应速度（算法纯延迟，内部预算）</w:t>
-            </w:r>
-          </w:p>
-        </w:tc>
-        <w:tc>
-          <w:tcPr>
-            <w:tcW w:type="dxa" w:w="2210"/>
-          </w:tcPr>
-          <w:p>
-            <w:r>
-              <w:rPr>
-                <w:sz w:val="18"/>
-              </w:rPr>
-              <w:t>唤醒词检测延迟（不含播放器）</w:t>
-            </w:r>
-          </w:p>
-        </w:tc>
-        <w:tc>
-          <w:tcPr>
-            <w:tcW w:type="dxa" w:w="2210"/>
+            <w:tcW w:type="dxa" w:w="1768"/>
+          </w:tcPr>
+          <w:p>
+            <w:r>
+              <w:rPr>
+                <w:sz w:val="18"/>
+              </w:rPr>
+              <w:t>唤醒检测延迟（内部预算）</w:t>
+            </w:r>
+          </w:p>
+        </w:tc>
+        <w:tc>
+          <w:tcPr>
+            <w:tcW w:type="dxa" w:w="1768"/>
+          </w:tcPr>
+          <w:p>
+            <w:r>
+              <w:rPr>
+                <w:sz w:val="18"/>
+              </w:rPr>
+              <w:t>唤醒词结束 → 模型置信度输出</w:t>
+            </w:r>
+          </w:p>
+        </w:tc>
+        <w:tc>
+          <w:tcPr>
+            <w:tcW w:type="dxa" w:w="1768"/>
           </w:tcPr>
           <w:p>
             <w:r>
@@ -3141,14 +3468,27 @@
         </w:tc>
         <w:tc>
           <w:tcPr>
-            <w:tcW w:type="dxa" w:w="2210"/>
-          </w:tcPr>
-          <w:p>
-            <w:r>
-              <w:rPr>
-                <w:sz w:val="18"/>
-              </w:rPr>
-              <w:t>仅算法侧，从唤醒词结束到模型置信度输出</w:t>
+            <w:tcW w:type="dxa" w:w="1768"/>
+          </w:tcPr>
+          <w:p>
+            <w:r>
+              <w:rPr>
+                <w:sz w:val="18"/>
+              </w:rPr>
+              <w:t>≤ 30 ms</w:t>
+            </w:r>
+          </w:p>
+        </w:tc>
+        <w:tc>
+          <w:tcPr>
+            <w:tcW w:type="dxa" w:w="1768"/>
+          </w:tcPr>
+          <w:p>
+            <w:r>
+              <w:rPr>
+                <w:sz w:val="18"/>
+              </w:rPr>
+              <w:t>仅算法侧，不含播放器</w:t>
             </w:r>
           </w:p>
         </w:tc>
@@ -3164,8 +3504,14 @@
         </w:rPr>
         <w:t>指标依据</w:t>
       </w:r>
+      <w:r/>
+    </w:p>
+    <w:p>
+      <w:pPr>
+        <w:pStyle w:val="ListBullet"/>
+      </w:pPr>
       <w:r>
-        <w:t>：</w:t>
+        <w:t>WRR 97% / 90% / 85%：[S2] 讯飞、思必驰、声智量产唤醒方案在对应场景下的客户上线水平</w:t>
       </w:r>
     </w:p>
     <w:p>
@@ -3173,7 +3519,7 @@
         <w:pStyle w:val="ListBullet"/>
       </w:pPr>
       <w:r>
-        <w:t>WRR 安静 ≥ 97% / 噪声远场 ≥ 90% / 运动 ≥ 85%：[S2] 讯飞、思必驰、声智量产唤醒方案在对应场景下的客户上线水平</w:t>
+        <w:t>FAR ≤ 1 次/8h：[S1] Google Assistant / Amazon Alexa 公开误唤醒标杆（典型家庭 24h ≤ 3 次）；[S2] 国内主流方案 8h 实测 0.5-1 次</w:t>
       </w:r>
     </w:p>
     <w:p>
@@ -3181,7 +3527,7 @@
         <w:pStyle w:val="ListBullet"/>
       </w:pPr>
       <w:r>
-        <w:t>FAR ≤ 1 次/8h：[S1] Google Assistant / Amazon Alexa 公开误唤醒标杆（典型家庭环境 24h ≤ 3 次）；[S2] 国内主流方案 8h 测试下 0.5-1 次</w:t>
+        <w:t>模型 ≤ 10 MB / 待机功耗 ≤ 0.5 W：[S2] 端侧主流唤醒模型 100 KB-2 MB，本 SOR 留余量给小数据集定制；功耗对齐独立 NPU 待机水平</w:t>
       </w:r>
     </w:p>
     <w:p>
@@ -3189,15 +3535,13 @@
         <w:pStyle w:val="ListBullet"/>
       </w:pPr>
       <w:r>
-        <w:t>模型 ≤ 10 MB / 待机功耗 ≤ 0.5 W：[S2] 端侧主流唤醒模型 100 KB-2 MB；本 SOR 留 5-10 MB 余量给小数据集定制；功耗对齐独立 NPU 待机水平</w:t>
+        <w:t>唤醒响应 ≤ 350 ms：[S3] 海外公版车端项目实测基线（含播放器延迟 ≤ 50 ms）；[S2] 国内主流方案 250-350 ms</w:t>
       </w:r>
     </w:p>
+    <w:p/>
     <w:p>
-      <w:pPr>
-        <w:pStyle w:val="ListBullet"/>
-      </w:pPr>
       <w:r>
-        <w:t>唤醒响应 ≤ 350 ms：[S3] 海外公版车端项目实测基线（含播放器延迟 ≤ 50 ms）；国内主流（极氪/领克/一汽）参考值 250-350 ms</w:t>
+        <w:t>────────────────────────────────────────────────────────────</w:t>
       </w:r>
     </w:p>
     <w:p/>
@@ -3209,7 +3553,7 @@
         <w:rPr>
           <w:color w:val="1F497D"/>
         </w:rPr>
-        <w:t>2.4 识别（ASR）——核心指标基线</w:t>
+        <w:t>2.4 识别 ASR</w:t>
       </w:r>
     </w:p>
     <w:p/>
@@ -3220,15 +3564,16 @@
         <w:tblLook w:firstColumn="1" w:firstRow="1" w:lastColumn="0" w:lastRow="0" w:noHBand="0" w:noVBand="1" w:val="04A0"/>
       </w:tblPr>
       <w:tblGrid>
-        <w:gridCol w:w="2210"/>
-        <w:gridCol w:w="2210"/>
-        <w:gridCol w:w="2210"/>
-        <w:gridCol w:w="2210"/>
+        <w:gridCol w:w="1768"/>
+        <w:gridCol w:w="1768"/>
+        <w:gridCol w:w="1768"/>
+        <w:gridCol w:w="1768"/>
+        <w:gridCol w:w="1768"/>
       </w:tblGrid>
       <w:tr>
         <w:tc>
           <w:tcPr>
-            <w:tcW w:type="dxa" w:w="2210"/>
+            <w:tcW w:type="dxa" w:w="1768"/>
           </w:tcPr>
           <w:p>
             <w:r>
@@ -3236,13 +3581,13 @@
                 <w:b/>
                 <w:sz w:val="18"/>
               </w:rPr>
-              <w:t>场景</w:t>
-            </w:r>
-          </w:p>
-        </w:tc>
-        <w:tc>
-          <w:tcPr>
-            <w:tcW w:type="dxa" w:w="2210"/>
+              <w:t>子功能</w:t>
+            </w:r>
+          </w:p>
+        </w:tc>
+        <w:tc>
+          <w:tcPr>
+            <w:tcW w:type="dxa" w:w="1768"/>
           </w:tcPr>
           <w:p>
             <w:r>
@@ -3256,7 +3601,7 @@
         </w:tc>
         <w:tc>
           <w:tcPr>
-            <w:tcW w:type="dxa" w:w="2210"/>
+            <w:tcW w:type="dxa" w:w="1768"/>
           </w:tcPr>
           <w:p>
             <w:r>
@@ -3264,13 +3609,27 @@
                 <w:b/>
                 <w:sz w:val="18"/>
               </w:rPr>
-              <w:t>目标值</w:t>
-            </w:r>
-          </w:p>
-        </w:tc>
-        <w:tc>
-          <w:tcPr>
-            <w:tcW w:type="dxa" w:w="2210"/>
+              <w:t>shall</w:t>
+            </w:r>
+          </w:p>
+        </w:tc>
+        <w:tc>
+          <w:tcPr>
+            <w:tcW w:type="dxa" w:w="1768"/>
+          </w:tcPr>
+          <w:p>
+            <w:r>
+              <w:rPr>
+                <w:b/>
+                <w:sz w:val="18"/>
+              </w:rPr>
+              <w:t>should</w:t>
+            </w:r>
+          </w:p>
+        </w:tc>
+        <w:tc>
+          <w:tcPr>
+            <w:tcW w:type="dxa" w:w="1768"/>
           </w:tcPr>
           <w:p>
             <w:r>
@@ -3286,33 +3645,33 @@
       <w:tr>
         <w:tc>
           <w:tcPr>
-            <w:tcW w:type="dxa" w:w="2210"/>
-          </w:tcPr>
-          <w:p>
-            <w:r>
-              <w:rPr>
-                <w:sz w:val="18"/>
-              </w:rPr>
-              <w:t>安静环境</w:t>
-            </w:r>
-          </w:p>
-        </w:tc>
-        <w:tc>
-          <w:tcPr>
-            <w:tcW w:type="dxa" w:w="2210"/>
-          </w:tcPr>
-          <w:p>
-            <w:r>
-              <w:rPr>
-                <w:sz w:val="18"/>
-              </w:rPr>
-              <w:t>字错误率（CER）</w:t>
-            </w:r>
-          </w:p>
-        </w:tc>
-        <w:tc>
-          <w:tcPr>
-            <w:tcW w:type="dxa" w:w="2210"/>
+            <w:tcW w:type="dxa" w:w="1768"/>
+          </w:tcPr>
+          <w:p>
+            <w:r>
+              <w:rPr>
+                <w:sz w:val="18"/>
+              </w:rPr>
+              <w:t>字错误率 CER（统一工况）</w:t>
+            </w:r>
+          </w:p>
+        </w:tc>
+        <w:tc>
+          <w:tcPr>
+            <w:tcW w:type="dxa" w:w="1768"/>
+          </w:tcPr>
+          <w:p>
+            <w:r>
+              <w:rPr>
+                <w:sz w:val="18"/>
+              </w:rPr>
+              <w:t>500 句标准测试集</w:t>
+            </w:r>
+          </w:p>
+        </w:tc>
+        <w:tc>
+          <w:tcPr>
+            <w:tcW w:type="dxa" w:w="1768"/>
           </w:tcPr>
           <w:p>
             <w:r>
@@ -3325,14 +3684,27 @@
         </w:tc>
         <w:tc>
           <w:tcPr>
-            <w:tcW w:type="dxa" w:w="2210"/>
-          </w:tcPr>
-          <w:p>
-            <w:r>
-              <w:rPr>
-                <w:sz w:val="18"/>
-              </w:rPr>
-              <w:t>标准500句测试集，SNR ≥ 25dB</w:t>
+            <w:tcW w:type="dxa" w:w="1768"/>
+          </w:tcPr>
+          <w:p>
+            <w:r>
+              <w:rPr>
+                <w:sz w:val="18"/>
+              </w:rPr>
+              <w:t>≤ 3%</w:t>
+            </w:r>
+          </w:p>
+        </w:tc>
+        <w:tc>
+          <w:tcPr>
+            <w:tcW w:type="dxa" w:w="1768"/>
+          </w:tcPr>
+          <w:p>
+            <w:r>
+              <w:rPr>
+                <w:sz w:val="18"/>
+              </w:rPr>
+              <w:t>§2 统一工况，AISHELL-2 / WenetSpeech 兼容评测脚本</w:t>
             </w:r>
           </w:p>
         </w:tc>
@@ -3340,33 +3712,46 @@
       <w:tr>
         <w:tc>
           <w:tcPr>
-            <w:tcW w:type="dxa" w:w="2210"/>
-          </w:tcPr>
-          <w:p>
-            <w:r>
-              <w:rPr>
-                <w:sz w:val="18"/>
-              </w:rPr>
-              <w:t>噪声环境</w:t>
-            </w:r>
-          </w:p>
-        </w:tc>
-        <w:tc>
-          <w:tcPr>
-            <w:tcW w:type="dxa" w:w="2210"/>
-          </w:tcPr>
-          <w:p>
-            <w:r>
-              <w:rPr>
-                <w:sz w:val="18"/>
-              </w:rPr>
-              <w:t>字错误率（CER）</w:t>
-            </w:r>
-          </w:p>
-        </w:tc>
-        <w:tc>
-          <w:tcPr>
-            <w:tcW w:type="dxa" w:w="2210"/>
+            <w:tcW w:type="dxa" w:w="1768"/>
+          </w:tcPr>
+          <w:p>
+            <w:r>
+              <w:rPr>
+                <w:sz w:val="18"/>
+              </w:rPr>
+              <w:t>字错误率 CER（运动状态）</w:t>
+            </w:r>
+          </w:p>
+        </w:tc>
+        <w:tc>
+          <w:tcPr>
+            <w:tcW w:type="dxa" w:w="1768"/>
+          </w:tcPr>
+          <w:p>
+            <w:r>
+              <w:rPr>
+                <w:sz w:val="18"/>
+              </w:rPr>
+              <w:t>同测试集</w:t>
+            </w:r>
+          </w:p>
+        </w:tc>
+        <w:tc>
+          <w:tcPr>
+            <w:tcW w:type="dxa" w:w="1768"/>
+          </w:tcPr>
+          <w:p>
+            <w:r>
+              <w:rPr>
+                <w:sz w:val="18"/>
+              </w:rPr>
+              <w:t>≤ 15%</w:t>
+            </w:r>
+          </w:p>
+        </w:tc>
+        <w:tc>
+          <w:tcPr>
+            <w:tcW w:type="dxa" w:w="1768"/>
           </w:tcPr>
           <w:p>
             <w:r>
@@ -3379,14 +3764,14 @@
         </w:tc>
         <w:tc>
           <w:tcPr>
-            <w:tcW w:type="dxa" w:w="2210"/>
-          </w:tcPr>
-          <w:p>
-            <w:r>
-              <w:rPr>
-                <w:sz w:val="18"/>
-              </w:rPr>
-              <w:t>同测试集，SNR ≥ 5dB，家庭背景噪声</w:t>
+            <w:tcW w:type="dxa" w:w="1768"/>
+          </w:tcPr>
+          <w:p>
+            <w:r>
+              <w:rPr>
+                <w:sz w:val="18"/>
+              </w:rPr>
+              <w:t>§2 运动场景补充工况，1 m 距离</w:t>
             </w:r>
           </w:p>
         </w:tc>
@@ -3394,53 +3779,66 @@
       <w:tr>
         <w:tc>
           <w:tcPr>
-            <w:tcW w:type="dxa" w:w="2210"/>
-          </w:tcPr>
-          <w:p>
-            <w:r>
-              <w:rPr>
-                <w:sz w:val="18"/>
-              </w:rPr>
-              <w:t>运动状态</w:t>
-            </w:r>
-          </w:p>
-        </w:tc>
-        <w:tc>
-          <w:tcPr>
-            <w:tcW w:type="dxa" w:w="2210"/>
-          </w:tcPr>
-          <w:p>
-            <w:r>
-              <w:rPr>
-                <w:sz w:val="18"/>
-              </w:rPr>
-              <w:t>字错误率（CER）</w:t>
-            </w:r>
-          </w:p>
-        </w:tc>
-        <w:tc>
-          <w:tcPr>
-            <w:tcW w:type="dxa" w:w="2210"/>
-          </w:tcPr>
-          <w:p>
-            <w:r>
-              <w:rPr>
-                <w:sz w:val="18"/>
-              </w:rPr>
-              <w:t>≤ 15%</w:t>
-            </w:r>
-          </w:p>
-        </w:tc>
-        <w:tc>
-          <w:tcPr>
-            <w:tcW w:type="dxa" w:w="2210"/>
-          </w:tcPr>
-          <w:p>
-            <w:r>
-              <w:rPr>
-                <w:sz w:val="18"/>
-              </w:rPr>
-              <w:t>墨甲步行，电机噪声叠加，1m距离</w:t>
+            <w:tcW w:type="dxa" w:w="1768"/>
+          </w:tcPr>
+          <w:p>
+            <w:r>
+              <w:rPr>
+                <w:sz w:val="18"/>
+              </w:rPr>
+              <w:t>首字上屏延迟（在线）</w:t>
+            </w:r>
+          </w:p>
+        </w:tc>
+        <w:tc>
+          <w:tcPr>
+            <w:tcW w:type="dxa" w:w="1768"/>
+          </w:tcPr>
+          <w:p>
+            <w:r>
+              <w:rPr>
+                <w:sz w:val="18"/>
+              </w:rPr>
+              <w:t>说话开始 → ASR 首字输出</w:t>
+            </w:r>
+          </w:p>
+        </w:tc>
+        <w:tc>
+          <w:tcPr>
+            <w:tcW w:type="dxa" w:w="1768"/>
+          </w:tcPr>
+          <w:p>
+            <w:r>
+              <w:rPr>
+                <w:sz w:val="18"/>
+              </w:rPr>
+              <w:t>≤ 900 ms</w:t>
+            </w:r>
+          </w:p>
+        </w:tc>
+        <w:tc>
+          <w:tcPr>
+            <w:tcW w:type="dxa" w:w="1768"/>
+          </w:tcPr>
+          <w:p>
+            <w:r>
+              <w:rPr>
+                <w:sz w:val="18"/>
+              </w:rPr>
+              <w:t>≤ 700 ms</w:t>
+            </w:r>
+          </w:p>
+        </w:tc>
+        <w:tc>
+          <w:tcPr>
+            <w:tcW w:type="dxa" w:w="1768"/>
+          </w:tcPr>
+          <w:p>
+            <w:r>
+              <w:rPr>
+                <w:sz w:val="18"/>
+              </w:rPr>
+              <w:t>§2 统一工况，含网络传输耗时</w:t>
             </w:r>
           </w:p>
         </w:tc>
@@ -3448,53 +3846,66 @@
       <w:tr>
         <w:tc>
           <w:tcPr>
-            <w:tcW w:type="dxa" w:w="2210"/>
-          </w:tcPr>
-          <w:p>
-            <w:r>
-              <w:rPr>
-                <w:sz w:val="18"/>
-              </w:rPr>
-              <w:t>流式首字上屏延迟（在线）</w:t>
-            </w:r>
-          </w:p>
-        </w:tc>
-        <w:tc>
-          <w:tcPr>
-            <w:tcW w:type="dxa" w:w="2210"/>
-          </w:tcPr>
-          <w:p>
-            <w:r>
-              <w:rPr>
-                <w:sz w:val="18"/>
-              </w:rPr>
-              <w:t>说话开始→ASR 首字输出</w:t>
-            </w:r>
-          </w:p>
-        </w:tc>
-        <w:tc>
-          <w:tcPr>
-            <w:tcW w:type="dxa" w:w="2210"/>
-          </w:tcPr>
-          <w:p>
-            <w:r>
-              <w:rPr>
-                <w:sz w:val="18"/>
-              </w:rPr>
-              <w:t>≤ 900 ms</w:t>
-            </w:r>
-          </w:p>
-        </w:tc>
-        <w:tc>
-          <w:tcPr>
-            <w:tcW w:type="dxa" w:w="2210"/>
-          </w:tcPr>
-          <w:p>
-            <w:r>
-              <w:rPr>
-                <w:sz w:val="18"/>
-              </w:rPr>
-              <w:t>**对齐海外公版**，§2.0 统一工况，在线含网络传输耗时</w:t>
+            <w:tcW w:type="dxa" w:w="1768"/>
+          </w:tcPr>
+          <w:p>
+            <w:r>
+              <w:rPr>
+                <w:sz w:val="18"/>
+              </w:rPr>
+              <w:t>首字上屏延迟（离线）</w:t>
+            </w:r>
+          </w:p>
+        </w:tc>
+        <w:tc>
+          <w:tcPr>
+            <w:tcW w:type="dxa" w:w="1768"/>
+          </w:tcPr>
+          <w:p>
+            <w:r>
+              <w:rPr>
+                <w:sz w:val="18"/>
+              </w:rPr>
+              <w:t>说话开始 → ASR 首字输出</w:t>
+            </w:r>
+          </w:p>
+        </w:tc>
+        <w:tc>
+          <w:tcPr>
+            <w:tcW w:type="dxa" w:w="1768"/>
+          </w:tcPr>
+          <w:p>
+            <w:r>
+              <w:rPr>
+                <w:sz w:val="18"/>
+              </w:rPr>
+              <w:t>≤ 850 ms</w:t>
+            </w:r>
+          </w:p>
+        </w:tc>
+        <w:tc>
+          <w:tcPr>
+            <w:tcW w:type="dxa" w:w="1768"/>
+          </w:tcPr>
+          <w:p>
+            <w:r>
+              <w:rPr>
+                <w:sz w:val="18"/>
+              </w:rPr>
+              <w:t>≤ 650 ms</w:t>
+            </w:r>
+          </w:p>
+        </w:tc>
+        <w:tc>
+          <w:tcPr>
+            <w:tcW w:type="dxa" w:w="1768"/>
+          </w:tcPr>
+          <w:p>
+            <w:r>
+              <w:rPr>
+                <w:sz w:val="18"/>
+              </w:rPr>
+              <w:t>§2 统一工况，本地模型；小语种比中文多 ~200 ms</w:t>
             </w:r>
           </w:p>
         </w:tc>
@@ -3502,53 +3913,66 @@
       <w:tr>
         <w:tc>
           <w:tcPr>
-            <w:tcW w:type="dxa" w:w="2210"/>
-          </w:tcPr>
-          <w:p>
-            <w:r>
-              <w:rPr>
-                <w:sz w:val="18"/>
-              </w:rPr>
-              <w:t>流式首字上屏延迟（离线）</w:t>
-            </w:r>
-          </w:p>
-        </w:tc>
-        <w:tc>
-          <w:tcPr>
-            <w:tcW w:type="dxa" w:w="2210"/>
-          </w:tcPr>
-          <w:p>
-            <w:r>
-              <w:rPr>
-                <w:sz w:val="18"/>
-              </w:rPr>
-              <w:t>说话开始→ASR 首字输出</w:t>
-            </w:r>
-          </w:p>
-        </w:tc>
-        <w:tc>
-          <w:tcPr>
-            <w:tcW w:type="dxa" w:w="2210"/>
-          </w:tcPr>
-          <w:p>
-            <w:r>
-              <w:rPr>
-                <w:sz w:val="18"/>
-              </w:rPr>
-              <w:t>≤ 850 ms</w:t>
-            </w:r>
-          </w:p>
-        </w:tc>
-        <w:tc>
-          <w:tcPr>
-            <w:tcW w:type="dxa" w:w="2210"/>
-          </w:tcPr>
-          <w:p>
-            <w:r>
-              <w:rPr>
-                <w:sz w:val="18"/>
-              </w:rPr>
-              <w:t>**对齐海外公版**，§2.0 统一工况，离线本地模型；小语种比中文多 ~200 ms</w:t>
+            <w:tcW w:type="dxa" w:w="1768"/>
+          </w:tcPr>
+          <w:p>
+            <w:r>
+              <w:rPr>
+                <w:sz w:val="18"/>
+              </w:rPr>
+              <w:t>热词召回率</w:t>
+            </w:r>
+          </w:p>
+        </w:tc>
+        <w:tc>
+          <w:tcPr>
+            <w:tcW w:type="dxa" w:w="1768"/>
+          </w:tcPr>
+          <w:p>
+            <w:r>
+              <w:rPr>
+                <w:sz w:val="18"/>
+              </w:rPr>
+              <w:t>100 条注入热词</w:t>
+            </w:r>
+          </w:p>
+        </w:tc>
+        <w:tc>
+          <w:tcPr>
+            <w:tcW w:type="dxa" w:w="1768"/>
+          </w:tcPr>
+          <w:p>
+            <w:r>
+              <w:rPr>
+                <w:sz w:val="18"/>
+              </w:rPr>
+              <w:t>≥ 95%</w:t>
+            </w:r>
+          </w:p>
+        </w:tc>
+        <w:tc>
+          <w:tcPr>
+            <w:tcW w:type="dxa" w:w="1768"/>
+          </w:tcPr>
+          <w:p>
+            <w:r>
+              <w:rPr>
+                <w:sz w:val="18"/>
+              </w:rPr>
+              <w:t>≥ 98%</w:t>
+            </w:r>
+          </w:p>
+        </w:tc>
+        <w:tc>
+          <w:tcPr>
+            <w:tcW w:type="dxa" w:w="1768"/>
+          </w:tcPr>
+          <w:p>
+            <w:r>
+              <w:rPr>
+                <w:sz w:val="18"/>
+              </w:rPr>
+              <w:t>每词测试 10 次</w:t>
             </w:r>
           </w:p>
         </w:tc>
@@ -3556,53 +3980,66 @@
       <w:tr>
         <w:tc>
           <w:tcPr>
-            <w:tcW w:type="dxa" w:w="2210"/>
-          </w:tcPr>
-          <w:p>
-            <w:r>
-              <w:rPr>
-                <w:sz w:val="18"/>
-              </w:rPr>
-              <w:t>出文延迟（运动状态，机器人特性必保留）</w:t>
-            </w:r>
-          </w:p>
-        </w:tc>
-        <w:tc>
-          <w:tcPr>
-            <w:tcW w:type="dxa" w:w="2210"/>
-          </w:tcPr>
-          <w:p>
-            <w:r>
-              <w:rPr>
-                <w:sz w:val="18"/>
-              </w:rPr>
-              <w:t>VAD句末触发→最终结果输出</w:t>
-            </w:r>
-          </w:p>
-        </w:tc>
-        <w:tc>
-          <w:tcPr>
-            <w:tcW w:type="dxa" w:w="2210"/>
-          </w:tcPr>
-          <w:p>
-            <w:r>
-              <w:rPr>
-                <w:sz w:val="18"/>
-              </w:rPr>
-              <w:t>≤ 450 ms</w:t>
-            </w:r>
-          </w:p>
-        </w:tc>
-        <w:tc>
-          <w:tcPr>
-            <w:tcW w:type="dxa" w:w="2210"/>
-          </w:tcPr>
-          <w:p>
-            <w:r>
-              <w:rPr>
-                <w:sz w:val="18"/>
-              </w:rPr>
-              <w:t>机器人步行 ≤ 1 m/s，关节电机噪声叠加，1m 距离</w:t>
+            <w:tcW w:type="dxa" w:w="1768"/>
+          </w:tcPr>
+          <w:p>
+            <w:r>
+              <w:rPr>
+                <w:sz w:val="18"/>
+              </w:rPr>
+              <w:t>标点预测准确率</w:t>
+            </w:r>
+          </w:p>
+        </w:tc>
+        <w:tc>
+          <w:tcPr>
+            <w:tcW w:type="dxa" w:w="1768"/>
+          </w:tcPr>
+          <w:p>
+            <w:r>
+              <w:rPr>
+                <w:sz w:val="18"/>
+              </w:rPr>
+              <w:t>句级标点</w:t>
+            </w:r>
+          </w:p>
+        </w:tc>
+        <w:tc>
+          <w:tcPr>
+            <w:tcW w:type="dxa" w:w="1768"/>
+          </w:tcPr>
+          <w:p>
+            <w:r>
+              <w:rPr>
+                <w:sz w:val="18"/>
+              </w:rPr>
+              <w:t>≥ 90%</w:t>
+            </w:r>
+          </w:p>
+        </w:tc>
+        <w:tc>
+          <w:tcPr>
+            <w:tcW w:type="dxa" w:w="1768"/>
+          </w:tcPr>
+          <w:p>
+            <w:r>
+              <w:rPr>
+                <w:sz w:val="18"/>
+              </w:rPr>
+              <w:t>≥ 95%</w:t>
+            </w:r>
+          </w:p>
+        </w:tc>
+        <w:tc>
+          <w:tcPr>
+            <w:tcW w:type="dxa" w:w="1768"/>
+          </w:tcPr>
+          <w:p>
+            <w:r>
+              <w:rPr>
+                <w:sz w:val="18"/>
+              </w:rPr>
+              <w:t>200 句测试，人工标注对比</w:t>
             </w:r>
           </w:p>
         </w:tc>
@@ -3610,141 +4047,33 @@
       <w:tr>
         <w:tc>
           <w:tcPr>
-            <w:tcW w:type="dxa" w:w="2210"/>
-          </w:tcPr>
-          <w:p>
-            <w:r>
-              <w:rPr>
-                <w:sz w:val="18"/>
-              </w:rPr>
-              <w:t>热词召回</w:t>
-            </w:r>
-          </w:p>
-        </w:tc>
-        <w:tc>
-          <w:tcPr>
-            <w:tcW w:type="dxa" w:w="2210"/>
-          </w:tcPr>
-          <w:p>
-            <w:r>
-              <w:rPr>
-                <w:sz w:val="18"/>
-              </w:rPr>
-              <w:t>热词识别率</w:t>
-            </w:r>
-          </w:p>
-        </w:tc>
-        <w:tc>
-          <w:tcPr>
-            <w:tcW w:type="dxa" w:w="2210"/>
-          </w:tcPr>
-          <w:p>
-            <w:r>
-              <w:rPr>
-                <w:sz w:val="18"/>
-              </w:rPr>
-              <w:t>≥ 95%</w:t>
-            </w:r>
-          </w:p>
-        </w:tc>
-        <w:tc>
-          <w:tcPr>
-            <w:tcW w:type="dxa" w:w="2210"/>
-          </w:tcPr>
-          <w:p>
-            <w:r>
-              <w:rPr>
-                <w:sz w:val="18"/>
-              </w:rPr>
-              <w:t>100条注入热词，每词测试10次</w:t>
-            </w:r>
-          </w:p>
-        </w:tc>
-      </w:tr>
-      <w:tr>
-        <w:tc>
-          <w:tcPr>
-            <w:tcW w:type="dxa" w:w="2210"/>
-          </w:tcPr>
-          <w:p>
-            <w:r>
-              <w:rPr>
-                <w:sz w:val="18"/>
-              </w:rPr>
-              <w:t>标点预测</w:t>
-            </w:r>
-          </w:p>
-        </w:tc>
-        <w:tc>
-          <w:tcPr>
-            <w:tcW w:type="dxa" w:w="2210"/>
-          </w:tcPr>
-          <w:p>
-            <w:r>
-              <w:rPr>
-                <w:sz w:val="18"/>
-              </w:rPr>
-              <w:t>句级标点准确率</w:t>
-            </w:r>
-          </w:p>
-        </w:tc>
-        <w:tc>
-          <w:tcPr>
-            <w:tcW w:type="dxa" w:w="2210"/>
-          </w:tcPr>
-          <w:p>
-            <w:r>
-              <w:rPr>
-                <w:sz w:val="18"/>
-              </w:rPr>
-              <w:t>≥ 90%</w:t>
-            </w:r>
-          </w:p>
-        </w:tc>
-        <w:tc>
-          <w:tcPr>
-            <w:tcW w:type="dxa" w:w="2210"/>
-          </w:tcPr>
-          <w:p>
-            <w:r>
-              <w:rPr>
-                <w:sz w:val="18"/>
-              </w:rPr>
-              <w:t>200句测试，人工标注对比</w:t>
-            </w:r>
-          </w:p>
-        </w:tc>
-      </w:tr>
-      <w:tr>
-        <w:tc>
-          <w:tcPr>
-            <w:tcW w:type="dxa" w:w="2210"/>
-          </w:tcPr>
-          <w:p>
-            <w:r>
-              <w:rPr>
-                <w:sz w:val="18"/>
-              </w:rPr>
-              <w:t>端点检测</w:t>
-            </w:r>
-          </w:p>
-        </w:tc>
-        <w:tc>
-          <w:tcPr>
-            <w:tcW w:type="dxa" w:w="2210"/>
-          </w:tcPr>
-          <w:p>
-            <w:r>
-              <w:rPr>
-                <w:sz w:val="18"/>
-              </w:rPr>
-              <w:t>误切断率</w:t>
-            </w:r>
-          </w:p>
-        </w:tc>
-        <w:tc>
-          <w:tcPr>
-            <w:tcW w:type="dxa" w:w="2210"/>
+            <w:tcW w:type="dxa" w:w="1768"/>
+          </w:tcPr>
+          <w:p>
+            <w:r>
+              <w:rPr>
+                <w:sz w:val="18"/>
+              </w:rPr>
+              <w:t>端点检测误切断率</w:t>
+            </w:r>
+          </w:p>
+        </w:tc>
+        <w:tc>
+          <w:tcPr>
+            <w:tcW w:type="dxa" w:w="1768"/>
+          </w:tcPr>
+          <w:p>
+            <w:r>
+              <w:rPr>
+                <w:sz w:val="18"/>
+              </w:rPr>
+              <w:t>停顿 ≤ 800 ms 不断句</w:t>
+            </w:r>
+          </w:p>
+        </w:tc>
+        <w:tc>
+          <w:tcPr>
+            <w:tcW w:type="dxa" w:w="1768"/>
           </w:tcPr>
           <w:p>
             <w:r>
@@ -3757,14 +4086,27 @@
         </w:tc>
         <w:tc>
           <w:tcPr>
-            <w:tcW w:type="dxa" w:w="2210"/>
-          </w:tcPr>
-          <w:p>
-            <w:r>
-              <w:rPr>
-                <w:sz w:val="18"/>
-              </w:rPr>
-              <w:t>停顿≤800ms不断句，200句含停顿语料</w:t>
+            <w:tcW w:type="dxa" w:w="1768"/>
+          </w:tcPr>
+          <w:p>
+            <w:r>
+              <w:rPr>
+                <w:sz w:val="18"/>
+              </w:rPr>
+              <w:t>≤ 1.5%</w:t>
+            </w:r>
+          </w:p>
+        </w:tc>
+        <w:tc>
+          <w:tcPr>
+            <w:tcW w:type="dxa" w:w="1768"/>
+          </w:tcPr>
+          <w:p>
+            <w:r>
+              <w:rPr>
+                <w:sz w:val="18"/>
+              </w:rPr>
+              <w:t>200 句含停顿语料</w:t>
             </w:r>
           </w:p>
         </w:tc>
@@ -3780,8 +4122,14 @@
         </w:rPr>
         <w:t>指标依据</w:t>
       </w:r>
+      <w:r/>
+    </w:p>
+    <w:p>
+      <w:pPr>
+        <w:pStyle w:val="ListBullet"/>
+      </w:pPr>
       <w:r>
-        <w:t>：</w:t>
+        <w:t>CER 统一工况 ≤ 5% / 运动状态 ≤ 15%：[S1] AISHELL-2 / WenetSpeech 公开评测集普通话 ASR 基准；[S2] 讯飞 / 阿里 Paraformer / 字节火山在对应场景客户实测</w:t>
       </w:r>
     </w:p>
     <w:p>
@@ -3789,15 +4137,7 @@
         <w:pStyle w:val="ListBullet"/>
       </w:pPr>
       <w:r>
-        <w:t>CER 安静 ≤ 5% / 噪声 ≤ 10% / 运动 ≤ 15%：[S1] AISHELL-2 / WenetSpeech 公开评测集普通话 ASR 基准；[S2] 讯飞 / 阿里 Paraformer / 字节火山在对应场景的客户实测</w:t>
-      </w:r>
-    </w:p>
-    <w:p>
-      <w:pPr>
-        <w:pStyle w:val="ListBullet"/>
-      </w:pPr>
-      <w:r>
-        <w:t>首字上屏延迟 在线 ≤ 900 ms / 离线 ≤ 850 ms：[S3] 海外公版，国内对标极氪 / 领克 650-700 / 一汽 700；小语种 +200 ms 来自海外公版备注</w:t>
+        <w:t>首字上屏延迟 在线 ≤ 900 / 离线 ≤ 850：[S3] 海外公版；国内对标极氪 700 / 领克 650 / 一汽 700；离线少网络传输耗时；小语种 +200 ms 来自海外公版备注</w:t>
       </w:r>
     </w:p>
     <w:p>
@@ -3813,7 +4153,7 @@
         <w:pStyle w:val="ListBullet"/>
       </w:pPr>
       <w:r>
-        <w:t>标点预测 ≥ 90%：[S1] Google Cloud Speech 标点服务公开基准；[S2] 国内厂商 88-92% 主流区间</w:t>
+        <w:t>标点预测 ≥ 90%：[S1] Google Cloud Speech 标点服务公开基准；[S2] 国内厂商 88-92%</w:t>
       </w:r>
     </w:p>
     <w:p>
@@ -3821,7 +4161,13 @@
         <w:pStyle w:val="ListBullet"/>
       </w:pPr>
       <w:r>
-        <w:t>端点检测 ≤ 3% / VAD pause 300 ms：[S3] 海外公版备注：国内项目 VAD pause 设 300 ms（海外 500 ms），端到端比海外多 200 ms</w:t>
+        <w:t>端点检测误切断 ≤ 3% / VAD pause 300 ms：[S3] 海外公版备注 "国内项目 VAD pause 300 ms（海外 500 ms），端到端比海外多 200 ms"</w:t>
+      </w:r>
+    </w:p>
+    <w:p/>
+    <w:p>
+      <w:r>
+        <w:t>────────────────────────────────────────────────────────────</w:t>
       </w:r>
     </w:p>
     <w:p/>
@@ -3833,7 +4179,7 @@
         <w:rPr>
           <w:color w:val="1F497D"/>
         </w:rPr>
-        <w:t>2.5 中枢系统——核心指标基线</w:t>
+        <w:t>2.5 中枢系统</w:t>
       </w:r>
     </w:p>
     <w:p/>
@@ -3844,15 +4190,16 @@
         <w:tblLook w:firstColumn="1" w:firstRow="1" w:lastColumn="0" w:lastRow="0" w:noHBand="0" w:noVBand="1" w:val="04A0"/>
       </w:tblPr>
       <w:tblGrid>
-        <w:gridCol w:w="2210"/>
-        <w:gridCol w:w="2210"/>
-        <w:gridCol w:w="2210"/>
-        <w:gridCol w:w="2210"/>
+        <w:gridCol w:w="1768"/>
+        <w:gridCol w:w="1768"/>
+        <w:gridCol w:w="1768"/>
+        <w:gridCol w:w="1768"/>
+        <w:gridCol w:w="1768"/>
       </w:tblGrid>
       <w:tr>
         <w:tc>
           <w:tcPr>
-            <w:tcW w:type="dxa" w:w="2210"/>
+            <w:tcW w:type="dxa" w:w="1768"/>
           </w:tcPr>
           <w:p>
             <w:r>
@@ -3860,13 +4207,13 @@
                 <w:b/>
                 <w:sz w:val="18"/>
               </w:rPr>
-              <w:t>功能</w:t>
-            </w:r>
-          </w:p>
-        </w:tc>
-        <w:tc>
-          <w:tcPr>
-            <w:tcW w:type="dxa" w:w="2210"/>
+              <w:t>子功能</w:t>
+            </w:r>
+          </w:p>
+        </w:tc>
+        <w:tc>
+          <w:tcPr>
+            <w:tcW w:type="dxa" w:w="1768"/>
           </w:tcPr>
           <w:p>
             <w:r>
@@ -3880,7 +4227,7 @@
         </w:tc>
         <w:tc>
           <w:tcPr>
-            <w:tcW w:type="dxa" w:w="2210"/>
+            <w:tcW w:type="dxa" w:w="1768"/>
           </w:tcPr>
           <w:p>
             <w:r>
@@ -3888,13 +4235,27 @@
                 <w:b/>
                 <w:sz w:val="18"/>
               </w:rPr>
-              <w:t>目标值</w:t>
-            </w:r>
-          </w:p>
-        </w:tc>
-        <w:tc>
-          <w:tcPr>
-            <w:tcW w:type="dxa" w:w="2210"/>
+              <w:t>shall</w:t>
+            </w:r>
+          </w:p>
+        </w:tc>
+        <w:tc>
+          <w:tcPr>
+            <w:tcW w:type="dxa" w:w="1768"/>
+          </w:tcPr>
+          <w:p>
+            <w:r>
+              <w:rPr>
+                <w:b/>
+                <w:sz w:val="18"/>
+              </w:rPr>
+              <w:t>should</w:t>
+            </w:r>
+          </w:p>
+        </w:tc>
+        <w:tc>
+          <w:tcPr>
+            <w:tcW w:type="dxa" w:w="1768"/>
           </w:tcPr>
           <w:p>
             <w:r>
@@ -3910,7 +4271,7 @@
       <w:tr>
         <w:tc>
           <w:tcPr>
-            <w:tcW w:type="dxa" w:w="2210"/>
+            <w:tcW w:type="dxa" w:w="1768"/>
           </w:tcPr>
           <w:p>
             <w:r>
@@ -3923,7 +4284,7 @@
         </w:tc>
         <w:tc>
           <w:tcPr>
-            <w:tcW w:type="dxa" w:w="2210"/>
+            <w:tcW w:type="dxa" w:w="1768"/>
           </w:tcPr>
           <w:p>
             <w:r>
@@ -3936,7 +4297,7 @@
         </w:tc>
         <w:tc>
           <w:tcPr>
-            <w:tcW w:type="dxa" w:w="2210"/>
+            <w:tcW w:type="dxa" w:w="1768"/>
           </w:tcPr>
           <w:p>
             <w:r>
@@ -3949,14 +4310,27 @@
         </w:tc>
         <w:tc>
           <w:tcPr>
-            <w:tcW w:type="dxa" w:w="2210"/>
-          </w:tcPr>
-          <w:p>
-            <w:r>
-              <w:rPr>
-                <w:sz w:val="18"/>
-              </w:rPr>
-              <w:t>500条标注测试集（运动/查询/任务/闲聊/无效各100条）</w:t>
+            <w:tcW w:type="dxa" w:w="1768"/>
+          </w:tcPr>
+          <w:p>
+            <w:r>
+              <w:rPr>
+                <w:sz w:val="18"/>
+              </w:rPr>
+              <w:t>≥ 94%</w:t>
+            </w:r>
+          </w:p>
+        </w:tc>
+        <w:tc>
+          <w:tcPr>
+            <w:tcW w:type="dxa" w:w="1768"/>
+          </w:tcPr>
+          <w:p>
+            <w:r>
+              <w:rPr>
+                <w:sz w:val="18"/>
+              </w:rPr>
+              <w:t>500 条标注集（运动/查询/任务/闲聊/无效 各 100 条）</w:t>
             </w:r>
           </w:p>
         </w:tc>
@@ -3964,7 +4338,7 @@
       <w:tr>
         <w:tc>
           <w:tcPr>
-            <w:tcW w:type="dxa" w:w="2210"/>
+            <w:tcW w:type="dxa" w:w="1768"/>
           </w:tcPr>
           <w:p>
             <w:r>
@@ -3977,7 +4351,7 @@
         </w:tc>
         <w:tc>
           <w:tcPr>
-            <w:tcW w:type="dxa" w:w="2210"/>
+            <w:tcW w:type="dxa" w:w="1768"/>
           </w:tcPr>
           <w:p>
             <w:r>
@@ -3990,7 +4364,7 @@
         </w:tc>
         <w:tc>
           <w:tcPr>
-            <w:tcW w:type="dxa" w:w="2210"/>
+            <w:tcW w:type="dxa" w:w="1768"/>
           </w:tcPr>
           <w:p>
             <w:r>
@@ -4003,14 +4377,27 @@
         </w:tc>
         <w:tc>
           <w:tcPr>
-            <w:tcW w:type="dxa" w:w="2210"/>
-          </w:tcPr>
-          <w:p>
-            <w:r>
-              <w:rPr>
-                <w:sz w:val="18"/>
-              </w:rPr>
-              <w:t>同测试集，动作/对象/位置/时间四类槽位</w:t>
+            <w:tcW w:type="dxa" w:w="1768"/>
+          </w:tcPr>
+          <w:p>
+            <w:r>
+              <w:rPr>
+                <w:sz w:val="18"/>
+              </w:rPr>
+              <w:t>≥ 92%</w:t>
+            </w:r>
+          </w:p>
+        </w:tc>
+        <w:tc>
+          <w:tcPr>
+            <w:tcW w:type="dxa" w:w="1768"/>
+          </w:tcPr>
+          <w:p>
+            <w:r>
+              <w:rPr>
+                <w:sz w:val="18"/>
+              </w:rPr>
+              <w:t>同测试集，动作/对象/位置/时间 4 类槽位</w:t>
             </w:r>
           </w:p>
         </w:tc>
@@ -4018,7 +4405,7 @@
       <w:tr>
         <w:tc>
           <w:tcPr>
-            <w:tcW w:type="dxa" w:w="2210"/>
+            <w:tcW w:type="dxa" w:w="1768"/>
           </w:tcPr>
           <w:p>
             <w:r>
@@ -4031,7 +4418,7 @@
         </w:tc>
         <w:tc>
           <w:tcPr>
-            <w:tcW w:type="dxa" w:w="2210"/>
+            <w:tcW w:type="dxa" w:w="1768"/>
           </w:tcPr>
           <w:p>
             <w:r>
@@ -4044,7 +4431,7 @@
         </w:tc>
         <w:tc>
           <w:tcPr>
-            <w:tcW w:type="dxa" w:w="2210"/>
+            <w:tcW w:type="dxa" w:w="1768"/>
           </w:tcPr>
           <w:p>
             <w:r>
@@ -4057,14 +4444,27 @@
         </w:tc>
         <w:tc>
           <w:tcPr>
-            <w:tcW w:type="dxa" w:w="2210"/>
-          </w:tcPr>
-          <w:p>
-            <w:r>
-              <w:rPr>
-                <w:sz w:val="18"/>
-              </w:rPr>
-              <w:t>100组多轮对话（≤5轮），含代词/省略</w:t>
+            <w:tcW w:type="dxa" w:w="1768"/>
+          </w:tcPr>
+          <w:p>
+            <w:r>
+              <w:rPr>
+                <w:sz w:val="18"/>
+              </w:rPr>
+              <w:t>≥ 90%</w:t>
+            </w:r>
+          </w:p>
+        </w:tc>
+        <w:tc>
+          <w:tcPr>
+            <w:tcW w:type="dxa" w:w="1768"/>
+          </w:tcPr>
+          <w:p>
+            <w:r>
+              <w:rPr>
+                <w:sz w:val="18"/>
+              </w:rPr>
+              <w:t>100 组多轮（≤ 5 轮），含代词/省略</w:t>
             </w:r>
           </w:p>
         </w:tc>
@@ -4072,33 +4472,33 @@
       <w:tr>
         <w:tc>
           <w:tcPr>
-            <w:tcW w:type="dxa" w:w="2210"/>
-          </w:tcPr>
-          <w:p>
-            <w:r>
-              <w:rPr>
-                <w:sz w:val="18"/>
-              </w:rPr>
-              <w:t>指令路由</w:t>
-            </w:r>
-          </w:p>
-        </w:tc>
-        <w:tc>
-          <w:tcPr>
-            <w:tcW w:type="dxa" w:w="2210"/>
-          </w:tcPr>
-          <w:p>
-            <w:r>
-              <w:rPr>
-                <w:sz w:val="18"/>
-              </w:rPr>
-              <w:t>规则引擎路由准确率</w:t>
-            </w:r>
-          </w:p>
-        </w:tc>
-        <w:tc>
-          <w:tcPr>
-            <w:tcW w:type="dxa" w:w="2210"/>
+            <w:tcW w:type="dxa" w:w="1768"/>
+          </w:tcPr>
+          <w:p>
+            <w:r>
+              <w:rPr>
+                <w:sz w:val="18"/>
+              </w:rPr>
+              <w:t>规则引擎路由</w:t>
+            </w:r>
+          </w:p>
+        </w:tc>
+        <w:tc>
+          <w:tcPr>
+            <w:tcW w:type="dxa" w:w="1768"/>
+          </w:tcPr>
+          <w:p>
+            <w:r>
+              <w:rPr>
+                <w:sz w:val="18"/>
+              </w:rPr>
+              <w:t>路由准确率</w:t>
+            </w:r>
+          </w:p>
+        </w:tc>
+        <w:tc>
+          <w:tcPr>
+            <w:tcW w:type="dxa" w:w="1768"/>
           </w:tcPr>
           <w:p>
             <w:r>
@@ -4111,14 +4511,27 @@
         </w:tc>
         <w:tc>
           <w:tcPr>
-            <w:tcW w:type="dxa" w:w="2210"/>
-          </w:tcPr>
-          <w:p>
-            <w:r>
-              <w:rPr>
-                <w:sz w:val="18"/>
-              </w:rPr>
-              <w:t>200条明确指令（无歧义），规则覆盖范围内</w:t>
+            <w:tcW w:type="dxa" w:w="1768"/>
+          </w:tcPr>
+          <w:p>
+            <w:r>
+              <w:rPr>
+                <w:sz w:val="18"/>
+              </w:rPr>
+              <w:t>≥ 99%</w:t>
+            </w:r>
+          </w:p>
+        </w:tc>
+        <w:tc>
+          <w:tcPr>
+            <w:tcW w:type="dxa" w:w="1768"/>
+          </w:tcPr>
+          <w:p>
+            <w:r>
+              <w:rPr>
+                <w:sz w:val="18"/>
+              </w:rPr>
+              <w:t>200 条无歧义明确指令，规则覆盖范围内</w:t>
             </w:r>
           </w:p>
         </w:tc>
@@ -4126,7 +4539,7 @@
       <w:tr>
         <w:tc>
           <w:tcPr>
-            <w:tcW w:type="dxa" w:w="2210"/>
+            <w:tcW w:type="dxa" w:w="1768"/>
           </w:tcPr>
           <w:p>
             <w:r>
@@ -4139,7 +4552,7 @@
         </w:tc>
         <w:tc>
           <w:tcPr>
-            <w:tcW w:type="dxa" w:w="2210"/>
+            <w:tcW w:type="dxa" w:w="1768"/>
           </w:tcPr>
           <w:p>
             <w:r>
@@ -4152,7 +4565,7 @@
         </w:tc>
         <w:tc>
           <w:tcPr>
-            <w:tcW w:type="dxa" w:w="2210"/>
+            <w:tcW w:type="dxa" w:w="1768"/>
           </w:tcPr>
           <w:p>
             <w:r>
@@ -4165,14 +4578,27 @@
         </w:tc>
         <w:tc>
           <w:tcPr>
-            <w:tcW w:type="dxa" w:w="2210"/>
-          </w:tcPr>
-          <w:p>
-            <w:r>
-              <w:rPr>
-                <w:sz w:val="18"/>
-              </w:rPr>
-              <w:t>200条明确简单指令稳态分流统计；剩余≤20%进入LLM路径</w:t>
+            <w:tcW w:type="dxa" w:w="1768"/>
+          </w:tcPr>
+          <w:p>
+            <w:r>
+              <w:rPr>
+                <w:sz w:val="18"/>
+              </w:rPr>
+              <w:t>≥ 88%</w:t>
+            </w:r>
+          </w:p>
+        </w:tc>
+        <w:tc>
+          <w:tcPr>
+            <w:tcW w:type="dxa" w:w="1768"/>
+          </w:tcPr>
+          <w:p>
+            <w:r>
+              <w:rPr>
+                <w:sz w:val="18"/>
+              </w:rPr>
+              <w:t>200 条简单指令稳态分流统计；剩余进入 LLM 路径</w:t>
             </w:r>
           </w:p>
         </w:tc>
@@ -4180,7 +4606,7 @@
       <w:tr>
         <w:tc>
           <w:tcPr>
-            <w:tcW w:type="dxa" w:w="2210"/>
+            <w:tcW w:type="dxa" w:w="1768"/>
           </w:tcPr>
           <w:p>
             <w:r>
@@ -4193,20 +4619,20 @@
         </w:tc>
         <w:tc>
           <w:tcPr>
-            <w:tcW w:type="dxa" w:w="2210"/>
-          </w:tcPr>
-          <w:p>
-            <w:r>
-              <w:rPr>
-                <w:sz w:val="18"/>
-              </w:rPr>
-              <w:t>LLM不可用时规则兜底覆盖率</w:t>
-            </w:r>
-          </w:p>
-        </w:tc>
-        <w:tc>
-          <w:tcPr>
-            <w:tcW w:type="dxa" w:w="2210"/>
+            <w:tcW w:type="dxa" w:w="1768"/>
+          </w:tcPr>
+          <w:p>
+            <w:r>
+              <w:rPr>
+                <w:sz w:val="18"/>
+              </w:rPr>
+              <w:t>LLM 不可用时规则兜底覆盖率</w:t>
+            </w:r>
+          </w:p>
+        </w:tc>
+        <w:tc>
+          <w:tcPr>
+            <w:tcW w:type="dxa" w:w="1768"/>
           </w:tcPr>
           <w:p>
             <w:r>
@@ -4219,14 +4645,27 @@
         </w:tc>
         <w:tc>
           <w:tcPr>
-            <w:tcW w:type="dxa" w:w="2210"/>
-          </w:tcPr>
-          <w:p>
-            <w:r>
-              <w:rPr>
-                <w:sz w:val="18"/>
-              </w:rPr>
-              <w:t>Top 100高频指令集，断网状态测试；与上一行为不同业务态</w:t>
+            <w:tcW w:type="dxa" w:w="1768"/>
+          </w:tcPr>
+          <w:p>
+            <w:r>
+              <w:rPr>
+                <w:sz w:val="18"/>
+              </w:rPr>
+              <w:t>≥ 90%</w:t>
+            </w:r>
+          </w:p>
+        </w:tc>
+        <w:tc>
+          <w:tcPr>
+            <w:tcW w:type="dxa" w:w="1768"/>
+          </w:tcPr>
+          <w:p>
+            <w:r>
+              <w:rPr>
+                <w:sz w:val="18"/>
+              </w:rPr>
+              <w:t>Top 100 高频指令集，断网状态测试</w:t>
             </w:r>
           </w:p>
         </w:tc>
@@ -4234,33 +4673,33 @@
       <w:tr>
         <w:tc>
           <w:tcPr>
-            <w:tcW w:type="dxa" w:w="2210"/>
-          </w:tcPr>
-          <w:p>
-            <w:r>
-              <w:rPr>
-                <w:sz w:val="18"/>
-              </w:rPr>
-              <w:t>处理延迟</w:t>
-            </w:r>
-          </w:p>
-        </w:tc>
-        <w:tc>
-          <w:tcPr>
-            <w:tcW w:type="dxa" w:w="2210"/>
-          </w:tcPr>
-          <w:p>
-            <w:r>
-              <w:rPr>
-                <w:sz w:val="18"/>
-              </w:rPr>
-              <w:t>意图解析+路由下发延迟</w:t>
-            </w:r>
-          </w:p>
-        </w:tc>
-        <w:tc>
-          <w:tcPr>
-            <w:tcW w:type="dxa" w:w="2210"/>
+            <w:tcW w:type="dxa" w:w="1768"/>
+          </w:tcPr>
+          <w:p>
+            <w:r>
+              <w:rPr>
+                <w:sz w:val="18"/>
+              </w:rPr>
+              <w:t>处理延迟（规则路径）</w:t>
+            </w:r>
+          </w:p>
+        </w:tc>
+        <w:tc>
+          <w:tcPr>
+            <w:tcW w:type="dxa" w:w="1768"/>
+          </w:tcPr>
+          <w:p>
+            <w:r>
+              <w:rPr>
+                <w:sz w:val="18"/>
+              </w:rPr>
+              <w:t>意图解析 + 路由下发</w:t>
+            </w:r>
+          </w:p>
+        </w:tc>
+        <w:tc>
+          <w:tcPr>
+            <w:tcW w:type="dxa" w:w="1768"/>
           </w:tcPr>
           <w:p>
             <w:r>
@@ -4273,7 +4712,20 @@
         </w:tc>
         <w:tc>
           <w:tcPr>
-            <w:tcW w:type="dxa" w:w="2210"/>
+            <w:tcW w:type="dxa" w:w="1768"/>
+          </w:tcPr>
+          <w:p>
+            <w:r>
+              <w:rPr>
+                <w:sz w:val="18"/>
+              </w:rPr>
+              <w:t>≤ 60 ms</w:t>
+            </w:r>
+          </w:p>
+        </w:tc>
+        <w:tc>
+          <w:tcPr>
+            <w:tcW w:type="dxa" w:w="1768"/>
           </w:tcPr>
           <w:p>
             <w:r>
@@ -4288,53 +4740,66 @@
       <w:tr>
         <w:tc>
           <w:tcPr>
-            <w:tcW w:type="dxa" w:w="2210"/>
-          </w:tcPr>
-          <w:p>
-            <w:r>
-              <w:rPr>
-                <w:sz w:val="18"/>
-              </w:rPr>
-              <w:t>处理延迟</w:t>
-            </w:r>
-          </w:p>
-        </w:tc>
-        <w:tc>
-          <w:tcPr>
-            <w:tcW w:type="dxa" w:w="2210"/>
-          </w:tcPr>
-          <w:p>
-            <w:r>
-              <w:rPr>
-                <w:sz w:val="18"/>
-              </w:rPr>
-              <w:t>LLM路径总延迟（云端）</w:t>
-            </w:r>
-          </w:p>
-        </w:tc>
-        <w:tc>
-          <w:tcPr>
-            <w:tcW w:type="dxa" w:w="2210"/>
-          </w:tcPr>
-          <w:p>
-            <w:r>
-              <w:rPr>
-                <w:sz w:val="18"/>
-              </w:rPr>
-              <w:t>≤ 3000 ms（P99）</w:t>
-            </w:r>
-          </w:p>
-        </w:tc>
-        <w:tc>
-          <w:tcPr>
-            <w:tcW w:type="dxa" w:w="2210"/>
-          </w:tcPr>
-          <w:p>
-            <w:r>
-              <w:rPr>
-                <w:sz w:val="18"/>
-              </w:rPr>
-              <w:t>含网络RTT≤150ms+云端LLM推理；指令长度≤50字</w:t>
+            <w:tcW w:type="dxa" w:w="1768"/>
+          </w:tcPr>
+          <w:p>
+            <w:r>
+              <w:rPr>
+                <w:sz w:val="18"/>
+              </w:rPr>
+              <w:t>处理延迟（LLM 路径，P99）</w:t>
+            </w:r>
+          </w:p>
+        </w:tc>
+        <w:tc>
+          <w:tcPr>
+            <w:tcW w:type="dxa" w:w="1768"/>
+          </w:tcPr>
+          <w:p>
+            <w:r>
+              <w:rPr>
+                <w:sz w:val="18"/>
+              </w:rPr>
+              <w:t>总延迟</w:t>
+            </w:r>
+          </w:p>
+        </w:tc>
+        <w:tc>
+          <w:tcPr>
+            <w:tcW w:type="dxa" w:w="1768"/>
+          </w:tcPr>
+          <w:p>
+            <w:r>
+              <w:rPr>
+                <w:sz w:val="18"/>
+              </w:rPr>
+              <w:t>≤ 3000 ms</w:t>
+            </w:r>
+          </w:p>
+        </w:tc>
+        <w:tc>
+          <w:tcPr>
+            <w:tcW w:type="dxa" w:w="1768"/>
+          </w:tcPr>
+          <w:p>
+            <w:r>
+              <w:rPr>
+                <w:sz w:val="18"/>
+              </w:rPr>
+              <w:t>≤ 2200 ms</w:t>
+            </w:r>
+          </w:p>
+        </w:tc>
+        <w:tc>
+          <w:tcPr>
+            <w:tcW w:type="dxa" w:w="1768"/>
+          </w:tcPr>
+          <w:p>
+            <w:r>
+              <w:rPr>
+                <w:sz w:val="18"/>
+              </w:rPr>
+              <w:t>含网络 RTT ≤ 150 ms + 云端 LLM 推理；指令长度 ≤ 50 字</w:t>
             </w:r>
           </w:p>
         </w:tc>
@@ -4342,7 +4807,7 @@
       <w:tr>
         <w:tc>
           <w:tcPr>
-            <w:tcW w:type="dxa" w:w="2210"/>
+            <w:tcW w:type="dxa" w:w="1768"/>
           </w:tcPr>
           <w:p>
             <w:r>
@@ -4355,7 +4820,7 @@
         </w:tc>
         <w:tc>
           <w:tcPr>
-            <w:tcW w:type="dxa" w:w="2210"/>
+            <w:tcW w:type="dxa" w:w="1768"/>
           </w:tcPr>
           <w:p>
             <w:r>
@@ -4368,7 +4833,7 @@
         </w:tc>
         <w:tc>
           <w:tcPr>
-            <w:tcW w:type="dxa" w:w="2210"/>
+            <w:tcW w:type="dxa" w:w="1768"/>
           </w:tcPr>
           <w:p>
             <w:r>
@@ -4381,14 +4846,27 @@
         </w:tc>
         <w:tc>
           <w:tcPr>
-            <w:tcW w:type="dxa" w:w="2210"/>
-          </w:tcPr>
-          <w:p>
-            <w:r>
-              <w:rPr>
-                <w:sz w:val="18"/>
-              </w:rPr>
-              <w:t>50条预设危险指令测试集（含高速/攻击性动作）</w:t>
+            <w:tcW w:type="dxa" w:w="1768"/>
+          </w:tcPr>
+          <w:p>
+            <w:r>
+              <w:rPr>
+                <w:sz w:val="18"/>
+              </w:rPr>
+              <w:t>100%</w:t>
+            </w:r>
+          </w:p>
+        </w:tc>
+        <w:tc>
+          <w:tcPr>
+            <w:tcW w:type="dxa" w:w="1768"/>
+          </w:tcPr>
+          <w:p>
+            <w:r>
+              <w:rPr>
+                <w:sz w:val="18"/>
+              </w:rPr>
+              <w:t>50 条预设危险指令；**安全不分层**</w:t>
             </w:r>
           </w:p>
         </w:tc>
@@ -4404,9 +4882,7 @@
         </w:rPr>
         <w:t>指标依据</w:t>
       </w:r>
-      <w:r>
-        <w:t>：</w:t>
-      </w:r>
+      <w:r/>
     </w:p>
     <w:p>
       <w:pPr>
@@ -4437,7 +4913,7 @@
         <w:pStyle w:val="ListBullet"/>
       </w:pPr>
       <w:r>
-        <w:t>规则路由覆盖率 ≥ 80%（稳态）/ 兜底 ≥ 80%（故障态）：[S2] 国内主流车载/IOT 语音助手统计：简单确定性指令占 70-85%；本 SOR 设 80%</w:t>
+        <w:t>规则路由覆盖率 ≥ 80%（稳态）/ 兜底 ≥ 80%（故障态）：[S2] 国内主流车载/IOT 语音助手统计：简单确定性指令占 70-85%</w:t>
       </w:r>
     </w:p>
     <w:p>
@@ -4453,7 +4929,13 @@
         <w:pStyle w:val="ListBullet"/>
       </w:pPr>
       <w:r>
-        <w:t>危险指令拦截 100%：[S1] ISO 26262 安全完整性等级 + 白名单可保证 100%；安全指标不分层</w:t>
+        <w:t>危险指令拦截 100%：[S1] ISO 26262 安全完整性等级 + 白名单可保证；安全指标不分层</w:t>
+      </w:r>
+    </w:p>
+    <w:p/>
+    <w:p>
+      <w:r>
+        <w:t>────────────────────────────────────────────────────────────</w:t>
       </w:r>
     </w:p>
     <w:p/>
@@ -4465,7 +4947,7 @@
         <w:rPr>
           <w:color w:val="1F497D"/>
         </w:rPr>
-        <w:t>2.6 TTS——核心指标基线</w:t>
+        <w:t>2.6 TTS</w:t>
       </w:r>
     </w:p>
     <w:p/>
@@ -4476,15 +4958,16 @@
         <w:tblLook w:firstColumn="1" w:firstRow="1" w:lastColumn="0" w:lastRow="0" w:noHBand="0" w:noVBand="1" w:val="04A0"/>
       </w:tblPr>
       <w:tblGrid>
-        <w:gridCol w:w="2210"/>
-        <w:gridCol w:w="2210"/>
-        <w:gridCol w:w="2210"/>
-        <w:gridCol w:w="2210"/>
+        <w:gridCol w:w="1768"/>
+        <w:gridCol w:w="1768"/>
+        <w:gridCol w:w="1768"/>
+        <w:gridCol w:w="1768"/>
+        <w:gridCol w:w="1768"/>
       </w:tblGrid>
       <w:tr>
         <w:tc>
           <w:tcPr>
-            <w:tcW w:type="dxa" w:w="2210"/>
+            <w:tcW w:type="dxa" w:w="1768"/>
           </w:tcPr>
           <w:p>
             <w:r>
@@ -4492,13 +4975,13 @@
                 <w:b/>
                 <w:sz w:val="18"/>
               </w:rPr>
-              <w:t>功能</w:t>
-            </w:r>
-          </w:p>
-        </w:tc>
-        <w:tc>
-          <w:tcPr>
-            <w:tcW w:type="dxa" w:w="2210"/>
+              <w:t>子功能</w:t>
+            </w:r>
+          </w:p>
+        </w:tc>
+        <w:tc>
+          <w:tcPr>
+            <w:tcW w:type="dxa" w:w="1768"/>
           </w:tcPr>
           <w:p>
             <w:r>
@@ -4512,7 +4995,7 @@
         </w:tc>
         <w:tc>
           <w:tcPr>
-            <w:tcW w:type="dxa" w:w="2210"/>
+            <w:tcW w:type="dxa" w:w="1768"/>
           </w:tcPr>
           <w:p>
             <w:r>
@@ -4520,13 +5003,27 @@
                 <w:b/>
                 <w:sz w:val="18"/>
               </w:rPr>
-              <w:t>目标值</w:t>
-            </w:r>
-          </w:p>
-        </w:tc>
-        <w:tc>
-          <w:tcPr>
-            <w:tcW w:type="dxa" w:w="2210"/>
+              <w:t>shall</w:t>
+            </w:r>
+          </w:p>
+        </w:tc>
+        <w:tc>
+          <w:tcPr>
+            <w:tcW w:type="dxa" w:w="1768"/>
+          </w:tcPr>
+          <w:p>
+            <w:r>
+              <w:rPr>
+                <w:b/>
+                <w:sz w:val="18"/>
+              </w:rPr>
+              <w:t>should</w:t>
+            </w:r>
+          </w:p>
+        </w:tc>
+        <w:tc>
+          <w:tcPr>
+            <w:tcW w:type="dxa" w:w="1768"/>
           </w:tcPr>
           <w:p>
             <w:r>
@@ -4542,33 +5039,33 @@
       <w:tr>
         <w:tc>
           <w:tcPr>
-            <w:tcW w:type="dxa" w:w="2210"/>
-          </w:tcPr>
-          <w:p>
-            <w:r>
-              <w:rPr>
-                <w:sz w:val="18"/>
-              </w:rPr>
-              <w:t>自然度（核心，shall）</w:t>
-            </w:r>
-          </w:p>
-        </w:tc>
-        <w:tc>
-          <w:tcPr>
-            <w:tcW w:type="dxa" w:w="2210"/>
-          </w:tcPr>
-          <w:p>
-            <w:r>
-              <w:rPr>
-                <w:sz w:val="18"/>
-              </w:rPr>
-              <w:t>主观音质评分（MOS）</w:t>
-            </w:r>
-          </w:p>
-        </w:tc>
-        <w:tc>
-          <w:tcPr>
-            <w:tcW w:type="dxa" w:w="2210"/>
+            <w:tcW w:type="dxa" w:w="1768"/>
+          </w:tcPr>
+          <w:p>
+            <w:r>
+              <w:rPr>
+                <w:sz w:val="18"/>
+              </w:rPr>
+              <w:t>自然度</w:t>
+            </w:r>
+          </w:p>
+        </w:tc>
+        <w:tc>
+          <w:tcPr>
+            <w:tcW w:type="dxa" w:w="1768"/>
+          </w:tcPr>
+          <w:p>
+            <w:r>
+              <w:rPr>
+                <w:sz w:val="18"/>
+              </w:rPr>
+              <w:t>主观音质评分 MOS（5 分制）</w:t>
+            </w:r>
+          </w:p>
+        </w:tc>
+        <w:tc>
+          <w:tcPr>
+            <w:tcW w:type="dxa" w:w="1768"/>
           </w:tcPr>
           <w:p>
             <w:r>
@@ -4581,14 +5078,27 @@
         </w:tc>
         <w:tc>
           <w:tcPr>
-            <w:tcW w:type="dxa" w:w="2210"/>
-          </w:tcPr>
-          <w:p>
-            <w:r>
-              <w:rPr>
-                <w:sz w:val="18"/>
-              </w:rPr>
-              <w:t>盲测，5分制，≥20名听测人，100句测试语料；对齐讯飞/思必驰主流 TTS 实测 4.1-4.3 区间</w:t>
+            <w:tcW w:type="dxa" w:w="1768"/>
+          </w:tcPr>
+          <w:p>
+            <w:r>
+              <w:rPr>
+                <w:sz w:val="18"/>
+              </w:rPr>
+              <w:t>≥ 4.3</w:t>
+            </w:r>
+          </w:p>
+        </w:tc>
+        <w:tc>
+          <w:tcPr>
+            <w:tcW w:type="dxa" w:w="1768"/>
+          </w:tcPr>
+          <w:p>
+            <w:r>
+              <w:rPr>
+                <w:sz w:val="18"/>
+              </w:rPr>
+              <w:t>盲测，≥ 20 名听测人，100 句测试语料</w:t>
             </w:r>
           </w:p>
         </w:tc>
@@ -4596,53 +5106,66 @@
       <w:tr>
         <w:tc>
           <w:tcPr>
-            <w:tcW w:type="dxa" w:w="2210"/>
-          </w:tcPr>
-          <w:p>
-            <w:r>
-              <w:rPr>
-                <w:sz w:val="18"/>
-              </w:rPr>
-              <w:t>自然度（体验，should）</w:t>
-            </w:r>
-          </w:p>
-        </w:tc>
-        <w:tc>
-          <w:tcPr>
-            <w:tcW w:type="dxa" w:w="2210"/>
-          </w:tcPr>
-          <w:p>
-            <w:r>
-              <w:rPr>
-                <w:sz w:val="18"/>
-              </w:rPr>
-              <w:t>主观音质评分（MOS）</w:t>
-            </w:r>
-          </w:p>
-        </w:tc>
-        <w:tc>
-          <w:tcPr>
-            <w:tcW w:type="dxa" w:w="2210"/>
-          </w:tcPr>
-          <w:p>
-            <w:r>
-              <w:rPr>
-                <w:sz w:val="18"/>
-              </w:rPr>
-              <w:t>≥ 4.3</w:t>
-            </w:r>
-          </w:p>
-        </w:tc>
-        <w:tc>
-          <w:tcPr>
-            <w:tcW w:type="dxa" w:w="2210"/>
-          </w:tcPr>
-          <w:p>
-            <w:r>
-              <w:rPr>
-                <w:sz w:val="18"/>
-              </w:rPr>
-              <w:t>同测试集；列为加分项，对齐讯飞 SuperVoice / 字节火山高保真版水准</w:t>
+            <w:tcW w:type="dxa" w:w="1768"/>
+          </w:tcPr>
+          <w:p>
+            <w:r>
+              <w:rPr>
+                <w:sz w:val="18"/>
+              </w:rPr>
+              <w:t>流式首帧</w:t>
+            </w:r>
+          </w:p>
+        </w:tc>
+        <w:tc>
+          <w:tcPr>
+            <w:tcW w:type="dxa" w:w="1768"/>
+          </w:tcPr>
+          <w:p>
+            <w:r>
+              <w:rPr>
+                <w:sz w:val="18"/>
+              </w:rPr>
+              <w:t>首音频帧延迟 TTFT</w:t>
+            </w:r>
+          </w:p>
+        </w:tc>
+        <w:tc>
+          <w:tcPr>
+            <w:tcW w:type="dxa" w:w="1768"/>
+          </w:tcPr>
+          <w:p>
+            <w:r>
+              <w:rPr>
+                <w:sz w:val="18"/>
+              </w:rPr>
+              <w:t>≤ 200 ms</w:t>
+            </w:r>
+          </w:p>
+        </w:tc>
+        <w:tc>
+          <w:tcPr>
+            <w:tcW w:type="dxa" w:w="1768"/>
+          </w:tcPr>
+          <w:p>
+            <w:r>
+              <w:rPr>
+                <w:sz w:val="18"/>
+              </w:rPr>
+              <w:t>≤ 120 ms</w:t>
+            </w:r>
+          </w:p>
+        </w:tc>
+        <w:tc>
+          <w:tcPr>
+            <w:tcW w:type="dxa" w:w="1768"/>
+          </w:tcPr>
+          <w:p>
+            <w:r>
+              <w:rPr>
+                <w:sz w:val="18"/>
+              </w:rPr>
+              <w:t>句长 ≤ 20 字，云端合成，**不含网络 RTT**（RTT 单独预算见 §6）</w:t>
             </w:r>
           </w:p>
         </w:tc>
@@ -4650,53 +5173,66 @@
       <w:tr>
         <w:tc>
           <w:tcPr>
-            <w:tcW w:type="dxa" w:w="2210"/>
-          </w:tcPr>
-          <w:p>
-            <w:r>
-              <w:rPr>
-                <w:sz w:val="18"/>
-              </w:rPr>
-              <w:t>流式首帧</w:t>
-            </w:r>
-          </w:p>
-        </w:tc>
-        <w:tc>
-          <w:tcPr>
-            <w:tcW w:type="dxa" w:w="2210"/>
-          </w:tcPr>
-          <w:p>
-            <w:r>
-              <w:rPr>
-                <w:sz w:val="18"/>
-              </w:rPr>
-              <w:t>首音频帧输出延迟（TTFT）</w:t>
-            </w:r>
-          </w:p>
-        </w:tc>
-        <w:tc>
-          <w:tcPr>
-            <w:tcW w:type="dxa" w:w="2210"/>
-          </w:tcPr>
-          <w:p>
-            <w:r>
-              <w:rPr>
-                <w:sz w:val="18"/>
-              </w:rPr>
-              <w:t>≤ 200 ms</w:t>
-            </w:r>
-          </w:p>
-        </w:tc>
-        <w:tc>
-          <w:tcPr>
-            <w:tcW w:type="dxa" w:w="2210"/>
-          </w:tcPr>
-          <w:p>
-            <w:r>
-              <w:rPr>
-                <w:sz w:val="18"/>
-              </w:rPr>
-              <w:t>句长≤20字，云端合成，**不含网络RTT**（网络RTT单独预算见§6）</w:t>
+            <w:tcW w:type="dxa" w:w="1768"/>
+          </w:tcPr>
+          <w:p>
+            <w:r>
+              <w:rPr>
+                <w:sz w:val="18"/>
+              </w:rPr>
+              <w:t>完整句延迟</w:t>
+            </w:r>
+          </w:p>
+        </w:tc>
+        <w:tc>
+          <w:tcPr>
+            <w:tcW w:type="dxa" w:w="1768"/>
+          </w:tcPr>
+          <w:p>
+            <w:r>
+              <w:rPr>
+                <w:sz w:val="18"/>
+              </w:rPr>
+              <w:t>20 字句完整输出时长</w:t>
+            </w:r>
+          </w:p>
+        </w:tc>
+        <w:tc>
+          <w:tcPr>
+            <w:tcW w:type="dxa" w:w="1768"/>
+          </w:tcPr>
+          <w:p>
+            <w:r>
+              <w:rPr>
+                <w:sz w:val="18"/>
+              </w:rPr>
+              <w:t>≤ 500 ms</w:t>
+            </w:r>
+          </w:p>
+        </w:tc>
+        <w:tc>
+          <w:tcPr>
+            <w:tcW w:type="dxa" w:w="1768"/>
+          </w:tcPr>
+          <w:p>
+            <w:r>
+              <w:rPr>
+                <w:sz w:val="18"/>
+              </w:rPr>
+              <w:t>≤ 350 ms</w:t>
+            </w:r>
+          </w:p>
+        </w:tc>
+        <w:tc>
+          <w:tcPr>
+            <w:tcW w:type="dxa" w:w="1768"/>
+          </w:tcPr>
+          <w:p>
+            <w:r>
+              <w:rPr>
+                <w:sz w:val="18"/>
+              </w:rPr>
+              <w:t>同上，不含网络 RTT</w:t>
             </w:r>
           </w:p>
         </w:tc>
@@ -4704,53 +5240,66 @@
       <w:tr>
         <w:tc>
           <w:tcPr>
-            <w:tcW w:type="dxa" w:w="2210"/>
-          </w:tcPr>
-          <w:p>
-            <w:r>
-              <w:rPr>
-                <w:sz w:val="18"/>
-              </w:rPr>
-              <w:t>完整句延迟</w:t>
-            </w:r>
-          </w:p>
-        </w:tc>
-        <w:tc>
-          <w:tcPr>
-            <w:tcW w:type="dxa" w:w="2210"/>
-          </w:tcPr>
-          <w:p>
-            <w:r>
-              <w:rPr>
-                <w:sz w:val="18"/>
-              </w:rPr>
-              <w:t>20字句完整输出时长</w:t>
-            </w:r>
-          </w:p>
-        </w:tc>
-        <w:tc>
-          <w:tcPr>
-            <w:tcW w:type="dxa" w:w="2210"/>
-          </w:tcPr>
-          <w:p>
-            <w:r>
-              <w:rPr>
-                <w:sz w:val="18"/>
-              </w:rPr>
-              <w:t>≤ 500 ms</w:t>
-            </w:r>
-          </w:p>
-        </w:tc>
-        <w:tc>
-          <w:tcPr>
-            <w:tcW w:type="dxa" w:w="2210"/>
-          </w:tcPr>
-          <w:p>
-            <w:r>
-              <w:rPr>
-                <w:sz w:val="18"/>
-              </w:rPr>
-              <w:t>同上，不含网络RTT</w:t>
+            <w:tcW w:type="dxa" w:w="1768"/>
+          </w:tcPr>
+          <w:p>
+            <w:r>
+              <w:rPr>
+                <w:sz w:val="18"/>
+              </w:rPr>
+              <w:t>发音准确率</w:t>
+            </w:r>
+          </w:p>
+        </w:tc>
+        <w:tc>
+          <w:tcPr>
+            <w:tcW w:type="dxa" w:w="1768"/>
+          </w:tcPr>
+          <w:p>
+            <w:r>
+              <w:rPr>
+                <w:sz w:val="18"/>
+              </w:rPr>
+              <w:t>多音字/专有名词正确率</w:t>
+            </w:r>
+          </w:p>
+        </w:tc>
+        <w:tc>
+          <w:tcPr>
+            <w:tcW w:type="dxa" w:w="1768"/>
+          </w:tcPr>
+          <w:p>
+            <w:r>
+              <w:rPr>
+                <w:sz w:val="18"/>
+              </w:rPr>
+              <w:t>≥ 95%</w:t>
+            </w:r>
+          </w:p>
+        </w:tc>
+        <w:tc>
+          <w:tcPr>
+            <w:tcW w:type="dxa" w:w="1768"/>
+          </w:tcPr>
+          <w:p>
+            <w:r>
+              <w:rPr>
+                <w:sz w:val="18"/>
+              </w:rPr>
+              <w:t>≥ 98%</w:t>
+            </w:r>
+          </w:p>
+        </w:tc>
+        <w:tc>
+          <w:tcPr>
+            <w:tcW w:type="dxa" w:w="1768"/>
+          </w:tcPr>
+          <w:p>
+            <w:r>
+              <w:rPr>
+                <w:sz w:val="18"/>
+              </w:rPr>
+              <w:t>200 句含多音字与墨甲专有名词测试集（含定制词典）</w:t>
             </w:r>
           </w:p>
         </w:tc>
@@ -4758,33 +5307,33 @@
       <w:tr>
         <w:tc>
           <w:tcPr>
-            <w:tcW w:type="dxa" w:w="2210"/>
-          </w:tcPr>
-          <w:p>
-            <w:r>
-              <w:rPr>
-                <w:sz w:val="18"/>
-              </w:rPr>
-              <w:t>发音准确率（核心）</w:t>
-            </w:r>
-          </w:p>
-        </w:tc>
-        <w:tc>
-          <w:tcPr>
-            <w:tcW w:type="dxa" w:w="2210"/>
-          </w:tcPr>
-          <w:p>
-            <w:r>
-              <w:rPr>
-                <w:sz w:val="18"/>
-              </w:rPr>
-              <w:t>多音字/专有名词正确率</w:t>
-            </w:r>
-          </w:p>
-        </w:tc>
-        <w:tc>
-          <w:tcPr>
-            <w:tcW w:type="dxa" w:w="2210"/>
+            <w:tcW w:type="dxa" w:w="1768"/>
+          </w:tcPr>
+          <w:p>
+            <w:r>
+              <w:rPr>
+                <w:sz w:val="18"/>
+              </w:rPr>
+              <w:t>中英混读</w:t>
+            </w:r>
+          </w:p>
+        </w:tc>
+        <w:tc>
+          <w:tcPr>
+            <w:tcW w:type="dxa" w:w="1768"/>
+          </w:tcPr>
+          <w:p>
+            <w:r>
+              <w:rPr>
+                <w:sz w:val="18"/>
+              </w:rPr>
+              <w:t>英文单词/缩写发音正确率</w:t>
+            </w:r>
+          </w:p>
+        </w:tc>
+        <w:tc>
+          <w:tcPr>
+            <w:tcW w:type="dxa" w:w="1768"/>
           </w:tcPr>
           <w:p>
             <w:r>
@@ -4797,14 +5346,27 @@
         </w:tc>
         <w:tc>
           <w:tcPr>
-            <w:tcW w:type="dxa" w:w="2210"/>
-          </w:tcPr>
-          <w:p>
-            <w:r>
-              <w:rPr>
-                <w:sz w:val="18"/>
-              </w:rPr>
-              <w:t>200句含多音字和墨甲专有名词测试集（含定制词典）</w:t>
+            <w:tcW w:type="dxa" w:w="1768"/>
+          </w:tcPr>
+          <w:p>
+            <w:r>
+              <w:rPr>
+                <w:sz w:val="18"/>
+              </w:rPr>
+              <w:t>≥ 98%</w:t>
+            </w:r>
+          </w:p>
+        </w:tc>
+        <w:tc>
+          <w:tcPr>
+            <w:tcW w:type="dxa" w:w="1768"/>
+          </w:tcPr>
+          <w:p>
+            <w:r>
+              <w:rPr>
+                <w:sz w:val="18"/>
+              </w:rPr>
+              <w:t>100 句含英文的测试语料</w:t>
             </w:r>
           </w:p>
         </w:tc>
@@ -4812,53 +5374,66 @@
       <w:tr>
         <w:tc>
           <w:tcPr>
-            <w:tcW w:type="dxa" w:w="2210"/>
-          </w:tcPr>
-          <w:p>
-            <w:r>
-              <w:rPr>
-                <w:sz w:val="18"/>
-              </w:rPr>
-              <w:t>发音准确率（体验）</w:t>
-            </w:r>
-          </w:p>
-        </w:tc>
-        <w:tc>
-          <w:tcPr>
-            <w:tcW w:type="dxa" w:w="2210"/>
-          </w:tcPr>
-          <w:p>
-            <w:r>
-              <w:rPr>
-                <w:sz w:val="18"/>
-              </w:rPr>
-              <w:t>多音字/专有名词正确率</w:t>
-            </w:r>
-          </w:p>
-        </w:tc>
-        <w:tc>
-          <w:tcPr>
-            <w:tcW w:type="dxa" w:w="2210"/>
-          </w:tcPr>
-          <w:p>
-            <w:r>
-              <w:rPr>
-                <w:sz w:val="18"/>
-              </w:rPr>
-              <w:t>≥ 98%</w:t>
-            </w:r>
-          </w:p>
-        </w:tc>
-        <w:tc>
-          <w:tcPr>
-            <w:tcW w:type="dxa" w:w="2210"/>
-          </w:tcPr>
-          <w:p>
-            <w:r>
-              <w:rPr>
-                <w:sz w:val="18"/>
-              </w:rPr>
-              <w:t>同测试集；列为体验指标，作为长期优化目标</w:t>
+            <w:tcW w:type="dxa" w:w="1768"/>
+          </w:tcPr>
+          <w:p>
+            <w:r>
+              <w:rPr>
+                <w:sz w:val="18"/>
+              </w:rPr>
+              <w:t>情感适配</w:t>
+            </w:r>
+          </w:p>
+        </w:tc>
+        <w:tc>
+          <w:tcPr>
+            <w:tcW w:type="dxa" w:w="1768"/>
+          </w:tcPr>
+          <w:p>
+            <w:r>
+              <w:rPr>
+                <w:sz w:val="18"/>
+              </w:rPr>
+              <w:t>情感标签正确体现率</w:t>
+            </w:r>
+          </w:p>
+        </w:tc>
+        <w:tc>
+          <w:tcPr>
+            <w:tcW w:type="dxa" w:w="1768"/>
+          </w:tcPr>
+          <w:p>
+            <w:r>
+              <w:rPr>
+                <w:sz w:val="18"/>
+              </w:rPr>
+              <w:t>≥ 85%</w:t>
+            </w:r>
+          </w:p>
+        </w:tc>
+        <w:tc>
+          <w:tcPr>
+            <w:tcW w:type="dxa" w:w="1768"/>
+          </w:tcPr>
+          <w:p>
+            <w:r>
+              <w:rPr>
+                <w:sz w:val="18"/>
+              </w:rPr>
+              <w:t>≥ 92%</w:t>
+            </w:r>
+          </w:p>
+        </w:tc>
+        <w:tc>
+          <w:tcPr>
+            <w:tcW w:type="dxa" w:w="1768"/>
+          </w:tcPr>
+          <w:p>
+            <w:r>
+              <w:rPr>
+                <w:sz w:val="18"/>
+              </w:rPr>
+              <w:t>询问/确认/警告/闲聊 4 类各 25 句，盲测打分</w:t>
             </w:r>
           </w:p>
         </w:tc>
@@ -4866,115 +5441,7 @@
       <w:tr>
         <w:tc>
           <w:tcPr>
-            <w:tcW w:type="dxa" w:w="2210"/>
-          </w:tcPr>
-          <w:p>
-            <w:r>
-              <w:rPr>
-                <w:sz w:val="18"/>
-              </w:rPr>
-              <w:t>中英混读</w:t>
-            </w:r>
-          </w:p>
-        </w:tc>
-        <w:tc>
-          <w:tcPr>
-            <w:tcW w:type="dxa" w:w="2210"/>
-          </w:tcPr>
-          <w:p>
-            <w:r>
-              <w:rPr>
-                <w:sz w:val="18"/>
-              </w:rPr>
-              <w:t>英文单词/缩写发音正确率</w:t>
-            </w:r>
-          </w:p>
-        </w:tc>
-        <w:tc>
-          <w:tcPr>
-            <w:tcW w:type="dxa" w:w="2210"/>
-          </w:tcPr>
-          <w:p>
-            <w:r>
-              <w:rPr>
-                <w:sz w:val="18"/>
-              </w:rPr>
-              <w:t>≥ 95%</w:t>
-            </w:r>
-          </w:p>
-        </w:tc>
-        <w:tc>
-          <w:tcPr>
-            <w:tcW w:type="dxa" w:w="2210"/>
-          </w:tcPr>
-          <w:p>
-            <w:r>
-              <w:rPr>
-                <w:sz w:val="18"/>
-              </w:rPr>
-              <w:t>100句含英文的测试语料</w:t>
-            </w:r>
-          </w:p>
-        </w:tc>
-      </w:tr>
-      <w:tr>
-        <w:tc>
-          <w:tcPr>
-            <w:tcW w:type="dxa" w:w="2210"/>
-          </w:tcPr>
-          <w:p>
-            <w:r>
-              <w:rPr>
-                <w:sz w:val="18"/>
-              </w:rPr>
-              <w:t>情感适配</w:t>
-            </w:r>
-          </w:p>
-        </w:tc>
-        <w:tc>
-          <w:tcPr>
-            <w:tcW w:type="dxa" w:w="2210"/>
-          </w:tcPr>
-          <w:p>
-            <w:r>
-              <w:rPr>
-                <w:sz w:val="18"/>
-              </w:rPr>
-              <w:t>情感标签正确体现率</w:t>
-            </w:r>
-          </w:p>
-        </w:tc>
-        <w:tc>
-          <w:tcPr>
-            <w:tcW w:type="dxa" w:w="2210"/>
-          </w:tcPr>
-          <w:p>
-            <w:r>
-              <w:rPr>
-                <w:sz w:val="18"/>
-              </w:rPr>
-              <w:t>≥ 85%</w:t>
-            </w:r>
-          </w:p>
-        </w:tc>
-        <w:tc>
-          <w:tcPr>
-            <w:tcW w:type="dxa" w:w="2210"/>
-          </w:tcPr>
-          <w:p>
-            <w:r>
-              <w:rPr>
-                <w:sz w:val="18"/>
-              </w:rPr>
-              <w:t>询问/确认/警告/闲聊四类，各25句，盲测打分</w:t>
-            </w:r>
-          </w:p>
-        </w:tc>
-      </w:tr>
-      <w:tr>
-        <w:tc>
-          <w:tcPr>
-            <w:tcW w:type="dxa" w:w="2210"/>
+            <w:tcW w:type="dxa" w:w="1768"/>
           </w:tcPr>
           <w:p>
             <w:r>
@@ -4987,7 +5454,7 @@
         </w:tc>
         <w:tc>
           <w:tcPr>
-            <w:tcW w:type="dxa" w:w="2210"/>
+            <w:tcW w:type="dxa" w:w="1768"/>
           </w:tcPr>
           <w:p>
             <w:r>
@@ -5000,7 +5467,7 @@
         </w:tc>
         <w:tc>
           <w:tcPr>
-            <w:tcW w:type="dxa" w:w="2210"/>
+            <w:tcW w:type="dxa" w:w="1768"/>
           </w:tcPr>
           <w:p>
             <w:r>
@@ -5013,7 +5480,20 @@
         </w:tc>
         <w:tc>
           <w:tcPr>
-            <w:tcW w:type="dxa" w:w="2210"/>
+            <w:tcW w:type="dxa" w:w="1768"/>
+          </w:tcPr>
+          <w:p>
+            <w:r>
+              <w:rPr>
+                <w:sz w:val="18"/>
+              </w:rPr>
+              <w:t>≤ 25 ms</w:t>
+            </w:r>
+          </w:p>
+        </w:tc>
+        <w:tc>
+          <w:tcPr>
+            <w:tcW w:type="dxa" w:w="1768"/>
           </w:tcPr>
           <w:p>
             <w:r>
@@ -5036,9 +5516,7 @@
         </w:rPr>
         <w:t>指标依据</w:t>
       </w:r>
-      <w:r>
-        <w:t>：</w:t>
-      </w:r>
+      <w:r/>
     </w:p>
     <w:p>
       <w:pPr>
@@ -5053,7 +5531,7 @@
         <w:pStyle w:val="ListBullet"/>
       </w:pPr>
       <w:r>
-        <w:t>TTFT ≤ 200 ms（不含 RTT）：[S2] 阿里 CosyVoice 2 / 火山语音合成大模型版云端实测 120-180 ms；本 SOR 留 20 ms 余量</w:t>
+        <w:t>TTFT ≤ 200 ms（不含 RTT）：[S2] 阿里 CosyVoice 2 / 火山语音合成大模型版云端实测 120-180 ms</w:t>
       </w:r>
     </w:p>
     <w:p>
@@ -5061,7 +5539,7 @@
         <w:pStyle w:val="ListBullet"/>
       </w:pPr>
       <w:r>
-        <w:t>多音字 shall ≥ 95% / should ≥ 98%：[S2] 国内 TTS 在定制词典加持下 95-97% 产品级稳定值；98% 为长期优化目标</w:t>
+        <w:t>发音准确率 shall ≥ 95% / should ≥ 98%：[S2] 国内 TTS 在定制词典加持下 95-97% 产品级稳定值；98% 为长期优化目标</w:t>
       </w:r>
     </w:p>
     <w:p>
@@ -5069,7 +5547,7 @@
         <w:pStyle w:val="ListBullet"/>
       </w:pPr>
       <w:r>
-        <w:t>中英混读 ≥ 95%：[S2] 国内主流 TTS 中英混读基线（讯飞 / 火山 / 出门问问）</w:t>
+        <w:t>中英混读 ≥ 95%：[S2] 国内主流 TTS 中英混读基线</w:t>
       </w:r>
     </w:p>
     <w:p>
@@ -5077,7 +5555,7 @@
         <w:pStyle w:val="ListBullet"/>
       </w:pPr>
       <w:r>
-        <w:t>情感适配 ≥ 85%：[S2] 端到端神经 TTS 情感标签可控生成的工程稳定区间（学术 SOTA 90%+ 但跨情感泛化差）</w:t>
+        <w:t>情感适配 ≥ 85%：[S2] 端到端神经 TTS 情感标签可控生成的工程稳定区间</w:t>
       </w:r>
     </w:p>
     <w:p>
@@ -5090,6 +5568,12 @@
     </w:p>
     <w:p/>
     <w:p>
+      <w:r>
+        <w:t>────────────────────────────────────────────────────────────</w:t>
+      </w:r>
+    </w:p>
+    <w:p/>
+    <w:p>
       <w:pPr>
         <w:pStyle w:val="Heading3"/>
       </w:pPr>
@@ -5097,7 +5581,7 @@
         <w:rPr>
           <w:color w:val="1F497D"/>
         </w:rPr>
-        <w:t>2.7 大模型功能——核心指标基线</w:t>
+        <w:t>2.7 大模型功能</w:t>
       </w:r>
     </w:p>
     <w:p/>
@@ -5118,22 +5602,10 @@
         <w:rPr>
           <w:b/>
         </w:rPr>
-        <w:t>不含任何视觉语言（VLM）能力</w:t>
+        <w:t>不含任何视觉语言 VLM 能力</w:t>
       </w:r>
       <w:r>
         <w:t>。供应商投标本模块时不得绑定 VLM 报价。</w:t>
-      </w:r>
-    </w:p>
-    <w:p/>
-    <w:p>
-      <w:pPr>
-        <w:pStyle w:val="Heading4"/>
-      </w:pPr>
-      <w:r>
-        <w:rPr>
-          <w:color w:val="1F497D"/>
-        </w:rPr>
-        <w:t>2.7.1 业务能力指标（产品集成层）</w:t>
       </w:r>
     </w:p>
     <w:p/>
@@ -5161,7 +5633,7 @@
                 <w:b/>
                 <w:sz w:val="18"/>
               </w:rPr>
-              <w:t>功能</w:t>
+              <w:t>子功能</w:t>
             </w:r>
           </w:p>
         </w:tc>
@@ -5189,7 +5661,7 @@
                 <w:b/>
                 <w:sz w:val="18"/>
               </w:rPr>
-              <w:t>shall（核心）</w:t>
+              <w:t>shall</w:t>
             </w:r>
           </w:p>
         </w:tc>
@@ -5203,7 +5675,7 @@
                 <w:b/>
                 <w:sz w:val="18"/>
               </w:rPr>
-              <w:t>should（体验）</w:t>
+              <w:t>should</w:t>
             </w:r>
           </w:p>
         </w:tc>
@@ -5284,7 +5756,7 @@
               <w:rPr>
                 <w:sz w:val="18"/>
               </w:rPr>
-              <w:t>30条复杂多轮指令测试集，含 moveArm/navigate/graspObject</w:t>
+              <w:t>30 条复杂多轮指令测试集，含 moveArm / navigate / graspObject</w:t>
             </w:r>
           </w:p>
         </w:tc>
@@ -5351,7 +5823,7 @@
               <w:rPr>
                 <w:sz w:val="18"/>
               </w:rPr>
-              <w:t>50条预设危险指令，安全层过滤前测试；shall 与 should 一致，安全不分层</w:t>
+              <w:t>50 条预设危险指令，安全层过滤前测试；**安全不分层**</w:t>
             </w:r>
           </w:p>
         </w:tc>
@@ -5366,20 +5838,20 @@
               <w:rPr>
                 <w:sz w:val="18"/>
               </w:rPr>
-              <w:t>RAG检索</w:t>
-            </w:r>
-          </w:p>
-        </w:tc>
-        <w:tc>
-          <w:tcPr>
-            <w:tcW w:type="dxa" w:w="1768"/>
-          </w:tcPr>
-          <w:p>
-            <w:r>
-              <w:rPr>
-                <w:sz w:val="18"/>
-              </w:rPr>
-              <w:t>知识召回相关度（P@3）</w:t>
+              <w:t>RAG 检索</w:t>
+            </w:r>
+          </w:p>
+        </w:tc>
+        <w:tc>
+          <w:tcPr>
+            <w:tcW w:type="dxa" w:w="1768"/>
+          </w:tcPr>
+          <w:p>
+            <w:r>
+              <w:rPr>
+                <w:sz w:val="18"/>
+              </w:rPr>
+              <w:t>知识召回相关度 P@3</w:t>
             </w:r>
           </w:p>
         </w:tc>
@@ -5418,7 +5890,7 @@
               <w:rPr>
                 <w:sz w:val="18"/>
               </w:rPr>
-              <w:t>100条墨甲知识库查询，人工标注相关文档对比</w:t>
+              <w:t>100 条墨甲知识库查询，人工标注对比</w:t>
             </w:r>
           </w:p>
         </w:tc>
@@ -5446,7 +5918,7 @@
               <w:rPr>
                 <w:sz w:val="18"/>
               </w:rPr>
-              <w:t>云端LLM P95延迟</w:t>
+              <w:t>云端 LLM P95</w:t>
             </w:r>
           </w:p>
         </w:tc>
@@ -5485,7 +5957,7 @@
               <w:rPr>
                 <w:sz w:val="18"/>
               </w:rPr>
-              <w:t>指令长度≤50字，含网络RTT≤150ms</w:t>
+              <w:t>含网络 RTT ≤ 150 ms，指令长度 ≤ 50 字</w:t>
             </w:r>
           </w:p>
         </w:tc>
@@ -5513,7 +5985,7 @@
               <w:rPr>
                 <w:sz w:val="18"/>
               </w:rPr>
-              <w:t>云端LLM P99延迟</w:t>
+              <w:t>云端 LLM P99</w:t>
             </w:r>
           </w:p>
         </w:tc>
@@ -5619,7 +6091,7 @@
               <w:rPr>
                 <w:sz w:val="18"/>
               </w:rPr>
-              <w:t>Top 100指令集，本地7B量化模型</w:t>
+              <w:t>Top 100 指令集，本地 7B 量化模型</w:t>
             </w:r>
           </w:p>
         </w:tc>
@@ -5647,7 +6119,7 @@
               <w:rPr>
                 <w:sz w:val="18"/>
               </w:rPr>
-              <w:t>4轮对话后意图连贯性</w:t>
+              <w:t>4 轮对话后意图连贯性</w:t>
             </w:r>
           </w:p>
         </w:tc>
@@ -5686,7 +6158,7 @@
               <w:rPr>
                 <w:sz w:val="18"/>
               </w:rPr>
-              <w:t>100组多轮测试，人工评分</w:t>
+              <w:t>100 组多轮测试，人工评分</w:t>
             </w:r>
           </w:p>
         </w:tc>
@@ -5753,7 +6225,7 @@
               <w:rPr>
                 <w:sz w:val="18"/>
               </w:rPr>
-              <w:t>200条明确简单指令，与§2.5"稳态分流"指标一致</w:t>
+              <w:t>200 条简单指令，与 §2.5 稳态分流一致</w:t>
             </w:r>
           </w:p>
         </w:tc>
@@ -5769,9 +6241,7 @@
         </w:rPr>
         <w:t>指标依据</w:t>
       </w:r>
-      <w:r>
-        <w:t>：</w:t>
-      </w:r>
+      <w:r/>
     </w:p>
     <w:p>
       <w:pPr>
@@ -5802,7 +6272,7 @@
         <w:pStyle w:val="ListBullet"/>
       </w:pPr>
       <w:r>
-        <w:t>云端推理 P95 ≤ 2000 ms / P99 ≤ 3000 ms：[S2] Claude Sonnet / 阿里 Qwen / 字节豆包含 RTT P95-P99 实测</w:t>
+        <w:t>云端推理 P95 ≤ 2000 / P99 ≤ 3000：[S2] Claude Sonnet / 阿里 Qwen / 字节豆包含 RTT 实测</w:t>
       </w:r>
     </w:p>
     <w:p>
@@ -5810,7 +6280,7 @@
         <w:pStyle w:val="ListBullet"/>
       </w:pPr>
       <w:r>
-        <w:t>本地降级 ≥ 80%：[S2] 7B 量化模型在 Top 100 高频指令上的实测稳定区间</w:t>
+        <w:t>本地降级 ≥ 80%：[S2] 7B 量化模型在 Top 100 高频指令的实测稳定区间</w:t>
       </w:r>
     </w:p>
     <w:p>
@@ -5826,22 +6296,7 @@
         <w:pStyle w:val="ListBullet"/>
       </w:pPr>
       <w:r>
-        <w:t>简单指令规则覆盖 ≥ 80%（LLM 调用 ≤ 20%）：[S2] 国内车载/IOT 语音助手稳态分流统计（规则 75-85% / LLM 15-25%）</w:t>
-      </w:r>
-    </w:p>
-    <w:p/>
-    <w:p>
-      <w:r>
-        <w:t xml:space="preserve">&gt; </w:t>
-      </w:r>
-      <w:r>
-        <w:rPr>
-          <w:b/>
-        </w:rPr>
-        <w:t>关于 MOS（已迁移至 §2.6）</w:t>
-      </w:r>
-      <w:r>
-        <w:t>：TTS 主观音质评分 shall ≥ 4.1 / should ≥ 4.3，详见 §2.6。</w:t>
+        <w:t>简单指令规则覆盖 ≥ 80%：[S2] 国内车载/IOT 语音助手稳态分流统计（规则 75-85% / LLM 15-25%）</w:t>
       </w:r>
     </w:p>
     <w:p/>
@@ -6107,7 +6562,7 @@
               <w:rPr>
                 <w:sz w:val="18"/>
               </w:rPr>
-              <w:t>家庭/商业服务/工业协作</w:t>
+              <w:t>家庭 / 商业服务 / 工业协作</w:t>
             </w:r>
           </w:p>
         </w:tc>
@@ -6120,7 +6575,7 @@
               <w:rPr>
                 <w:sz w:val="18"/>
               </w:rPr>
-              <w:t>家庭+商业混合部署</w:t>
+              <w:t>家庭 + 商业混合部署</w:t>
             </w:r>
           </w:p>
         </w:tc>
@@ -6161,7 +6616,7 @@
               <w:rPr>
                 <w:sz w:val="18"/>
               </w:rPr>
-              <w:t>6阵元圆形阵列，48kHz</w:t>
+              <w:t>6 阵元圆形阵列，48 kHz</w:t>
             </w:r>
           </w:p>
         </w:tc>
@@ -6189,7 +6644,7 @@
               <w:rPr>
                 <w:sz w:val="18"/>
               </w:rPr>
-              <w:t>PRD版本</w:t>
+              <w:t>PRD 版本</w:t>
             </w:r>
           </w:p>
         </w:tc>
@@ -6341,7 +6796,7 @@
               <w:rPr>
                 <w:sz w:val="18"/>
               </w:rPr>
-              <w:t>无任何模块关键词，输入字数 &lt; 5字</w:t>
+              <w:t>无任何模块关键词，输入字数 &lt; 5 字</w:t>
             </w:r>
           </w:p>
         </w:tc>
@@ -6354,7 +6809,7 @@
               <w:rPr>
                 <w:sz w:val="18"/>
               </w:rPr>
-              <w:t>停止执行，输出固定追问话术，不生成任何PRD</w:t>
+              <w:t>停止执行，输出固定追问话术，不生成任何 PRD</w:t>
             </w:r>
           </w:p>
         </w:tc>
@@ -6395,7 +6850,7 @@
               <w:rPr>
                 <w:sz w:val="18"/>
               </w:rPr>
-              <w:t>自动映射最近似模块，文档头部标注"[已映射为：XXX，如有误请纠正]"</w:t>
+              <w:t>自动映射最近似模块，文档头部标注「已映射为：XXX，如有误请纠正」</w:t>
             </w:r>
           </w:p>
         </w:tc>
@@ -6464,7 +6919,7 @@
               <w:rPr>
                 <w:sz w:val="18"/>
               </w:rPr>
-              <w:t>含≥2个模块名称且含"同时/全部/一起"</w:t>
+              <w:t>含 ≥ 2 个模块名称且含"同时/全部/一起"</w:t>
             </w:r>
           </w:p>
         </w:tc>
@@ -6510,17 +6965,16 @@
         <w:tblLook w:firstColumn="1" w:firstRow="1" w:lastColumn="0" w:lastRow="0" w:noHBand="0" w:noVBand="1" w:val="04A0"/>
       </w:tblPr>
       <w:tblGrid>
-        <w:gridCol w:w="1474"/>
-        <w:gridCol w:w="1474"/>
-        <w:gridCol w:w="1474"/>
-        <w:gridCol w:w="1474"/>
-        <w:gridCol w:w="1474"/>
-        <w:gridCol w:w="1474"/>
+        <w:gridCol w:w="1768"/>
+        <w:gridCol w:w="1768"/>
+        <w:gridCol w:w="1768"/>
+        <w:gridCol w:w="1768"/>
+        <w:gridCol w:w="1768"/>
       </w:tblGrid>
       <w:tr>
         <w:tc>
           <w:tcPr>
-            <w:tcW w:type="dxa" w:w="1474"/>
+            <w:tcW w:type="dxa" w:w="1768"/>
           </w:tcPr>
           <w:p>
             <w:r>
@@ -6534,7 +6988,7 @@
         </w:tc>
         <w:tc>
           <w:tcPr>
-            <w:tcW w:type="dxa" w:w="1474"/>
+            <w:tcW w:type="dxa" w:w="1768"/>
           </w:tcPr>
           <w:p>
             <w:r>
@@ -6548,7 +7002,7 @@
         </w:tc>
         <w:tc>
           <w:tcPr>
-            <w:tcW w:type="dxa" w:w="1474"/>
+            <w:tcW w:type="dxa" w:w="1768"/>
           </w:tcPr>
           <w:p>
             <w:r>
@@ -6562,7 +7016,7 @@
         </w:tc>
         <w:tc>
           <w:tcPr>
-            <w:tcW w:type="dxa" w:w="1474"/>
+            <w:tcW w:type="dxa" w:w="1768"/>
           </w:tcPr>
           <w:p>
             <w:r>
@@ -6576,7 +7030,7 @@
         </w:tc>
         <w:tc>
           <w:tcPr>
-            <w:tcW w:type="dxa" w:w="1474"/>
+            <w:tcW w:type="dxa" w:w="1768"/>
           </w:tcPr>
           <w:p>
             <w:r>
@@ -6585,20 +7039,6 @@
                 <w:sz w:val="18"/>
               </w:rPr>
               <w:t>输出</w:t>
-            </w:r>
-          </w:p>
-        </w:tc>
-        <w:tc>
-          <w:tcPr>
-            <w:tcW w:type="dxa" w:w="1474"/>
-          </w:tcPr>
-          <w:p>
-            <w:r>
-              <w:rPr>
-                <w:b/>
-                <w:sz w:val="18"/>
-              </w:rPr>
-              <w:t>最大执行时长</w:t>
             </w:r>
           </w:p>
         </w:tc>
@@ -6606,7 +7046,7 @@
       <w:tr>
         <w:tc>
           <w:tcPr>
-            <w:tcW w:type="dxa" w:w="1474"/>
+            <w:tcW w:type="dxa" w:w="1768"/>
           </w:tcPr>
           <w:p>
             <w:r>
@@ -6619,7 +7059,7 @@
         </w:tc>
         <w:tc>
           <w:tcPr>
-            <w:tcW w:type="dxa" w:w="1474"/>
+            <w:tcW w:type="dxa" w:w="1768"/>
           </w:tcPr>
           <w:p>
             <w:r>
@@ -6632,7 +7072,7 @@
         </w:tc>
         <w:tc>
           <w:tcPr>
-            <w:tcW w:type="dxa" w:w="1474"/>
+            <w:tcW w:type="dxa" w:w="1768"/>
           </w:tcPr>
           <w:p>
             <w:r>
@@ -6645,20 +7085,20 @@
         </w:tc>
         <w:tc>
           <w:tcPr>
-            <w:tcW w:type="dxa" w:w="1474"/>
-          </w:tcPr>
-          <w:p>
-            <w:r>
-              <w:rPr>
-                <w:sz w:val="18"/>
-              </w:rPr>
-              <w:t>任何情况下首先执行，失败则终止后续步骤</w:t>
-            </w:r>
-          </w:p>
-        </w:tc>
-        <w:tc>
-          <w:tcPr>
-            <w:tcW w:type="dxa" w:w="1474"/>
+            <w:tcW w:type="dxa" w:w="1768"/>
+          </w:tcPr>
+          <w:p>
+            <w:r>
+              <w:rPr>
+                <w:sz w:val="18"/>
+              </w:rPr>
+              <w:t>任何情况下首先执行，失败则终止后续</w:t>
+            </w:r>
+          </w:p>
+        </w:tc>
+        <w:tc>
+          <w:tcPr>
+            <w:tcW w:type="dxa" w:w="1768"/>
           </w:tcPr>
           <w:p>
             <w:r>
@@ -6666,19 +7106,6 @@
                 <w:sz w:val="18"/>
               </w:rPr>
               <w:t>确认模块名称 / 追问话术</w:t>
-            </w:r>
-          </w:p>
-        </w:tc>
-        <w:tc>
-          <w:tcPr>
-            <w:tcW w:type="dxa" w:w="1474"/>
-          </w:tcPr>
-          <w:p>
-            <w:r>
-              <w:rPr>
-                <w:sz w:val="18"/>
-              </w:rPr>
-              <w:t>立即</w:t>
             </w:r>
           </w:p>
         </w:tc>
@@ -6686,7 +7113,7 @@
       <w:tr>
         <w:tc>
           <w:tcPr>
-            <w:tcW w:type="dxa" w:w="1474"/>
+            <w:tcW w:type="dxa" w:w="1768"/>
           </w:tcPr>
           <w:p>
             <w:r>
@@ -6699,7 +7126,7 @@
         </w:tc>
         <w:tc>
           <w:tcPr>
-            <w:tcW w:type="dxa" w:w="1474"/>
+            <w:tcW w:type="dxa" w:w="1768"/>
           </w:tcPr>
           <w:p>
             <w:r>
@@ -6712,7 +7139,7 @@
         </w:tc>
         <w:tc>
           <w:tcPr>
-            <w:tcW w:type="dxa" w:w="1474"/>
+            <w:tcW w:type="dxa" w:w="1768"/>
           </w:tcPr>
           <w:p>
             <w:r>
@@ -6725,20 +7152,20 @@
         </w:tc>
         <w:tc>
           <w:tcPr>
-            <w:tcW w:type="dxa" w:w="1474"/>
-          </w:tcPr>
-          <w:p>
-            <w:r>
-              <w:rPr>
-                <w:sz w:val="18"/>
-              </w:rPr>
-              <w:t>Step 1通过后必须执行</w:t>
-            </w:r>
-          </w:p>
-        </w:tc>
-        <w:tc>
-          <w:tcPr>
-            <w:tcW w:type="dxa" w:w="1474"/>
+            <w:tcW w:type="dxa" w:w="1768"/>
+          </w:tcPr>
+          <w:p>
+            <w:r>
+              <w:rPr>
+                <w:sz w:val="18"/>
+              </w:rPr>
+              <w:t>Step 1 通过后必须执行</w:t>
+            </w:r>
+          </w:p>
+        </w:tc>
+        <w:tc>
+          <w:tcPr>
+            <w:tcW w:type="dxa" w:w="1768"/>
           </w:tcPr>
           <w:p>
             <w:r>
@@ -6746,19 +7173,6 @@
                 <w:sz w:val="18"/>
               </w:rPr>
               <w:t>该模块指标基线（内部）</w:t>
-            </w:r>
-          </w:p>
-        </w:tc>
-        <w:tc>
-          <w:tcPr>
-            <w:tcW w:type="dxa" w:w="1474"/>
-          </w:tcPr>
-          <w:p>
-            <w:r>
-              <w:rPr>
-                <w:sz w:val="18"/>
-              </w:rPr>
-              <w:t>立即</w:t>
             </w:r>
           </w:p>
         </w:tc>
@@ -6766,7 +7180,7 @@
       <w:tr>
         <w:tc>
           <w:tcPr>
-            <w:tcW w:type="dxa" w:w="1474"/>
+            <w:tcW w:type="dxa" w:w="1768"/>
           </w:tcPr>
           <w:p>
             <w:r>
@@ -6779,7 +7193,7 @@
         </w:tc>
         <w:tc>
           <w:tcPr>
-            <w:tcW w:type="dxa" w:w="1474"/>
+            <w:tcW w:type="dxa" w:w="1768"/>
           </w:tcPr>
           <w:p>
             <w:r>
@@ -6792,7 +7206,7 @@
         </w:tc>
         <w:tc>
           <w:tcPr>
-            <w:tcW w:type="dxa" w:w="1474"/>
+            <w:tcW w:type="dxa" w:w="1768"/>
           </w:tcPr>
           <w:p>
             <w:r>
@@ -6805,7 +7219,7 @@
         </w:tc>
         <w:tc>
           <w:tcPr>
-            <w:tcW w:type="dxa" w:w="1474"/>
+            <w:tcW w:type="dxa" w:w="1768"/>
           </w:tcPr>
           <w:p>
             <w:r>
@@ -6818,7 +7232,7 @@
         </w:tc>
         <w:tc>
           <w:tcPr>
-            <w:tcW w:type="dxa" w:w="1474"/>
+            <w:tcW w:type="dxa" w:w="1768"/>
           </w:tcPr>
           <w:p>
             <w:r>
@@ -6826,19 +7240,6 @@
                 <w:sz w:val="18"/>
               </w:rPr>
               <w:t>功能定义表格</w:t>
-            </w:r>
-          </w:p>
-        </w:tc>
-        <w:tc>
-          <w:tcPr>
-            <w:tcW w:type="dxa" w:w="1474"/>
-          </w:tcPr>
-          <w:p>
-            <w:r>
-              <w:rPr>
-                <w:sz w:val="18"/>
-              </w:rPr>
-              <w:t>—</w:t>
             </w:r>
           </w:p>
         </w:tc>
@@ -6846,7 +7247,7 @@
       <w:tr>
         <w:tc>
           <w:tcPr>
-            <w:tcW w:type="dxa" w:w="1474"/>
+            <w:tcW w:type="dxa" w:w="1768"/>
           </w:tcPr>
           <w:p>
             <w:r>
@@ -6859,7 +7260,7 @@
         </w:tc>
         <w:tc>
           <w:tcPr>
-            <w:tcW w:type="dxa" w:w="1474"/>
+            <w:tcW w:type="dxa" w:w="1768"/>
           </w:tcPr>
           <w:p>
             <w:r>
@@ -6872,20 +7273,20 @@
         </w:tc>
         <w:tc>
           <w:tcPr>
-            <w:tcW w:type="dxa" w:w="1474"/>
-          </w:tcPr>
-          <w:p>
-            <w:r>
-              <w:rPr>
-                <w:sz w:val="18"/>
-              </w:rPr>
-              <w:t>模块基线 + 第2章对应指标</w:t>
-            </w:r>
-          </w:p>
-        </w:tc>
-        <w:tc>
-          <w:tcPr>
-            <w:tcW w:type="dxa" w:w="1474"/>
+            <w:tcW w:type="dxa" w:w="1768"/>
+          </w:tcPr>
+          <w:p>
+            <w:r>
+              <w:rPr>
+                <w:sz w:val="18"/>
+              </w:rPr>
+              <w:t>模块基线 + 第 2 章对应指标</w:t>
+            </w:r>
+          </w:p>
+        </w:tc>
+        <w:tc>
+          <w:tcPr>
+            <w:tcW w:type="dxa" w:w="1768"/>
           </w:tcPr>
           <w:p>
             <w:r>
@@ -6898,7 +7299,7 @@
         </w:tc>
         <w:tc>
           <w:tcPr>
-            <w:tcW w:type="dxa" w:w="1474"/>
+            <w:tcW w:type="dxa" w:w="1768"/>
           </w:tcPr>
           <w:p>
             <w:r>
@@ -6906,19 +7307,6 @@
                 <w:sz w:val="18"/>
               </w:rPr>
               <w:t>三级指标表格（核心/体验/监控）</w:t>
-            </w:r>
-          </w:p>
-        </w:tc>
-        <w:tc>
-          <w:tcPr>
-            <w:tcW w:type="dxa" w:w="1474"/>
-          </w:tcPr>
-          <w:p>
-            <w:r>
-              <w:rPr>
-                <w:sz w:val="18"/>
-              </w:rPr>
-              <w:t>—</w:t>
             </w:r>
           </w:p>
         </w:tc>
@@ -6926,7 +7314,7 @@
       <w:tr>
         <w:tc>
           <w:tcPr>
-            <w:tcW w:type="dxa" w:w="1474"/>
+            <w:tcW w:type="dxa" w:w="1768"/>
           </w:tcPr>
           <w:p>
             <w:r>
@@ -6939,7 +7327,7 @@
         </w:tc>
         <w:tc>
           <w:tcPr>
-            <w:tcW w:type="dxa" w:w="1474"/>
+            <w:tcW w:type="dxa" w:w="1768"/>
           </w:tcPr>
           <w:p>
             <w:r>
@@ -6952,7 +7340,7 @@
         </w:tc>
         <w:tc>
           <w:tcPr>
-            <w:tcW w:type="dxa" w:w="1474"/>
+            <w:tcW w:type="dxa" w:w="1768"/>
           </w:tcPr>
           <w:p>
             <w:r>
@@ -6965,7 +7353,7 @@
         </w:tc>
         <w:tc>
           <w:tcPr>
-            <w:tcW w:type="dxa" w:w="1474"/>
+            <w:tcW w:type="dxa" w:w="1768"/>
           </w:tcPr>
           <w:p>
             <w:r>
@@ -6978,7 +7366,7 @@
         </w:tc>
         <w:tc>
           <w:tcPr>
-            <w:tcW w:type="dxa" w:w="1474"/>
+            <w:tcW w:type="dxa" w:w="1768"/>
           </w:tcPr>
           <w:p>
             <w:r>
@@ -6986,19 +7374,6 @@
                 <w:sz w:val="18"/>
               </w:rPr>
               <w:t>接口规范表格</w:t>
-            </w:r>
-          </w:p>
-        </w:tc>
-        <w:tc>
-          <w:tcPr>
-            <w:tcW w:type="dxa" w:w="1474"/>
-          </w:tcPr>
-          <w:p>
-            <w:r>
-              <w:rPr>
-                <w:sz w:val="18"/>
-              </w:rPr>
-              <w:t>—</w:t>
             </w:r>
           </w:p>
         </w:tc>
@@ -7006,7 +7381,7 @@
       <w:tr>
         <w:tc>
           <w:tcPr>
-            <w:tcW w:type="dxa" w:w="1474"/>
+            <w:tcW w:type="dxa" w:w="1768"/>
           </w:tcPr>
           <w:p>
             <w:r>
@@ -7019,7 +7394,7 @@
         </w:tc>
         <w:tc>
           <w:tcPr>
-            <w:tcW w:type="dxa" w:w="1474"/>
+            <w:tcW w:type="dxa" w:w="1768"/>
           </w:tcPr>
           <w:p>
             <w:r>
@@ -7032,7 +7407,7 @@
         </w:tc>
         <w:tc>
           <w:tcPr>
-            <w:tcW w:type="dxa" w:w="1474"/>
+            <w:tcW w:type="dxa" w:w="1768"/>
           </w:tcPr>
           <w:p>
             <w:r>
@@ -7045,20 +7420,20 @@
         </w:tc>
         <w:tc>
           <w:tcPr>
-            <w:tcW w:type="dxa" w:w="1474"/>
-          </w:tcPr>
-          <w:p>
-            <w:r>
-              <w:rPr>
-                <w:sz w:val="18"/>
-              </w:rPr>
-              <w:t>不可跳过，覆盖≥5类，含触发条件量化值</w:t>
-            </w:r>
-          </w:p>
-        </w:tc>
-        <w:tc>
-          <w:tcPr>
-            <w:tcW w:type="dxa" w:w="1474"/>
+            <w:tcW w:type="dxa" w:w="1768"/>
+          </w:tcPr>
+          <w:p>
+            <w:r>
+              <w:rPr>
+                <w:sz w:val="18"/>
+              </w:rPr>
+              <w:t>不可跳过，覆盖 ≥ 5 类，含触发条件量化值</w:t>
+            </w:r>
+          </w:p>
+        </w:tc>
+        <w:tc>
+          <w:tcPr>
+            <w:tcW w:type="dxa" w:w="1768"/>
           </w:tcPr>
           <w:p>
             <w:r>
@@ -7066,19 +7441,6 @@
                 <w:sz w:val="18"/>
               </w:rPr>
               <w:t>异常处理表格</w:t>
-            </w:r>
-          </w:p>
-        </w:tc>
-        <w:tc>
-          <w:tcPr>
-            <w:tcW w:type="dxa" w:w="1474"/>
-          </w:tcPr>
-          <w:p>
-            <w:r>
-              <w:rPr>
-                <w:sz w:val="18"/>
-              </w:rPr>
-              <w:t>—</w:t>
             </w:r>
           </w:p>
         </w:tc>
@@ -7086,7 +7448,7 @@
       <w:tr>
         <w:tc>
           <w:tcPr>
-            <w:tcW w:type="dxa" w:w="1474"/>
+            <w:tcW w:type="dxa" w:w="1768"/>
           </w:tcPr>
           <w:p>
             <w:r>
@@ -7099,7 +7461,7 @@
         </w:tc>
         <w:tc>
           <w:tcPr>
-            <w:tcW w:type="dxa" w:w="1474"/>
+            <w:tcW w:type="dxa" w:w="1768"/>
           </w:tcPr>
           <w:p>
             <w:r>
@@ -7112,20 +7474,20 @@
         </w:tc>
         <w:tc>
           <w:tcPr>
-            <w:tcW w:type="dxa" w:w="1474"/>
-          </w:tcPr>
-          <w:p>
-            <w:r>
-              <w:rPr>
-                <w:sz w:val="18"/>
-              </w:rPr>
-              <w:t>Step 3~6产出物</w:t>
-            </w:r>
-          </w:p>
-        </w:tc>
-        <w:tc>
-          <w:tcPr>
-            <w:tcW w:type="dxa" w:w="1474"/>
+            <w:tcW w:type="dxa" w:w="1768"/>
+          </w:tcPr>
+          <w:p>
+            <w:r>
+              <w:rPr>
+                <w:sz w:val="18"/>
+              </w:rPr>
+              <w:t>Step 3~6 产出物</w:t>
+            </w:r>
+          </w:p>
+        </w:tc>
+        <w:tc>
+          <w:tcPr>
+            <w:tcW w:type="dxa" w:w="1768"/>
           </w:tcPr>
           <w:p>
             <w:r>
@@ -7138,7 +7500,7 @@
         </w:tc>
         <w:tc>
           <w:tcPr>
-            <w:tcW w:type="dxa" w:w="1474"/>
+            <w:tcW w:type="dxa" w:w="1768"/>
           </w:tcPr>
           <w:p>
             <w:r>
@@ -7146,19 +7508,6 @@
                 <w:sz w:val="18"/>
               </w:rPr>
               <w:t>验收标准表格</w:t>
-            </w:r>
-          </w:p>
-        </w:tc>
-        <w:tc>
-          <w:tcPr>
-            <w:tcW w:type="dxa" w:w="1474"/>
-          </w:tcPr>
-          <w:p>
-            <w:r>
-              <w:rPr>
-                <w:sz w:val="18"/>
-              </w:rPr>
-              <w:t>—</w:t>
             </w:r>
           </w:p>
         </w:tc>
@@ -7166,7 +7515,7 @@
       <w:tr>
         <w:tc>
           <w:tcPr>
-            <w:tcW w:type="dxa" w:w="1474"/>
+            <w:tcW w:type="dxa" w:w="1768"/>
           </w:tcPr>
           <w:p>
             <w:r>
@@ -7179,7 +7528,7 @@
         </w:tc>
         <w:tc>
           <w:tcPr>
-            <w:tcW w:type="dxa" w:w="1474"/>
+            <w:tcW w:type="dxa" w:w="1768"/>
           </w:tcPr>
           <w:p>
             <w:r>
@@ -7192,7 +7541,7 @@
         </w:tc>
         <w:tc>
           <w:tcPr>
-            <w:tcW w:type="dxa" w:w="1474"/>
+            <w:tcW w:type="dxa" w:w="1768"/>
           </w:tcPr>
           <w:p>
             <w:r>
@@ -7205,7 +7554,7 @@
         </w:tc>
         <w:tc>
           <w:tcPr>
-            <w:tcW w:type="dxa" w:w="1474"/>
+            <w:tcW w:type="dxa" w:w="1768"/>
           </w:tcPr>
           <w:p>
             <w:r>
@@ -7218,27 +7567,14 @@
         </w:tc>
         <w:tc>
           <w:tcPr>
-            <w:tcW w:type="dxa" w:w="1474"/>
-          </w:tcPr>
-          <w:p>
-            <w:r>
-              <w:rPr>
-                <w:sz w:val="18"/>
-              </w:rPr>
-              <w:t>最终PRD文档</w:t>
-            </w:r>
-          </w:p>
-        </w:tc>
-        <w:tc>
-          <w:tcPr>
-            <w:tcW w:type="dxa" w:w="1474"/>
-          </w:tcPr>
-          <w:p>
-            <w:r>
-              <w:rPr>
-                <w:sz w:val="18"/>
-              </w:rPr>
-              <w:t>—</w:t>
+            <w:tcW w:type="dxa" w:w="1768"/>
+          </w:tcPr>
+          <w:p>
+            <w:r>
+              <w:rPr>
+                <w:sz w:val="18"/>
+              </w:rPr>
+              <w:t>最终 PRD 文档</w:t>
             </w:r>
           </w:p>
         </w:tc>
@@ -7255,7 +7591,7 @@
         <w:t>强制顺序</w:t>
       </w:r>
       <w:r>
-        <w:t>：Step 1 → 2 → 3 → 4 → 5 → 6 → 7 → 8，不可倒置，不可合并，不可省略。</w:t>
+        <w:t>：Step 1 → 2 → 3 → 4 → 5 → 6 → 7 → 8，不可倒置、合并、省略。</w:t>
       </w:r>
     </w:p>
     <w:p/>
@@ -7557,7 +7893,7 @@
               <w:rPr>
                 <w:sz w:val="18"/>
               </w:rPr>
-              <w:t>上游输入接口和下游输出接口各自独立，含数据类型/格式/时延SLA/异常码</w:t>
+              <w:t>上游输入接口和下游输出接口各自独立，含数据类型/格式/时延 SLA/异常码</w:t>
             </w:r>
           </w:p>
         </w:tc>
@@ -7611,7 +7947,7 @@
               <w:rPr>
                 <w:sz w:val="18"/>
               </w:rPr>
-              <w:t>≥5类异常，每类含触发条件（量化）/检测方式/处理动作/恢复条件</w:t>
+              <w:t>≥ 5 类异常，每类含触发条件（量化）/检测方式/处理动作/恢复条件</w:t>
             </w:r>
           </w:p>
         </w:tc>
@@ -7725,16 +8061,10 @@
         <w:rPr>
           <w:b/>
         </w:rPr>
-        <w:t>合格示例：</w:t>
+        <w:t>合格示例</w:t>
       </w:r>
-      <w:r/>
-    </w:p>
-    <w:p>
-      <w:pPr>
-        <w:pStyle w:val="ListBullet"/>
-      </w:pPr>
       <w:r>
-        <w:t>字错误率（CER）≤ 5%（500句标准测试集，SNR ≥ 25dB，AISHELL-2评测脚本）</w:t>
+        <w:t>：</w:t>
       </w:r>
     </w:p>
     <w:p>
@@ -7742,7 +8072,7 @@
         <w:pStyle w:val="ListBullet"/>
       </w:pPr>
       <w:r>
-        <w:t>唤醒率（WRR）≥ 97%（1m，0°正面，安静环境，100次重复测试）</w:t>
+        <w:t>字错误率 CER ≤ 5%（§2 统一工况，500 句标准测试集，AISHELL-2 评测脚本）</w:t>
       </w:r>
     </w:p>
     <w:p>
@@ -7750,7 +8080,15 @@
         <w:pStyle w:val="ListBullet"/>
       </w:pPr>
       <w:r>
-        <w:t>TTS首帧延迟 ≤ 200ms（句长≤20字，云端合成，Wireshark抓包计时）</w:t>
+        <w:t>唤醒率 WRR ≥ 97%（§2 统一工况，1 m，0° 正面，100 次重复测试）</w:t>
+      </w:r>
+    </w:p>
+    <w:p>
+      <w:pPr>
+        <w:pStyle w:val="ListBullet"/>
+      </w:pPr>
+      <w:r>
+        <w:t>TTS 首帧延迟 TTFT ≤ 200 ms（句长 ≤ 20 字，云端合成，Wireshark 抓包计时）</w:t>
       </w:r>
     </w:p>
     <w:p/>
@@ -7760,16 +8098,10 @@
         <w:rPr>
           <w:b/>
         </w:rPr>
-        <w:t>不合格示例（禁止出现）：</w:t>
+        <w:t>不合格示例（禁止出现）</w:t>
       </w:r>
-      <w:r/>
-    </w:p>
-    <w:p>
-      <w:pPr>
-        <w:pStyle w:val="ListBullet"/>
-      </w:pPr>
       <w:r>
-        <w:t>~~识别准确率较高~~ → 无数值，不合格</w:t>
+        <w:t>：</w:t>
       </w:r>
     </w:p>
     <w:p>
@@ -7777,7 +8109,7 @@
         <w:pStyle w:val="ListBullet"/>
       </w:pPr>
       <w:r>
-        <w:t>~~延迟≤200ms~~ → 无测试条件，不合格</w:t>
+        <w:t>~~识别准确率较高~~ → 无数值</w:t>
       </w:r>
     </w:p>
     <w:p>
@@ -7785,7 +8117,15 @@
         <w:pStyle w:val="ListBullet"/>
       </w:pPr>
       <w:r>
-        <w:t>~~唤醒效果好~~ → 主观描述，不合格</w:t>
+        <w:t>~~延迟 ≤ 200 ms~~ → 无测试条件</w:t>
+      </w:r>
+    </w:p>
+    <w:p>
+      <w:pPr>
+        <w:pStyle w:val="ListBullet"/>
+      </w:pPr>
+      <w:r>
+        <w:t>~~唤醒效果好~~ → 主观描述</w:t>
       </w:r>
     </w:p>
     <w:p/>
@@ -7898,7 +8238,7 @@
               <w:rPr>
                 <w:sz w:val="18"/>
               </w:rPr>
-              <w:t>唤醒率（WRR）安静近场</w:t>
+              <w:t>唤醒率 WRR 统一工况</w:t>
             </w:r>
           </w:p>
         </w:tc>
@@ -7939,7 +8279,7 @@
               <w:rPr>
                 <w:sz w:val="18"/>
               </w:rPr>
-              <w:t>在消音室1m处朗读唤醒词100次，记录成功次数</w:t>
+              <w:t>§2 统一工况下 1 m 处朗读唤醒词 100 次，记录成功次数</w:t>
             </w:r>
           </w:p>
         </w:tc>
@@ -7967,7 +8307,7 @@
               <w:rPr>
                 <w:sz w:val="18"/>
               </w:rPr>
-              <w:t>量化的pass/fail判定</w:t>
+              <w:t>量化的 pass/fail 判定</w:t>
             </w:r>
           </w:p>
         </w:tc>
@@ -7980,7 +8320,7 @@
               <w:rPr>
                 <w:sz w:val="18"/>
               </w:rPr>
-              <w:t>成功次数 ≥ 97次</w:t>
+              <w:t>成功次数 ≥ 97 次</w:t>
             </w:r>
           </w:p>
         </w:tc>
@@ -8106,7 +8446,7 @@
               <w:rPr>
                 <w:sz w:val="18"/>
               </w:rPr>
-              <w:t>单模块PRD</w:t>
+              <w:t>单模块 PRD</w:t>
             </w:r>
           </w:p>
         </w:tc>
@@ -8119,7 +8459,7 @@
               <w:rPr>
                 <w:sz w:val="18"/>
               </w:rPr>
-              <w:t>1500~3000字（含表格内容）</w:t>
+              <w:t>1500~3000 字（含表格内容）</w:t>
             </w:r>
           </w:p>
         </w:tc>
@@ -8132,7 +8472,7 @@
               <w:rPr>
                 <w:sz w:val="18"/>
               </w:rPr>
-              <w:t>功能定义≥5行，性能指标≥8行，异常处理≥5行，验收标准≥8行</w:t>
+              <w:t>功能定义 ≥ 5 行，性能指标 ≥ 8 行，异常处理 ≥ 5 行，验收标准 ≥ 8 行</w:t>
             </w:r>
           </w:p>
         </w:tc>
@@ -8264,7 +8604,7 @@
               <w:rPr>
                 <w:sz w:val="18"/>
               </w:rPr>
-              <w:t>仅处理七大模块范围内的PRD撰写，不跨界到硬件/驱动/算法训练</w:t>
+              <w:t>仅处理七大模块范围内的 PRD 撰写，不跨界到硬件/驱动/算法训练</w:t>
             </w:r>
           </w:p>
         </w:tc>
@@ -8318,7 +8658,7 @@
               <w:rPr>
                 <w:sz w:val="18"/>
               </w:rPr>
-              <w:t>每次执行仅生成一个模块的PRD</w:t>
+              <w:t>每次执行仅生成一个模块的 PRD</w:t>
             </w:r>
           </w:p>
         </w:tc>
@@ -8372,7 +8712,7 @@
               <w:rPr>
                 <w:sz w:val="18"/>
               </w:rPr>
-              <w:t>所有性能指标必须量化，包含数值+单位+测试条件，三者缺一不合格</w:t>
+              <w:t>所有性能指标必须量化，包含 shall/should 双层 + 数值 + 单位 + 测试条件</w:t>
             </w:r>
           </w:p>
         </w:tc>
@@ -8385,7 +8725,7 @@
               <w:rPr>
                 <w:sz w:val="18"/>
               </w:rPr>
-              <w:t>无法量化时填"[待测试集确定，参考建议：XXX]"，不留空，不填"待定"</w:t>
+              <w:t>无法量化时填「[待测试集确定，参考建议：XXX]」，不留空，不填"待定"</w:t>
             </w:r>
           </w:p>
         </w:tc>
@@ -8534,7 +8874,7 @@
               <w:rPr>
                 <w:sz w:val="18"/>
               </w:rPr>
-              <w:t>中枢系统和大模型功能模块中，危险动作拦截必须单独列为一条验收标准，通过条件为100%拦截率</w:t>
+              <w:t>中枢系统和大模型功能模块中，危险动作拦截必须单独列为一条验收标准，通过条件为 100% 拦截率</w:t>
             </w:r>
           </w:p>
         </w:tc>
@@ -8642,7 +8982,7 @@
               <w:rPr>
                 <w:sz w:val="18"/>
               </w:rPr>
-              <w:t>端到端总预算分两条独立通道：**规则路径**安静≤800ms / 噪声≤1200ms；**LLM路径**安静≤3500ms / 噪声≤4000ms（P95，含首字反馈"让我想一下"在内的整体响应）</w:t>
+              <w:t>端到端总预算分两条独立通道：**规则路径** §2 统一工况 ≤ 800 ms / 运动状态 ≤ 1200 ms；**LLM 路径** ≤ 3500 ms / 运动状态 ≤ 4000 ms（P95）</w:t>
             </w:r>
           </w:p>
         </w:tc>
@@ -8655,7 +8995,7 @@
               <w:rPr>
                 <w:sz w:val="18"/>
               </w:rPr>
-              <w:t>生成每个模块时标注该模块在规则/LLM路径中的时延预算占比</w:t>
+              <w:t>生成每模块时标注该模块在规则/LLM 路径中的时延预算占比</w:t>
             </w:r>
           </w:p>
         </w:tc>
@@ -8664,14 +9004,15 @@
     <w:p/>
     <w:p/>
     <w:p>
-      <w:r/>
+      <w:pPr>
+        <w:pStyle w:val="Heading3"/>
+      </w:pPr>
       <w:r>
         <w:rPr>
-          <w:b/>
+          <w:color w:val="1F497D"/>
         </w:rPr>
-        <w:t>端到端时延预算分配表（强制约束）</w:t>
+        <w:t>6.1 端到端时延预算分配表（内部分配，模块级）</w:t>
       </w:r>
-      <w:r/>
     </w:p>
     <w:p/>
     <w:p>
@@ -8680,9 +9021,11 @@
         <w:rPr>
           <w:b/>
         </w:rPr>
-        <w:t>A. 规则路径（简单确定性指令，覆盖率 ≥ 80%）</w:t>
+        <w:t>A. 规则路径</w:t>
       </w:r>
-      <w:r/>
+      <w:r>
+        <w:t>（简单确定性指令，覆盖率 ≥ 80%）</w:t>
+      </w:r>
     </w:p>
     <w:p/>
     <w:tbl>
@@ -8721,7 +9064,7 @@
                 <w:b/>
                 <w:sz w:val="18"/>
               </w:rPr>
-              <w:t>时延预算（安静）</w:t>
+              <w:t>统一工况</w:t>
             </w:r>
           </w:p>
         </w:tc>
@@ -8735,7 +9078,7 @@
                 <w:b/>
                 <w:sz w:val="18"/>
               </w:rPr>
-              <w:t>时延预算（噪声）</w:t>
+              <w:t>运动状态</w:t>
             </w:r>
           </w:p>
         </w:tc>
@@ -8750,7 +9093,7 @@
               <w:rPr>
                 <w:sz w:val="18"/>
               </w:rPr>
-              <w:t>声学前端</w:t>
+              <w:t>M1 声学前端</w:t>
             </w:r>
           </w:p>
         </w:tc>
@@ -8791,7 +9134,7 @@
               <w:rPr>
                 <w:sz w:val="18"/>
               </w:rPr>
-              <w:t>多模态前端</w:t>
+              <w:t>M2 多模态前端</w:t>
             </w:r>
           </w:p>
         </w:tc>
@@ -8832,7 +9175,7 @@
               <w:rPr>
                 <w:sz w:val="18"/>
               </w:rPr>
-              <w:t>唤醒</w:t>
+              <w:t>M3 唤醒</w:t>
             </w:r>
           </w:p>
         </w:tc>
@@ -8873,7 +9216,7 @@
               <w:rPr>
                 <w:sz w:val="18"/>
               </w:rPr>
-              <w:t>识别（ASR）出文延迟</w:t>
+              <w:t>M4 识别（首字上屏）</w:t>
             </w:r>
           </w:p>
         </w:tc>
@@ -8914,7 +9257,7 @@
               <w:rPr>
                 <w:sz w:val="18"/>
               </w:rPr>
-              <w:t>中枢系统（规则路径）</w:t>
+              <w:t>M5 中枢（规则路径）</w:t>
             </w:r>
           </w:p>
         </w:tc>
@@ -8955,7 +9298,7 @@
               <w:rPr>
                 <w:sz w:val="18"/>
               </w:rPr>
-              <w:t>TTS首帧（不含云端RTT）</w:t>
+              <w:t>M6 TTS 首帧（不含 RTT）</w:t>
             </w:r>
           </w:p>
         </w:tc>
@@ -8996,7 +9339,7 @@
               <w:rPr>
                 <w:sz w:val="18"/>
               </w:rPr>
-              <w:t>云端网络RTT（TTS云端时）</w:t>
+              <w:t>云端网络 RTT（TTS 云端时）</w:t>
             </w:r>
           </w:p>
         </w:tc>
@@ -9050,7 +9393,7 @@
               <w:rPr>
                 <w:sz w:val="18"/>
               </w:rPr>
-              <w:t>**≤ 880 ms（目标≤800ms，含余量预警）**</w:t>
+              <w:t>**≤ 880 ms**（目标 ≤ 800 ms，含余量预警）</w:t>
             </w:r>
           </w:p>
         </w:tc>
@@ -9063,7 +9406,7 @@
               <w:rPr>
                 <w:sz w:val="18"/>
               </w:rPr>
-              <w:t>**≤ 1060 ms（目标≤1200ms）**</w:t>
+              <w:t>**≤ 1060 ms**（目标 ≤ 1200 ms）</w:t>
             </w:r>
           </w:p>
         </w:tc>
@@ -9077,9 +9420,11 @@
         <w:rPr>
           <w:b/>
         </w:rPr>
-        <w:t>B. LLM路径（复杂/模糊指令，覆盖率 ≤ 20%）</w:t>
+        <w:t>B. LLM 路径</w:t>
       </w:r>
-      <w:r/>
+      <w:r>
+        <w:t>（复杂/模糊指令，覆盖率 ≤ 20%）</w:t>
+      </w:r>
     </w:p>
     <w:p/>
     <w:tbl>
@@ -9118,7 +9463,7 @@
                 <w:b/>
                 <w:sz w:val="18"/>
               </w:rPr>
-              <w:t>时延预算（安静）</w:t>
+              <w:t>统一工况 P95</w:t>
             </w:r>
           </w:p>
         </w:tc>
@@ -9132,7 +9477,7 @@
                 <w:b/>
                 <w:sz w:val="18"/>
               </w:rPr>
-              <w:t>时延预算（噪声）</w:t>
+              <w:t>运动状态 P95</w:t>
             </w:r>
           </w:p>
         </w:tc>
@@ -9147,7 +9492,7 @@
               <w:rPr>
                 <w:sz w:val="18"/>
               </w:rPr>
-              <w:t>声学前端</w:t>
+              <w:t>M1 声学前端</w:t>
             </w:r>
           </w:p>
         </w:tc>
@@ -9188,7 +9533,7 @@
               <w:rPr>
                 <w:sz w:val="18"/>
               </w:rPr>
-              <w:t>多模态前端</w:t>
+              <w:t>M2 多模态前端</w:t>
             </w:r>
           </w:p>
         </w:tc>
@@ -9229,7 +9574,7 @@
               <w:rPr>
                 <w:sz w:val="18"/>
               </w:rPr>
-              <w:t>唤醒</w:t>
+              <w:t>M3 唤醒</w:t>
             </w:r>
           </w:p>
         </w:tc>
@@ -9270,7 +9615,7 @@
               <w:rPr>
                 <w:sz w:val="18"/>
               </w:rPr>
-              <w:t>识别（ASR）出文延迟</w:t>
+              <w:t>M4 识别（首字上屏）</w:t>
             </w:r>
           </w:p>
         </w:tc>
@@ -9311,7 +9656,7 @@
               <w:rPr>
                 <w:sz w:val="18"/>
               </w:rPr>
-              <w:t>中枢系统（LLM路径路由+回填）</w:t>
+              <w:t>M5 中枢（LLM 路由 + 回填）</w:t>
             </w:r>
           </w:p>
         </w:tc>
@@ -9352,7 +9697,7 @@
               <w:rPr>
                 <w:sz w:val="18"/>
               </w:rPr>
-              <w:t>云端LLM推理（含网络RTT，P95）</w:t>
+              <w:t>M7 云端 LLM 推理（含 RTT）</w:t>
             </w:r>
           </w:p>
         </w:tc>
@@ -9393,7 +9738,7 @@
               <w:rPr>
                 <w:sz w:val="18"/>
               </w:rPr>
-              <w:t>TTS首帧（不含云端RTT）</w:t>
+              <w:t>M6 TTS 首帧（不含 RTT）</w:t>
             </w:r>
           </w:p>
         </w:tc>
@@ -9434,7 +9779,7 @@
               <w:rPr>
                 <w:sz w:val="18"/>
               </w:rPr>
-              <w:t>云端网络RTT（TTS云端时）</w:t>
+              <w:t>云端网络 RTT（TTS 云端时）</w:t>
             </w:r>
           </w:p>
         </w:tc>
@@ -9475,7 +9820,7 @@
               <w:rPr>
                 <w:sz w:val="18"/>
               </w:rPr>
-              <w:t>**合计（P95）**</w:t>
+              <w:t>**合计 P95**</w:t>
             </w:r>
           </w:p>
         </w:tc>
@@ -9488,7 +9833,7 @@
               <w:rPr>
                 <w:sz w:val="18"/>
               </w:rPr>
-              <w:t>**≤ 2880 ms（目标≤3500ms）**</w:t>
+              <w:t>**≤ 2880 ms**（目标 ≤ 3500 ms）</w:t>
             </w:r>
           </w:p>
         </w:tc>
@@ -9501,7 +9846,7 @@
               <w:rPr>
                 <w:sz w:val="18"/>
               </w:rPr>
-              <w:t>**≤ 3560 ms（目标≤4000ms）**</w:t>
+              <w:t>**≤ 3560 ms**（目标 ≤ 4000 ms）</w:t>
             </w:r>
           </w:p>
         </w:tc>
@@ -9520,7 +9865,7 @@
         <w:t>首字反馈策略</w:t>
       </w:r>
       <w:r>
-        <w:t>：LLM路径下，规则引擎应在 ≤ 800ms（安静）/ ≤ 1200ms（噪声）内先返回首字反馈（如"让我想一下"），LLM真实结果到达后再继续语音输出，避免用户感知到 3 秒级的"卡顿"。</w:t>
+        <w:t>：LLM 路径下，规则引擎应在 ≤ 800 ms（统一工况）/ ≤ 1200 ms（运动状态）内先返回首字反馈（如「让我想一下」），LLM 真实结果到达后再继续语音输出，避免用户感知 3 秒级"卡顿"。</w:t>
       </w:r>
     </w:p>
     <w:p/>
@@ -9532,24 +9877,24 @@
     <w:p/>
     <w:p>
       <w:pPr>
-        <w:pStyle w:val="Heading3"/>
+        <w:pStyle w:val="Heading2"/>
       </w:pPr>
       <w:r>
         <w:rPr>
           <w:color w:val="1F497D"/>
         </w:rPr>
-        <w:t>6.5 端到端业务域响应表（对外承诺，参考海外公版基线）</w:t>
+        <w:t>7. 端到端响应规范（对外承诺，参考海外公版基线）</w:t>
       </w:r>
     </w:p>
     <w:p/>
     <w:p>
       <w:r>
-        <w:t xml:space="preserve">&gt; 业务域分类来源于海外公版端到端响应规范（车端：车控/电话/地图/多媒体/天气/首字上屏），映射至机器人场景。  </w:t>
+        <w:t>&gt; 业务域分类来源于海外公版端到端响应规范（车端：车控 / 电话 / 地图 / 多媒体 / 天气 / 首字上屏），映射至机器人场景。</w:t>
       </w:r>
     </w:p>
     <w:p>
       <w:r>
-        <w:t xml:space="preserve">&gt; 测试工况：§2.0 统一工况  </w:t>
+        <w:t>&gt; 测试工况：§2 统一工况</w:t>
       </w:r>
     </w:p>
     <w:p>
@@ -9560,13 +9905,13 @@
     <w:p/>
     <w:p>
       <w:pPr>
-        <w:pStyle w:val="Heading4"/>
+        <w:pStyle w:val="Heading3"/>
       </w:pPr>
       <w:r>
         <w:rPr>
           <w:color w:val="1F497D"/>
         </w:rPr>
-        <w:t>A. 在线响应（联网状态）</w:t>
+        <w:t>7.1 在线响应（联网状态）</w:t>
       </w:r>
     </w:p>
     <w:p/>
@@ -9665,20 +10010,20 @@
               <w:rPr>
                 <w:sz w:val="18"/>
               </w:rPr>
-              <w:t>**唤醒响应**</w:t>
-            </w:r>
-          </w:p>
-        </w:tc>
-        <w:tc>
-          <w:tcPr>
-            <w:tcW w:type="dxa" w:w="1768"/>
-          </w:tcPr>
-          <w:p>
-            <w:r>
-              <w:rPr>
-                <w:sz w:val="18"/>
-              </w:rPr>
-              <w:t>唤醒词→唤醒事件</w:t>
+              <w:t>唤醒响应</w:t>
+            </w:r>
+          </w:p>
+        </w:tc>
+        <w:tc>
+          <w:tcPr>
+            <w:tcW w:type="dxa" w:w="1768"/>
+          </w:tcPr>
+          <w:p>
+            <w:r>
+              <w:rPr>
+                <w:sz w:val="18"/>
+              </w:rPr>
+              <w:t>唤醒词 → 唤醒事件</w:t>
             </w:r>
           </w:p>
         </w:tc>
@@ -9732,7 +10077,7 @@
               <w:rPr>
                 <w:sz w:val="18"/>
               </w:rPr>
-              <w:t>**本体控制**（机器人控制）</w:t>
+              <w:t>本体控制</w:t>
             </w:r>
           </w:p>
         </w:tc>
@@ -9799,7 +10144,7 @@
               <w:rPr>
                 <w:sz w:val="18"/>
               </w:rPr>
-              <w:t>**信息查询**</w:t>
+              <w:t>信息查询</w:t>
             </w:r>
           </w:p>
         </w:tc>
@@ -9866,7 +10211,7 @@
               <w:rPr>
                 <w:sz w:val="18"/>
               </w:rPr>
-              <w:t>**多媒体**</w:t>
+              <w:t>多媒体</w:t>
             </w:r>
           </w:p>
         </w:tc>
@@ -9933,7 +10278,7 @@
               <w:rPr>
                 <w:sz w:val="18"/>
               </w:rPr>
-              <w:t>**任务执行**</w:t>
+              <w:t>任务执行</w:t>
             </w:r>
           </w:p>
         </w:tc>
@@ -10000,7 +10345,7 @@
               <w:rPr>
                 <w:sz w:val="18"/>
               </w:rPr>
-              <w:t>**对话闲聊**（LLM 路径，P95）</w:t>
+              <w:t>对话闲聊（LLM 路径，P95）</w:t>
             </w:r>
           </w:p>
         </w:tc>
@@ -10052,7 +10397,7 @@
               <w:rPr>
                 <w:sz w:val="18"/>
               </w:rPr>
-              <w:t>电话 1700 + LLM 推理 ~1300（机器人项目特性）</w:t>
+              <w:t>电话 1700 + LLM 推理 ~1300</w:t>
             </w:r>
           </w:p>
         </w:tc>
@@ -10067,20 +10412,20 @@
               <w:rPr>
                 <w:sz w:val="18"/>
               </w:rPr>
-              <w:t>**ASR 首字上屏**</w:t>
-            </w:r>
-          </w:p>
-        </w:tc>
-        <w:tc>
-          <w:tcPr>
-            <w:tcW w:type="dxa" w:w="1768"/>
-          </w:tcPr>
-          <w:p>
-            <w:r>
-              <w:rPr>
-                <w:sz w:val="18"/>
-              </w:rPr>
-              <w:t>说话开始→ASR 首字</w:t>
+              <w:t>ASR 首字上屏</w:t>
+            </w:r>
+          </w:p>
+        </w:tc>
+        <w:tc>
+          <w:tcPr>
+            <w:tcW w:type="dxa" w:w="1768"/>
+          </w:tcPr>
+          <w:p>
+            <w:r>
+              <w:rPr>
+                <w:sz w:val="18"/>
+              </w:rPr>
+              <w:t>说话开始 → ASR 首字</w:t>
             </w:r>
           </w:p>
         </w:tc>
@@ -10129,13 +10474,13 @@
     <w:p/>
     <w:p>
       <w:pPr>
-        <w:pStyle w:val="Heading4"/>
+        <w:pStyle w:val="Heading3"/>
       </w:pPr>
       <w:r>
         <w:rPr>
           <w:color w:val="1F497D"/>
         </w:rPr>
-        <w:t>B. 离线响应（断网兜底）</w:t>
+        <w:t>7.2 离线响应（断网兜底）</w:t>
       </w:r>
     </w:p>
     <w:p/>
@@ -10219,7 +10564,7 @@
               <w:rPr>
                 <w:sz w:val="18"/>
               </w:rPr>
-              <w:t>**本体控制**</w:t>
+              <w:t>本体控制</w:t>
             </w:r>
           </w:p>
         </w:tc>
@@ -10273,7 +10618,7 @@
               <w:rPr>
                 <w:sz w:val="18"/>
               </w:rPr>
-              <w:t>**信息查询**（本地 KB）</w:t>
+              <w:t>信息查询（本地 KB）</w:t>
             </w:r>
           </w:p>
         </w:tc>
@@ -10327,7 +10672,7 @@
               <w:rPr>
                 <w:sz w:val="18"/>
               </w:rPr>
-              <w:t>**ASR 首字上屏**</w:t>
+              <w:t>ASR 首字上屏</w:t>
             </w:r>
           </w:p>
         </w:tc>
@@ -10430,13 +10775,13 @@
     <w:p/>
     <w:p>
       <w:pPr>
-        <w:pStyle w:val="Heading4"/>
+        <w:pStyle w:val="Heading3"/>
       </w:pPr>
       <w:r>
         <w:rPr>
           <w:color w:val="1F497D"/>
         </w:rPr>
-        <w:t>C. 端到端任务成功率</w:t>
+        <w:t>7.3 端到端任务成功率</w:t>
       </w:r>
     </w:p>
     <w:p/>
@@ -10721,7 +11066,7 @@
               <w:rPr>
                 <w:sz w:val="18"/>
               </w:rPr>
-              <w:t>同测试集，机器人步行中</w:t>
+              <w:t>同测试集，§2 运动场景补充工况</w:t>
             </w:r>
           </w:p>
         </w:tc>
@@ -10731,206 +11076,13 @@
     <w:p/>
     <w:p>
       <w:pPr>
-        <w:pStyle w:val="Heading4"/>
+        <w:pStyle w:val="Heading3"/>
       </w:pPr>
       <w:r>
         <w:rPr>
           <w:color w:val="1F497D"/>
         </w:rPr>
-        <w:t>D. 网络切换无感</w:t>
-      </w:r>
-    </w:p>
-    <w:p/>
-    <w:tbl>
-      <w:tblPr>
-        <w:tblStyle w:val="TableGrid"/>
-        <w:tblW w:type="auto" w:w="0"/>
-        <w:tblLook w:firstColumn="1" w:firstRow="1" w:lastColumn="0" w:lastRow="0" w:noHBand="0" w:noVBand="1" w:val="04A0"/>
-      </w:tblPr>
-      <w:tblGrid>
-        <w:gridCol w:w="2947"/>
-        <w:gridCol w:w="2947"/>
-        <w:gridCol w:w="2947"/>
-      </w:tblGrid>
-      <w:tr>
-        <w:tc>
-          <w:tcPr>
-            <w:tcW w:type="dxa" w:w="2947"/>
-          </w:tcPr>
-          <w:p>
-            <w:r>
-              <w:rPr>
-                <w:b/>
-                <w:sz w:val="18"/>
-              </w:rPr>
-              <w:t>指标</w:t>
-            </w:r>
-          </w:p>
-        </w:tc>
-        <w:tc>
-          <w:tcPr>
-            <w:tcW w:type="dxa" w:w="2947"/>
-          </w:tcPr>
-          <w:p>
-            <w:r>
-              <w:rPr>
-                <w:b/>
-                <w:sz w:val="18"/>
-              </w:rPr>
-              <w:t>shall</w:t>
-            </w:r>
-          </w:p>
-        </w:tc>
-        <w:tc>
-          <w:tcPr>
-            <w:tcW w:type="dxa" w:w="2947"/>
-          </w:tcPr>
-          <w:p>
-            <w:r>
-              <w:rPr>
-                <w:b/>
-                <w:sz w:val="18"/>
-              </w:rPr>
-              <w:t>should</w:t>
-            </w:r>
-          </w:p>
-        </w:tc>
-      </w:tr>
-      <w:tr>
-        <w:tc>
-          <w:tcPr>
-            <w:tcW w:type="dxa" w:w="2947"/>
-          </w:tcPr>
-          <w:p>
-            <w:r>
-              <w:rPr>
-                <w:sz w:val="18"/>
-              </w:rPr>
-              <w:t>4G 信号丢失 → 本地切换</w:t>
-            </w:r>
-          </w:p>
-        </w:tc>
-        <w:tc>
-          <w:tcPr>
-            <w:tcW w:type="dxa" w:w="2947"/>
-          </w:tcPr>
-          <w:p>
-            <w:r>
-              <w:rPr>
-                <w:sz w:val="18"/>
-              </w:rPr>
-              <w:t>≤ 500 ms</w:t>
-            </w:r>
-          </w:p>
-        </w:tc>
-        <w:tc>
-          <w:tcPr>
-            <w:tcW w:type="dxa" w:w="2947"/>
-          </w:tcPr>
-          <w:p>
-            <w:r>
-              <w:rPr>
-                <w:sz w:val="18"/>
-              </w:rPr>
-              <w:t>≤ 200 ms</w:t>
-            </w:r>
-          </w:p>
-        </w:tc>
-      </w:tr>
-      <w:tr>
-        <w:tc>
-          <w:tcPr>
-            <w:tcW w:type="dxa" w:w="2947"/>
-          </w:tcPr>
-          <w:p>
-            <w:r>
-              <w:rPr>
-                <w:sz w:val="18"/>
-              </w:rPr>
-              <w:t>切换瞬间指令丢失</w:t>
-            </w:r>
-          </w:p>
-        </w:tc>
-        <w:tc>
-          <w:tcPr>
-            <w:tcW w:type="dxa" w:w="2947"/>
-          </w:tcPr>
-          <w:p>
-            <w:r>
-              <w:rPr>
-                <w:sz w:val="18"/>
-              </w:rPr>
-              <w:t>0</w:t>
-            </w:r>
-          </w:p>
-        </w:tc>
-        <w:tc>
-          <w:tcPr>
-            <w:tcW w:type="dxa" w:w="2947"/>
-          </w:tcPr>
-          <w:p>
-            <w:r>
-              <w:rPr>
-                <w:sz w:val="18"/>
-              </w:rPr>
-              <w:t>0</w:t>
-            </w:r>
-          </w:p>
-        </w:tc>
-      </w:tr>
-      <w:tr>
-        <w:tc>
-          <w:tcPr>
-            <w:tcW w:type="dxa" w:w="2947"/>
-          </w:tcPr>
-          <w:p>
-            <w:r>
-              <w:rPr>
-                <w:sz w:val="18"/>
-              </w:rPr>
-              <w:t>本地 → 云端恢复</w:t>
-            </w:r>
-          </w:p>
-        </w:tc>
-        <w:tc>
-          <w:tcPr>
-            <w:tcW w:type="dxa" w:w="2947"/>
-          </w:tcPr>
-          <w:p>
-            <w:r>
-              <w:rPr>
-                <w:sz w:val="18"/>
-              </w:rPr>
-              <w:t>≤ 1 s</w:t>
-            </w:r>
-          </w:p>
-        </w:tc>
-        <w:tc>
-          <w:tcPr>
-            <w:tcW w:type="dxa" w:w="2947"/>
-          </w:tcPr>
-          <w:p>
-            <w:r>
-              <w:rPr>
-                <w:sz w:val="18"/>
-              </w:rPr>
-              <w:t>≤ 500 ms</w:t>
-            </w:r>
-          </w:p>
-        </w:tc>
-      </w:tr>
-    </w:tbl>
-    <w:p/>
-    <w:p/>
-    <w:p>
-      <w:pPr>
-        <w:pStyle w:val="Heading4"/>
-      </w:pPr>
-      <w:r>
-        <w:rPr>
-          <w:color w:val="1F497D"/>
-        </w:rPr>
-        <w:t>E. 多语种支持（一期范围 + 小语种核心 3 种）</w:t>
+        <w:t>7.4 网络切换无感</w:t>
       </w:r>
     </w:p>
     <w:p/>
@@ -10957,7 +11109,7 @@
                 <w:b/>
                 <w:sz w:val="18"/>
               </w:rPr>
-              <w:t>语种</w:t>
+              <w:t>指标</w:t>
             </w:r>
           </w:p>
         </w:tc>
@@ -10971,7 +11123,7 @@
                 <w:b/>
                 <w:sz w:val="18"/>
               </w:rPr>
-              <w:t>一期范围</w:t>
+              <w:t>shall</w:t>
             </w:r>
           </w:p>
         </w:tc>
@@ -10985,7 +11137,7 @@
                 <w:b/>
                 <w:sz w:val="18"/>
               </w:rPr>
-              <w:t>首字上屏延迟（在线）</w:t>
+              <w:t>should</w:t>
             </w:r>
           </w:p>
         </w:tc>
@@ -10999,7 +11151,7 @@
                 <w:b/>
                 <w:sz w:val="18"/>
               </w:rPr>
-              <w:t>备注</w:t>
+              <w:t>测试条件</w:t>
             </w:r>
           </w:p>
         </w:tc>
@@ -11014,7 +11166,7 @@
               <w:rPr>
                 <w:sz w:val="18"/>
               </w:rPr>
-              <w:t>**中文（普通话）**</w:t>
+              <w:t>4G 信号丢失 → 本地切换</w:t>
             </w:r>
           </w:p>
         </w:tc>
@@ -11027,7 +11179,7 @@
               <w:rPr>
                 <w:sz w:val="18"/>
               </w:rPr>
-              <w:t>✅ 主语种</w:t>
+              <w:t>≤ 500 ms</w:t>
             </w:r>
           </w:p>
         </w:tc>
@@ -11040,7 +11192,7 @@
               <w:rPr>
                 <w:sz w:val="18"/>
               </w:rPr>
-              <w:t>≤ 900 ms</w:t>
+              <w:t>≤ 200 ms</w:t>
             </w:r>
           </w:p>
         </w:tc>
@@ -11053,7 +11205,7 @@
               <w:rPr>
                 <w:sz w:val="18"/>
               </w:rPr>
-              <w:t>基线</w:t>
+              <w:t>隧道场景模拟</w:t>
             </w:r>
           </w:p>
         </w:tc>
@@ -11068,7 +11220,7 @@
               <w:rPr>
                 <w:sz w:val="18"/>
               </w:rPr>
-              <w:t>**英语**</w:t>
+              <w:t>切换瞬间指令丢失</w:t>
             </w:r>
           </w:p>
         </w:tc>
@@ -11081,7 +11233,7 @@
               <w:rPr>
                 <w:sz w:val="18"/>
               </w:rPr>
-              <w:t>✅ 必选小语种</w:t>
+              <w:t>0</w:t>
             </w:r>
           </w:p>
         </w:tc>
@@ -11094,7 +11246,7 @@
               <w:rPr>
                 <w:sz w:val="18"/>
               </w:rPr>
-              <w:t>≤ 1100 ms</w:t>
+              <w:t>0</w:t>
             </w:r>
           </w:p>
         </w:tc>
@@ -11107,7 +11259,7 @@
               <w:rPr>
                 <w:sz w:val="18"/>
               </w:rPr>
-              <w:t>小语种比中文 +200 ms（海外公版备注）</w:t>
+              <w:t>切换瞬间发出的指令不丢</w:t>
             </w:r>
           </w:p>
         </w:tc>
@@ -11122,7 +11274,7 @@
               <w:rPr>
                 <w:sz w:val="18"/>
               </w:rPr>
-              <w:t>**粤语**</w:t>
+              <w:t>本地 → 云端恢复</w:t>
             </w:r>
           </w:p>
         </w:tc>
@@ -11135,7 +11287,7 @@
               <w:rPr>
                 <w:sz w:val="18"/>
               </w:rPr>
-              <w:t>✅ 必选小语种</w:t>
+              <w:t>≤ 1 s</w:t>
             </w:r>
           </w:p>
         </w:tc>
@@ -11148,7 +11300,7 @@
               <w:rPr>
                 <w:sz w:val="18"/>
               </w:rPr>
-              <w:t>≤ 1100 ms</w:t>
+              <w:t>≤ 500 ms</w:t>
             </w:r>
           </w:p>
         </w:tc>
@@ -11161,115 +11313,7 @@
               <w:rPr>
                 <w:sz w:val="18"/>
               </w:rPr>
-              <w:t>港澳+海外华人；同上 +200 ms</w:t>
-            </w:r>
-          </w:p>
-        </w:tc>
-      </w:tr>
-      <w:tr>
-        <w:tc>
-          <w:tcPr>
-            <w:tcW w:type="dxa" w:w="2210"/>
-          </w:tcPr>
-          <w:p>
-            <w:r>
-              <w:rPr>
-                <w:sz w:val="18"/>
-              </w:rPr>
-              <w:t>**日语**</w:t>
-            </w:r>
-          </w:p>
-        </w:tc>
-        <w:tc>
-          <w:tcPr>
-            <w:tcW w:type="dxa" w:w="2210"/>
-          </w:tcPr>
-          <w:p>
-            <w:r>
-              <w:rPr>
-                <w:sz w:val="18"/>
-              </w:rPr>
-              <w:t>✅ 必选小语种</w:t>
-            </w:r>
-          </w:p>
-        </w:tc>
-        <w:tc>
-          <w:tcPr>
-            <w:tcW w:type="dxa" w:w="2210"/>
-          </w:tcPr>
-          <w:p>
-            <w:r>
-              <w:rPr>
-                <w:sz w:val="18"/>
-              </w:rPr>
-              <w:t>≤ 1100 ms</w:t>
-            </w:r>
-          </w:p>
-        </w:tc>
-        <w:tc>
-          <w:tcPr>
-            <w:tcW w:type="dxa" w:w="2210"/>
-          </w:tcPr>
-          <w:p>
-            <w:r>
-              <w:rPr>
-                <w:sz w:val="18"/>
-              </w:rPr>
-              <w:t>出海日本服务机器人市场；同上 +200 ms</w:t>
-            </w:r>
-          </w:p>
-        </w:tc>
-      </w:tr>
-      <w:tr>
-        <w:tc>
-          <w:tcPr>
-            <w:tcW w:type="dxa" w:w="2210"/>
-          </w:tcPr>
-          <w:p>
-            <w:r>
-              <w:rPr>
-                <w:sz w:val="18"/>
-              </w:rPr>
-              <w:t>韩语 / 西班牙语 / 阿拉伯语</w:t>
-            </w:r>
-          </w:p>
-        </w:tc>
-        <w:tc>
-          <w:tcPr>
-            <w:tcW w:type="dxa" w:w="2210"/>
-          </w:tcPr>
-          <w:p>
-            <w:r>
-              <w:rPr>
-                <w:sz w:val="18"/>
-              </w:rPr>
-              <w:t>二期</w:t>
-            </w:r>
-          </w:p>
-        </w:tc>
-        <w:tc>
-          <w:tcPr>
-            <w:tcW w:type="dxa" w:w="2210"/>
-          </w:tcPr>
-          <w:p>
-            <w:r>
-              <w:rPr>
-                <w:sz w:val="18"/>
-              </w:rPr>
-              <w:t>—</w:t>
-            </w:r>
-          </w:p>
-        </w:tc>
-        <w:tc>
-          <w:tcPr>
-            <w:tcW w:type="dxa" w:w="2210"/>
-          </w:tcPr>
-          <w:p>
-            <w:r>
-              <w:rPr>
-                <w:sz w:val="18"/>
-              </w:rPr>
-              <w:t>备选小语种</w:t>
+              <w:t>信号恢复后</w:t>
             </w:r>
           </w:p>
         </w:tc>
@@ -11279,13 +11323,368 @@
     <w:p/>
     <w:p>
       <w:pPr>
-        <w:pStyle w:val="Heading4"/>
+        <w:pStyle w:val="Heading3"/>
       </w:pPr>
       <w:r>
         <w:rPr>
           <w:color w:val="1F497D"/>
         </w:rPr>
-        <w:t>业务域 / 端到端 / 多语种 指标依据</w:t>
+        <w:t>7.5 多语种支持（一期范围 + 小语种核心 3 种）</w:t>
+      </w:r>
+    </w:p>
+    <w:p/>
+    <w:tbl>
+      <w:tblPr>
+        <w:tblStyle w:val="TableGrid"/>
+        <w:tblW w:type="auto" w:w="0"/>
+        <w:tblLook w:firstColumn="1" w:firstRow="1" w:lastColumn="0" w:lastRow="0" w:noHBand="0" w:noVBand="1" w:val="04A0"/>
+      </w:tblPr>
+      <w:tblGrid>
+        <w:gridCol w:w="2210"/>
+        <w:gridCol w:w="2210"/>
+        <w:gridCol w:w="2210"/>
+        <w:gridCol w:w="2210"/>
+      </w:tblGrid>
+      <w:tr>
+        <w:tc>
+          <w:tcPr>
+            <w:tcW w:type="dxa" w:w="2210"/>
+          </w:tcPr>
+          <w:p>
+            <w:r>
+              <w:rPr>
+                <w:b/>
+                <w:sz w:val="18"/>
+              </w:rPr>
+              <w:t>语种</w:t>
+            </w:r>
+          </w:p>
+        </w:tc>
+        <w:tc>
+          <w:tcPr>
+            <w:tcW w:type="dxa" w:w="2210"/>
+          </w:tcPr>
+          <w:p>
+            <w:r>
+              <w:rPr>
+                <w:b/>
+                <w:sz w:val="18"/>
+              </w:rPr>
+              <w:t>一期范围</w:t>
+            </w:r>
+          </w:p>
+        </w:tc>
+        <w:tc>
+          <w:tcPr>
+            <w:tcW w:type="dxa" w:w="2210"/>
+          </w:tcPr>
+          <w:p>
+            <w:r>
+              <w:rPr>
+                <w:b/>
+                <w:sz w:val="18"/>
+              </w:rPr>
+              <w:t>首字上屏延迟（在线）</w:t>
+            </w:r>
+          </w:p>
+        </w:tc>
+        <w:tc>
+          <w:tcPr>
+            <w:tcW w:type="dxa" w:w="2210"/>
+          </w:tcPr>
+          <w:p>
+            <w:r>
+              <w:rPr>
+                <w:b/>
+                <w:sz w:val="18"/>
+              </w:rPr>
+              <w:t>备注</w:t>
+            </w:r>
+          </w:p>
+        </w:tc>
+      </w:tr>
+      <w:tr>
+        <w:tc>
+          <w:tcPr>
+            <w:tcW w:type="dxa" w:w="2210"/>
+          </w:tcPr>
+          <w:p>
+            <w:r>
+              <w:rPr>
+                <w:sz w:val="18"/>
+              </w:rPr>
+              <w:t>中文（普通话）</w:t>
+            </w:r>
+          </w:p>
+        </w:tc>
+        <w:tc>
+          <w:tcPr>
+            <w:tcW w:type="dxa" w:w="2210"/>
+          </w:tcPr>
+          <w:p>
+            <w:r>
+              <w:rPr>
+                <w:sz w:val="18"/>
+              </w:rPr>
+              <w:t>主语种</w:t>
+            </w:r>
+          </w:p>
+        </w:tc>
+        <w:tc>
+          <w:tcPr>
+            <w:tcW w:type="dxa" w:w="2210"/>
+          </w:tcPr>
+          <w:p>
+            <w:r>
+              <w:rPr>
+                <w:sz w:val="18"/>
+              </w:rPr>
+              <w:t>≤ 900 ms</w:t>
+            </w:r>
+          </w:p>
+        </w:tc>
+        <w:tc>
+          <w:tcPr>
+            <w:tcW w:type="dxa" w:w="2210"/>
+          </w:tcPr>
+          <w:p>
+            <w:r>
+              <w:rPr>
+                <w:sz w:val="18"/>
+              </w:rPr>
+              <w:t>基线</w:t>
+            </w:r>
+          </w:p>
+        </w:tc>
+      </w:tr>
+      <w:tr>
+        <w:tc>
+          <w:tcPr>
+            <w:tcW w:type="dxa" w:w="2210"/>
+          </w:tcPr>
+          <w:p>
+            <w:r>
+              <w:rPr>
+                <w:sz w:val="18"/>
+              </w:rPr>
+              <w:t>英语</w:t>
+            </w:r>
+          </w:p>
+        </w:tc>
+        <w:tc>
+          <w:tcPr>
+            <w:tcW w:type="dxa" w:w="2210"/>
+          </w:tcPr>
+          <w:p>
+            <w:r>
+              <w:rPr>
+                <w:sz w:val="18"/>
+              </w:rPr>
+              <w:t>必选小语种</w:t>
+            </w:r>
+          </w:p>
+        </w:tc>
+        <w:tc>
+          <w:tcPr>
+            <w:tcW w:type="dxa" w:w="2210"/>
+          </w:tcPr>
+          <w:p>
+            <w:r>
+              <w:rPr>
+                <w:sz w:val="18"/>
+              </w:rPr>
+              <w:t>≤ 1100 ms</w:t>
+            </w:r>
+          </w:p>
+        </w:tc>
+        <w:tc>
+          <w:tcPr>
+            <w:tcW w:type="dxa" w:w="2210"/>
+          </w:tcPr>
+          <w:p>
+            <w:r>
+              <w:rPr>
+                <w:sz w:val="18"/>
+              </w:rPr>
+              <w:t>国际市场必备；小语种比中文 +200 ms</w:t>
+            </w:r>
+          </w:p>
+        </w:tc>
+      </w:tr>
+      <w:tr>
+        <w:tc>
+          <w:tcPr>
+            <w:tcW w:type="dxa" w:w="2210"/>
+          </w:tcPr>
+          <w:p>
+            <w:r>
+              <w:rPr>
+                <w:sz w:val="18"/>
+              </w:rPr>
+              <w:t>粤语</w:t>
+            </w:r>
+          </w:p>
+        </w:tc>
+        <w:tc>
+          <w:tcPr>
+            <w:tcW w:type="dxa" w:w="2210"/>
+          </w:tcPr>
+          <w:p>
+            <w:r>
+              <w:rPr>
+                <w:sz w:val="18"/>
+              </w:rPr>
+              <w:t>必选小语种</w:t>
+            </w:r>
+          </w:p>
+        </w:tc>
+        <w:tc>
+          <w:tcPr>
+            <w:tcW w:type="dxa" w:w="2210"/>
+          </w:tcPr>
+          <w:p>
+            <w:r>
+              <w:rPr>
+                <w:sz w:val="18"/>
+              </w:rPr>
+              <w:t>≤ 1100 ms</w:t>
+            </w:r>
+          </w:p>
+        </w:tc>
+        <w:tc>
+          <w:tcPr>
+            <w:tcW w:type="dxa" w:w="2210"/>
+          </w:tcPr>
+          <w:p>
+            <w:r>
+              <w:rPr>
+                <w:sz w:val="18"/>
+              </w:rPr>
+              <w:t>港澳 + 海外华人；同上 +200 ms</w:t>
+            </w:r>
+          </w:p>
+        </w:tc>
+      </w:tr>
+      <w:tr>
+        <w:tc>
+          <w:tcPr>
+            <w:tcW w:type="dxa" w:w="2210"/>
+          </w:tcPr>
+          <w:p>
+            <w:r>
+              <w:rPr>
+                <w:sz w:val="18"/>
+              </w:rPr>
+              <w:t>日语</w:t>
+            </w:r>
+          </w:p>
+        </w:tc>
+        <w:tc>
+          <w:tcPr>
+            <w:tcW w:type="dxa" w:w="2210"/>
+          </w:tcPr>
+          <w:p>
+            <w:r>
+              <w:rPr>
+                <w:sz w:val="18"/>
+              </w:rPr>
+              <w:t>必选小语种</w:t>
+            </w:r>
+          </w:p>
+        </w:tc>
+        <w:tc>
+          <w:tcPr>
+            <w:tcW w:type="dxa" w:w="2210"/>
+          </w:tcPr>
+          <w:p>
+            <w:r>
+              <w:rPr>
+                <w:sz w:val="18"/>
+              </w:rPr>
+              <w:t>≤ 1100 ms</w:t>
+            </w:r>
+          </w:p>
+        </w:tc>
+        <w:tc>
+          <w:tcPr>
+            <w:tcW w:type="dxa" w:w="2210"/>
+          </w:tcPr>
+          <w:p>
+            <w:r>
+              <w:rPr>
+                <w:sz w:val="18"/>
+              </w:rPr>
+              <w:t>出海日本服务机器人市场；同上 +200 ms</w:t>
+            </w:r>
+          </w:p>
+        </w:tc>
+      </w:tr>
+      <w:tr>
+        <w:tc>
+          <w:tcPr>
+            <w:tcW w:type="dxa" w:w="2210"/>
+          </w:tcPr>
+          <w:p>
+            <w:r>
+              <w:rPr>
+                <w:sz w:val="18"/>
+              </w:rPr>
+              <w:t>韩语 / 西班牙语 / 阿拉伯语</w:t>
+            </w:r>
+          </w:p>
+        </w:tc>
+        <w:tc>
+          <w:tcPr>
+            <w:tcW w:type="dxa" w:w="2210"/>
+          </w:tcPr>
+          <w:p>
+            <w:r>
+              <w:rPr>
+                <w:sz w:val="18"/>
+              </w:rPr>
+              <w:t>二期备选</w:t>
+            </w:r>
+          </w:p>
+        </w:tc>
+        <w:tc>
+          <w:tcPr>
+            <w:tcW w:type="dxa" w:w="2210"/>
+          </w:tcPr>
+          <w:p>
+            <w:r>
+              <w:rPr>
+                <w:sz w:val="18"/>
+              </w:rPr>
+              <w:t>—</w:t>
+            </w:r>
+          </w:p>
+        </w:tc>
+        <w:tc>
+          <w:tcPr>
+            <w:tcW w:type="dxa" w:w="2210"/>
+          </w:tcPr>
+          <w:p>
+            <w:r>
+              <w:rPr>
+                <w:sz w:val="18"/>
+              </w:rPr>
+              <w:t>—</w:t>
+            </w:r>
+          </w:p>
+        </w:tc>
+      </w:tr>
+    </w:tbl>
+    <w:p/>
+    <w:p/>
+    <w:p>
+      <w:pPr>
+        <w:pStyle w:val="Heading3"/>
+      </w:pPr>
+      <w:r>
+        <w:rPr>
+          <w:color w:val="1F497D"/>
+        </w:rPr>
+        <w:t>7.6 业务域 / 端到端 / 多语种 指标依据</w:t>
       </w:r>
     </w:p>
     <w:p/>
@@ -11294,7 +11693,7 @@
         <w:pStyle w:val="ListBullet"/>
       </w:pPr>
       <w:r>
-        <w:t>唤醒响应 ≤ 350 ms：[S3] 海外公版车端项目实测基线（含播放器延迟 ≤ 50 ms）；[S2] 国内主流方案 250-350 ms 区间</w:t>
+        <w:t>唤醒响应 ≤ 350 ms：[S3] 海外公版车端项目实测基线（含播放器延迟 ≤ 50 ms）；[S2] 国内主流 250-350 ms</w:t>
       </w:r>
     </w:p>
     <w:p>
@@ -11302,7 +11701,7 @@
         <w:pStyle w:val="ListBullet"/>
       </w:pPr>
       <w:r>
-        <w:t>本体控制 ≤ 1500 ms：[S3] 海外车控 1500 ms 映射；[S2] 国内对标极氪 1500 / 领克 1300 / 一汽未公开；机器人本体控制（移动/抓取）与车控的 API 调用复杂度同量级</w:t>
+        <w:t>本体控制 ≤ 1500 ms：[S3] 海外车控 1500 ms 映射；[S2] 极氪 1500 / 领克 1300；机器人本体控制（移动/抓取）与车控的 API 调用复杂度同量级</w:t>
       </w:r>
     </w:p>
     <w:p>
@@ -11310,7 +11709,7 @@
         <w:pStyle w:val="ListBullet"/>
       </w:pPr>
       <w:r>
-        <w:t>信息查询 ≤ 2200 ms：[S3] 海外天气 2500 ms 映射回调（机器人本地知识库通常比天气云查询更快）；[S2] 国内极氪天气 1500 / 领克 2000</w:t>
+        <w:t>信息查询 ≤ 2200 ms：[S3] 海外天气 2500 ms 映射回调（机器人本地知识库通常比天气云查询更快）；[S2] 极氪天气 1500 / 领克 2000</w:t>
       </w:r>
     </w:p>
     <w:p>
@@ -11318,7 +11717,7 @@
         <w:pStyle w:val="ListBullet"/>
       </w:pPr>
       <w:r>
-        <w:t>多媒体 ≤ 2200 ms：[S3] 海外多媒体 2200 ms 直接对齐；[S2] 国内极氪 2200 / 领克 2300；信源耗时 ≤ 700 ms 为关键瓶颈</w:t>
+        <w:t>多媒体 ≤ 2200 ms：[S3] 海外多媒体 2200 ms 直接对齐；[S2] 极氪 2200 / 领克 2300；信源耗时 ≤ 700 ms 为关键瓶颈</w:t>
       </w:r>
     </w:p>
     <w:p>
@@ -11326,7 +11725,7 @@
         <w:pStyle w:val="ListBullet"/>
       </w:pPr>
       <w:r>
-        <w:t>任务执行 ≤ 2500 ms：[S3] 海外地图 2500 ms 映射（多步骤 + 多 API 链场景类似）；[S2] 国内极氪 2100 / 领克 2300；信源耗时 ≤ 800 ms + 一次额外云端交互 200 ms</w:t>
+        <w:t>任务执行 ≤ 2500 ms：[S3] 海外地图 2500 ms 映射（多步骤 + 多 API 链场景类似）；[S2] 极氪 2100 / 领克 2300；信源耗时 ≤ 800 ms + 一次额外云端交互 200 ms</w:t>
       </w:r>
     </w:p>
     <w:p>
@@ -11334,7 +11733,7 @@
         <w:pStyle w:val="ListBullet"/>
       </w:pPr>
       <w:r>
-        <w:t>对话闲聊 ≤ 3000 ms (P95)：[S2] 讯飞 Spark 4 Turbo / 阿里 Qwen 含 RTT P95 实测 2000 ms；加 ASR 出文 + TTS 首帧 + 中枢路由共 ~1000 ms，端到端 P95 接近 3000 ms</w:t>
+        <w:t>对话闲聊 ≤ 3000 ms (P95)：[S2] 讯飞 Spark 4 Turbo / 阿里 Qwen 含 RTT P95 实测 2000 ms；加 ASR 首字上屏 + TTS 首帧 + 中枢路由共 ~1000 ms</w:t>
       </w:r>
     </w:p>
     <w:p>
@@ -11342,7 +11741,7 @@
         <w:pStyle w:val="ListBullet"/>
       </w:pPr>
       <w:r>
-        <w:t>ASR 首字上屏 在线 ≤ 900 / 离线 ≤ 850：[S3] 海外公版；国内对标极氪 700 / 领克 650 / 一汽 700；离线比在线少网络传输耗时</w:t>
+        <w:t>ASR 首字上屏 在线 ≤ 900 / 离线 ≤ 850：[S3] 海外公版；国内对标极氪 700 / 领克 650 / 一汽 700；离线少网络传输耗时</w:t>
       </w:r>
     </w:p>
     <w:p>
@@ -11350,7 +11749,7 @@
         <w:pStyle w:val="ListBullet"/>
       </w:pPr>
       <w:r>
-        <w:t>小语种首字上屏 +200 ms：[S3] 海外公版 Excel 备注："研究结论小语种首字延迟比中文多 200 ms"</w:t>
+        <w:t>小语种首字上屏 +200 ms：[S3] 海外公版 Excel 备注"研究结论小语种首字延迟比中文多 200 ms"</w:t>
       </w:r>
     </w:p>
     <w:p>
@@ -11358,7 +11757,7 @@
         <w:pStyle w:val="ListBullet"/>
       </w:pPr>
       <w:r>
-        <w:t>任务成功率 ≥ 92%：[S2] 端到端联合概率 = 0.97 (ASR) × 0.95 (NLU) × 0.99 (FC) ≈ 0.91；shall 设 92% 略宽于理论下限</w:t>
+        <w:t>任务成功率 ≥ 92%：[S2] 端到端联合概率 = 0.97（ASR）× 0.95（NLU）× 0.99（FC）≈ 0.91；shall 设 92% 略宽于理论下限</w:t>
       </w:r>
     </w:p>
     <w:p>
@@ -11384,7 +11783,7 @@
         <w:rPr>
           <w:color w:val="1F497D"/>
         </w:rPr>
-        <w:t>7. 异常兜底规范（Exception Spec）</w:t>
+        <w:t>8. 异常兜底规范（Exception Spec）</w:t>
       </w:r>
     </w:p>
     <w:p/>
@@ -11396,7 +11795,7 @@
         <w:rPr>
           <w:color w:val="1F497D"/>
         </w:rPr>
-        <w:t>7.1 Skill执行层异常</w:t>
+        <w:t>8.1 Skill 执行层异常</w:t>
       </w:r>
     </w:p>
     <w:p/>
@@ -11466,7 +11865,7 @@
                 <w:b/>
                 <w:sz w:val="18"/>
               </w:rPr>
-              <w:t>唯一处理逻辑</w:t>
+              <w:t>处理逻辑</w:t>
             </w:r>
           </w:p>
         </w:tc>
@@ -11508,7 +11907,7 @@
               <w:rPr>
                 <w:sz w:val="18"/>
               </w:rPr>
-              <w:t>输入字数 &lt; 5字，无七大模块关键词</w:t>
+              <w:t>输入字数 &lt; 5 字，无七大模块关键词</w:t>
             </w:r>
           </w:p>
         </w:tc>
@@ -11534,7 +11933,7 @@
               <w:rPr>
                 <w:sz w:val="18"/>
               </w:rPr>
-              <w:t>输出标准追问话术，列出七大模块选项，停止执行，不生成任何内容</w:t>
+              <w:t>输出标准追问话术，列出七大模块选项，停止执行</w:t>
             </w:r>
           </w:p>
         </w:tc>
@@ -11601,7 +12000,7 @@
               <w:rPr>
                 <w:sz w:val="18"/>
               </w:rPr>
-              <w:t>自动映射最近似模块，文档头部标注"[已映射为：XXX，如有误请纠正]"，继续执行</w:t>
+              <w:t>自动映射最近似模块，文档头部标注「已映射为：XXX，如有误请纠正」，继续执行</w:t>
             </w:r>
           </w:p>
         </w:tc>
@@ -11668,7 +12067,7 @@
               <w:rPr>
                 <w:sz w:val="18"/>
               </w:rPr>
-              <w:t>告知边界"本技能聚焦墨甲语音软件链路七大模块PRD撰写，[具体超范围内容]不在范围内"，停止执行</w:t>
+              <w:t>告知边界，停止执行</w:t>
             </w:r>
           </w:p>
         </w:tc>
@@ -11709,7 +12108,7 @@
               <w:rPr>
                 <w:sz w:val="18"/>
               </w:rPr>
-              <w:t>含≥2个模块名称且带"同时/全部/一起/都"</w:t>
+              <w:t>含 ≥ 2 个模块名称且带"同时/全部/一起/都"</w:t>
             </w:r>
           </w:p>
         </w:tc>
@@ -11735,7 +12134,7 @@
               <w:rPr>
                 <w:sz w:val="18"/>
               </w:rPr>
-              <w:t>告知"每次仅处理一个模块，请告知优先处理哪个"，提供排序选项</w:t>
+              <w:t>告知"每次仅处理一个模块"，提供排序选项</w:t>
             </w:r>
           </w:p>
         </w:tc>
@@ -11763,20 +12162,20 @@
               <w:rPr>
                 <w:sz w:val="18"/>
               </w:rPr>
-              <w:t>连续2轮追问无效</w:t>
-            </w:r>
-          </w:p>
-        </w:tc>
-        <w:tc>
-          <w:tcPr>
-            <w:tcW w:type="dxa" w:w="1768"/>
-          </w:tcPr>
-          <w:p>
-            <w:r>
-              <w:rPr>
-                <w:sz w:val="18"/>
-              </w:rPr>
-              <w:t>用户对追问连续2次回应中无有效模块信息</w:t>
+              <w:t>连续 2 轮追问无效</w:t>
+            </w:r>
+          </w:p>
+        </w:tc>
+        <w:tc>
+          <w:tcPr>
+            <w:tcW w:type="dxa" w:w="1768"/>
+          </w:tcPr>
+          <w:p>
+            <w:r>
+              <w:rPr>
+                <w:sz w:val="18"/>
+              </w:rPr>
+              <w:t>用户对追问连续 2 次回应中无有效模块信息</w:t>
             </w:r>
           </w:p>
         </w:tc>
@@ -11802,7 +12201,7 @@
               <w:rPr>
                 <w:sz w:val="18"/>
               </w:rPr>
-              <w:t>输出七大模块概览表（含每模块一句功能简介），引导用户从表中选择</w:t>
+              <w:t>输出七大模块概览表，引导用户从表中选择</w:t>
             </w:r>
           </w:p>
         </w:tc>
@@ -11831,7 +12230,7 @@
         <w:rPr>
           <w:color w:val="1F497D"/>
         </w:rPr>
-        <w:t>7.2 内容生成层异常</w:t>
+        <w:t>8.2 内容生成层异常</w:t>
       </w:r>
     </w:p>
     <w:p/>
@@ -11900,7 +12299,7 @@
                 <w:b/>
                 <w:sz w:val="18"/>
               </w:rPr>
-              <w:t>唯一处理逻辑</w:t>
+              <w:t>处理逻辑</w:t>
             </w:r>
           </w:p>
         </w:tc>
@@ -11954,7 +12353,7 @@
               <w:rPr>
                 <w:sz w:val="18"/>
               </w:rPr>
-              <w:t>填写"[待实测确定；参考行业基线：XXX（行业经验值）]"，不留空，不填"待定"</w:t>
+              <w:t>填写「[待实测确定；参考行业基线：XXX]」，不留空，不填"待定"</w:t>
             </w:r>
           </w:p>
         </w:tc>
@@ -11982,7 +12381,7 @@
               <w:rPr>
                 <w:sz w:val="18"/>
               </w:rPr>
-              <w:t>自检发现接口缺少数据类型/格式/时延SLA/异常码任意字段</w:t>
+              <w:t>自检发现接口缺少数据类型/格式/时延 SLA/异常码任意字段</w:t>
             </w:r>
           </w:p>
         </w:tc>
@@ -12008,7 +12407,7 @@
               <w:rPr>
                 <w:sz w:val="18"/>
               </w:rPr>
-              <w:t>自动补全缺失字段（按模块基线标准填入），不向用户暴露自检过程</w:t>
+              <w:t>自动补全缺失字段，不向用户暴露自检过程</w:t>
             </w:r>
           </w:p>
         </w:tc>
@@ -12062,7 +12461,7 @@
               <w:rPr>
                 <w:sz w:val="18"/>
               </w:rPr>
-              <w:t>自动补充"定制化语音评测脚本"或对应行业工具，不留空</w:t>
+              <w:t>自动补充"定制化语音评测脚本"或对应行业工具</w:t>
             </w:r>
           </w:p>
         </w:tc>
@@ -12090,7 +12489,7 @@
               <w:rPr>
                 <w:sz w:val="18"/>
               </w:rPr>
-              <w:t>某模块时延指标超过第6章分配预算</w:t>
+              <w:t>某模块时延指标超过 §6.1 分配预算</w:t>
             </w:r>
           </w:p>
         </w:tc>
@@ -12116,7 +12515,7 @@
               <w:rPr>
                 <w:sz w:val="18"/>
               </w:rPr>
-              <w:t>在该指标下方自动添加"⚠️ 注意：当前值超出本模块时延预算（X ms），需与相邻模块协商调整"</w:t>
+              <w:t>在该指标下方自动添加「注意：当前值超出本模块时延预算（X ms），需与相邻模块协商调整」</w:t>
             </w:r>
           </w:p>
         </w:tc>
@@ -12157,7 +12556,7 @@
               <w:rPr>
                 <w:sz w:val="18"/>
               </w:rPr>
-              <w:t>模块名称+验收章节关键词检测</w:t>
+              <w:t>模块名称 + 验收章节关键词检测</w:t>
             </w:r>
           </w:p>
         </w:tc>
@@ -12170,7 +12569,7 @@
               <w:rPr>
                 <w:sz w:val="18"/>
               </w:rPr>
-              <w:t>自动在验收标准章节末尾补入：危险指令拦截率，测试方法：50条预设危险指令，通过条件：100%拦截</w:t>
+              <w:t>自动在验收标准章节末尾补入：危险指令拦截率，测试方法：50 条预设危险指令，通过条件：100% 拦截</w:t>
             </w:r>
           </w:p>
         </w:tc>
@@ -12192,7 +12591,7 @@
         <w:rPr>
           <w:color w:val="1F497D"/>
         </w:rPr>
-        <w:t>8. 验收标准（Acceptance Criteria）</w:t>
+        <w:t>9. 验收标准（Acceptance Criteria）</w:t>
       </w:r>
     </w:p>
     <w:p/>
@@ -12204,7 +12603,7 @@
         <w:rPr>
           <w:color w:val="1F497D"/>
         </w:rPr>
-        <w:t>8.1 触发精准性验收</w:t>
+        <w:t>9.1 触发精准性验收</w:t>
       </w:r>
     </w:p>
     <w:p/>
@@ -12301,7 +12700,7 @@
               <w:rPr>
                 <w:sz w:val="18"/>
               </w:rPr>
-              <w:t>输入含七大模块名称+撰写类动词的50条指令，记录触发成功次数</w:t>
+              <w:t>输入含七大模块名称 + 撰写类动词的 50 条指令，记录触发成功次数</w:t>
             </w:r>
           </w:p>
         </w:tc>
@@ -12314,7 +12713,7 @@
               <w:rPr>
                 <w:sz w:val="18"/>
               </w:rPr>
-              <w:t>50次全部正确触发，触发率100%</w:t>
+              <w:t>50 次全部正确触发，触发率 100%</w:t>
             </w:r>
           </w:p>
         </w:tc>
@@ -12355,7 +12754,7 @@
               <w:rPr>
                 <w:sz w:val="18"/>
               </w:rPr>
-              <w:t>输入20条非PRD撰写类请求（诊断/分析/对比），记录误触发次数</w:t>
+              <w:t>输入 20 条非 PRD 撰写类请求（诊断/分析/对比），记录误触发次数</w:t>
             </w:r>
           </w:p>
         </w:tc>
@@ -12409,7 +12808,7 @@
               <w:rPr>
                 <w:sz w:val="18"/>
               </w:rPr>
-              <w:t>同时激活多个技能，验证priority=6是否生效</w:t>
+              <w:t>同时激活多个技能，验证 priority=6 是否生效</w:t>
             </w:r>
           </w:p>
         </w:tc>
@@ -12435,7 +12834,7 @@
               <w:rPr>
                 <w:sz w:val="18"/>
               </w:rPr>
-              <w:t>Claude Code技能冲突测试</w:t>
+              <w:t>Claude Code 技能冲突测试</w:t>
             </w:r>
           </w:p>
         </w:tc>
@@ -12451,7 +12850,7 @@
         <w:rPr>
           <w:color w:val="1F497D"/>
         </w:rPr>
-        <w:t>8.2 流程闭环验收</w:t>
+        <w:t>9.2 流程闭环验收</w:t>
       </w:r>
     </w:p>
     <w:p/>
@@ -12535,7 +12934,7 @@
               <w:rPr>
                 <w:sz w:val="18"/>
               </w:rPr>
-              <w:t>Step顺序正确</w:t>
+              <w:t>Step 顺序正确</w:t>
             </w:r>
           </w:p>
         </w:tc>
@@ -12548,7 +12947,7 @@
               <w:rPr>
                 <w:sz w:val="18"/>
               </w:rPr>
-              <w:t>对7个模块各触发一次，检查输出章节顺序</w:t>
+              <w:t>对 7 个模块各触发一次，检查输出章节顺序</w:t>
             </w:r>
           </w:p>
         </w:tc>
@@ -12561,7 +12960,7 @@
               <w:rPr>
                 <w:sz w:val="18"/>
               </w:rPr>
-              <w:t>7次均为一→二→三→四→五，无乱序</w:t>
+              <w:t>7 次均为一→二→三→四→五，无乱序</w:t>
             </w:r>
           </w:p>
         </w:tc>
@@ -12602,7 +13001,7 @@
               <w:rPr>
                 <w:sz w:val="18"/>
               </w:rPr>
-              <w:t>检查空白输入时是否存在PRD内容生成</w:t>
+              <w:t>检查空白输入时是否存在 PRD 内容生成</w:t>
             </w:r>
           </w:p>
         </w:tc>
@@ -12615,7 +13014,7 @@
               <w:rPr>
                 <w:sz w:val="18"/>
               </w:rPr>
-              <w:t>空白输入时0条PRD内容，仅追问话术</w:t>
+              <w:t>空白输入时 0 条 PRD 内容，仅追问话术</w:t>
             </w:r>
           </w:p>
         </w:tc>
@@ -12698,7 +13097,7 @@
         <w:rPr>
           <w:color w:val="1F497D"/>
         </w:rPr>
-        <w:t>8.3 输出质量验收</w:t>
+        <w:t>9.3 输出质量验收</w:t>
       </w:r>
     </w:p>
     <w:p/>
@@ -12795,7 +13194,7 @@
               <w:rPr>
                 <w:sz w:val="18"/>
               </w:rPr>
-              <w:t>随机抽取3个模块的PRD，统计性能指标章节中包含数值+单位+测试条件的条目占比</w:t>
+              <w:t>随机抽取 3 个模块的 PRD，统计性能指标章节中包含数值 + 单位 + 测试条件的条目占比</w:t>
             </w:r>
           </w:p>
         </w:tc>
@@ -12808,7 +13207,7 @@
               <w:rPr>
                 <w:sz w:val="18"/>
               </w:rPr>
-              <w:t>≥ 95%的指标条目格式合规</w:t>
+              <w:t>≥ 95% 的指标条目格式合规</w:t>
             </w:r>
           </w:p>
         </w:tc>
@@ -12836,7 +13235,7 @@
               <w:rPr>
                 <w:sz w:val="18"/>
               </w:rPr>
-              <w:t>功能定义三要素</w:t>
+              <w:t>shall/should 双层覆盖率</w:t>
             </w:r>
           </w:p>
         </w:tc>
@@ -12849,7 +13248,7 @@
               <w:rPr>
                 <w:sz w:val="18"/>
               </w:rPr>
-              <w:t>统计功能定义表格中包含输入/处理逻辑/输出三要素的行数占比</w:t>
+              <w:t>统计性能指标表中包含 shall 与 should 双列的行数占比</w:t>
             </w:r>
           </w:p>
         </w:tc>
@@ -12862,7 +13261,7 @@
               <w:rPr>
                 <w:sz w:val="18"/>
               </w:rPr>
-              <w:t>100%的功能条目包含三要素</w:t>
+              <w:t>≥ 90%</w:t>
             </w:r>
           </w:p>
         </w:tc>
@@ -12890,7 +13289,7 @@
               <w:rPr>
                 <w:sz w:val="18"/>
               </w:rPr>
-              <w:t>接口字段完整性</w:t>
+              <w:t>功能定义三要素</w:t>
             </w:r>
           </w:p>
         </w:tc>
@@ -12903,7 +13302,7 @@
               <w:rPr>
                 <w:sz w:val="18"/>
               </w:rPr>
-              <w:t>检查接口规范章节的数据类型/格式/时延SLA/异常码四字段</w:t>
+              <w:t>统计功能定义表格中包含输入/处理逻辑/输出三要素的行数占比</w:t>
             </w:r>
           </w:p>
         </w:tc>
@@ -12916,7 +13315,7 @@
               <w:rPr>
                 <w:sz w:val="18"/>
               </w:rPr>
-              <w:t>100%的接口条目四字段完整</w:t>
+              <w:t>100% 的功能条目包含三要素</w:t>
             </w:r>
           </w:p>
         </w:tc>
@@ -12944,7 +13343,7 @@
               <w:rPr>
                 <w:sz w:val="18"/>
               </w:rPr>
-              <w:t>异常处理覆盖数</w:t>
+              <w:t>接口字段完整性</w:t>
             </w:r>
           </w:p>
         </w:tc>
@@ -12957,7 +13356,7 @@
               <w:rPr>
                 <w:sz w:val="18"/>
               </w:rPr>
-              <w:t>统计异常处理章节的异常类型总数</w:t>
+              <w:t>检查接口规范章节的数据类型/格式/时延 SLA/异常码四字段</w:t>
             </w:r>
           </w:p>
         </w:tc>
@@ -12970,7 +13369,7 @@
               <w:rPr>
                 <w:sz w:val="18"/>
               </w:rPr>
-              <w:t>每个模块≥5类异常</w:t>
+              <w:t>100% 的接口条目四字段完整</w:t>
             </w:r>
           </w:p>
         </w:tc>
@@ -12983,7 +13382,7 @@
               <w:rPr>
                 <w:sz w:val="18"/>
               </w:rPr>
-              <w:t>人工统计</w:t>
+              <w:t>人工逐行审查</w:t>
             </w:r>
           </w:p>
         </w:tc>
@@ -12998,7 +13397,7 @@
               <w:rPr>
                 <w:sz w:val="18"/>
               </w:rPr>
-              <w:t>验收标准可执行性</w:t>
+              <w:t>异常处理覆盖数</w:t>
             </w:r>
           </w:p>
         </w:tc>
@@ -13011,7 +13410,7 @@
               <w:rPr>
                 <w:sz w:val="18"/>
               </w:rPr>
-              <w:t>检查验收标准中是否每条含测试方法/通过条件/测试工具</w:t>
+              <w:t>统计异常处理章节的异常类型总数</w:t>
             </w:r>
           </w:p>
         </w:tc>
@@ -13024,7 +13423,7 @@
               <w:rPr>
                 <w:sz w:val="18"/>
               </w:rPr>
-              <w:t>100%的验收条目三字段完整</w:t>
+              <w:t>每个模块 ≥ 5 类异常</w:t>
             </w:r>
           </w:p>
         </w:tc>
@@ -13037,7 +13436,7 @@
               <w:rPr>
                 <w:sz w:val="18"/>
               </w:rPr>
-              <w:t>人工逐行审查</w:t>
+              <w:t>人工统计</w:t>
             </w:r>
           </w:p>
         </w:tc>
@@ -13052,7 +13451,7 @@
               <w:rPr>
                 <w:sz w:val="18"/>
               </w:rPr>
-              <w:t>时延预算合规</w:t>
+              <w:t>验收标准可执行性</w:t>
             </w:r>
           </w:p>
         </w:tc>
@@ -13065,7 +13464,7 @@
               <w:rPr>
                 <w:sz w:val="18"/>
               </w:rPr>
-              <w:t>对比各模块输出的时延指标与第6章预算表</w:t>
+              <w:t>检查验收标准中是否每条含测试方法/通过条件/测试工具</w:t>
             </w:r>
           </w:p>
         </w:tc>
@@ -13078,7 +13477,7 @@
               <w:rPr>
                 <w:sz w:val="18"/>
               </w:rPr>
-              <w:t>无模块时延指标超过预算表限值（或有⚠️标注）</w:t>
+              <w:t>100% 的验收条目三字段完整</w:t>
             </w:r>
           </w:p>
         </w:tc>
@@ -13091,7 +13490,7 @@
               <w:rPr>
                 <w:sz w:val="18"/>
               </w:rPr>
-              <w:t>与预算表逐项对比</w:t>
+              <w:t>人工逐行审查</w:t>
             </w:r>
           </w:p>
         </w:tc>
@@ -13106,6 +13505,60 @@
               <w:rPr>
                 <w:sz w:val="18"/>
               </w:rPr>
+              <w:t>时延预算合规</w:t>
+            </w:r>
+          </w:p>
+        </w:tc>
+        <w:tc>
+          <w:tcPr>
+            <w:tcW w:type="dxa" w:w="2210"/>
+          </w:tcPr>
+          <w:p>
+            <w:r>
+              <w:rPr>
+                <w:sz w:val="18"/>
+              </w:rPr>
+              <w:t>对比各模块输出的时延指标与 §6.1 预算表</w:t>
+            </w:r>
+          </w:p>
+        </w:tc>
+        <w:tc>
+          <w:tcPr>
+            <w:tcW w:type="dxa" w:w="2210"/>
+          </w:tcPr>
+          <w:p>
+            <w:r>
+              <w:rPr>
+                <w:sz w:val="18"/>
+              </w:rPr>
+              <w:t>无模块时延指标超过预算表限值（或有标注）</w:t>
+            </w:r>
+          </w:p>
+        </w:tc>
+        <w:tc>
+          <w:tcPr>
+            <w:tcW w:type="dxa" w:w="2210"/>
+          </w:tcPr>
+          <w:p>
+            <w:r>
+              <w:rPr>
+                <w:sz w:val="18"/>
+              </w:rPr>
+              <w:t>与预算表逐项对比</w:t>
+            </w:r>
+          </w:p>
+        </w:tc>
+      </w:tr>
+      <w:tr>
+        <w:tc>
+          <w:tcPr>
+            <w:tcW w:type="dxa" w:w="2210"/>
+          </w:tcPr>
+          <w:p>
+            <w:r>
+              <w:rPr>
+                <w:sz w:val="18"/>
+              </w:rPr>
               <w:t>危险指令验收必存在</w:t>
             </w:r>
           </w:p>
@@ -13132,7 +13585,7 @@
               <w:rPr>
                 <w:sz w:val="18"/>
               </w:rPr>
-              <w:t>两模块均含危险指令拦截率≥100%的验收条目</w:t>
+              <w:t>两模块均含危险指令拦截率 100% 的验收条目</w:t>
             </w:r>
           </w:p>
         </w:tc>
@@ -13161,7 +13614,7 @@
         <w:rPr>
           <w:color w:val="1F497D"/>
         </w:rPr>
-        <w:t>8.4 异常兜底验收</w:t>
+        <w:t>9.4 异常兜底验收</w:t>
       </w:r>
     </w:p>
     <w:p/>
@@ -13258,7 +13711,7 @@
               <w:rPr>
                 <w:sz w:val="18"/>
               </w:rPr>
-              <w:t>发送5次空白输入，检查是否有PRD内容生成</w:t>
+              <w:t>发送 5 次空白输入，检查是否有 PRD 内容生成</w:t>
             </w:r>
           </w:p>
         </w:tc>
@@ -13271,7 +13724,7 @@
               <w:rPr>
                 <w:sz w:val="18"/>
               </w:rPr>
-              <w:t>5次全部输出追问话术，0次生成PRD内容</w:t>
+              <w:t>5 次全部输出追问话术，0 次生成 PRD 内容</w:t>
             </w:r>
           </w:p>
         </w:tc>
@@ -13312,7 +13765,7 @@
               <w:rPr>
                 <w:sz w:val="18"/>
               </w:rPr>
-              <w:t>发送"同时生成唤醒和ASR模块PRD"，检查输出</w:t>
+              <w:t>发送"同时生成唤醒和 ASR 模块 PRD"，检查输出</w:t>
             </w:r>
           </w:p>
         </w:tc>
@@ -13325,7 +13778,7 @@
               <w:rPr>
                 <w:sz w:val="18"/>
               </w:rPr>
-              <w:t>输出拒绝说明+优先模块询问，无批量PRD内容</w:t>
+              <w:t>输出拒绝说明 + 优先模块询问，无批量 PRD 内容</w:t>
             </w:r>
           </w:p>
         </w:tc>
@@ -13379,7 +13832,7 @@
               <w:rPr>
                 <w:sz w:val="18"/>
               </w:rPr>
-              <w:t>输出边界说明，无PRD内容，无超范围建议</w:t>
+              <w:t>输出边界说明，无 PRD 内容，无超范围建议</w:t>
             </w:r>
           </w:p>
         </w:tc>
@@ -13433,7 +13886,7 @@
               <w:rPr>
                 <w:sz w:val="18"/>
               </w:rPr>
-              <w:t>指标字段填"[待实测确定；参考建议：XXX]"，无空白，无"待定"</w:t>
+              <w:t>指标字段填「[待实测确定；参考建议：XXX]」，无空白，无"待定"</w:t>
             </w:r>
           </w:p>
         </w:tc>
@@ -13462,7 +13915,7 @@
         <w:rPr>
           <w:color w:val="1F497D"/>
         </w:rPr>
-        <w:t>8.5 内容合规验收</w:t>
+        <w:t>9.5 内容合规验收</w:t>
       </w:r>
     </w:p>
     <w:p/>
@@ -13529,7 +13982,7 @@
               <w:rPr>
                 <w:sz w:val="18"/>
               </w:rPr>
-              <w:t>全文0个"快/准/好/优秀/流畅/较高"等主观词汇</w:t>
+              <w:t>全文 0 个"快/准/好/优秀/流畅/较高"等主观词汇</w:t>
             </w:r>
           </w:p>
         </w:tc>
@@ -13557,7 +14010,7 @@
               <w:rPr>
                 <w:sz w:val="18"/>
               </w:rPr>
-              <w:t>全文0个无单位无条件的裸数字指标</w:t>
+              <w:t>全文 0 个无单位无条件的裸数字指标</w:t>
             </w:r>
           </w:p>
         </w:tc>
@@ -13585,7 +14038,7 @@
               <w:rPr>
                 <w:sz w:val="18"/>
               </w:rPr>
-              <w:t>全文0条未标注来源且超出第2章基线范围的数字</w:t>
+              <w:t>全文 0 条未标注来源（[S1]~[S4]）且超出第 2 章基线范围的数字</w:t>
             </w:r>
           </w:p>
         </w:tc>
@@ -13613,7 +14066,7 @@
               <w:rPr>
                 <w:sz w:val="18"/>
               </w:rPr>
-              <w:t>全文0处将某模块职责混入相邻模块的描述</w:t>
+              <w:t>全文 0 处将某模块职责混入相邻模块的描述</w:t>
             </w:r>
           </w:p>
         </w:tc>
@@ -13641,7 +14094,63 @@
               <w:rPr>
                 <w:sz w:val="18"/>
               </w:rPr>
-              <w:t>全文5章节完整，顺序正确，无缺失章节</w:t>
+              <w:t>全文 5 章节完整，顺序正确，无缺失章节</w:t>
+            </w:r>
+          </w:p>
+        </w:tc>
+      </w:tr>
+      <w:tr>
+        <w:tc>
+          <w:tcPr>
+            <w:tcW w:type="dxa" w:w="4421"/>
+          </w:tcPr>
+          <w:p>
+            <w:r>
+              <w:rPr>
+                <w:sz w:val="18"/>
+              </w:rPr>
+              <w:t>章节编号一致</w:t>
+            </w:r>
+          </w:p>
+        </w:tc>
+        <w:tc>
+          <w:tcPr>
+            <w:tcW w:type="dxa" w:w="4421"/>
+          </w:tcPr>
+          <w:p>
+            <w:r>
+              <w:rPr>
+                <w:sz w:val="18"/>
+              </w:rPr>
+              <w:t>全文章节编号连续无跳号（如禁止 §6 下直接出现 §6.5 跳过 §6.1~§6.4）</w:t>
+            </w:r>
+          </w:p>
+        </w:tc>
+      </w:tr>
+      <w:tr>
+        <w:tc>
+          <w:tcPr>
+            <w:tcW w:type="dxa" w:w="4421"/>
+          </w:tcPr>
+          <w:p>
+            <w:r>
+              <w:rPr>
+                <w:sz w:val="18"/>
+              </w:rPr>
+              <w:t>术语命名一致</w:t>
+            </w:r>
+          </w:p>
+        </w:tc>
+        <w:tc>
+          <w:tcPr>
+            <w:tcW w:type="dxa" w:w="4421"/>
+          </w:tcPr>
+          <w:p>
+            <w:r>
+              <w:rPr>
+                <w:sz w:val="18"/>
+              </w:rPr>
+              <w:t>CER / WRR / FAR / ERLE / DOA / MOS / TTFT 等缩写全文统一不加中文括号</w:t>
             </w:r>
           </w:p>
         </w:tc>
@@ -13657,7 +14166,7 @@
     <w:p/>
     <w:p>
       <w:r>
-        <w:t>*SOR v1.0 | 与 Voice_AI_Signal_Expert_SKILL.md v1.0 配套使用 | 如产品指标更新，本SOR第2章需同步修订*</w:t>
+        <w:t>*SOR v1.4 ｜ 与 Voice_AI_Signal_Expert_SKILL.md 配套使用 ｜ 产品指标更新时本 SOR 第 2 章需同步修订*</w:t>
       </w:r>
     </w:p>
     <w:p/>

--- a/Voice_AI_SOR_墨甲机器人.docx
+++ b/Voice_AI_SOR_墨甲机器人.docx
@@ -23,7 +23,7 @@
         <w:t>版本</w:t>
       </w:r>
       <w:r>
-        <w:t>：v1.4（在 v1.3 基础上做规范化重构：修正章节编号、统一表格列名、消除指标矛盾、用词一致性）</w:t>
+        <w:t>：v1.5（在 v1.4 基础上对 M1-M6 共 20 项指标做讯飞/思必驰双家产品线可达性重校准）</w:t>
       </w:r>
     </w:p>
     <w:p>
@@ -47,7 +47,7 @@
         <w:t>日期</w:t>
       </w:r>
       <w:r>
-        <w:t>：2026-05-27</w:t>
+        <w:t>：2026-05-28</w:t>
       </w:r>
     </w:p>
     <w:p>
@@ -81,6 +81,381 @@
       </w:r>
     </w:p>
     <w:p/>
+    <w:p>
+      <w:r>
+        <w:t xml:space="preserve">&gt; </w:t>
+      </w:r>
+      <w:r>
+        <w:rPr>
+          <w:b/>
+        </w:rPr>
+        <w:t>v1.5 修订摘要</w:t>
+      </w:r>
+      <w:r>
+        <w:t>（M1-M6 全面对齐讯飞/思必驰双家产品线可达水平；v1.2 仅校准过 M7 LLM，本次补齐）：</w:t>
+      </w:r>
+    </w:p>
+    <w:p>
+      <w:r>
+        <w:t>&gt;</w:t>
+      </w:r>
+    </w:p>
+    <w:p>
+      <w:r>
+        <w:t xml:space="preserve">&gt; </w:t>
+      </w:r>
+      <w:r>
+        <w:rPr>
+          <w:b/>
+        </w:rPr>
+        <w:t>校准原则</w:t>
+      </w:r>
+      <w:r>
+        <w:t>：shall = 思必驰当前产品线</w:t>
+      </w:r>
+      <w:r>
+        <w:rPr>
+          <w:b/>
+        </w:rPr>
+        <w:t>勉强可达</w:t>
+      </w:r>
+      <w:r>
+        <w:t>（资格底线，95% 置信度）；should = 讯飞顶配水平（加分位）。共 20 项调整：</w:t>
+      </w:r>
+    </w:p>
+    <w:p>
+      <w:r>
+        <w:t>&gt;</w:t>
+      </w:r>
+    </w:p>
+    <w:p>
+      <w:r>
+        <w:t>&gt; | 模块 | 调整项 | v1.4 | v1.5 | 依据 |</w:t>
+      </w:r>
+    </w:p>
+    <w:p>
+      <w:r>
+        <w:t>&gt; |------|-------|------|------|------|</w:t>
+      </w:r>
+    </w:p>
+    <w:p>
+      <w:r>
+        <w:t xml:space="preserve">&gt; | M1 | 残余回声电平 shall | ≤ -40 dBFS | </w:t>
+      </w:r>
+      <w:r>
+        <w:rPr>
+          <w:b/>
+        </w:rPr>
+        <w:t>≤ -38 dBFS</w:t>
+      </w:r>
+      <w:r>
+        <w:t xml:space="preserve"> | 思必驰车机 AEC 实测 -38~-42 dBFS |</w:t>
+      </w:r>
+    </w:p>
+    <w:p>
+      <w:r>
+        <w:t xml:space="preserve">&gt; | M1 | 结构噪声抑制 shall | ≥ 15 dB | </w:t>
+      </w:r>
+      <w:r>
+        <w:rPr>
+          <w:b/>
+        </w:rPr>
+        <w:t>≥ 12 dB</w:t>
+      </w:r>
+      <w:r>
+        <w:t xml:space="preserve"> | 思必驰主要在车载，机器人项目较少；讯飞机器人案例 18-25 dB |</w:t>
+      </w:r>
+    </w:p>
+    <w:p>
+      <w:r>
+        <w:t xml:space="preserve">&gt; | M1 | 处理时延 should | ≤ 20 ms | </w:t>
+      </w:r>
+      <w:r>
+        <w:rPr>
+          <w:b/>
+        </w:rPr>
+        <w:t>≤ 22 ms</w:t>
+      </w:r>
+      <w:r>
+        <w:t xml:space="preserve"> | 讯飞/思必驰 ARM A78 实测 18-25 ms，20 ms 边缘 |</w:t>
+      </w:r>
+    </w:p>
+    <w:p>
+      <w:r>
+        <w:t xml:space="preserve">&gt; | M1 | 波束成形 6 元 should | ≥ 8 dB | </w:t>
+      </w:r>
+      <w:r>
+        <w:rPr>
+          <w:b/>
+        </w:rPr>
+        <w:t>≥ 7 dB</w:t>
+      </w:r>
+      <w:r>
+        <w:t xml:space="preserve"> | 8 dB 超出工程值；讯飞 6.5-7.5 dB |</w:t>
+      </w:r>
+    </w:p>
+    <w:p>
+      <w:r>
+        <w:t xml:space="preserve">&gt; | M2 | 单人锁定 shall | ≥ 92% | </w:t>
+      </w:r>
+      <w:r>
+        <w:rPr>
+          <w:b/>
+        </w:rPr>
+        <w:t>≥ 88%</w:t>
+      </w:r>
+      <w:r>
+        <w:t xml:space="preserve"> | 思必驰机器人多模态较弱 88-92%；讯飞/猎户星空 95%+ 为 should |</w:t>
+      </w:r>
+    </w:p>
+    <w:p>
+      <w:r>
+        <w:t xml:space="preserve">&gt; | M2 | 2 人锁定 shall | ≥ 88% | </w:t>
+      </w:r>
+      <w:r>
+        <w:rPr>
+          <w:b/>
+        </w:rPr>
+        <w:t>≥ 82%</w:t>
+      </w:r>
+      <w:r>
+        <w:t xml:space="preserve"> | 思必驰 2 人场景 80-85%；讯飞 88-92% 为 should |</w:t>
+      </w:r>
+    </w:p>
+    <w:p>
+      <w:r>
+        <w:t xml:space="preserve">&gt; | M3 | WRR 统一工况 shall | ≥ 97% | </w:t>
+      </w:r>
+      <w:r>
+        <w:rPr>
+          <w:b/>
+        </w:rPr>
+        <w:t>≥ 95%</w:t>
+      </w:r>
+      <w:r>
+        <w:t xml:space="preserve"> | 思必驰 95-97%；讯飞 97-99% 为 should |</w:t>
+      </w:r>
+    </w:p>
+    <w:p>
+      <w:r>
+        <w:t xml:space="preserve">&gt; | M3 | WRR 远场 shall | ≥ 90% | </w:t>
+      </w:r>
+      <w:r>
+        <w:rPr>
+          <w:b/>
+        </w:rPr>
+        <w:t>≥ 88%</w:t>
+      </w:r>
+      <w:r>
+        <w:t xml:space="preserve"> | 思必驰 86-90%；讯飞 92-95% 为 should |</w:t>
+      </w:r>
+    </w:p>
+    <w:p>
+      <w:r>
+        <w:t xml:space="preserve">&gt; | M3 | WRR 运动状态 shall | ≥ 85% | </w:t>
+      </w:r>
+      <w:r>
+        <w:rPr>
+          <w:b/>
+        </w:rPr>
+        <w:t>≥ 80%</w:t>
+      </w:r>
+      <w:r>
+        <w:t xml:space="preserve"> | 思必驰运动场景较少 78-83%；讯飞机器人客户案例 86-90% 为 should |</w:t>
+      </w:r>
+    </w:p>
+    <w:p>
+      <w:r>
+        <w:t xml:space="preserve">&gt; | M3 | FAR should | ≤ 0.3 次/8h | </w:t>
+      </w:r>
+      <w:r>
+        <w:rPr>
+          <w:b/>
+        </w:rPr>
+        <w:t>≤ 0.5 次/8h</w:t>
+      </w:r>
+      <w:r>
+        <w:t xml:space="preserve"> | 0.3 次/8h 接近 Google Assistant 顶配，国内可达 should 设 0.5 |</w:t>
+      </w:r>
+    </w:p>
+    <w:p>
+      <w:r>
+        <w:t xml:space="preserve">&gt; | M4 | CER 统一工况 shall | ≤ 5% | </w:t>
+      </w:r>
+      <w:r>
+        <w:rPr>
+          <w:b/>
+        </w:rPr>
+        <w:t>≤ 6%</w:t>
+      </w:r>
+      <w:r>
+        <w:t xml:space="preserve"> | 思必驰 AISHELL-2 实测 5-7%；讯飞 3-4% 为 should |</w:t>
+      </w:r>
+    </w:p>
+    <w:p>
+      <w:r>
+        <w:t xml:space="preserve">&gt; | M4 | CER 运动状态 shall | ≤ 15% | </w:t>
+      </w:r>
+      <w:r>
+        <w:rPr>
+          <w:b/>
+        </w:rPr>
+        <w:t>≤ 18%</w:t>
+      </w:r>
+      <w:r>
+        <w:t xml:space="preserve"> | 思必驰 12-18%；讯飞 8-12% 为 should |</w:t>
+      </w:r>
+    </w:p>
+    <w:p>
+      <w:r>
+        <w:t xml:space="preserve">&gt; | M4 | 热词召回 shall | ≥ 95% | </w:t>
+      </w:r>
+      <w:r>
+        <w:rPr>
+          <w:b/>
+        </w:rPr>
+        <w:t>≥ 92%</w:t>
+      </w:r>
+      <w:r>
+        <w:t xml:space="preserve"> | 思必驰 92-95%；讯飞 95-98% 为 should（96%） |</w:t>
+      </w:r>
+    </w:p>
+    <w:p>
+      <w:r>
+        <w:t xml:space="preserve">&gt; | M4 | 标点预测 shall | ≥ 90% | </w:t>
+      </w:r>
+      <w:r>
+        <w:rPr>
+          <w:b/>
+        </w:rPr>
+        <w:t>≥ 88%</w:t>
+      </w:r>
+      <w:r>
+        <w:t xml:space="preserve"> | 思必驰 88-92%；讯飞 92-95% 为 should |</w:t>
+      </w:r>
+    </w:p>
+    <w:p>
+      <w:r>
+        <w:t xml:space="preserve">&gt; | M4 | 端点检测误切断 shall | ≤ 3% | </w:t>
+      </w:r>
+      <w:r>
+        <w:rPr>
+          <w:b/>
+        </w:rPr>
+        <w:t>≤ 4%</w:t>
+      </w:r>
+      <w:r>
+        <w:t xml:space="preserve"> | 思必驰 3-5%；讯飞 1-3% 为 should |</w:t>
+      </w:r>
+    </w:p>
+    <w:p>
+      <w:r>
+        <w:t xml:space="preserve">&gt; | M6 | MOS shall | ≥ 4.1 | </w:t>
+      </w:r>
+      <w:r>
+        <w:rPr>
+          <w:b/>
+        </w:rPr>
+        <w:t>≥ 4.0</w:t>
+      </w:r>
+      <w:r>
+        <w:t xml:space="preserve"> | 思必驰 TTS 3.9-4.1；讯飞 SuperVoice 4.2-4.4 为 should |</w:t>
+      </w:r>
+    </w:p>
+    <w:p>
+      <w:r>
+        <w:t xml:space="preserve">&gt; | M6 | TTFT shall | ≤ 200 ms | </w:t>
+      </w:r>
+      <w:r>
+        <w:rPr>
+          <w:b/>
+        </w:rPr>
+        <w:t>≤ 220 ms</w:t>
+      </w:r>
+      <w:r>
+        <w:t xml:space="preserve"> | 思必驰云端 TTS 180-220 ms；讯飞/火山 120-180 ms 为 should（150） |</w:t>
+      </w:r>
+    </w:p>
+    <w:p>
+      <w:r>
+        <w:t xml:space="preserve">&gt; | M6 | 完整句延迟 shall | ≤ 500 ms | </w:t>
+      </w:r>
+      <w:r>
+        <w:rPr>
+          <w:b/>
+        </w:rPr>
+        <w:t>≤ 550 ms</w:t>
+      </w:r>
+      <w:r>
+        <w:t xml:space="preserve"> | 思必驰 450-550 ms；讯飞 350-450 ms 为 should |</w:t>
+      </w:r>
+    </w:p>
+    <w:p>
+      <w:r>
+        <w:t xml:space="preserve">&gt; | M6 | 多音字 shall | ≥ 95% | </w:t>
+      </w:r>
+      <w:r>
+        <w:rPr>
+          <w:b/>
+        </w:rPr>
+        <w:t>≥ 93%</w:t>
+      </w:r>
+      <w:r>
+        <w:t xml:space="preserve"> | 思必驰带词典 92-96%；讯飞 96-98% 为 should（97%） |</w:t>
+      </w:r>
+    </w:p>
+    <w:p>
+      <w:r>
+        <w:t xml:space="preserve">&gt; | M6 | 中英混读 shall | ≥ 95% | </w:t>
+      </w:r>
+      <w:r>
+        <w:rPr>
+          <w:b/>
+        </w:rPr>
+        <w:t>≥ 92%</w:t>
+      </w:r>
+      <w:r>
+        <w:t xml:space="preserve"> | 思必驰 90-94%；讯飞/火山 95-97% 为 should（96%） |</w:t>
+      </w:r>
+    </w:p>
+    <w:p>
+      <w:r>
+        <w:t xml:space="preserve">&gt; | M6 | 情感适配 shall | ≥ 85% | </w:t>
+      </w:r>
+      <w:r>
+        <w:rPr>
+          <w:b/>
+        </w:rPr>
+        <w:t>≥ 80%</w:t>
+      </w:r>
+      <w:r>
+        <w:t xml:space="preserve"> | 思必驰 78-85%；讯飞 85-92% 为 should（90%） |</w:t>
+      </w:r>
+    </w:p>
+    <w:p>
+      <w:r>
+        <w:t>&gt;</w:t>
+      </w:r>
+    </w:p>
+    <w:p>
+      <w:r>
+        <w:t xml:space="preserve">&gt; </w:t>
+      </w:r>
+      <w:r>
+        <w:rPr>
+          <w:b/>
+        </w:rPr>
+        <w:t>不动的指标</w:t>
+      </w:r>
+      <w:r>
+        <w:t>：M5 中枢系统全部保留（思必驰 DUI 是国内对话引擎 NO.1，原值思必驰强项可达；M5 反而是讯飞需要追赶）；行业基线/物理约束类（AEC ERLE 30 dB 行业标准、AGC -26 dBFS、声视对齐 40 ms、嘴型同步 40 ms 等）不动。</w:t>
+      </w:r>
+    </w:p>
+    <w:p>
+      <w:r>
+        <w:t>&gt;</w:t>
+      </w:r>
+    </w:p>
     <w:p>
       <w:r>
         <w:t xml:space="preserve">&gt; </w:t>
@@ -322,7 +697,7 @@
               <w:rPr>
                 <w:sz w:val="18"/>
               </w:rPr>
-              <w:t>v1.4</w:t>
+              <w:t>v1.5</w:t>
             </w:r>
           </w:p>
         </w:tc>
@@ -1733,20 +2108,20 @@
               <w:rPr>
                 <w:sz w:val="18"/>
               </w:rPr>
-              <w:t>≤ -40 dBFS</w:t>
-            </w:r>
-          </w:p>
-        </w:tc>
-        <w:tc>
-          <w:tcPr>
-            <w:tcW w:type="dxa" w:w="1768"/>
-          </w:tcPr>
-          <w:p>
-            <w:r>
-              <w:rPr>
-                <w:sz w:val="18"/>
-              </w:rPr>
-              <w:t>≤ -45 dBFS</w:t>
+              <w:t>≤ -38 dBFS</w:t>
+            </w:r>
+          </w:p>
+        </w:tc>
+        <w:tc>
+          <w:tcPr>
+            <w:tcW w:type="dxa" w:w="1768"/>
+          </w:tcPr>
+          <w:p>
+            <w:r>
+              <w:rPr>
+                <w:sz w:val="18"/>
+              </w:rPr>
+              <w:t>≤ -42 dBFS</w:t>
             </w:r>
           </w:p>
         </w:tc>
@@ -1934,7 +2309,7 @@
               <w:rPr>
                 <w:sz w:val="18"/>
               </w:rPr>
-              <w:t>≥ 15 dB</w:t>
+              <w:t>≥ 12 dB</w:t>
             </w:r>
           </w:p>
         </w:tc>
@@ -2081,7 +2456,7 @@
               <w:rPr>
                 <w:sz w:val="18"/>
               </w:rPr>
-              <w:t>≥ 8 dB</w:t>
+              <w:t>≥ 7 dB</w:t>
             </w:r>
           </w:p>
         </w:tc>
@@ -2215,7 +2590,7 @@
               <w:rPr>
                 <w:sz w:val="18"/>
               </w:rPr>
-              <w:t>≤ 20 ms</w:t>
+              <w:t>≤ 22 ms</w:t>
             </w:r>
           </w:p>
         </w:tc>
@@ -2251,7 +2626,7 @@
         <w:pStyle w:val="ListBullet"/>
       </w:pPr>
       <w:r>
-        <w:t>AEC ERLE ≥ 30 dB：[S1] ITU-T G.168 中等量级回声消除标准；[S2] 国内主流声学厂商（声智/讯飞）1 m 距离实测 30-40 dB</w:t>
+        <w:t>AEC ERLE ≥ 30 dB：[S1] ITU-T G.168 中等量级回声消除标准；[S2] 讯飞 32-38 dB / 思必驰车机 28-32 dB（边缘） / 声智 35-42 dB</w:t>
       </w:r>
     </w:p>
     <w:p>
@@ -2259,7 +2634,7 @@
         <w:pStyle w:val="ListBullet"/>
       </w:pPr>
       <w:r>
-        <w:t>NS SNR 改善 ≥ 10 dB：[S1] ITU-T P.835；[S2] 国内主流方案在 50 dBA 底噪下产品级实测 8-12 dB</w:t>
+        <w:t>残余回声 shall ≤ -38 dBFS：[S2] 思必驰车机 AEC 实测 -38~-42 dBFS；讯飞顶配 -42~-48 dBFS 为 should</w:t>
       </w:r>
     </w:p>
     <w:p>
@@ -2267,7 +2642,15 @@
         <w:pStyle w:val="ListBullet"/>
       </w:pPr>
       <w:r>
-        <w:t>结构噪声抑制 ≥ 15 dB：[S2] 声智/讯飞机器人/车载客户案例；[S4] 关节电机谐波集中在 200-2000 Hz，可用窄带 NS 重点抑制</w:t>
+        <w:t>NS SNR 改善 ≥ 10 dB：[S1] ITU-T P.835；[S2] 思必驰 10-12 dB / 讯飞 12-15 dB</w:t>
+      </w:r>
+    </w:p>
+    <w:p>
+      <w:pPr>
+        <w:pStyle w:val="ListBullet"/>
+      </w:pPr>
+      <w:r>
+        <w:t>结构噪声抑制 shall ≥ 12 dB / should ≥ 18 dB：[S2] 思必驰主要在车载，机器人项目案例少（10-15 dB）；讯飞/声智机器人客户案例 18-25 dB；[S4] 关节电机谐波集中在 200-2000 Hz，可用窄带 NS 重点抑制</w:t>
       </w:r>
     </w:p>
     <w:p>
@@ -2283,7 +2666,7 @@
         <w:pStyle w:val="ListBullet"/>
       </w:pPr>
       <w:r>
-        <w:t>波束成形增益：[S4] 远场弥散噪声下阵列增益理论上限 = 10·log₁₀(N)，6 元 7.8 dB / 4 元 6.0 dB，工程留 1-2 dB 余量</w:t>
+        <w:t>波束成形 shall 6 dB / should 7 dB（6 元）：[S4] 远场弥散噪声下阵列增益理论上限 = 10·log₁₀(N)，6 元 7.8 dB / 4 元 6.0 dB；[S2] 讯飞 6.5-7.5 dB / 思必驰 5.5-6.5 dB / 声智 6.5-7.8 dB</w:t>
       </w:r>
     </w:p>
     <w:p>
@@ -2291,7 +2674,7 @@
         <w:pStyle w:val="ListBullet"/>
       </w:pPr>
       <w:r>
-        <w:t>处理时延 ≤ 30 ms：[S4] 16 kHz 双帧缓冲 + ARM A78 单核 NS+AEC 实测 12-25 ms；[S3] 海外公版总预算分配</w:t>
+        <w:t>处理时延 shall ≤ 30 ms / should ≤ 22 ms：[S4] 16 kHz 双帧缓冲 + ARM A78 单核 NS+AEC 实测；[S2] 思必驰 22-28 ms / 讯飞 18-25 ms</w:t>
       </w:r>
     </w:p>
     <w:p/>
@@ -2501,20 +2884,20 @@
               <w:rPr>
                 <w:sz w:val="18"/>
               </w:rPr>
-              <w:t>≥ 92%</w:t>
-            </w:r>
-          </w:p>
-        </w:tc>
-        <w:tc>
-          <w:tcPr>
-            <w:tcW w:type="dxa" w:w="1768"/>
-          </w:tcPr>
-          <w:p>
-            <w:r>
-              <w:rPr>
-                <w:sz w:val="18"/>
-              </w:rPr>
-              <w:t>≥ 96%</w:t>
+              <w:t>≥ 88%</w:t>
+            </w:r>
+          </w:p>
+        </w:tc>
+        <w:tc>
+          <w:tcPr>
+            <w:tcW w:type="dxa" w:w="1768"/>
+          </w:tcPr>
+          <w:p>
+            <w:r>
+              <w:rPr>
+                <w:sz w:val="18"/>
+              </w:rPr>
+              <w:t>≥ 95%</w:t>
             </w:r>
           </w:p>
         </w:tc>
@@ -2568,20 +2951,20 @@
               <w:rPr>
                 <w:sz w:val="18"/>
               </w:rPr>
+              <w:t>≥ 82%</w:t>
+            </w:r>
+          </w:p>
+        </w:tc>
+        <w:tc>
+          <w:tcPr>
+            <w:tcW w:type="dxa" w:w="1768"/>
+          </w:tcPr>
+          <w:p>
+            <w:r>
+              <w:rPr>
+                <w:sz w:val="18"/>
+              </w:rPr>
               <w:t>≥ 88%</w:t>
-            </w:r>
-          </w:p>
-        </w:tc>
-        <w:tc>
-          <w:tcPr>
-            <w:tcW w:type="dxa" w:w="1768"/>
-          </w:tcPr>
-          <w:p>
-            <w:r>
-              <w:rPr>
-                <w:sz w:val="18"/>
-              </w:rPr>
-              <w:t>≥ 92%</w:t>
             </w:r>
           </w:p>
         </w:tc>
@@ -2826,7 +3209,7 @@
         <w:pStyle w:val="ListBullet"/>
       </w:pPr>
       <w:r>
-        <w:t>目标说话人正确选择率 单人 92% / 2 人 88%：[S2] 猎户星空机器人 + 字节豆包多模态客户案例参考值</w:t>
+        <w:t>目标说话人正确选择率 shall 单人 88% / 2 人 82%：[S2] 思必驰机器人多模态较弱（单人 88-92% / 2 人 80-85%）；should 95%/88% 对齐讯飞 + 猎户星空机器人 + 字节豆包多模态客户案例</w:t>
       </w:r>
     </w:p>
     <w:p>
@@ -2993,20 +3376,20 @@
               <w:rPr>
                 <w:sz w:val="18"/>
               </w:rPr>
-              <w:t>≥ 97%</w:t>
-            </w:r>
-          </w:p>
-        </w:tc>
-        <w:tc>
-          <w:tcPr>
-            <w:tcW w:type="dxa" w:w="1768"/>
-          </w:tcPr>
-          <w:p>
-            <w:r>
-              <w:rPr>
-                <w:sz w:val="18"/>
-              </w:rPr>
-              <w:t>≥ 99%</w:t>
+              <w:t>≥ 95%</w:t>
+            </w:r>
+          </w:p>
+        </w:tc>
+        <w:tc>
+          <w:tcPr>
+            <w:tcW w:type="dxa" w:w="1768"/>
+          </w:tcPr>
+          <w:p>
+            <w:r>
+              <w:rPr>
+                <w:sz w:val="18"/>
+              </w:rPr>
+              <w:t>≥ 98%</w:t>
             </w:r>
           </w:p>
         </w:tc>
@@ -3060,20 +3443,20 @@
               <w:rPr>
                 <w:sz w:val="18"/>
               </w:rPr>
-              <w:t>≥ 90%</w:t>
-            </w:r>
-          </w:p>
-        </w:tc>
-        <w:tc>
-          <w:tcPr>
-            <w:tcW w:type="dxa" w:w="1768"/>
-          </w:tcPr>
-          <w:p>
-            <w:r>
-              <w:rPr>
-                <w:sz w:val="18"/>
-              </w:rPr>
-              <w:t>≥ 95%</w:t>
+              <w:t>≥ 88%</w:t>
+            </w:r>
+          </w:p>
+        </w:tc>
+        <w:tc>
+          <w:tcPr>
+            <w:tcW w:type="dxa" w:w="1768"/>
+          </w:tcPr>
+          <w:p>
+            <w:r>
+              <w:rPr>
+                <w:sz w:val="18"/>
+              </w:rPr>
+              <w:t>≥ 93%</w:t>
             </w:r>
           </w:p>
         </w:tc>
@@ -3127,20 +3510,20 @@
               <w:rPr>
                 <w:sz w:val="18"/>
               </w:rPr>
-              <w:t>≥ 85%</w:t>
-            </w:r>
-          </w:p>
-        </w:tc>
-        <w:tc>
-          <w:tcPr>
-            <w:tcW w:type="dxa" w:w="1768"/>
-          </w:tcPr>
-          <w:p>
-            <w:r>
-              <w:rPr>
-                <w:sz w:val="18"/>
-              </w:rPr>
-              <w:t>≥ 90%</w:t>
+              <w:t>≥ 80%</w:t>
+            </w:r>
+          </w:p>
+        </w:tc>
+        <w:tc>
+          <w:tcPr>
+            <w:tcW w:type="dxa" w:w="1768"/>
+          </w:tcPr>
+          <w:p>
+            <w:r>
+              <w:rPr>
+                <w:sz w:val="18"/>
+              </w:rPr>
+              <w:t>≥ 88%</w:t>
             </w:r>
           </w:p>
         </w:tc>
@@ -3207,7 +3590,7 @@
               <w:rPr>
                 <w:sz w:val="18"/>
               </w:rPr>
-              <w:t>≤ 0.3 次/8h</w:t>
+              <w:t>≤ 0.5 次/8h</w:t>
             </w:r>
           </w:p>
         </w:tc>
@@ -3511,7 +3894,7 @@
         <w:pStyle w:val="ListBullet"/>
       </w:pPr>
       <w:r>
-        <w:t>WRR 97% / 90% / 85%：[S2] 讯飞、思必驰、声智量产唤醒方案在对应场景下的客户上线水平</w:t>
+        <w:t>WRR shall 95%/88%/80% / should 98%/93%/88%：[S2] 思必驰 95-97%/86-90%/78-83%（边缘可达）；讯飞 97-99%/92-95%/86-90% 为顶配</w:t>
       </w:r>
     </w:p>
     <w:p>
@@ -3519,7 +3902,7 @@
         <w:pStyle w:val="ListBullet"/>
       </w:pPr>
       <w:r>
-        <w:t>FAR ≤ 1 次/8h：[S1] Google Assistant / Amazon Alexa 公开误唤醒标杆（典型家庭 24h ≤ 3 次）；[S2] 国内主流方案 8h 实测 0.5-1 次</w:t>
+        <w:t>FAR shall ≤ 1 次/8h / should ≤ 0.5 次/8h：[S1] Google Assistant / Amazon Alexa 公开误唤醒标杆（典型家庭 24h ≤ 3 次）；[S2] 思必驰 8h 实测 0.5-1 次；讯飞 0.3-0.5 次</w:t>
       </w:r>
     </w:p>
     <w:p>
@@ -3678,7 +4061,7 @@
               <w:rPr>
                 <w:sz w:val="18"/>
               </w:rPr>
-              <w:t>≤ 5%</w:t>
+              <w:t>≤ 6%</w:t>
             </w:r>
           </w:p>
         </w:tc>
@@ -3745,7 +4128,7 @@
               <w:rPr>
                 <w:sz w:val="18"/>
               </w:rPr>
-              <w:t>≤ 15%</w:t>
+              <w:t>≤ 18%</w:t>
             </w:r>
           </w:p>
         </w:tc>
@@ -3946,20 +4329,20 @@
               <w:rPr>
                 <w:sz w:val="18"/>
               </w:rPr>
-              <w:t>≥ 95%</w:t>
-            </w:r>
-          </w:p>
-        </w:tc>
-        <w:tc>
-          <w:tcPr>
-            <w:tcW w:type="dxa" w:w="1768"/>
-          </w:tcPr>
-          <w:p>
-            <w:r>
-              <w:rPr>
-                <w:sz w:val="18"/>
-              </w:rPr>
-              <w:t>≥ 98%</w:t>
+              <w:t>≥ 92%</w:t>
+            </w:r>
+          </w:p>
+        </w:tc>
+        <w:tc>
+          <w:tcPr>
+            <w:tcW w:type="dxa" w:w="1768"/>
+          </w:tcPr>
+          <w:p>
+            <w:r>
+              <w:rPr>
+                <w:sz w:val="18"/>
+              </w:rPr>
+              <w:t>≥ 96%</w:t>
             </w:r>
           </w:p>
         </w:tc>
@@ -4013,20 +4396,20 @@
               <w:rPr>
                 <w:sz w:val="18"/>
               </w:rPr>
-              <w:t>≥ 90%</w:t>
-            </w:r>
-          </w:p>
-        </w:tc>
-        <w:tc>
-          <w:tcPr>
-            <w:tcW w:type="dxa" w:w="1768"/>
-          </w:tcPr>
-          <w:p>
-            <w:r>
-              <w:rPr>
-                <w:sz w:val="18"/>
-              </w:rPr>
-              <w:t>≥ 95%</w:t>
+              <w:t>≥ 88%</w:t>
+            </w:r>
+          </w:p>
+        </w:tc>
+        <w:tc>
+          <w:tcPr>
+            <w:tcW w:type="dxa" w:w="1768"/>
+          </w:tcPr>
+          <w:p>
+            <w:r>
+              <w:rPr>
+                <w:sz w:val="18"/>
+              </w:rPr>
+              <w:t>≥ 93%</w:t>
             </w:r>
           </w:p>
         </w:tc>
@@ -4080,20 +4463,20 @@
               <w:rPr>
                 <w:sz w:val="18"/>
               </w:rPr>
-              <w:t>≤ 3%</w:t>
-            </w:r>
-          </w:p>
-        </w:tc>
-        <w:tc>
-          <w:tcPr>
-            <w:tcW w:type="dxa" w:w="1768"/>
-          </w:tcPr>
-          <w:p>
-            <w:r>
-              <w:rPr>
-                <w:sz w:val="18"/>
-              </w:rPr>
-              <w:t>≤ 1.5%</w:t>
+              <w:t>≤ 4%</w:t>
+            </w:r>
+          </w:p>
+        </w:tc>
+        <w:tc>
+          <w:tcPr>
+            <w:tcW w:type="dxa" w:w="1768"/>
+          </w:tcPr>
+          <w:p>
+            <w:r>
+              <w:rPr>
+                <w:sz w:val="18"/>
+              </w:rPr>
+              <w:t>≤ 2%</w:t>
             </w:r>
           </w:p>
         </w:tc>
@@ -4129,7 +4512,7 @@
         <w:pStyle w:val="ListBullet"/>
       </w:pPr>
       <w:r>
-        <w:t>CER 统一工况 ≤ 5% / 运动状态 ≤ 15%：[S1] AISHELL-2 / WenetSpeech 公开评测集普通话 ASR 基准；[S2] 讯飞 / 阿里 Paraformer / 字节火山在对应场景客户实测</w:t>
+        <w:t>CER shall 6%/18% / should 3%/10%：[S1] AISHELL-2 / WenetSpeech 普通话 ASR 基准；[S2] 思必驰 AISHELL-2 5-7%（边缘）；讯飞 / 阿里 Paraformer 3-4% / 字节火山 3-5% 为 should</w:t>
       </w:r>
     </w:p>
     <w:p>
@@ -4145,7 +4528,7 @@
         <w:pStyle w:val="ListBullet"/>
       </w:pPr>
       <w:r>
-        <w:t>热词召回 ≥ 95%：[S2] 阿里 DashScope Paraformer / 讯飞流式 ASR 热词包客户上线门槛</w:t>
+        <w:t>热词召回 shall ≥ 92% / should ≥ 96%：[S2] 思必驰 92-95%；阿里 DashScope Paraformer / 讯飞流式 ASR 热词包 95-98%</w:t>
       </w:r>
     </w:p>
     <w:p>
@@ -4153,7 +4536,7 @@
         <w:pStyle w:val="ListBullet"/>
       </w:pPr>
       <w:r>
-        <w:t>标点预测 ≥ 90%：[S1] Google Cloud Speech 标点服务公开基准；[S2] 国内厂商 88-92%</w:t>
+        <w:t>标点预测 shall ≥ 88% / should ≥ 93%：[S1] Google Cloud Speech 标点服务公开基准；[S2] 思必驰 88-92% / 讯飞 92-95%</w:t>
       </w:r>
     </w:p>
     <w:p>
@@ -4161,7 +4544,7 @@
         <w:pStyle w:val="ListBullet"/>
       </w:pPr>
       <w:r>
-        <w:t>端点检测误切断 ≤ 3% / VAD pause 300 ms：[S3] 海外公版备注 "国内项目 VAD pause 300 ms（海外 500 ms），端到端比海外多 200 ms"</w:t>
+        <w:t>端点检测误切断 shall ≤ 4% / should ≤ 2%：[S2] 思必驰 3-5% / 讯飞 1-3%；[S3] 海外公版备注 "国内项目 VAD pause 300 ms（海外 500 ms），端到端比海外多 200 ms"</w:t>
       </w:r>
     </w:p>
     <w:p/>
@@ -5072,7 +5455,7 @@
               <w:rPr>
                 <w:sz w:val="18"/>
               </w:rPr>
-              <w:t>≥ 4.1</w:t>
+              <w:t>≥ 4.0</w:t>
             </w:r>
           </w:p>
         </w:tc>
@@ -5139,20 +5522,20 @@
               <w:rPr>
                 <w:sz w:val="18"/>
               </w:rPr>
-              <w:t>≤ 200 ms</w:t>
-            </w:r>
-          </w:p>
-        </w:tc>
-        <w:tc>
-          <w:tcPr>
-            <w:tcW w:type="dxa" w:w="1768"/>
-          </w:tcPr>
-          <w:p>
-            <w:r>
-              <w:rPr>
-                <w:sz w:val="18"/>
-              </w:rPr>
-              <w:t>≤ 120 ms</w:t>
+              <w:t>≤ 220 ms</w:t>
+            </w:r>
+          </w:p>
+        </w:tc>
+        <w:tc>
+          <w:tcPr>
+            <w:tcW w:type="dxa" w:w="1768"/>
+          </w:tcPr>
+          <w:p>
+            <w:r>
+              <w:rPr>
+                <w:sz w:val="18"/>
+              </w:rPr>
+              <w:t>≤ 150 ms</w:t>
             </w:r>
           </w:p>
         </w:tc>
@@ -5206,20 +5589,20 @@
               <w:rPr>
                 <w:sz w:val="18"/>
               </w:rPr>
-              <w:t>≤ 500 ms</w:t>
-            </w:r>
-          </w:p>
-        </w:tc>
-        <w:tc>
-          <w:tcPr>
-            <w:tcW w:type="dxa" w:w="1768"/>
-          </w:tcPr>
-          <w:p>
-            <w:r>
-              <w:rPr>
-                <w:sz w:val="18"/>
-              </w:rPr>
-              <w:t>≤ 350 ms</w:t>
+              <w:t>≤ 550 ms</w:t>
+            </w:r>
+          </w:p>
+        </w:tc>
+        <w:tc>
+          <w:tcPr>
+            <w:tcW w:type="dxa" w:w="1768"/>
+          </w:tcPr>
+          <w:p>
+            <w:r>
+              <w:rPr>
+                <w:sz w:val="18"/>
+              </w:rPr>
+              <w:t>≤ 400 ms</w:t>
             </w:r>
           </w:p>
         </w:tc>
@@ -5273,20 +5656,20 @@
               <w:rPr>
                 <w:sz w:val="18"/>
               </w:rPr>
-              <w:t>≥ 95%</w:t>
-            </w:r>
-          </w:p>
-        </w:tc>
-        <w:tc>
-          <w:tcPr>
-            <w:tcW w:type="dxa" w:w="1768"/>
-          </w:tcPr>
-          <w:p>
-            <w:r>
-              <w:rPr>
-                <w:sz w:val="18"/>
-              </w:rPr>
-              <w:t>≥ 98%</w:t>
+              <w:t>≥ 93%</w:t>
+            </w:r>
+          </w:p>
+        </w:tc>
+        <w:tc>
+          <w:tcPr>
+            <w:tcW w:type="dxa" w:w="1768"/>
+          </w:tcPr>
+          <w:p>
+            <w:r>
+              <w:rPr>
+                <w:sz w:val="18"/>
+              </w:rPr>
+              <w:t>≥ 97%</w:t>
             </w:r>
           </w:p>
         </w:tc>
@@ -5340,20 +5723,20 @@
               <w:rPr>
                 <w:sz w:val="18"/>
               </w:rPr>
-              <w:t>≥ 95%</w:t>
-            </w:r>
-          </w:p>
-        </w:tc>
-        <w:tc>
-          <w:tcPr>
-            <w:tcW w:type="dxa" w:w="1768"/>
-          </w:tcPr>
-          <w:p>
-            <w:r>
-              <w:rPr>
-                <w:sz w:val="18"/>
-              </w:rPr>
-              <w:t>≥ 98%</w:t>
+              <w:t>≥ 92%</w:t>
+            </w:r>
+          </w:p>
+        </w:tc>
+        <w:tc>
+          <w:tcPr>
+            <w:tcW w:type="dxa" w:w="1768"/>
+          </w:tcPr>
+          <w:p>
+            <w:r>
+              <w:rPr>
+                <w:sz w:val="18"/>
+              </w:rPr>
+              <w:t>≥ 96%</w:t>
             </w:r>
           </w:p>
         </w:tc>
@@ -5407,20 +5790,20 @@
               <w:rPr>
                 <w:sz w:val="18"/>
               </w:rPr>
-              <w:t>≥ 85%</w:t>
-            </w:r>
-          </w:p>
-        </w:tc>
-        <w:tc>
-          <w:tcPr>
-            <w:tcW w:type="dxa" w:w="1768"/>
-          </w:tcPr>
-          <w:p>
-            <w:r>
-              <w:rPr>
-                <w:sz w:val="18"/>
-              </w:rPr>
-              <w:t>≥ 92%</w:t>
+              <w:t>≥ 80%</w:t>
+            </w:r>
+          </w:p>
+        </w:tc>
+        <w:tc>
+          <w:tcPr>
+            <w:tcW w:type="dxa" w:w="1768"/>
+          </w:tcPr>
+          <w:p>
+            <w:r>
+              <w:rPr>
+                <w:sz w:val="18"/>
+              </w:rPr>
+              <w:t>≥ 90%</w:t>
             </w:r>
           </w:p>
         </w:tc>
@@ -5523,7 +5906,7 @@
         <w:pStyle w:val="ListBullet"/>
       </w:pPr>
       <w:r>
-        <w:t>MOS shall ≥ 4.1 / should ≥ 4.3：[S1] ITU-T P.800 主观评测 5 分制；[S2] 讯飞 SuperVoice / 字节火山 / 出门问问魔音工坊主流 TTS 实测区间 4.1-4.4</w:t>
+        <w:t>MOS shall ≥ 4.0 / should ≥ 4.3：[S1] ITU-T P.800 主观评测 5 分制；[S2] 思必驰 TTS 实测 3.9-4.1（边缘）；讯飞 SuperVoice 4.2-4.4 / 字节火山 4.3-4.4 / 出门问问魔音工坊 4.3+ 为 should</w:t>
       </w:r>
     </w:p>
     <w:p>
@@ -5531,7 +5914,7 @@
         <w:pStyle w:val="ListBullet"/>
       </w:pPr>
       <w:r>
-        <w:t>TTFT ≤ 200 ms（不含 RTT）：[S2] 阿里 CosyVoice 2 / 火山语音合成大模型版云端实测 120-180 ms</w:t>
+        <w:t>TTFT shall ≤ 220 ms / should ≤ 150 ms（不含 RTT）：[S2] 思必驰云端 TTS 实测 180-220 ms；讯飞 / 阿里 CosyVoice 2 / 火山语音合成大模型版 120-180 ms 为 should</w:t>
       </w:r>
     </w:p>
     <w:p>
@@ -5539,7 +5922,7 @@
         <w:pStyle w:val="ListBullet"/>
       </w:pPr>
       <w:r>
-        <w:t>发音准确率 shall ≥ 95% / should ≥ 98%：[S2] 国内 TTS 在定制词典加持下 95-97% 产品级稳定值；98% 为长期优化目标</w:t>
+        <w:t>完整句 shall ≤ 550 ms / should ≤ 400 ms：[S2] 思必驰 450-550 ms / 讯飞 350-450 ms</w:t>
       </w:r>
     </w:p>
     <w:p>
@@ -5547,7 +5930,7 @@
         <w:pStyle w:val="ListBullet"/>
       </w:pPr>
       <w:r>
-        <w:t>中英混读 ≥ 95%：[S2] 国内主流 TTS 中英混读基线</w:t>
+        <w:t>发音准确率 shall ≥ 93% / should ≥ 97%：[S2] 思必驰带定制词典 92-96% / 讯飞 / 火山 96-98%</w:t>
       </w:r>
     </w:p>
     <w:p>
@@ -5555,7 +5938,15 @@
         <w:pStyle w:val="ListBullet"/>
       </w:pPr>
       <w:r>
-        <w:t>情感适配 ≥ 85%：[S2] 端到端神经 TTS 情感标签可控生成的工程稳定区间</w:t>
+        <w:t>中英混读 shall ≥ 92% / should ≥ 96%：[S2] 思必驰 90-94% / 讯飞 / 火山 / 出门问问 95-97%</w:t>
+      </w:r>
+    </w:p>
+    <w:p>
+      <w:pPr>
+        <w:pStyle w:val="ListBullet"/>
+      </w:pPr>
+      <w:r>
+        <w:t>情感适配 shall ≥ 80% / should ≥ 90%：[S2] 思必驰 78-85%（情感 TTS 较弱）；讯飞 85-92% 为 should；端到端神经 TTS 情感标签可控生成的工程稳定区间</w:t>
       </w:r>
     </w:p>
     <w:p>
@@ -14166,7 +14557,7 @@
     <w:p/>
     <w:p>
       <w:r>
-        <w:t>*SOR v1.4 ｜ 与 Voice_AI_Signal_Expert_SKILL.md 配套使用 ｜ 产品指标更新时本 SOR 第 2 章需同步修订*</w:t>
+        <w:t>*SOR v1.5 ｜ 与 Voice_AI_Signal_Expert_SKILL.md 配套使用 ｜ 产品指标更新时本 SOR 第 2 章需同步修订*</w:t>
       </w:r>
     </w:p>
     <w:p/>

--- a/Voice_AI_SOR_墨甲机器人.docx
+++ b/Voice_AI_SOR_墨甲机器人.docx
@@ -23,7 +23,7 @@
         <w:t>版本</w:t>
       </w:r>
       <w:r>
-        <w:t>：v1.5（在 v1.4 基础上对 M1-M6 共 20 项指标做讯飞/思必驰双家产品线可达性重校准）</w:t>
+        <w:t>：v1.6（在 v1.5 基础上恢复用户原 8 章结构：端到端业务域响应表归入 §6.2，异常兜底回 §7，验收回 §8；指标值全部保留 v1.5）</w:t>
       </w:r>
     </w:p>
     <w:p>
@@ -481,7 +481,7 @@
         <w:t>章节编号修正</w:t>
       </w:r>
       <w:r>
-        <w:t>：原 §2.0 / §2.0.1（不规范的 0 编号）改为 §2 前言段（无子编号）；原 §6.5 端到端业务域响应表 提升为独立的 §7；原 §7 异常兜底顺延为 §8；原 §8 验收标准顺延为 §9。§7 内部从 A/B/C/D/E 字母编号改为 §7.1~§7.5 数字编号</w:t>
+        <w:t>：原 §2.0 / §2.0.1（不规范的 0 编号）改为 §2 前言段（无子编号）；原 §6.5 端到端业务域响应表 提升为独立的 §7；原 §7 异常兜底顺延为 §8；原 §8 验收标准顺延为 §9。§7 内部从 A/B/C/D/E 字母编号改为 §6.2.1~§6.2.5 数字编号</w:t>
       </w:r>
     </w:p>
     <w:p>
@@ -556,7 +556,7 @@
         <w:t>v1.3 修订</w:t>
       </w:r>
       <w:r>
-        <w:t>（保留）：加入 §2 测试工况统一约定 + §7 端到端业务域响应表（参考海外公版车端项目 Excel）+ 每模块指标依据段（73 处溯源标注 S1/S2/S3/S4）+ §7.5 多语种小语种核心 3 种（英语/粤语/日语）</w:t>
+        <w:t>（保留）：加入 §2 测试工况统一约定 + §7 端到端业务域响应表（参考海外公版车端项目 Excel）+ 每模块指标依据段（73 处溯源标注 S1/S2/S3/S4）+ §6.2.5 多语种小语种核心 3 种（英语/粤语/日语）</w:t>
       </w:r>
     </w:p>
     <w:p>
@@ -697,7 +697,7 @@
               <w:rPr>
                 <w:sz w:val="18"/>
               </w:rPr>
-              <w:t>v1.5</w:t>
+              <w:t>v1.6</w:t>
             </w:r>
           </w:p>
         </w:tc>
@@ -10268,13 +10268,13 @@
     <w:p/>
     <w:p>
       <w:pPr>
-        <w:pStyle w:val="Heading2"/>
+        <w:pStyle w:val="Heading3"/>
       </w:pPr>
       <w:r>
         <w:rPr>
           <w:color w:val="1F497D"/>
         </w:rPr>
-        <w:t>7. 端到端响应规范（对外承诺，参考海外公版基线）</w:t>
+        <w:t>6.2 端到端业务域响应规范（对外承诺，参考海外公版基线）</w:t>
       </w:r>
     </w:p>
     <w:p/>
@@ -10296,13 +10296,13 @@
     <w:p/>
     <w:p>
       <w:pPr>
-        <w:pStyle w:val="Heading3"/>
+        <w:pStyle w:val="Heading4"/>
       </w:pPr>
       <w:r>
         <w:rPr>
           <w:color w:val="1F497D"/>
         </w:rPr>
-        <w:t>7.1 在线响应（联网状态）</w:t>
+        <w:t>6.2.1 在线响应（联网状态）</w:t>
       </w:r>
     </w:p>
     <w:p/>
@@ -10865,13 +10865,13 @@
     <w:p/>
     <w:p>
       <w:pPr>
-        <w:pStyle w:val="Heading3"/>
+        <w:pStyle w:val="Heading4"/>
       </w:pPr>
       <w:r>
         <w:rPr>
           <w:color w:val="1F497D"/>
         </w:rPr>
-        <w:t>7.2 离线响应（断网兜底）</w:t>
+        <w:t>6.2.2 离线响应（断网兜底）</w:t>
       </w:r>
     </w:p>
     <w:p/>
@@ -11166,13 +11166,13 @@
     <w:p/>
     <w:p>
       <w:pPr>
-        <w:pStyle w:val="Heading3"/>
+        <w:pStyle w:val="Heading4"/>
       </w:pPr>
       <w:r>
         <w:rPr>
           <w:color w:val="1F497D"/>
         </w:rPr>
-        <w:t>7.3 端到端任务成功率</w:t>
+        <w:t>6.2.3 端到端任务成功率</w:t>
       </w:r>
     </w:p>
     <w:p/>
@@ -11467,13 +11467,13 @@
     <w:p/>
     <w:p>
       <w:pPr>
-        <w:pStyle w:val="Heading3"/>
+        <w:pStyle w:val="Heading4"/>
       </w:pPr>
       <w:r>
         <w:rPr>
           <w:color w:val="1F497D"/>
         </w:rPr>
-        <w:t>7.4 网络切换无感</w:t>
+        <w:t>6.2.4 网络切换无感</w:t>
       </w:r>
     </w:p>
     <w:p/>
@@ -11714,13 +11714,13 @@
     <w:p/>
     <w:p>
       <w:pPr>
-        <w:pStyle w:val="Heading3"/>
+        <w:pStyle w:val="Heading4"/>
       </w:pPr>
       <w:r>
         <w:rPr>
           <w:color w:val="1F497D"/>
         </w:rPr>
-        <w:t>7.5 多语种支持（一期范围 + 小语种核心 3 种）</w:t>
+        <w:t>6.2.5 多语种支持（一期范围 + 小语种核心 3 种）</w:t>
       </w:r>
     </w:p>
     <w:p/>
@@ -12069,13 +12069,13 @@
     <w:p/>
     <w:p>
       <w:pPr>
-        <w:pStyle w:val="Heading3"/>
+        <w:pStyle w:val="Heading4"/>
       </w:pPr>
       <w:r>
         <w:rPr>
           <w:color w:val="1F497D"/>
         </w:rPr>
-        <w:t>7.6 业务域 / 端到端 / 多语种 指标依据</w:t>
+        <w:t>6.2.6 业务域 / 端到端 / 多语种 指标依据</w:t>
       </w:r>
     </w:p>
     <w:p/>
@@ -12174,7 +12174,7 @@
         <w:rPr>
           <w:color w:val="1F497D"/>
         </w:rPr>
-        <w:t>8. 异常兜底规范（Exception Spec）</w:t>
+        <w:t>7. 异常兜底规范（Exception Spec）</w:t>
       </w:r>
     </w:p>
     <w:p/>
@@ -12186,7 +12186,7 @@
         <w:rPr>
           <w:color w:val="1F497D"/>
         </w:rPr>
-        <w:t>8.1 Skill 执行层异常</w:t>
+        <w:t>7.1 Skill 执行层异常</w:t>
       </w:r>
     </w:p>
     <w:p/>
@@ -12621,7 +12621,7 @@
         <w:rPr>
           <w:color w:val="1F497D"/>
         </w:rPr>
-        <w:t>8.2 内容生成层异常</w:t>
+        <w:t>7.2 内容生成层异常</w:t>
       </w:r>
     </w:p>
     <w:p/>
@@ -12982,7 +12982,7 @@
         <w:rPr>
           <w:color w:val="1F497D"/>
         </w:rPr>
-        <w:t>9. 验收标准（Acceptance Criteria）</w:t>
+        <w:t>8. 验收标准（Acceptance Criteria）</w:t>
       </w:r>
     </w:p>
     <w:p/>
@@ -12994,7 +12994,7 @@
         <w:rPr>
           <w:color w:val="1F497D"/>
         </w:rPr>
-        <w:t>9.1 触发精准性验收</w:t>
+        <w:t>8.1 触发精准性验收</w:t>
       </w:r>
     </w:p>
     <w:p/>
@@ -13241,7 +13241,7 @@
         <w:rPr>
           <w:color w:val="1F497D"/>
         </w:rPr>
-        <w:t>9.2 流程闭环验收</w:t>
+        <w:t>8.2 流程闭环验收</w:t>
       </w:r>
     </w:p>
     <w:p/>
@@ -13488,7 +13488,7 @@
         <w:rPr>
           <w:color w:val="1F497D"/>
         </w:rPr>
-        <w:t>9.3 输出质量验收</w:t>
+        <w:t>8.3 输出质量验收</w:t>
       </w:r>
     </w:p>
     <w:p/>
@@ -14005,7 +14005,7 @@
         <w:rPr>
           <w:color w:val="1F497D"/>
         </w:rPr>
-        <w:t>9.4 异常兜底验收</w:t>
+        <w:t>8.4 异常兜底验收</w:t>
       </w:r>
     </w:p>
     <w:p/>
@@ -14306,7 +14306,7 @@
         <w:rPr>
           <w:color w:val="1F497D"/>
         </w:rPr>
-        <w:t>9.5 内容合规验收</w:t>
+        <w:t>8.5 内容合规验收</w:t>
       </w:r>
     </w:p>
     <w:p/>
@@ -14557,7 +14557,7 @@
     <w:p/>
     <w:p>
       <w:r>
-        <w:t>*SOR v1.5 ｜ 与 Voice_AI_Signal_Expert_SKILL.md 配套使用 ｜ 产品指标更新时本 SOR 第 2 章需同步修订*</w:t>
+        <w:t>*SOR v1.6 ｜ 与 Voice_AI_Signal_Expert_SKILL.md 配套使用 ｜ 产品指标更新时本 SOR 第 2 章需同步修订*</w:t>
       </w:r>
     </w:p>
     <w:p/>
